--- a/docs/实际报告/最终版/同学B个人实习报告.docx
+++ b/docs/实际报告/最终版/同学B个人实习报告.docx
@@ -1,6 +1,6 @@
 
 <file path=word/document.xml><?xml version="1.0" encoding="utf-8"?>
-<w:document xmlns:wpc="http://schemas.microsoft.com/office/word/2010/wordprocessingCanvas" xmlns:mo="http://schemas.microsoft.com/office/mac/office/2008/main" xmlns:mc="http://schemas.openxmlformats.org/markup-compatibility/2006" xmlns:mv="urn:schemas-microsoft-com:mac:vml" xmlns:o="urn:schemas-microsoft-com:office:office" xmlns:r="http://schemas.openxmlformats.org/officeDocument/2006/relationships" xmlns:m="http://schemas.openxmlformats.org/officeDocument/2006/math" xmlns:v="urn:schemas-microsoft-com:vml" xmlns:wp14="http://schemas.microsoft.com/office/word/2010/wordprocessingDrawing" xmlns:wp="http://schemas.openxmlformats.org/drawingml/2006/wordprocessingDrawing" xmlns:w10="urn:schemas-microsoft-com:office:word" xmlns:w="http://schemas.openxmlformats.org/wordprocessingml/2006/main" xmlns:w14="http://schemas.microsoft.com/office/word/2010/wordml" xmlns:wpg="http://schemas.microsoft.com/office/word/2010/wordprocessingGroup" xmlns:wpi="http://schemas.microsoft.com/office/word/2010/wordprocessingInk" xmlns:wne="http://schemas.microsoft.com/office/word/2006/wordml" xmlns:wps="http://schemas.microsoft.com/office/word/2010/wordprocessingShape" mc:Ignorable="w14 wp14">
+<w:document xmlns:a="http://schemas.openxmlformats.org/drawingml/2006/main" xmlns:pic="http://schemas.openxmlformats.org/drawingml/2006/picture" xmlns:wpc="http://schemas.microsoft.com/office/word/2010/wordprocessingCanvas" xmlns:mo="http://schemas.microsoft.com/office/mac/office/2008/main" xmlns:mc="http://schemas.openxmlformats.org/markup-compatibility/2006" xmlns:mv="urn:schemas-microsoft-com:mac:vml" xmlns:o="urn:schemas-microsoft-com:office:office" xmlns:r="http://schemas.openxmlformats.org/officeDocument/2006/relationships" xmlns:m="http://schemas.openxmlformats.org/officeDocument/2006/math" xmlns:v="urn:schemas-microsoft-com:vml" xmlns:wp14="http://schemas.microsoft.com/office/word/2010/wordprocessingDrawing" xmlns:wp="http://schemas.openxmlformats.org/drawingml/2006/wordprocessingDrawing" xmlns:w10="urn:schemas-microsoft-com:office:word" xmlns:w="http://schemas.openxmlformats.org/wordprocessingml/2006/main" xmlns:w14="http://schemas.microsoft.com/office/word/2010/wordml" xmlns:wpg="http://schemas.microsoft.com/office/word/2010/wordprocessingGroup" xmlns:wpi="http://schemas.microsoft.com/office/word/2010/wordprocessingInk" xmlns:wne="http://schemas.microsoft.com/office/word/2006/wordml" xmlns:wps="http://schemas.microsoft.com/office/word/2010/wordprocessingShape" mc:Ignorable="w14 wp14">
   <w:body>
     <w:p>
       <w:pPr>
@@ -138,6 +138,9 @@
         <w:pStyle w:val="Heading1"/>
       </w:pPr>
       <w:r>
+        <w:rPr>
+          <w:color w:val="000000"/>
+        </w:rPr>
         <w:t>1 实验过程</w:t>
       </w:r>
     </w:p>
@@ -206,6 +209,9 @@
         <w:pStyle w:val="Heading1"/>
       </w:pPr>
       <w:r>
+        <w:rPr>
+          <w:color w:val="000000"/>
+        </w:rPr>
         <w:t>2 个人工作介绍</w:t>
       </w:r>
     </w:p>
@@ -267,6 +273,9 @@
         <w:pStyle w:val="Heading1"/>
       </w:pPr>
       <w:r>
+        <w:rPr>
+          <w:color w:val="000000"/>
+        </w:rPr>
         <w:t>3 具体工作</w:t>
       </w:r>
     </w:p>
@@ -283,6 +292,9 @@
         <w:pStyle w:val="Heading2"/>
       </w:pPr>
       <w:r>
+        <w:rPr>
+          <w:color w:val="000000"/>
+        </w:rPr>
         <w:t>3.1 Spring Boot 分层架构与统一接口</w:t>
       </w:r>
     </w:p>
@@ -360,6 +372,9 @@
         <w:pStyle w:val="Heading2"/>
       </w:pPr>
       <w:r>
+        <w:rPr>
+          <w:color w:val="000000"/>
+        </w:rPr>
         <w:t>3.2 PostGIS 数据模型与空间服务</w:t>
       </w:r>
     </w:p>
@@ -437,6 +452,9 @@
         <w:pStyle w:val="Heading2"/>
       </w:pPr>
       <w:r>
+        <w:rPr>
+          <w:color w:val="000000"/>
+        </w:rPr>
         <w:t>3.3 监测数据与风险预警状态机</w:t>
       </w:r>
     </w:p>
@@ -461,6 +479,9 @@
         <w:pStyle w:val="Heading2"/>
       </w:pPr>
       <w:r>
+        <w:rPr>
+          <w:color w:val="000000"/>
+        </w:rPr>
         <w:t>3.4 应急工单、公众上报与并发控制</w:t>
       </w:r>
     </w:p>
@@ -538,6 +559,9 @@
         <w:pStyle w:val="Heading2"/>
       </w:pPr>
       <w:r>
+        <w:rPr>
+          <w:color w:val="000000"/>
+        </w:rPr>
         <w:t>3.5 Admin 专属后台管理中心与审计</w:t>
       </w:r>
     </w:p>
@@ -691,10 +715,140 @@
       </w:r>
     </w:p>
     <w:p>
+      <w:pPr/>
+      <w:r>
+        <w:rPr>
+          <w:rFonts w:ascii="宋体" w:hAnsi="宋体" w:eastAsia="宋体"/>
+          <w:b/>
+          <w:color w:val="000000"/>
+          <w:sz w:val="24"/>
+        </w:rPr>
+        <w:t xml:space="preserve">关键代码 1：监测数据预警生成</w:t>
+      </w:r>
+    </w:p>
+    <w:p>
+      <w:pPr>
+        <w:spacing w:line="300" w:lineRule="auto"/>
+      </w:pPr>
+      <w:r>
+        <w:rPr>
+          <w:rFonts w:ascii="宋体" w:hAnsi="宋体" w:eastAsia="宋体"/>
+          <w:color w:val="000000"/>
+          <w:sz w:val="20"/>
+        </w:rPr>
+        <w:t xml:space="preserve">public WarningRecord detectAndCreate(MonitorData data) {</w:t>
+        <w:br/>
+        <w:t xml:space="preserve">    if (data.getWarningLevel() == null || data.getWarningLevel() &lt; 1) return null;</w:t>
+        <w:br/>
+        <w:t xml:space="preserve">    MonitorStation station = monitorStationService.getById(data.getStationId());</w:t>
+        <w:br/>
+        <w:t xml:space="preserve">    String level = data.getWarningLevel() == 2 ? "危险" : "预警";</w:t>
+        <w:br/>
+        <w:t xml:space="preserve">    String title = String.format("[%s] %s站监测告警", level, station.getName());</w:t>
+        <w:br/>
+        <w:t xml:space="preserve">    return warningRecordService.autoCreate(</w:t>
+        <w:br/>
+        <w:t xml:space="preserve">        data.getStationId(), data.getWarningLevel(), title, "请及时复核处理" );</w:t>
+        <w:br/>
+        <w:t xml:space="preserve">}</w:t>
+      </w:r>
+    </w:p>
+    <w:p>
+      <w:pPr/>
+      <w:r>
+        <w:rPr>
+          <w:rFonts w:ascii="宋体" w:hAnsi="宋体" w:eastAsia="宋体"/>
+          <w:b/>
+          <w:color w:val="000000"/>
+          <w:sz w:val="24"/>
+        </w:rPr>
+        <w:t xml:space="preserve">关键代码 2：管理员账号启停保护</w:t>
+      </w:r>
+    </w:p>
+    <w:p>
+      <w:pPr>
+        <w:spacing w:line="300" w:lineRule="auto"/>
+      </w:pPr>
+      <w:r>
+        <w:rPr>
+          <w:rFonts w:ascii="宋体" w:hAnsi="宋体" w:eastAsia="宋体"/>
+          <w:color w:val="000000"/>
+          <w:sz w:val="20"/>
+        </w:rPr>
+        <w:t xml:space="preserve">@Transactional</w:t>
+        <w:br/>
+        <w:t xml:space="preserve">public void setEnabled(Long userId, boolean enabled, Long currentUserId) {</w:t>
+        <w:br/>
+        <w:t xml:space="preserve">    baseMapper.lockRoleForUserStatus("ROLE_ADMIN");</w:t>
+        <w:br/>
+        <w:t xml:space="preserve">    SysUser user = baseMapper.lockById(userId);</w:t>
+        <w:br/>
+        <w:t xml:space="preserve">    if (!enabled &amp;&amp; userId.equals(currentUserId))</w:t>
+        <w:br/>
+        <w:t xml:space="preserve">        throw ApiException.badRequest("不能禁用当前登录账号");</w:t>
+        <w:br/>
+        <w:t xml:space="preserve">    if (!enabled &amp;&amp; baseMapper.hasRole(userId, "ROLE_ADMIN")</w:t>
+        <w:br/>
+        <w:t xml:space="preserve">            &amp;&amp; baseMapper.countEnabledUsersByRole("ROLE_ADMIN") &lt;= 1)</w:t>
+        <w:br/>
+        <w:t xml:space="preserve">        throw ApiException.badRequest("不能禁用最后一个可用管理员账号");</w:t>
+        <w:br/>
+        <w:t xml:space="preserve">    user.setEnabled(enabled);</w:t>
+        <w:br/>
+        <w:t xml:space="preserve">    baseMapper.updateById(user);</w:t>
+        <w:br/>
+        <w:t xml:space="preserve">}</w:t>
+      </w:r>
+    </w:p>
+    <w:p>
+      <w:pPr/>
+      <w:r>
+        <w:rPr>
+          <w:rFonts w:ascii="宋体" w:hAnsi="宋体" w:eastAsia="宋体"/>
+          <w:b/>
+          <w:color w:val="000000"/>
+          <w:sz w:val="24"/>
+        </w:rPr>
+        <w:t xml:space="preserve">关键代码 3：PostGIS 空间相交查询</w:t>
+      </w:r>
+    </w:p>
+    <w:p>
+      <w:pPr>
+        <w:spacing w:line="300" w:lineRule="auto"/>
+      </w:pPr>
+      <w:r>
+        <w:rPr>
+          <w:rFonts w:ascii="宋体" w:hAnsi="宋体" w:eastAsia="宋体"/>
+          <w:color w:val="000000"/>
+          <w:sz w:val="20"/>
+        </w:rPr>
+        <w:t xml:space="preserve">SELECT sf.id, sf.name, ST_AsGeoJSON(sf.geom) AS geom_json</w:t>
+        <w:br/>
+        <w:t xml:space="preserve">FROM spatial_facility sf</w:t>
+        <w:br/>
+        <w:t xml:space="preserve">WHERE (#{name} = '' OR POSITION(#{name} IN sf.name) &gt; 0)</w:t>
+        <w:br/>
+        <w:t xml:space="preserve">  AND (#{type} = 'all' OR sf.facility_type = #{type})</w:t>
+        <w:br/>
+        <w:t xml:space="preserve">  AND ST_Intersects(</w:t>
+        <w:br/>
+        <w:t xml:space="preserve">      sf.geom,</w:t>
+        <w:br/>
+        <w:t xml:space="preserve">      ST_SetSRID(ST_GeomFromGeoJSON(#{bufferGeoJson}), 4326)</w:t>
+        <w:br/>
+        <w:t xml:space="preserve">  )</w:t>
+        <w:br/>
+        <w:t xml:space="preserve">ORDER BY sf.id</w:t>
+      </w:r>
+    </w:p>
+    <w:p>
       <w:pPr>
         <w:pStyle w:val="Heading1"/>
       </w:pPr>
       <w:r>
+        <w:rPr>
+          <w:color w:val="000000"/>
+        </w:rPr>
         <w:t>4 总结</w:t>
       </w:r>
     </w:p>
@@ -844,7 +998,7 @@
         <w:ind w:left="1440" w:hanging="360"/>
       </w:pPr>
       <w:rPr>
-        <w:rFonts w:ascii="Symbol" w:hAnsi="Symbol" w:hint="default"/>
+        <w:rFonts w:hint="default" w:ascii="Symbol" w:hAnsi="Symbol"/>
       </w:rPr>
     </w:lvl>
   </w:abstractNum>
@@ -865,7 +1019,7 @@
         <w:ind w:left="1080" w:hanging="360"/>
       </w:pPr>
       <w:rPr>
-        <w:rFonts w:ascii="Symbol" w:hAnsi="Symbol" w:hint="default"/>
+        <w:rFonts w:hint="default" w:ascii="Symbol" w:hAnsi="Symbol"/>
       </w:rPr>
     </w:lvl>
   </w:abstractNum>
@@ -886,7 +1040,7 @@
         <w:ind w:left="720" w:hanging="360"/>
       </w:pPr>
       <w:rPr>
-        <w:rFonts w:ascii="Symbol" w:hAnsi="Symbol" w:hint="default"/>
+        <w:rFonts w:hint="default" w:ascii="Symbol" w:hAnsi="Symbol"/>
       </w:rPr>
     </w:lvl>
   </w:abstractNum>
@@ -925,7 +1079,7 @@
         <w:ind w:left="360" w:hanging="360"/>
       </w:pPr>
       <w:rPr>
-        <w:rFonts w:ascii="Symbol" w:hAnsi="Symbol" w:hint="default"/>
+        <w:rFonts w:hint="default" w:ascii="Symbol" w:hAnsi="Symbol"/>
       </w:rPr>
     </w:lvl>
   </w:abstractNum>
@@ -964,7 +1118,7 @@
   <w:docDefaults>
     <w:rPrDefault>
       <w:rPr>
-        <w:rFonts w:asciiTheme="minorHAnsi" w:eastAsiaTheme="minorEastAsia" w:hAnsiTheme="minorHAnsi" w:cstheme="minorBidi"/>
+        <w:rFonts w:asciiTheme="minorHAnsi" w:hAnsiTheme="minorHAnsi" w:eastAsiaTheme="minorEastAsia" w:cstheme="minorBidi"/>
         <w:sz w:val="22"/>
         <w:szCs w:val="22"/>
         <w:lang w:val="en-US" w:eastAsia="en-US" w:bidi="ar-SA"/>
@@ -977,8 +1131,8 @@
     </w:pPrDefault>
   </w:docDefaults>
   <w:latentStyles w:defLockedState="0" w:defUIPriority="99" w:defSemiHidden="1" w:defUnhideWhenUsed="1" w:defQFormat="0" w:count="276">
-    <w:lsdException w:name="Normal" w:semiHidden="0" w:uiPriority="0" w:unhideWhenUsed="0" w:qFormat="1"/>
-    <w:lsdException w:name="heading 1" w:semiHidden="0" w:uiPriority="9" w:unhideWhenUsed="0" w:qFormat="1"/>
+    <w:lsdException w:name="Normal" w:uiPriority="0" w:semiHidden="0" w:unhideWhenUsed="0" w:qFormat="1"/>
+    <w:lsdException w:name="heading 1" w:uiPriority="9" w:semiHidden="0" w:unhideWhenUsed="0" w:qFormat="1"/>
     <w:lsdException w:name="heading 2" w:uiPriority="9" w:qFormat="1"/>
     <w:lsdException w:name="heading 3" w:uiPriority="9" w:qFormat="1"/>
     <w:lsdException w:name="heading 4" w:uiPriority="9" w:qFormat="1"/>
@@ -997,130 +1151,130 @@
     <w:lsdException w:name="toc 8" w:uiPriority="39"/>
     <w:lsdException w:name="toc 9" w:uiPriority="39"/>
     <w:lsdException w:name="caption" w:uiPriority="35" w:qFormat="1"/>
-    <w:lsdException w:name="Title" w:semiHidden="0" w:uiPriority="10" w:unhideWhenUsed="0" w:qFormat="1"/>
+    <w:lsdException w:name="Title" w:uiPriority="10" w:semiHidden="0" w:unhideWhenUsed="0" w:qFormat="1"/>
     <w:lsdException w:name="Default Paragraph Font" w:uiPriority="1"/>
-    <w:lsdException w:name="Subtitle" w:semiHidden="0" w:uiPriority="11" w:unhideWhenUsed="0" w:qFormat="1"/>
-    <w:lsdException w:name="Strong" w:semiHidden="0" w:uiPriority="22" w:unhideWhenUsed="0" w:qFormat="1"/>
-    <w:lsdException w:name="Emphasis" w:semiHidden="0" w:uiPriority="20" w:unhideWhenUsed="0" w:qFormat="1"/>
-    <w:lsdException w:name="Table Grid" w:semiHidden="0" w:uiPriority="59" w:unhideWhenUsed="0"/>
+    <w:lsdException w:name="Subtitle" w:uiPriority="11" w:semiHidden="0" w:unhideWhenUsed="0" w:qFormat="1"/>
+    <w:lsdException w:name="Strong" w:uiPriority="22" w:semiHidden="0" w:unhideWhenUsed="0" w:qFormat="1"/>
+    <w:lsdException w:name="Emphasis" w:uiPriority="20" w:semiHidden="0" w:unhideWhenUsed="0" w:qFormat="1"/>
+    <w:lsdException w:name="Table Grid" w:uiPriority="59" w:semiHidden="0" w:unhideWhenUsed="0"/>
     <w:lsdException w:name="Placeholder Text" w:unhideWhenUsed="0"/>
-    <w:lsdException w:name="No Spacing" w:semiHidden="0" w:uiPriority="1" w:unhideWhenUsed="0" w:qFormat="1"/>
-    <w:lsdException w:name="Light Shading" w:semiHidden="0" w:uiPriority="60" w:unhideWhenUsed="0"/>
-    <w:lsdException w:name="Light List" w:semiHidden="0" w:uiPriority="61" w:unhideWhenUsed="0"/>
-    <w:lsdException w:name="Light Grid" w:semiHidden="0" w:uiPriority="62" w:unhideWhenUsed="0"/>
-    <w:lsdException w:name="Medium Shading 1" w:semiHidden="0" w:uiPriority="63" w:unhideWhenUsed="0"/>
-    <w:lsdException w:name="Medium Shading 2" w:semiHidden="0" w:uiPriority="64" w:unhideWhenUsed="0"/>
-    <w:lsdException w:name="Medium List 1" w:semiHidden="0" w:uiPriority="65" w:unhideWhenUsed="0"/>
-    <w:lsdException w:name="Medium List 2" w:semiHidden="0" w:uiPriority="66" w:unhideWhenUsed="0"/>
-    <w:lsdException w:name="Medium Grid 1" w:semiHidden="0" w:uiPriority="67" w:unhideWhenUsed="0"/>
-    <w:lsdException w:name="Medium Grid 2" w:semiHidden="0" w:uiPriority="68" w:unhideWhenUsed="0"/>
-    <w:lsdException w:name="Medium Grid 3" w:semiHidden="0" w:uiPriority="69" w:unhideWhenUsed="0"/>
-    <w:lsdException w:name="Dark List" w:semiHidden="0" w:uiPriority="70" w:unhideWhenUsed="0"/>
-    <w:lsdException w:name="Colorful Shading" w:semiHidden="0" w:uiPriority="71" w:unhideWhenUsed="0"/>
-    <w:lsdException w:name="Colorful List" w:semiHidden="0" w:uiPriority="72" w:unhideWhenUsed="0"/>
-    <w:lsdException w:name="Colorful Grid" w:semiHidden="0" w:uiPriority="73" w:unhideWhenUsed="0"/>
-    <w:lsdException w:name="Light Shading Accent 1" w:semiHidden="0" w:uiPriority="60" w:unhideWhenUsed="0"/>
-    <w:lsdException w:name="Light List Accent 1" w:semiHidden="0" w:uiPriority="61" w:unhideWhenUsed="0"/>
-    <w:lsdException w:name="Light Grid Accent 1" w:semiHidden="0" w:uiPriority="62" w:unhideWhenUsed="0"/>
-    <w:lsdException w:name="Medium Shading 1 Accent 1" w:semiHidden="0" w:uiPriority="63" w:unhideWhenUsed="0"/>
-    <w:lsdException w:name="Medium Shading 2 Accent 1" w:semiHidden="0" w:uiPriority="64" w:unhideWhenUsed="0"/>
-    <w:lsdException w:name="Medium List 1 Accent 1" w:semiHidden="0" w:uiPriority="65" w:unhideWhenUsed="0"/>
+    <w:lsdException w:name="No Spacing" w:uiPriority="1" w:semiHidden="0" w:unhideWhenUsed="0" w:qFormat="1"/>
+    <w:lsdException w:name="Light Shading" w:uiPriority="60" w:semiHidden="0" w:unhideWhenUsed="0"/>
+    <w:lsdException w:name="Light List" w:uiPriority="61" w:semiHidden="0" w:unhideWhenUsed="0"/>
+    <w:lsdException w:name="Light Grid" w:uiPriority="62" w:semiHidden="0" w:unhideWhenUsed="0"/>
+    <w:lsdException w:name="Medium Shading 1" w:uiPriority="63" w:semiHidden="0" w:unhideWhenUsed="0"/>
+    <w:lsdException w:name="Medium Shading 2" w:uiPriority="64" w:semiHidden="0" w:unhideWhenUsed="0"/>
+    <w:lsdException w:name="Medium List 1" w:uiPriority="65" w:semiHidden="0" w:unhideWhenUsed="0"/>
+    <w:lsdException w:name="Medium List 2" w:uiPriority="66" w:semiHidden="0" w:unhideWhenUsed="0"/>
+    <w:lsdException w:name="Medium Grid 1" w:uiPriority="67" w:semiHidden="0" w:unhideWhenUsed="0"/>
+    <w:lsdException w:name="Medium Grid 2" w:uiPriority="68" w:semiHidden="0" w:unhideWhenUsed="0"/>
+    <w:lsdException w:name="Medium Grid 3" w:uiPriority="69" w:semiHidden="0" w:unhideWhenUsed="0"/>
+    <w:lsdException w:name="Dark List" w:uiPriority="70" w:semiHidden="0" w:unhideWhenUsed="0"/>
+    <w:lsdException w:name="Colorful Shading" w:uiPriority="71" w:semiHidden="0" w:unhideWhenUsed="0"/>
+    <w:lsdException w:name="Colorful List" w:uiPriority="72" w:semiHidden="0" w:unhideWhenUsed="0"/>
+    <w:lsdException w:name="Colorful Grid" w:uiPriority="73" w:semiHidden="0" w:unhideWhenUsed="0"/>
+    <w:lsdException w:name="Light Shading Accent 1" w:uiPriority="60" w:semiHidden="0" w:unhideWhenUsed="0"/>
+    <w:lsdException w:name="Light List Accent 1" w:uiPriority="61" w:semiHidden="0" w:unhideWhenUsed="0"/>
+    <w:lsdException w:name="Light Grid Accent 1" w:uiPriority="62" w:semiHidden="0" w:unhideWhenUsed="0"/>
+    <w:lsdException w:name="Medium Shading 1 Accent 1" w:uiPriority="63" w:semiHidden="0" w:unhideWhenUsed="0"/>
+    <w:lsdException w:name="Medium Shading 2 Accent 1" w:uiPriority="64" w:semiHidden="0" w:unhideWhenUsed="0"/>
+    <w:lsdException w:name="Medium List 1 Accent 1" w:uiPriority="65" w:semiHidden="0" w:unhideWhenUsed="0"/>
     <w:lsdException w:name="Revision" w:unhideWhenUsed="0"/>
-    <w:lsdException w:name="List Paragraph" w:semiHidden="0" w:uiPriority="34" w:unhideWhenUsed="0" w:qFormat="1"/>
-    <w:lsdException w:name="Quote" w:semiHidden="0" w:uiPriority="29" w:unhideWhenUsed="0" w:qFormat="1"/>
-    <w:lsdException w:name="Intense Quote" w:semiHidden="0" w:uiPriority="30" w:unhideWhenUsed="0" w:qFormat="1"/>
-    <w:lsdException w:name="Medium List 2 Accent 1" w:semiHidden="0" w:uiPriority="66" w:unhideWhenUsed="0"/>
-    <w:lsdException w:name="Medium Grid 1 Accent 1" w:semiHidden="0" w:uiPriority="67" w:unhideWhenUsed="0"/>
-    <w:lsdException w:name="Medium Grid 2 Accent 1" w:semiHidden="0" w:uiPriority="68" w:unhideWhenUsed="0"/>
-    <w:lsdException w:name="Medium Grid 3 Accent 1" w:semiHidden="0" w:uiPriority="69" w:unhideWhenUsed="0"/>
-    <w:lsdException w:name="Dark List Accent 1" w:semiHidden="0" w:uiPriority="70" w:unhideWhenUsed="0"/>
-    <w:lsdException w:name="Colorful Shading Accent 1" w:semiHidden="0" w:uiPriority="71" w:unhideWhenUsed="0"/>
-    <w:lsdException w:name="Colorful List Accent 1" w:semiHidden="0" w:uiPriority="72" w:unhideWhenUsed="0"/>
-    <w:lsdException w:name="Colorful Grid Accent 1" w:semiHidden="0" w:uiPriority="73" w:unhideWhenUsed="0"/>
-    <w:lsdException w:name="Light Shading Accent 2" w:semiHidden="0" w:uiPriority="60" w:unhideWhenUsed="0"/>
-    <w:lsdException w:name="Light List Accent 2" w:semiHidden="0" w:uiPriority="61" w:unhideWhenUsed="0"/>
-    <w:lsdException w:name="Light Grid Accent 2" w:semiHidden="0" w:uiPriority="62" w:unhideWhenUsed="0"/>
-    <w:lsdException w:name="Medium Shading 1 Accent 2" w:semiHidden="0" w:uiPriority="63" w:unhideWhenUsed="0"/>
-    <w:lsdException w:name="Medium Shading 2 Accent 2" w:semiHidden="0" w:uiPriority="64" w:unhideWhenUsed="0"/>
-    <w:lsdException w:name="Medium List 1 Accent 2" w:semiHidden="0" w:uiPriority="65" w:unhideWhenUsed="0"/>
-    <w:lsdException w:name="Medium List 2 Accent 2" w:semiHidden="0" w:uiPriority="66" w:unhideWhenUsed="0"/>
-    <w:lsdException w:name="Medium Grid 1 Accent 2" w:semiHidden="0" w:uiPriority="67" w:unhideWhenUsed="0"/>
-    <w:lsdException w:name="Medium Grid 2 Accent 2" w:semiHidden="0" w:uiPriority="68" w:unhideWhenUsed="0"/>
-    <w:lsdException w:name="Medium Grid 3 Accent 2" w:semiHidden="0" w:uiPriority="69" w:unhideWhenUsed="0"/>
-    <w:lsdException w:name="Dark List Accent 2" w:semiHidden="0" w:uiPriority="70" w:unhideWhenUsed="0"/>
-    <w:lsdException w:name="Colorful Shading Accent 2" w:semiHidden="0" w:uiPriority="71" w:unhideWhenUsed="0"/>
-    <w:lsdException w:name="Colorful List Accent 2" w:semiHidden="0" w:uiPriority="72" w:unhideWhenUsed="0"/>
-    <w:lsdException w:name="Colorful Grid Accent 2" w:semiHidden="0" w:uiPriority="73" w:unhideWhenUsed="0"/>
-    <w:lsdException w:name="Light Shading Accent 3" w:semiHidden="0" w:uiPriority="60" w:unhideWhenUsed="0"/>
-    <w:lsdException w:name="Light List Accent 3" w:semiHidden="0" w:uiPriority="61" w:unhideWhenUsed="0"/>
-    <w:lsdException w:name="Light Grid Accent 3" w:semiHidden="0" w:uiPriority="62" w:unhideWhenUsed="0"/>
-    <w:lsdException w:name="Medium Shading 1 Accent 3" w:semiHidden="0" w:uiPriority="63" w:unhideWhenUsed="0"/>
-    <w:lsdException w:name="Medium Shading 2 Accent 3" w:semiHidden="0" w:uiPriority="64" w:unhideWhenUsed="0"/>
-    <w:lsdException w:name="Medium List 1 Accent 3" w:semiHidden="0" w:uiPriority="65" w:unhideWhenUsed="0"/>
-    <w:lsdException w:name="Medium List 2 Accent 3" w:semiHidden="0" w:uiPriority="66" w:unhideWhenUsed="0"/>
-    <w:lsdException w:name="Medium Grid 1 Accent 3" w:semiHidden="0" w:uiPriority="67" w:unhideWhenUsed="0"/>
-    <w:lsdException w:name="Medium Grid 2 Accent 3" w:semiHidden="0" w:uiPriority="68" w:unhideWhenUsed="0"/>
-    <w:lsdException w:name="Medium Grid 3 Accent 3" w:semiHidden="0" w:uiPriority="69" w:unhideWhenUsed="0"/>
-    <w:lsdException w:name="Dark List Accent 3" w:semiHidden="0" w:uiPriority="70" w:unhideWhenUsed="0"/>
-    <w:lsdException w:name="Colorful Shading Accent 3" w:semiHidden="0" w:uiPriority="71" w:unhideWhenUsed="0"/>
-    <w:lsdException w:name="Colorful List Accent 3" w:semiHidden="0" w:uiPriority="72" w:unhideWhenUsed="0"/>
-    <w:lsdException w:name="Colorful Grid Accent 3" w:semiHidden="0" w:uiPriority="73" w:unhideWhenUsed="0"/>
-    <w:lsdException w:name="Light Shading Accent 4" w:semiHidden="0" w:uiPriority="60" w:unhideWhenUsed="0"/>
-    <w:lsdException w:name="Light List Accent 4" w:semiHidden="0" w:uiPriority="61" w:unhideWhenUsed="0"/>
-    <w:lsdException w:name="Light Grid Accent 4" w:semiHidden="0" w:uiPriority="62" w:unhideWhenUsed="0"/>
-    <w:lsdException w:name="Medium Shading 1 Accent 4" w:semiHidden="0" w:uiPriority="63" w:unhideWhenUsed="0"/>
-    <w:lsdException w:name="Medium Shading 2 Accent 4" w:semiHidden="0" w:uiPriority="64" w:unhideWhenUsed="0"/>
-    <w:lsdException w:name="Medium List 1 Accent 4" w:semiHidden="0" w:uiPriority="65" w:unhideWhenUsed="0"/>
-    <w:lsdException w:name="Medium List 2 Accent 4" w:semiHidden="0" w:uiPriority="66" w:unhideWhenUsed="0"/>
-    <w:lsdException w:name="Medium Grid 1 Accent 4" w:semiHidden="0" w:uiPriority="67" w:unhideWhenUsed="0"/>
-    <w:lsdException w:name="Medium Grid 2 Accent 4" w:semiHidden="0" w:uiPriority="68" w:unhideWhenUsed="0"/>
-    <w:lsdException w:name="Medium Grid 3 Accent 4" w:semiHidden="0" w:uiPriority="69" w:unhideWhenUsed="0"/>
-    <w:lsdException w:name="Dark List Accent 4" w:semiHidden="0" w:uiPriority="70" w:unhideWhenUsed="0"/>
-    <w:lsdException w:name="Colorful Shading Accent 4" w:semiHidden="0" w:uiPriority="71" w:unhideWhenUsed="0"/>
-    <w:lsdException w:name="Colorful List Accent 4" w:semiHidden="0" w:uiPriority="72" w:unhideWhenUsed="0"/>
-    <w:lsdException w:name="Colorful Grid Accent 4" w:semiHidden="0" w:uiPriority="73" w:unhideWhenUsed="0"/>
-    <w:lsdException w:name="Light Shading Accent 5" w:semiHidden="0" w:uiPriority="60" w:unhideWhenUsed="0"/>
-    <w:lsdException w:name="Light List Accent 5" w:semiHidden="0" w:uiPriority="61" w:unhideWhenUsed="0"/>
-    <w:lsdException w:name="Light Grid Accent 5" w:semiHidden="0" w:uiPriority="62" w:unhideWhenUsed="0"/>
-    <w:lsdException w:name="Medium Shading 1 Accent 5" w:semiHidden="0" w:uiPriority="63" w:unhideWhenUsed="0"/>
-    <w:lsdException w:name="Medium Shading 2 Accent 5" w:semiHidden="0" w:uiPriority="64" w:unhideWhenUsed="0"/>
-    <w:lsdException w:name="Medium List 1 Accent 5" w:semiHidden="0" w:uiPriority="65" w:unhideWhenUsed="0"/>
-    <w:lsdException w:name="Medium List 2 Accent 5" w:semiHidden="0" w:uiPriority="66" w:unhideWhenUsed="0"/>
-    <w:lsdException w:name="Medium Grid 1 Accent 5" w:semiHidden="0" w:uiPriority="67" w:unhideWhenUsed="0"/>
-    <w:lsdException w:name="Medium Grid 2 Accent 5" w:semiHidden="0" w:uiPriority="68" w:unhideWhenUsed="0"/>
-    <w:lsdException w:name="Medium Grid 3 Accent 5" w:semiHidden="0" w:uiPriority="69" w:unhideWhenUsed="0"/>
-    <w:lsdException w:name="Dark List Accent 5" w:semiHidden="0" w:uiPriority="70" w:unhideWhenUsed="0"/>
-    <w:lsdException w:name="Colorful Shading Accent 5" w:semiHidden="0" w:uiPriority="71" w:unhideWhenUsed="0"/>
-    <w:lsdException w:name="Colorful List Accent 5" w:semiHidden="0" w:uiPriority="72" w:unhideWhenUsed="0"/>
-    <w:lsdException w:name="Colorful Grid Accent 5" w:semiHidden="0" w:uiPriority="73" w:unhideWhenUsed="0"/>
-    <w:lsdException w:name="Light Shading Accent 6" w:semiHidden="0" w:uiPriority="60" w:unhideWhenUsed="0"/>
-    <w:lsdException w:name="Light List Accent 6" w:semiHidden="0" w:uiPriority="61" w:unhideWhenUsed="0"/>
-    <w:lsdException w:name="Light Grid Accent 6" w:semiHidden="0" w:uiPriority="62" w:unhideWhenUsed="0"/>
-    <w:lsdException w:name="Medium Shading 1 Accent 6" w:semiHidden="0" w:uiPriority="63" w:unhideWhenUsed="0"/>
-    <w:lsdException w:name="Medium Shading 2 Accent 6" w:semiHidden="0" w:uiPriority="64" w:unhideWhenUsed="0"/>
-    <w:lsdException w:name="Medium List 1 Accent 6" w:semiHidden="0" w:uiPriority="65" w:unhideWhenUsed="0"/>
-    <w:lsdException w:name="Medium List 2 Accent 6" w:semiHidden="0" w:uiPriority="66" w:unhideWhenUsed="0"/>
-    <w:lsdException w:name="Medium Grid 1 Accent 6" w:semiHidden="0" w:uiPriority="67" w:unhideWhenUsed="0"/>
-    <w:lsdException w:name="Medium Grid 2 Accent 6" w:semiHidden="0" w:uiPriority="68" w:unhideWhenUsed="0"/>
-    <w:lsdException w:name="Medium Grid 3 Accent 6" w:semiHidden="0" w:uiPriority="69" w:unhideWhenUsed="0"/>
-    <w:lsdException w:name="Dark List Accent 6" w:semiHidden="0" w:uiPriority="70" w:unhideWhenUsed="0"/>
-    <w:lsdException w:name="Colorful Shading Accent 6" w:semiHidden="0" w:uiPriority="71" w:unhideWhenUsed="0"/>
-    <w:lsdException w:name="Colorful List Accent 6" w:semiHidden="0" w:uiPriority="72" w:unhideWhenUsed="0"/>
-    <w:lsdException w:name="Colorful Grid Accent 6" w:semiHidden="0" w:uiPriority="73" w:unhideWhenUsed="0"/>
-    <w:lsdException w:name="Subtle Emphasis" w:semiHidden="0" w:uiPriority="19" w:unhideWhenUsed="0" w:qFormat="1"/>
-    <w:lsdException w:name="Intense Emphasis" w:semiHidden="0" w:uiPriority="21" w:unhideWhenUsed="0" w:qFormat="1"/>
-    <w:lsdException w:name="Subtle Reference" w:semiHidden="0" w:uiPriority="31" w:unhideWhenUsed="0" w:qFormat="1"/>
-    <w:lsdException w:name="Intense Reference" w:semiHidden="0" w:uiPriority="32" w:unhideWhenUsed="0" w:qFormat="1"/>
-    <w:lsdException w:name="Book Title" w:semiHidden="0" w:uiPriority="33" w:unhideWhenUsed="0" w:qFormat="1"/>
+    <w:lsdException w:name="List Paragraph" w:uiPriority="34" w:semiHidden="0" w:unhideWhenUsed="0" w:qFormat="1"/>
+    <w:lsdException w:name="Quote" w:uiPriority="29" w:semiHidden="0" w:unhideWhenUsed="0" w:qFormat="1"/>
+    <w:lsdException w:name="Intense Quote" w:uiPriority="30" w:semiHidden="0" w:unhideWhenUsed="0" w:qFormat="1"/>
+    <w:lsdException w:name="Medium List 2 Accent 1" w:uiPriority="66" w:semiHidden="0" w:unhideWhenUsed="0"/>
+    <w:lsdException w:name="Medium Grid 1 Accent 1" w:uiPriority="67" w:semiHidden="0" w:unhideWhenUsed="0"/>
+    <w:lsdException w:name="Medium Grid 2 Accent 1" w:uiPriority="68" w:semiHidden="0" w:unhideWhenUsed="0"/>
+    <w:lsdException w:name="Medium Grid 3 Accent 1" w:uiPriority="69" w:semiHidden="0" w:unhideWhenUsed="0"/>
+    <w:lsdException w:name="Dark List Accent 1" w:uiPriority="70" w:semiHidden="0" w:unhideWhenUsed="0"/>
+    <w:lsdException w:name="Colorful Shading Accent 1" w:uiPriority="71" w:semiHidden="0" w:unhideWhenUsed="0"/>
+    <w:lsdException w:name="Colorful List Accent 1" w:uiPriority="72" w:semiHidden="0" w:unhideWhenUsed="0"/>
+    <w:lsdException w:name="Colorful Grid Accent 1" w:uiPriority="73" w:semiHidden="0" w:unhideWhenUsed="0"/>
+    <w:lsdException w:name="Light Shading Accent 2" w:uiPriority="60" w:semiHidden="0" w:unhideWhenUsed="0"/>
+    <w:lsdException w:name="Light List Accent 2" w:uiPriority="61" w:semiHidden="0" w:unhideWhenUsed="0"/>
+    <w:lsdException w:name="Light Grid Accent 2" w:uiPriority="62" w:semiHidden="0" w:unhideWhenUsed="0"/>
+    <w:lsdException w:name="Medium Shading 1 Accent 2" w:uiPriority="63" w:semiHidden="0" w:unhideWhenUsed="0"/>
+    <w:lsdException w:name="Medium Shading 2 Accent 2" w:uiPriority="64" w:semiHidden="0" w:unhideWhenUsed="0"/>
+    <w:lsdException w:name="Medium List 1 Accent 2" w:uiPriority="65" w:semiHidden="0" w:unhideWhenUsed="0"/>
+    <w:lsdException w:name="Medium List 2 Accent 2" w:uiPriority="66" w:semiHidden="0" w:unhideWhenUsed="0"/>
+    <w:lsdException w:name="Medium Grid 1 Accent 2" w:uiPriority="67" w:semiHidden="0" w:unhideWhenUsed="0"/>
+    <w:lsdException w:name="Medium Grid 2 Accent 2" w:uiPriority="68" w:semiHidden="0" w:unhideWhenUsed="0"/>
+    <w:lsdException w:name="Medium Grid 3 Accent 2" w:uiPriority="69" w:semiHidden="0" w:unhideWhenUsed="0"/>
+    <w:lsdException w:name="Dark List Accent 2" w:uiPriority="70" w:semiHidden="0" w:unhideWhenUsed="0"/>
+    <w:lsdException w:name="Colorful Shading Accent 2" w:uiPriority="71" w:semiHidden="0" w:unhideWhenUsed="0"/>
+    <w:lsdException w:name="Colorful List Accent 2" w:uiPriority="72" w:semiHidden="0" w:unhideWhenUsed="0"/>
+    <w:lsdException w:name="Colorful Grid Accent 2" w:uiPriority="73" w:semiHidden="0" w:unhideWhenUsed="0"/>
+    <w:lsdException w:name="Light Shading Accent 3" w:uiPriority="60" w:semiHidden="0" w:unhideWhenUsed="0"/>
+    <w:lsdException w:name="Light List Accent 3" w:uiPriority="61" w:semiHidden="0" w:unhideWhenUsed="0"/>
+    <w:lsdException w:name="Light Grid Accent 3" w:uiPriority="62" w:semiHidden="0" w:unhideWhenUsed="0"/>
+    <w:lsdException w:name="Medium Shading 1 Accent 3" w:uiPriority="63" w:semiHidden="0" w:unhideWhenUsed="0"/>
+    <w:lsdException w:name="Medium Shading 2 Accent 3" w:uiPriority="64" w:semiHidden="0" w:unhideWhenUsed="0"/>
+    <w:lsdException w:name="Medium List 1 Accent 3" w:uiPriority="65" w:semiHidden="0" w:unhideWhenUsed="0"/>
+    <w:lsdException w:name="Medium List 2 Accent 3" w:uiPriority="66" w:semiHidden="0" w:unhideWhenUsed="0"/>
+    <w:lsdException w:name="Medium Grid 1 Accent 3" w:uiPriority="67" w:semiHidden="0" w:unhideWhenUsed="0"/>
+    <w:lsdException w:name="Medium Grid 2 Accent 3" w:uiPriority="68" w:semiHidden="0" w:unhideWhenUsed="0"/>
+    <w:lsdException w:name="Medium Grid 3 Accent 3" w:uiPriority="69" w:semiHidden="0" w:unhideWhenUsed="0"/>
+    <w:lsdException w:name="Dark List Accent 3" w:uiPriority="70" w:semiHidden="0" w:unhideWhenUsed="0"/>
+    <w:lsdException w:name="Colorful Shading Accent 3" w:uiPriority="71" w:semiHidden="0" w:unhideWhenUsed="0"/>
+    <w:lsdException w:name="Colorful List Accent 3" w:uiPriority="72" w:semiHidden="0" w:unhideWhenUsed="0"/>
+    <w:lsdException w:name="Colorful Grid Accent 3" w:uiPriority="73" w:semiHidden="0" w:unhideWhenUsed="0"/>
+    <w:lsdException w:name="Light Shading Accent 4" w:uiPriority="60" w:semiHidden="0" w:unhideWhenUsed="0"/>
+    <w:lsdException w:name="Light List Accent 4" w:uiPriority="61" w:semiHidden="0" w:unhideWhenUsed="0"/>
+    <w:lsdException w:name="Light Grid Accent 4" w:uiPriority="62" w:semiHidden="0" w:unhideWhenUsed="0"/>
+    <w:lsdException w:name="Medium Shading 1 Accent 4" w:uiPriority="63" w:semiHidden="0" w:unhideWhenUsed="0"/>
+    <w:lsdException w:name="Medium Shading 2 Accent 4" w:uiPriority="64" w:semiHidden="0" w:unhideWhenUsed="0"/>
+    <w:lsdException w:name="Medium List 1 Accent 4" w:uiPriority="65" w:semiHidden="0" w:unhideWhenUsed="0"/>
+    <w:lsdException w:name="Medium List 2 Accent 4" w:uiPriority="66" w:semiHidden="0" w:unhideWhenUsed="0"/>
+    <w:lsdException w:name="Medium Grid 1 Accent 4" w:uiPriority="67" w:semiHidden="0" w:unhideWhenUsed="0"/>
+    <w:lsdException w:name="Medium Grid 2 Accent 4" w:uiPriority="68" w:semiHidden="0" w:unhideWhenUsed="0"/>
+    <w:lsdException w:name="Medium Grid 3 Accent 4" w:uiPriority="69" w:semiHidden="0" w:unhideWhenUsed="0"/>
+    <w:lsdException w:name="Dark List Accent 4" w:uiPriority="70" w:semiHidden="0" w:unhideWhenUsed="0"/>
+    <w:lsdException w:name="Colorful Shading Accent 4" w:uiPriority="71" w:semiHidden="0" w:unhideWhenUsed="0"/>
+    <w:lsdException w:name="Colorful List Accent 4" w:uiPriority="72" w:semiHidden="0" w:unhideWhenUsed="0"/>
+    <w:lsdException w:name="Colorful Grid Accent 4" w:uiPriority="73" w:semiHidden="0" w:unhideWhenUsed="0"/>
+    <w:lsdException w:name="Light Shading Accent 5" w:uiPriority="60" w:semiHidden="0" w:unhideWhenUsed="0"/>
+    <w:lsdException w:name="Light List Accent 5" w:uiPriority="61" w:semiHidden="0" w:unhideWhenUsed="0"/>
+    <w:lsdException w:name="Light Grid Accent 5" w:uiPriority="62" w:semiHidden="0" w:unhideWhenUsed="0"/>
+    <w:lsdException w:name="Medium Shading 1 Accent 5" w:uiPriority="63" w:semiHidden="0" w:unhideWhenUsed="0"/>
+    <w:lsdException w:name="Medium Shading 2 Accent 5" w:uiPriority="64" w:semiHidden="0" w:unhideWhenUsed="0"/>
+    <w:lsdException w:name="Medium List 1 Accent 5" w:uiPriority="65" w:semiHidden="0" w:unhideWhenUsed="0"/>
+    <w:lsdException w:name="Medium List 2 Accent 5" w:uiPriority="66" w:semiHidden="0" w:unhideWhenUsed="0"/>
+    <w:lsdException w:name="Medium Grid 1 Accent 5" w:uiPriority="67" w:semiHidden="0" w:unhideWhenUsed="0"/>
+    <w:lsdException w:name="Medium Grid 2 Accent 5" w:uiPriority="68" w:semiHidden="0" w:unhideWhenUsed="0"/>
+    <w:lsdException w:name="Medium Grid 3 Accent 5" w:uiPriority="69" w:semiHidden="0" w:unhideWhenUsed="0"/>
+    <w:lsdException w:name="Dark List Accent 5" w:uiPriority="70" w:semiHidden="0" w:unhideWhenUsed="0"/>
+    <w:lsdException w:name="Colorful Shading Accent 5" w:uiPriority="71" w:semiHidden="0" w:unhideWhenUsed="0"/>
+    <w:lsdException w:name="Colorful List Accent 5" w:uiPriority="72" w:semiHidden="0" w:unhideWhenUsed="0"/>
+    <w:lsdException w:name="Colorful Grid Accent 5" w:uiPriority="73" w:semiHidden="0" w:unhideWhenUsed="0"/>
+    <w:lsdException w:name="Light Shading Accent 6" w:uiPriority="60" w:semiHidden="0" w:unhideWhenUsed="0"/>
+    <w:lsdException w:name="Light List Accent 6" w:uiPriority="61" w:semiHidden="0" w:unhideWhenUsed="0"/>
+    <w:lsdException w:name="Light Grid Accent 6" w:uiPriority="62" w:semiHidden="0" w:unhideWhenUsed="0"/>
+    <w:lsdException w:name="Medium Shading 1 Accent 6" w:uiPriority="63" w:semiHidden="0" w:unhideWhenUsed="0"/>
+    <w:lsdException w:name="Medium Shading 2 Accent 6" w:uiPriority="64" w:semiHidden="0" w:unhideWhenUsed="0"/>
+    <w:lsdException w:name="Medium List 1 Accent 6" w:uiPriority="65" w:semiHidden="0" w:unhideWhenUsed="0"/>
+    <w:lsdException w:name="Medium List 2 Accent 6" w:uiPriority="66" w:semiHidden="0" w:unhideWhenUsed="0"/>
+    <w:lsdException w:name="Medium Grid 1 Accent 6" w:uiPriority="67" w:semiHidden="0" w:unhideWhenUsed="0"/>
+    <w:lsdException w:name="Medium Grid 2 Accent 6" w:uiPriority="68" w:semiHidden="0" w:unhideWhenUsed="0"/>
+    <w:lsdException w:name="Medium Grid 3 Accent 6" w:uiPriority="69" w:semiHidden="0" w:unhideWhenUsed="0"/>
+    <w:lsdException w:name="Dark List Accent 6" w:uiPriority="70" w:semiHidden="0" w:unhideWhenUsed="0"/>
+    <w:lsdException w:name="Colorful Shading Accent 6" w:uiPriority="71" w:semiHidden="0" w:unhideWhenUsed="0"/>
+    <w:lsdException w:name="Colorful List Accent 6" w:uiPriority="72" w:semiHidden="0" w:unhideWhenUsed="0"/>
+    <w:lsdException w:name="Colorful Grid Accent 6" w:uiPriority="73" w:semiHidden="0" w:unhideWhenUsed="0"/>
+    <w:lsdException w:name="Subtle Emphasis" w:uiPriority="19" w:semiHidden="0" w:unhideWhenUsed="0" w:qFormat="1"/>
+    <w:lsdException w:name="Intense Emphasis" w:uiPriority="21" w:semiHidden="0" w:unhideWhenUsed="0" w:qFormat="1"/>
+    <w:lsdException w:name="Subtle Reference" w:uiPriority="31" w:semiHidden="0" w:unhideWhenUsed="0" w:qFormat="1"/>
+    <w:lsdException w:name="Intense Reference" w:uiPriority="32" w:semiHidden="0" w:unhideWhenUsed="0" w:qFormat="1"/>
+    <w:lsdException w:name="Book Title" w:uiPriority="33" w:semiHidden="0" w:unhideWhenUsed="0" w:qFormat="1"/>
     <w:lsdException w:name="Bibliography" w:uiPriority="37"/>
     <w:lsdException w:name="TOC Heading" w:uiPriority="39" w:qFormat="1"/>
   </w:latentStyles>
-  <w:style w:type="paragraph" w:default="1" w:styleId="Normal">
+  <w:style w:type="paragraph" w:styleId="Normal" w:default="1">
     <w:name w:val="Normal"/>
     <w:qFormat/>
     <w:rsid w:val="00FC693F"/>
     <w:pPr>
-      <w:spacing w:line="360" w:lineRule="auto" w:after="0"/>
+      <w:spacing w:after="0" w:line="360" w:lineRule="auto"/>
     </w:pPr>
     <w:rPr>
       <w:rFonts w:ascii="Times New Roman" w:hAnsi="Times New Roman" w:eastAsia="宋体"/>
@@ -1142,7 +1296,7 @@
       <w:spacing w:after="0" w:line="240" w:lineRule="auto"/>
     </w:pPr>
   </w:style>
-  <w:style w:type="character" w:customStyle="1" w:styleId="HeaderChar">
+  <w:style w:type="character" w:styleId="HeaderChar" w:customStyle="1">
     <w:name w:val="Header Char"/>
     <w:basedOn w:val="DefaultParagraphFont"/>
     <w:link w:val="Header"/>
@@ -1164,7 +1318,7 @@
       <w:spacing w:after="0" w:line="240" w:lineRule="auto"/>
     </w:pPr>
   </w:style>
-  <w:style w:type="character" w:customStyle="1" w:styleId="FooterChar">
+  <w:style w:type="character" w:styleId="FooterChar" w:customStyle="1">
     <w:name w:val="Footer Char"/>
     <w:basedOn w:val="DefaultParagraphFont"/>
     <w:link w:val="Footer"/>
@@ -1186,7 +1340,7 @@
       <w:outlineLvl w:val="0"/>
     </w:pPr>
     <w:rPr>
-      <w:rFonts w:asciiTheme="majorHAnsi" w:eastAsiaTheme="majorEastAsia" w:hAnsiTheme="majorHAnsi" w:cstheme="majorBidi" w:ascii="Times New Roman" w:hAnsi="Times New Roman" w:eastAsia="黑体"/>
+      <w:rFonts w:ascii="Times New Roman" w:hAnsi="Times New Roman" w:eastAsia="黑体" w:asciiTheme="majorHAnsi" w:hAnsiTheme="majorHAnsi" w:eastAsiaTheme="majorEastAsia" w:cstheme="majorBidi"/>
       <w:b/>
       <w:bCs/>
       <w:color w:val="365F91" w:themeColor="accent1" w:themeShade="BF"/>
@@ -1210,7 +1364,7 @@
       <w:outlineLvl w:val="1"/>
     </w:pPr>
     <w:rPr>
-      <w:rFonts w:asciiTheme="majorHAnsi" w:eastAsiaTheme="majorEastAsia" w:hAnsiTheme="majorHAnsi" w:cstheme="majorBidi" w:ascii="Times New Roman" w:hAnsi="Times New Roman" w:eastAsia="黑体"/>
+      <w:rFonts w:ascii="Times New Roman" w:hAnsi="Times New Roman" w:eastAsia="黑体" w:asciiTheme="majorHAnsi" w:hAnsiTheme="majorHAnsi" w:eastAsiaTheme="majorEastAsia" w:cstheme="majorBidi"/>
       <w:b/>
       <w:bCs/>
       <w:color w:val="4F81BD" w:themeColor="accent1"/>
@@ -1234,7 +1388,7 @@
       <w:outlineLvl w:val="2"/>
     </w:pPr>
     <w:rPr>
-      <w:rFonts w:asciiTheme="majorHAnsi" w:eastAsiaTheme="majorEastAsia" w:hAnsiTheme="majorHAnsi" w:cstheme="majorBidi"/>
+      <w:rFonts w:asciiTheme="majorHAnsi" w:hAnsiTheme="majorHAnsi" w:eastAsiaTheme="majorEastAsia" w:cstheme="majorBidi"/>
       <w:b/>
       <w:bCs/>
       <w:color w:val="4F81BD" w:themeColor="accent1"/>
@@ -1257,7 +1411,7 @@
       <w:outlineLvl w:val="3"/>
     </w:pPr>
     <w:rPr>
-      <w:rFonts w:asciiTheme="majorHAnsi" w:eastAsiaTheme="majorEastAsia" w:hAnsiTheme="majorHAnsi" w:cstheme="majorBidi"/>
+      <w:rFonts w:asciiTheme="majorHAnsi" w:hAnsiTheme="majorHAnsi" w:eastAsiaTheme="majorEastAsia" w:cstheme="majorBidi"/>
       <w:b/>
       <w:bCs/>
       <w:i/>
@@ -1282,7 +1436,7 @@
       <w:outlineLvl w:val="4"/>
     </w:pPr>
     <w:rPr>
-      <w:rFonts w:asciiTheme="majorHAnsi" w:eastAsiaTheme="majorEastAsia" w:hAnsiTheme="majorHAnsi" w:cstheme="majorBidi"/>
+      <w:rFonts w:asciiTheme="majorHAnsi" w:hAnsiTheme="majorHAnsi" w:eastAsiaTheme="majorEastAsia" w:cstheme="majorBidi"/>
       <w:color w:val="243F60" w:themeColor="accent1" w:themeShade="7F"/>
     </w:rPr>
   </w:style>
@@ -1303,7 +1457,7 @@
       <w:outlineLvl w:val="5"/>
     </w:pPr>
     <w:rPr>
-      <w:rFonts w:asciiTheme="majorHAnsi" w:eastAsiaTheme="majorEastAsia" w:hAnsiTheme="majorHAnsi" w:cstheme="majorBidi"/>
+      <w:rFonts w:asciiTheme="majorHAnsi" w:hAnsiTheme="majorHAnsi" w:eastAsiaTheme="majorEastAsia" w:cstheme="majorBidi"/>
       <w:i/>
       <w:iCs/>
       <w:color w:val="243F60" w:themeColor="accent1" w:themeShade="7F"/>
@@ -1326,7 +1480,7 @@
       <w:outlineLvl w:val="6"/>
     </w:pPr>
     <w:rPr>
-      <w:rFonts w:asciiTheme="majorHAnsi" w:eastAsiaTheme="majorEastAsia" w:hAnsiTheme="majorHAnsi" w:cstheme="majorBidi"/>
+      <w:rFonts w:asciiTheme="majorHAnsi" w:hAnsiTheme="majorHAnsi" w:eastAsiaTheme="majorEastAsia" w:cstheme="majorBidi"/>
       <w:i/>
       <w:iCs/>
       <w:color w:val="404040" w:themeColor="text1" w:themeTint="BF"/>
@@ -1349,7 +1503,7 @@
       <w:outlineLvl w:val="7"/>
     </w:pPr>
     <w:rPr>
-      <w:rFonts w:asciiTheme="majorHAnsi" w:eastAsiaTheme="majorEastAsia" w:hAnsiTheme="majorHAnsi" w:cstheme="majorBidi"/>
+      <w:rFonts w:asciiTheme="majorHAnsi" w:hAnsiTheme="majorHAnsi" w:eastAsiaTheme="majorEastAsia" w:cstheme="majorBidi"/>
       <w:color w:val="4F81BD" w:themeColor="accent1"/>
       <w:sz w:val="20"/>
       <w:szCs w:val="20"/>
@@ -1372,7 +1526,7 @@
       <w:outlineLvl w:val="8"/>
     </w:pPr>
     <w:rPr>
-      <w:rFonts w:asciiTheme="majorHAnsi" w:eastAsiaTheme="majorEastAsia" w:hAnsiTheme="majorHAnsi" w:cstheme="majorBidi"/>
+      <w:rFonts w:asciiTheme="majorHAnsi" w:hAnsiTheme="majorHAnsi" w:eastAsiaTheme="majorEastAsia" w:cstheme="majorBidi"/>
       <w:i/>
       <w:iCs/>
       <w:color w:val="404040" w:themeColor="text1" w:themeTint="BF"/>
@@ -1380,13 +1534,13 @@
       <w:szCs w:val="20"/>
     </w:rPr>
   </w:style>
-  <w:style w:type="character" w:default="1" w:styleId="DefaultParagraphFont">
+  <w:style w:type="character" w:styleId="DefaultParagraphFont" w:default="1">
     <w:name w:val="Default Paragraph Font"/>
     <w:uiPriority w:val="1"/>
     <w:semiHidden/>
     <w:unhideWhenUsed/>
   </w:style>
-  <w:style w:type="table" w:default="1" w:styleId="TableNormal">
+  <w:style w:type="table" w:styleId="TableNormal" w:default="1">
     <w:name w:val="Normal Table"/>
     <w:uiPriority w:val="99"/>
     <w:semiHidden/>
@@ -1401,7 +1555,7 @@
       </w:tblCellMar>
     </w:tblPr>
   </w:style>
-  <w:style w:type="numbering" w:default="1" w:styleId="NoList">
+  <w:style w:type="numbering" w:styleId="NoList" w:default="1">
     <w:name w:val="No List"/>
     <w:uiPriority w:val="99"/>
     <w:semiHidden/>
@@ -1416,14 +1570,14 @@
       <w:spacing w:after="0" w:line="240" w:lineRule="auto"/>
     </w:pPr>
   </w:style>
-  <w:style w:type="character" w:customStyle="1" w:styleId="Heading1Char">
+  <w:style w:type="character" w:styleId="Heading1Char" w:customStyle="1">
     <w:name w:val="Heading 1 Char"/>
     <w:basedOn w:val="DefaultParagraphFont"/>
     <w:link w:val="Heading1"/>
     <w:uiPriority w:val="9"/>
     <w:rsid w:val="00FC693F"/>
     <w:rPr>
-      <w:rFonts w:asciiTheme="majorHAnsi" w:eastAsiaTheme="majorEastAsia" w:hAnsiTheme="majorHAnsi" w:cstheme="majorBidi"/>
+      <w:rFonts w:asciiTheme="majorHAnsi" w:hAnsiTheme="majorHAnsi" w:eastAsiaTheme="majorEastAsia" w:cstheme="majorBidi"/>
       <w:b/>
       <w:bCs/>
       <w:color w:val="365F91" w:themeColor="accent1" w:themeShade="BF"/>
@@ -1431,14 +1585,14 @@
       <w:szCs w:val="28"/>
     </w:rPr>
   </w:style>
-  <w:style w:type="character" w:customStyle="1" w:styleId="Heading2Char">
+  <w:style w:type="character" w:styleId="Heading2Char" w:customStyle="1">
     <w:name w:val="Heading 2 Char"/>
     <w:basedOn w:val="DefaultParagraphFont"/>
     <w:link w:val="Heading2"/>
     <w:uiPriority w:val="9"/>
     <w:rsid w:val="00FC693F"/>
     <w:rPr>
-      <w:rFonts w:asciiTheme="majorHAnsi" w:eastAsiaTheme="majorEastAsia" w:hAnsiTheme="majorHAnsi" w:cstheme="majorBidi"/>
+      <w:rFonts w:asciiTheme="majorHAnsi" w:hAnsiTheme="majorHAnsi" w:eastAsiaTheme="majorEastAsia" w:cstheme="majorBidi"/>
       <w:b/>
       <w:bCs/>
       <w:color w:val="4F81BD" w:themeColor="accent1"/>
@@ -1446,14 +1600,14 @@
       <w:szCs w:val="26"/>
     </w:rPr>
   </w:style>
-  <w:style w:type="character" w:customStyle="1" w:styleId="Heading3Char">
+  <w:style w:type="character" w:styleId="Heading3Char" w:customStyle="1">
     <w:name w:val="Heading 3 Char"/>
     <w:basedOn w:val="DefaultParagraphFont"/>
     <w:link w:val="Heading3"/>
     <w:uiPriority w:val="9"/>
     <w:rsid w:val="00FC693F"/>
     <w:rPr>
-      <w:rFonts w:asciiTheme="majorHAnsi" w:eastAsiaTheme="majorEastAsia" w:hAnsiTheme="majorHAnsi" w:cstheme="majorBidi"/>
+      <w:rFonts w:asciiTheme="majorHAnsi" w:hAnsiTheme="majorHAnsi" w:eastAsiaTheme="majorEastAsia" w:cstheme="majorBidi"/>
       <w:b/>
       <w:bCs/>
       <w:color w:val="4F81BD" w:themeColor="accent1"/>
@@ -1469,13 +1623,13 @@
     <w:rsid w:val="00FC693F"/>
     <w:pPr>
       <w:pBdr>
-        <w:bottom w:val="single" w:sz="8" w:space="4" w:color="4F81BD" w:themeColor="accent1"/>
+        <w:bottom w:val="single" w:color="4F81BD" w:themeColor="accent1" w:sz="8" w:space="4"/>
       </w:pBdr>
       <w:spacing w:after="300" w:line="240" w:lineRule="auto"/>
       <w:contextualSpacing/>
     </w:pPr>
     <w:rPr>
-      <w:rFonts w:asciiTheme="majorHAnsi" w:eastAsiaTheme="majorEastAsia" w:hAnsiTheme="majorHAnsi" w:cstheme="majorBidi"/>
+      <w:rFonts w:asciiTheme="majorHAnsi" w:hAnsiTheme="majorHAnsi" w:eastAsiaTheme="majorEastAsia" w:cstheme="majorBidi"/>
       <w:color w:val="17365D" w:themeColor="text2" w:themeShade="BF"/>
       <w:spacing w:val="5"/>
       <w:kern w:val="28"/>
@@ -1483,14 +1637,14 @@
       <w:szCs w:val="52"/>
     </w:rPr>
   </w:style>
-  <w:style w:type="character" w:customStyle="1" w:styleId="TitleChar">
+  <w:style w:type="character" w:styleId="TitleChar" w:customStyle="1">
     <w:name w:val="Title Char"/>
     <w:basedOn w:val="DefaultParagraphFont"/>
     <w:link w:val="Title"/>
     <w:uiPriority w:val="10"/>
     <w:rsid w:val="00FC693F"/>
     <w:rPr>
-      <w:rFonts w:asciiTheme="majorHAnsi" w:eastAsiaTheme="majorEastAsia" w:hAnsiTheme="majorHAnsi" w:cstheme="majorBidi"/>
+      <w:rFonts w:asciiTheme="majorHAnsi" w:hAnsiTheme="majorHAnsi" w:eastAsiaTheme="majorEastAsia" w:cstheme="majorBidi"/>
       <w:color w:val="17365D" w:themeColor="text2" w:themeShade="BF"/>
       <w:spacing w:val="5"/>
       <w:kern w:val="28"/>
@@ -1512,7 +1666,7 @@
       </w:numPr>
     </w:pPr>
     <w:rPr>
-      <w:rFonts w:asciiTheme="majorHAnsi" w:eastAsiaTheme="majorEastAsia" w:hAnsiTheme="majorHAnsi" w:cstheme="majorBidi"/>
+      <w:rFonts w:asciiTheme="majorHAnsi" w:hAnsiTheme="majorHAnsi" w:eastAsiaTheme="majorEastAsia" w:cstheme="majorBidi"/>
       <w:i/>
       <w:iCs/>
       <w:color w:val="4F81BD" w:themeColor="accent1"/>
@@ -1521,14 +1675,14 @@
       <w:szCs w:val="24"/>
     </w:rPr>
   </w:style>
-  <w:style w:type="character" w:customStyle="1" w:styleId="SubtitleChar">
+  <w:style w:type="character" w:styleId="SubtitleChar" w:customStyle="1">
     <w:name w:val="Subtitle Char"/>
     <w:basedOn w:val="DefaultParagraphFont"/>
     <w:link w:val="Subtitle"/>
     <w:uiPriority w:val="11"/>
     <w:rsid w:val="00FC693F"/>
     <w:rPr>
-      <w:rFonts w:asciiTheme="majorHAnsi" w:eastAsiaTheme="majorEastAsia" w:hAnsiTheme="majorHAnsi" w:cstheme="majorBidi"/>
+      <w:rFonts w:asciiTheme="majorHAnsi" w:hAnsiTheme="majorHAnsi" w:eastAsiaTheme="majorEastAsia" w:cstheme="majorBidi"/>
       <w:i/>
       <w:iCs/>
       <w:color w:val="4F81BD" w:themeColor="accent1"/>
@@ -1559,7 +1713,7 @@
       <w:spacing w:after="120"/>
     </w:pPr>
   </w:style>
-  <w:style w:type="character" w:customStyle="1" w:styleId="BodyTextChar">
+  <w:style w:type="character" w:styleId="BodyTextChar" w:customStyle="1">
     <w:name w:val="Body Text Char"/>
     <w:basedOn w:val="DefaultParagraphFont"/>
     <w:link w:val="BodyText"/>
@@ -1577,7 +1731,7 @@
       <w:spacing w:after="120" w:line="480" w:lineRule="auto"/>
     </w:pPr>
   </w:style>
-  <w:style w:type="character" w:customStyle="1" w:styleId="BodyText2Char">
+  <w:style w:type="character" w:styleId="BodyText2Char" w:customStyle="1">
     <w:name w:val="Body Text 2 Char"/>
     <w:basedOn w:val="DefaultParagraphFont"/>
     <w:link w:val="BodyText2"/>
@@ -1599,7 +1753,7 @@
       <w:szCs w:val="16"/>
     </w:rPr>
   </w:style>
-  <w:style w:type="character" w:customStyle="1" w:styleId="BodyText3Char">
+  <w:style w:type="character" w:styleId="BodyText3Char" w:customStyle="1">
     <w:name w:val="Body Text 3 Char"/>
     <w:basedOn w:val="DefaultParagraphFont"/>
     <w:link w:val="BodyText3"/>
@@ -1780,7 +1934,7 @@
       <w:szCs w:val="20"/>
     </w:rPr>
   </w:style>
-  <w:style w:type="character" w:customStyle="1" w:styleId="MacroTextChar">
+  <w:style w:type="character" w:styleId="MacroTextChar" w:customStyle="1">
     <w:name w:val="Macro Text Char"/>
     <w:basedOn w:val="DefaultParagraphFont"/>
     <w:link w:val="MacroText"/>
@@ -1806,7 +1960,7 @@
       <w:color w:val="000000" w:themeColor="text1"/>
     </w:rPr>
   </w:style>
-  <w:style w:type="character" w:customStyle="1" w:styleId="QuoteChar">
+  <w:style w:type="character" w:styleId="QuoteChar" w:customStyle="1">
     <w:name w:val="Quote Char"/>
     <w:basedOn w:val="DefaultParagraphFont"/>
     <w:link w:val="Quote"/>
@@ -1818,7 +1972,7 @@
       <w:color w:val="000000" w:themeColor="text1"/>
     </w:rPr>
   </w:style>
-  <w:style w:type="character" w:customStyle="1" w:styleId="Heading4Char">
+  <w:style w:type="character" w:styleId="Heading4Char" w:customStyle="1">
     <w:name w:val="Heading 4 Char"/>
     <w:basedOn w:val="DefaultParagraphFont"/>
     <w:link w:val="Heading4"/>
@@ -1826,7 +1980,7 @@
     <w:semiHidden/>
     <w:rsid w:val="00FC693F"/>
     <w:rPr>
-      <w:rFonts w:asciiTheme="majorHAnsi" w:eastAsiaTheme="majorEastAsia" w:hAnsiTheme="majorHAnsi" w:cstheme="majorBidi"/>
+      <w:rFonts w:asciiTheme="majorHAnsi" w:hAnsiTheme="majorHAnsi" w:eastAsiaTheme="majorEastAsia" w:cstheme="majorBidi"/>
       <w:b/>
       <w:bCs/>
       <w:i/>
@@ -1834,7 +1988,7 @@
       <w:color w:val="4F81BD" w:themeColor="accent1"/>
     </w:rPr>
   </w:style>
-  <w:style w:type="character" w:customStyle="1" w:styleId="Heading5Char">
+  <w:style w:type="character" w:styleId="Heading5Char" w:customStyle="1">
     <w:name w:val="Heading 5 Char"/>
     <w:basedOn w:val="DefaultParagraphFont"/>
     <w:link w:val="Heading5"/>
@@ -1842,11 +1996,11 @@
     <w:semiHidden/>
     <w:rsid w:val="00FC693F"/>
     <w:rPr>
-      <w:rFonts w:asciiTheme="majorHAnsi" w:eastAsiaTheme="majorEastAsia" w:hAnsiTheme="majorHAnsi" w:cstheme="majorBidi"/>
+      <w:rFonts w:asciiTheme="majorHAnsi" w:hAnsiTheme="majorHAnsi" w:eastAsiaTheme="majorEastAsia" w:cstheme="majorBidi"/>
       <w:color w:val="243F60" w:themeColor="accent1" w:themeShade="7F"/>
     </w:rPr>
   </w:style>
-  <w:style w:type="character" w:customStyle="1" w:styleId="Heading6Char">
+  <w:style w:type="character" w:styleId="Heading6Char" w:customStyle="1">
     <w:name w:val="Heading 6 Char"/>
     <w:basedOn w:val="DefaultParagraphFont"/>
     <w:link w:val="Heading6"/>
@@ -1854,13 +2008,13 @@
     <w:semiHidden/>
     <w:rsid w:val="00FC693F"/>
     <w:rPr>
-      <w:rFonts w:asciiTheme="majorHAnsi" w:eastAsiaTheme="majorEastAsia" w:hAnsiTheme="majorHAnsi" w:cstheme="majorBidi"/>
+      <w:rFonts w:asciiTheme="majorHAnsi" w:hAnsiTheme="majorHAnsi" w:eastAsiaTheme="majorEastAsia" w:cstheme="majorBidi"/>
       <w:i/>
       <w:iCs/>
       <w:color w:val="243F60" w:themeColor="accent1" w:themeShade="7F"/>
     </w:rPr>
   </w:style>
-  <w:style w:type="character" w:customStyle="1" w:styleId="Heading7Char">
+  <w:style w:type="character" w:styleId="Heading7Char" w:customStyle="1">
     <w:name w:val="Heading 7 Char"/>
     <w:basedOn w:val="DefaultParagraphFont"/>
     <w:link w:val="Heading7"/>
@@ -1868,13 +2022,13 @@
     <w:semiHidden/>
     <w:rsid w:val="00FC693F"/>
     <w:rPr>
-      <w:rFonts w:asciiTheme="majorHAnsi" w:eastAsiaTheme="majorEastAsia" w:hAnsiTheme="majorHAnsi" w:cstheme="majorBidi"/>
+      <w:rFonts w:asciiTheme="majorHAnsi" w:hAnsiTheme="majorHAnsi" w:eastAsiaTheme="majorEastAsia" w:cstheme="majorBidi"/>
       <w:i/>
       <w:iCs/>
       <w:color w:val="404040" w:themeColor="text1" w:themeTint="BF"/>
     </w:rPr>
   </w:style>
-  <w:style w:type="character" w:customStyle="1" w:styleId="Heading8Char">
+  <w:style w:type="character" w:styleId="Heading8Char" w:customStyle="1">
     <w:name w:val="Heading 8 Char"/>
     <w:basedOn w:val="DefaultParagraphFont"/>
     <w:link w:val="Heading8"/>
@@ -1882,13 +2036,13 @@
     <w:semiHidden/>
     <w:rsid w:val="00FC693F"/>
     <w:rPr>
-      <w:rFonts w:asciiTheme="majorHAnsi" w:eastAsiaTheme="majorEastAsia" w:hAnsiTheme="majorHAnsi" w:cstheme="majorBidi"/>
+      <w:rFonts w:asciiTheme="majorHAnsi" w:hAnsiTheme="majorHAnsi" w:eastAsiaTheme="majorEastAsia" w:cstheme="majorBidi"/>
       <w:color w:val="4F81BD" w:themeColor="accent1"/>
       <w:sz w:val="20"/>
       <w:szCs w:val="20"/>
     </w:rPr>
   </w:style>
-  <w:style w:type="character" w:customStyle="1" w:styleId="Heading9Char">
+  <w:style w:type="character" w:styleId="Heading9Char" w:customStyle="1">
     <w:name w:val="Heading 9 Char"/>
     <w:basedOn w:val="DefaultParagraphFont"/>
     <w:link w:val="Heading9"/>
@@ -1896,7 +2050,7 @@
     <w:semiHidden/>
     <w:rsid w:val="00FC693F"/>
     <w:rPr>
-      <w:rFonts w:asciiTheme="majorHAnsi" w:eastAsiaTheme="majorEastAsia" w:hAnsiTheme="majorHAnsi" w:cstheme="majorBidi"/>
+      <w:rFonts w:asciiTheme="majorHAnsi" w:hAnsiTheme="majorHAnsi" w:eastAsiaTheme="majorEastAsia" w:cstheme="majorBidi"/>
       <w:i/>
       <w:iCs/>
       <w:color w:val="404040" w:themeColor="text1" w:themeTint="BF"/>
@@ -1956,7 +2110,7 @@
     <w:rsid w:val="00FC693F"/>
     <w:pPr>
       <w:pBdr>
-        <w:bottom w:val="single" w:sz="4" w:space="4" w:color="4F81BD" w:themeColor="accent1"/>
+        <w:bottom w:val="single" w:color="4F81BD" w:themeColor="accent1" w:sz="4" w:space="4"/>
       </w:pBdr>
       <w:spacing w:before="200" w:after="280"/>
       <w:ind w:left="936" w:right="936"/>
@@ -1969,7 +2123,7 @@
       <w:color w:val="4F81BD" w:themeColor="accent1"/>
     </w:rPr>
   </w:style>
-  <w:style w:type="character" w:customStyle="1" w:styleId="IntenseQuoteChar">
+  <w:style w:type="character" w:styleId="IntenseQuoteChar" w:customStyle="1">
     <w:name w:val="Intense Quote Char"/>
     <w:basedOn w:val="DefaultParagraphFont"/>
     <w:link w:val="IntenseQuote"/>
@@ -2073,12 +2227,12 @@
     <w:tblPr>
       <w:tblInd w:w="0" w:type="dxa"/>
       <w:tblBorders>
-        <w:top w:val="single" w:sz="4" w:space="0" w:color="auto"/>
-        <w:left w:val="single" w:sz="4" w:space="0" w:color="auto"/>
-        <w:bottom w:val="single" w:sz="4" w:space="0" w:color="auto"/>
-        <w:right w:val="single" w:sz="4" w:space="0" w:color="auto"/>
-        <w:insideH w:val="single" w:sz="4" w:space="0" w:color="auto"/>
-        <w:insideV w:val="single" w:sz="4" w:space="0" w:color="auto"/>
+        <w:top w:val="single" w:color="auto" w:sz="4" w:space="0"/>
+        <w:left w:val="single" w:color="auto" w:sz="4" w:space="0"/>
+        <w:bottom w:val="single" w:color="auto" w:sz="4" w:space="0"/>
+        <w:right w:val="single" w:color="auto" w:sz="4" w:space="0"/>
+        <w:insideH w:val="single" w:color="auto" w:sz="4" w:space="0"/>
+        <w:insideV w:val="single" w:color="auto" w:sz="4" w:space="0"/>
       </w:tblBorders>
       <w:tblCellMar>
         <w:top w:w="0" w:type="dxa"/>
@@ -2104,8 +2258,8 @@
       <w:tblStyleColBandSize w:val="1"/>
       <w:tblInd w:w="0" w:type="dxa"/>
       <w:tblBorders>
-        <w:top w:val="single" w:sz="8" w:space="0" w:color="000000" w:themeColor="text1"/>
-        <w:bottom w:val="single" w:sz="8" w:space="0" w:color="000000" w:themeColor="text1"/>
+        <w:top w:val="single" w:color="000000" w:themeColor="text1" w:sz="8" w:space="0"/>
+        <w:bottom w:val="single" w:color="000000" w:themeColor="text1" w:sz="8" w:space="0"/>
       </w:tblBorders>
       <w:tblCellMar>
         <w:top w:w="0" w:type="dxa"/>
@@ -2125,9 +2279,9 @@
       <w:tblPr/>
       <w:tcPr>
         <w:tcBorders>
-          <w:top w:val="single" w:sz="8" w:space="0" w:color="000000" w:themeColor="text1"/>
-          <w:left w:val="nil"/>
-          <w:bottom w:val="single" w:sz="8" w:space="0" w:color="000000" w:themeColor="text1"/>
+          <w:top w:val="single" w:color="000000" w:themeColor="text1" w:sz="8" w:space="0"/>
+          <w:left w:val="nil"/>
+          <w:bottom w:val="single" w:color="000000" w:themeColor="text1" w:sz="8" w:space="0"/>
           <w:right w:val="nil"/>
           <w:insideH w:val="nil"/>
           <w:insideV w:val="nil"/>
@@ -2145,9 +2299,9 @@
       <w:tblPr/>
       <w:tcPr>
         <w:tcBorders>
-          <w:top w:val="single" w:sz="8" w:space="0" w:color="000000" w:themeColor="text1"/>
-          <w:left w:val="nil"/>
-          <w:bottom w:val="single" w:sz="8" w:space="0" w:color="000000" w:themeColor="text1"/>
+          <w:top w:val="single" w:color="000000" w:themeColor="text1" w:sz="8" w:space="0"/>
+          <w:left w:val="nil"/>
+          <w:bottom w:val="single" w:color="000000" w:themeColor="text1" w:sz="8" w:space="0"/>
           <w:right w:val="nil"/>
           <w:insideH w:val="nil"/>
           <w:insideV w:val="nil"/>
@@ -2207,8 +2361,8 @@
       <w:tblStyleColBandSize w:val="1"/>
       <w:tblInd w:w="0" w:type="dxa"/>
       <w:tblBorders>
-        <w:top w:val="single" w:sz="8" w:space="0" w:color="4F81BD" w:themeColor="accent1"/>
-        <w:bottom w:val="single" w:sz="8" w:space="0" w:color="4F81BD" w:themeColor="accent1"/>
+        <w:top w:val="single" w:color="4F81BD" w:themeColor="accent1" w:sz="8" w:space="0"/>
+        <w:bottom w:val="single" w:color="4F81BD" w:themeColor="accent1" w:sz="8" w:space="0"/>
       </w:tblBorders>
       <w:tblCellMar>
         <w:top w:w="0" w:type="dxa"/>
@@ -2228,9 +2382,9 @@
       <w:tblPr/>
       <w:tcPr>
         <w:tcBorders>
-          <w:top w:val="single" w:sz="8" w:space="0" w:color="4F81BD" w:themeColor="accent1"/>
-          <w:left w:val="nil"/>
-          <w:bottom w:val="single" w:sz="8" w:space="0" w:color="4F81BD" w:themeColor="accent1"/>
+          <w:top w:val="single" w:color="4F81BD" w:themeColor="accent1" w:sz="8" w:space="0"/>
+          <w:left w:val="nil"/>
+          <w:bottom w:val="single" w:color="4F81BD" w:themeColor="accent1" w:sz="8" w:space="0"/>
           <w:right w:val="nil"/>
           <w:insideH w:val="nil"/>
           <w:insideV w:val="nil"/>
@@ -2248,9 +2402,9 @@
       <w:tblPr/>
       <w:tcPr>
         <w:tcBorders>
-          <w:top w:val="single" w:sz="8" w:space="0" w:color="4F81BD" w:themeColor="accent1"/>
-          <w:left w:val="nil"/>
-          <w:bottom w:val="single" w:sz="8" w:space="0" w:color="4F81BD" w:themeColor="accent1"/>
+          <w:top w:val="single" w:color="4F81BD" w:themeColor="accent1" w:sz="8" w:space="0"/>
+          <w:left w:val="nil"/>
+          <w:bottom w:val="single" w:color="4F81BD" w:themeColor="accent1" w:sz="8" w:space="0"/>
           <w:right w:val="nil"/>
           <w:insideH w:val="nil"/>
           <w:insideV w:val="nil"/>
@@ -2310,8 +2464,8 @@
       <w:tblStyleColBandSize w:val="1"/>
       <w:tblInd w:w="0" w:type="dxa"/>
       <w:tblBorders>
-        <w:top w:val="single" w:sz="8" w:space="0" w:color="C0504D" w:themeColor="accent2"/>
-        <w:bottom w:val="single" w:sz="8" w:space="0" w:color="C0504D" w:themeColor="accent2"/>
+        <w:top w:val="single" w:color="C0504D" w:themeColor="accent2" w:sz="8" w:space="0"/>
+        <w:bottom w:val="single" w:color="C0504D" w:themeColor="accent2" w:sz="8" w:space="0"/>
       </w:tblBorders>
       <w:tblCellMar>
         <w:top w:w="0" w:type="dxa"/>
@@ -2331,9 +2485,9 @@
       <w:tblPr/>
       <w:tcPr>
         <w:tcBorders>
-          <w:top w:val="single" w:sz="8" w:space="0" w:color="C0504D" w:themeColor="accent2"/>
-          <w:left w:val="nil"/>
-          <w:bottom w:val="single" w:sz="8" w:space="0" w:color="C0504D" w:themeColor="accent2"/>
+          <w:top w:val="single" w:color="C0504D" w:themeColor="accent2" w:sz="8" w:space="0"/>
+          <w:left w:val="nil"/>
+          <w:bottom w:val="single" w:color="C0504D" w:themeColor="accent2" w:sz="8" w:space="0"/>
           <w:right w:val="nil"/>
           <w:insideH w:val="nil"/>
           <w:insideV w:val="nil"/>
@@ -2351,9 +2505,9 @@
       <w:tblPr/>
       <w:tcPr>
         <w:tcBorders>
-          <w:top w:val="single" w:sz="8" w:space="0" w:color="C0504D" w:themeColor="accent2"/>
-          <w:left w:val="nil"/>
-          <w:bottom w:val="single" w:sz="8" w:space="0" w:color="C0504D" w:themeColor="accent2"/>
+          <w:top w:val="single" w:color="C0504D" w:themeColor="accent2" w:sz="8" w:space="0"/>
+          <w:left w:val="nil"/>
+          <w:bottom w:val="single" w:color="C0504D" w:themeColor="accent2" w:sz="8" w:space="0"/>
           <w:right w:val="nil"/>
           <w:insideH w:val="nil"/>
           <w:insideV w:val="nil"/>
@@ -2413,8 +2567,8 @@
       <w:tblStyleColBandSize w:val="1"/>
       <w:tblInd w:w="0" w:type="dxa"/>
       <w:tblBorders>
-        <w:top w:val="single" w:sz="8" w:space="0" w:color="9BBB59" w:themeColor="accent3"/>
-        <w:bottom w:val="single" w:sz="8" w:space="0" w:color="9BBB59" w:themeColor="accent3"/>
+        <w:top w:val="single" w:color="9BBB59" w:themeColor="accent3" w:sz="8" w:space="0"/>
+        <w:bottom w:val="single" w:color="9BBB59" w:themeColor="accent3" w:sz="8" w:space="0"/>
       </w:tblBorders>
       <w:tblCellMar>
         <w:top w:w="0" w:type="dxa"/>
@@ -2434,9 +2588,9 @@
       <w:tblPr/>
       <w:tcPr>
         <w:tcBorders>
-          <w:top w:val="single" w:sz="8" w:space="0" w:color="9BBB59" w:themeColor="accent3"/>
-          <w:left w:val="nil"/>
-          <w:bottom w:val="single" w:sz="8" w:space="0" w:color="9BBB59" w:themeColor="accent3"/>
+          <w:top w:val="single" w:color="9BBB59" w:themeColor="accent3" w:sz="8" w:space="0"/>
+          <w:left w:val="nil"/>
+          <w:bottom w:val="single" w:color="9BBB59" w:themeColor="accent3" w:sz="8" w:space="0"/>
           <w:right w:val="nil"/>
           <w:insideH w:val="nil"/>
           <w:insideV w:val="nil"/>
@@ -2454,9 +2608,9 @@
       <w:tblPr/>
       <w:tcPr>
         <w:tcBorders>
-          <w:top w:val="single" w:sz="8" w:space="0" w:color="9BBB59" w:themeColor="accent3"/>
-          <w:left w:val="nil"/>
-          <w:bottom w:val="single" w:sz="8" w:space="0" w:color="9BBB59" w:themeColor="accent3"/>
+          <w:top w:val="single" w:color="9BBB59" w:themeColor="accent3" w:sz="8" w:space="0"/>
+          <w:left w:val="nil"/>
+          <w:bottom w:val="single" w:color="9BBB59" w:themeColor="accent3" w:sz="8" w:space="0"/>
           <w:right w:val="nil"/>
           <w:insideH w:val="nil"/>
           <w:insideV w:val="nil"/>
@@ -2516,8 +2670,8 @@
       <w:tblStyleColBandSize w:val="1"/>
       <w:tblInd w:w="0" w:type="dxa"/>
       <w:tblBorders>
-        <w:top w:val="single" w:sz="8" w:space="0" w:color="8064A2" w:themeColor="accent4"/>
-        <w:bottom w:val="single" w:sz="8" w:space="0" w:color="8064A2" w:themeColor="accent4"/>
+        <w:top w:val="single" w:color="8064A2" w:themeColor="accent4" w:sz="8" w:space="0"/>
+        <w:bottom w:val="single" w:color="8064A2" w:themeColor="accent4" w:sz="8" w:space="0"/>
       </w:tblBorders>
       <w:tblCellMar>
         <w:top w:w="0" w:type="dxa"/>
@@ -2537,9 +2691,9 @@
       <w:tblPr/>
       <w:tcPr>
         <w:tcBorders>
-          <w:top w:val="single" w:sz="8" w:space="0" w:color="8064A2" w:themeColor="accent4"/>
-          <w:left w:val="nil"/>
-          <w:bottom w:val="single" w:sz="8" w:space="0" w:color="8064A2" w:themeColor="accent4"/>
+          <w:top w:val="single" w:color="8064A2" w:themeColor="accent4" w:sz="8" w:space="0"/>
+          <w:left w:val="nil"/>
+          <w:bottom w:val="single" w:color="8064A2" w:themeColor="accent4" w:sz="8" w:space="0"/>
           <w:right w:val="nil"/>
           <w:insideH w:val="nil"/>
           <w:insideV w:val="nil"/>
@@ -2557,9 +2711,9 @@
       <w:tblPr/>
       <w:tcPr>
         <w:tcBorders>
-          <w:top w:val="single" w:sz="8" w:space="0" w:color="8064A2" w:themeColor="accent4"/>
-          <w:left w:val="nil"/>
-          <w:bottom w:val="single" w:sz="8" w:space="0" w:color="8064A2" w:themeColor="accent4"/>
+          <w:top w:val="single" w:color="8064A2" w:themeColor="accent4" w:sz="8" w:space="0"/>
+          <w:left w:val="nil"/>
+          <w:bottom w:val="single" w:color="8064A2" w:themeColor="accent4" w:sz="8" w:space="0"/>
           <w:right w:val="nil"/>
           <w:insideH w:val="nil"/>
           <w:insideV w:val="nil"/>
@@ -2619,8 +2773,8 @@
       <w:tblStyleColBandSize w:val="1"/>
       <w:tblInd w:w="0" w:type="dxa"/>
       <w:tblBorders>
-        <w:top w:val="single" w:sz="8" w:space="0" w:color="4BACC6" w:themeColor="accent5"/>
-        <w:bottom w:val="single" w:sz="8" w:space="0" w:color="4BACC6" w:themeColor="accent5"/>
+        <w:top w:val="single" w:color="4BACC6" w:themeColor="accent5" w:sz="8" w:space="0"/>
+        <w:bottom w:val="single" w:color="4BACC6" w:themeColor="accent5" w:sz="8" w:space="0"/>
       </w:tblBorders>
       <w:tblCellMar>
         <w:top w:w="0" w:type="dxa"/>
@@ -2640,9 +2794,9 @@
       <w:tblPr/>
       <w:tcPr>
         <w:tcBorders>
-          <w:top w:val="single" w:sz="8" w:space="0" w:color="4BACC6" w:themeColor="accent5"/>
-          <w:left w:val="nil"/>
-          <w:bottom w:val="single" w:sz="8" w:space="0" w:color="4BACC6" w:themeColor="accent5"/>
+          <w:top w:val="single" w:color="4BACC6" w:themeColor="accent5" w:sz="8" w:space="0"/>
+          <w:left w:val="nil"/>
+          <w:bottom w:val="single" w:color="4BACC6" w:themeColor="accent5" w:sz="8" w:space="0"/>
           <w:right w:val="nil"/>
           <w:insideH w:val="nil"/>
           <w:insideV w:val="nil"/>
@@ -2660,9 +2814,9 @@
       <w:tblPr/>
       <w:tcPr>
         <w:tcBorders>
-          <w:top w:val="single" w:sz="8" w:space="0" w:color="4BACC6" w:themeColor="accent5"/>
-          <w:left w:val="nil"/>
-          <w:bottom w:val="single" w:sz="8" w:space="0" w:color="4BACC6" w:themeColor="accent5"/>
+          <w:top w:val="single" w:color="4BACC6" w:themeColor="accent5" w:sz="8" w:space="0"/>
+          <w:left w:val="nil"/>
+          <w:bottom w:val="single" w:color="4BACC6" w:themeColor="accent5" w:sz="8" w:space="0"/>
           <w:right w:val="nil"/>
           <w:insideH w:val="nil"/>
           <w:insideV w:val="nil"/>
@@ -2722,8 +2876,8 @@
       <w:tblStyleColBandSize w:val="1"/>
       <w:tblInd w:w="0" w:type="dxa"/>
       <w:tblBorders>
-        <w:top w:val="single" w:sz="8" w:space="0" w:color="F79646" w:themeColor="accent6"/>
-        <w:bottom w:val="single" w:sz="8" w:space="0" w:color="F79646" w:themeColor="accent6"/>
+        <w:top w:val="single" w:color="F79646" w:themeColor="accent6" w:sz="8" w:space="0"/>
+        <w:bottom w:val="single" w:color="F79646" w:themeColor="accent6" w:sz="8" w:space="0"/>
       </w:tblBorders>
       <w:tblCellMar>
         <w:top w:w="0" w:type="dxa"/>
@@ -2743,9 +2897,9 @@
       <w:tblPr/>
       <w:tcPr>
         <w:tcBorders>
-          <w:top w:val="single" w:sz="8" w:space="0" w:color="F79646" w:themeColor="accent6"/>
-          <w:left w:val="nil"/>
-          <w:bottom w:val="single" w:sz="8" w:space="0" w:color="F79646" w:themeColor="accent6"/>
+          <w:top w:val="single" w:color="F79646" w:themeColor="accent6" w:sz="8" w:space="0"/>
+          <w:left w:val="nil"/>
+          <w:bottom w:val="single" w:color="F79646" w:themeColor="accent6" w:sz="8" w:space="0"/>
           <w:right w:val="nil"/>
           <w:insideH w:val="nil"/>
           <w:insideV w:val="nil"/>
@@ -2763,9 +2917,9 @@
       <w:tblPr/>
       <w:tcPr>
         <w:tcBorders>
-          <w:top w:val="single" w:sz="8" w:space="0" w:color="F79646" w:themeColor="accent6"/>
-          <w:left w:val="nil"/>
-          <w:bottom w:val="single" w:sz="8" w:space="0" w:color="F79646" w:themeColor="accent6"/>
+          <w:top w:val="single" w:color="F79646" w:themeColor="accent6" w:sz="8" w:space="0"/>
+          <w:left w:val="nil"/>
+          <w:bottom w:val="single" w:color="F79646" w:themeColor="accent6" w:sz="8" w:space="0"/>
           <w:right w:val="nil"/>
           <w:insideH w:val="nil"/>
           <w:insideV w:val="nil"/>
@@ -2822,10 +2976,10 @@
       <w:tblStyleColBandSize w:val="1"/>
       <w:tblInd w:w="0" w:type="dxa"/>
       <w:tblBorders>
-        <w:top w:val="single" w:sz="8" w:space="0" w:color="000000" w:themeColor="text1"/>
-        <w:left w:val="single" w:sz="8" w:space="0" w:color="000000" w:themeColor="text1"/>
-        <w:bottom w:val="single" w:sz="8" w:space="0" w:color="000000" w:themeColor="text1"/>
-        <w:right w:val="single" w:sz="8" w:space="0" w:color="000000" w:themeColor="text1"/>
+        <w:top w:val="single" w:color="000000" w:themeColor="text1" w:sz="8" w:space="0"/>
+        <w:left w:val="single" w:color="000000" w:themeColor="text1" w:sz="8" w:space="0"/>
+        <w:bottom w:val="single" w:color="000000" w:themeColor="text1" w:sz="8" w:space="0"/>
+        <w:right w:val="single" w:color="000000" w:themeColor="text1" w:sz="8" w:space="0"/>
       </w:tblBorders>
       <w:tblCellMar>
         <w:top w:w="0" w:type="dxa"/>
@@ -2859,10 +3013,10 @@
       <w:tblPr/>
       <w:tcPr>
         <w:tcBorders>
-          <w:top w:val="double" w:sz="6" w:space="0" w:color="000000" w:themeColor="text1"/>
-          <w:left w:val="single" w:sz="8" w:space="0" w:color="000000" w:themeColor="text1"/>
-          <w:bottom w:val="single" w:sz="8" w:space="0" w:color="000000" w:themeColor="text1"/>
-          <w:right w:val="single" w:sz="8" w:space="0" w:color="000000" w:themeColor="text1"/>
+          <w:top w:val="double" w:color="000000" w:themeColor="text1" w:sz="6" w:space="0"/>
+          <w:left w:val="single" w:color="000000" w:themeColor="text1" w:sz="8" w:space="0"/>
+          <w:bottom w:val="single" w:color="000000" w:themeColor="text1" w:sz="8" w:space="0"/>
+          <w:right w:val="single" w:color="000000" w:themeColor="text1" w:sz="8" w:space="0"/>
         </w:tcBorders>
       </w:tcPr>
     </w:tblStylePr>
@@ -2882,10 +3036,10 @@
       <w:tblPr/>
       <w:tcPr>
         <w:tcBorders>
-          <w:top w:val="single" w:sz="8" w:space="0" w:color="000000" w:themeColor="text1"/>
-          <w:left w:val="single" w:sz="8" w:space="0" w:color="000000" w:themeColor="text1"/>
-          <w:bottom w:val="single" w:sz="8" w:space="0" w:color="000000" w:themeColor="text1"/>
-          <w:right w:val="single" w:sz="8" w:space="0" w:color="000000" w:themeColor="text1"/>
+          <w:top w:val="single" w:color="000000" w:themeColor="text1" w:sz="8" w:space="0"/>
+          <w:left w:val="single" w:color="000000" w:themeColor="text1" w:sz="8" w:space="0"/>
+          <w:bottom w:val="single" w:color="000000" w:themeColor="text1" w:sz="8" w:space="0"/>
+          <w:right w:val="single" w:color="000000" w:themeColor="text1" w:sz="8" w:space="0"/>
         </w:tcBorders>
       </w:tcPr>
     </w:tblStylePr>
@@ -2893,10 +3047,10 @@
       <w:tblPr/>
       <w:tcPr>
         <w:tcBorders>
-          <w:top w:val="single" w:sz="8" w:space="0" w:color="000000" w:themeColor="text1"/>
-          <w:left w:val="single" w:sz="8" w:space="0" w:color="000000" w:themeColor="text1"/>
-          <w:bottom w:val="single" w:sz="8" w:space="0" w:color="000000" w:themeColor="text1"/>
-          <w:right w:val="single" w:sz="8" w:space="0" w:color="000000" w:themeColor="text1"/>
+          <w:top w:val="single" w:color="000000" w:themeColor="text1" w:sz="8" w:space="0"/>
+          <w:left w:val="single" w:color="000000" w:themeColor="text1" w:sz="8" w:space="0"/>
+          <w:bottom w:val="single" w:color="000000" w:themeColor="text1" w:sz="8" w:space="0"/>
+          <w:right w:val="single" w:color="000000" w:themeColor="text1" w:sz="8" w:space="0"/>
         </w:tcBorders>
       </w:tcPr>
     </w:tblStylePr>
@@ -2914,10 +3068,10 @@
       <w:tblStyleColBandSize w:val="1"/>
       <w:tblInd w:w="0" w:type="dxa"/>
       <w:tblBorders>
-        <w:top w:val="single" w:sz="8" w:space="0" w:color="4F81BD" w:themeColor="accent1"/>
-        <w:left w:val="single" w:sz="8" w:space="0" w:color="4F81BD" w:themeColor="accent1"/>
-        <w:bottom w:val="single" w:sz="8" w:space="0" w:color="4F81BD" w:themeColor="accent1"/>
-        <w:right w:val="single" w:sz="8" w:space="0" w:color="4F81BD" w:themeColor="accent1"/>
+        <w:top w:val="single" w:color="4F81BD" w:themeColor="accent1" w:sz="8" w:space="0"/>
+        <w:left w:val="single" w:color="4F81BD" w:themeColor="accent1" w:sz="8" w:space="0"/>
+        <w:bottom w:val="single" w:color="4F81BD" w:themeColor="accent1" w:sz="8" w:space="0"/>
+        <w:right w:val="single" w:color="4F81BD" w:themeColor="accent1" w:sz="8" w:space="0"/>
       </w:tblBorders>
       <w:tblCellMar>
         <w:top w:w="0" w:type="dxa"/>
@@ -2951,10 +3105,10 @@
       <w:tblPr/>
       <w:tcPr>
         <w:tcBorders>
-          <w:top w:val="double" w:sz="6" w:space="0" w:color="4F81BD" w:themeColor="accent1"/>
-          <w:left w:val="single" w:sz="8" w:space="0" w:color="4F81BD" w:themeColor="accent1"/>
-          <w:bottom w:val="single" w:sz="8" w:space="0" w:color="4F81BD" w:themeColor="accent1"/>
-          <w:right w:val="single" w:sz="8" w:space="0" w:color="4F81BD" w:themeColor="accent1"/>
+          <w:top w:val="double" w:color="4F81BD" w:themeColor="accent1" w:sz="6" w:space="0"/>
+          <w:left w:val="single" w:color="4F81BD" w:themeColor="accent1" w:sz="8" w:space="0"/>
+          <w:bottom w:val="single" w:color="4F81BD" w:themeColor="accent1" w:sz="8" w:space="0"/>
+          <w:right w:val="single" w:color="4F81BD" w:themeColor="accent1" w:sz="8" w:space="0"/>
         </w:tcBorders>
       </w:tcPr>
     </w:tblStylePr>
@@ -2974,10 +3128,10 @@
       <w:tblPr/>
       <w:tcPr>
         <w:tcBorders>
-          <w:top w:val="single" w:sz="8" w:space="0" w:color="4F81BD" w:themeColor="accent1"/>
-          <w:left w:val="single" w:sz="8" w:space="0" w:color="4F81BD" w:themeColor="accent1"/>
-          <w:bottom w:val="single" w:sz="8" w:space="0" w:color="4F81BD" w:themeColor="accent1"/>
-          <w:right w:val="single" w:sz="8" w:space="0" w:color="4F81BD" w:themeColor="accent1"/>
+          <w:top w:val="single" w:color="4F81BD" w:themeColor="accent1" w:sz="8" w:space="0"/>
+          <w:left w:val="single" w:color="4F81BD" w:themeColor="accent1" w:sz="8" w:space="0"/>
+          <w:bottom w:val="single" w:color="4F81BD" w:themeColor="accent1" w:sz="8" w:space="0"/>
+          <w:right w:val="single" w:color="4F81BD" w:themeColor="accent1" w:sz="8" w:space="0"/>
         </w:tcBorders>
       </w:tcPr>
     </w:tblStylePr>
@@ -2985,10 +3139,10 @@
       <w:tblPr/>
       <w:tcPr>
         <w:tcBorders>
-          <w:top w:val="single" w:sz="8" w:space="0" w:color="4F81BD" w:themeColor="accent1"/>
-          <w:left w:val="single" w:sz="8" w:space="0" w:color="4F81BD" w:themeColor="accent1"/>
-          <w:bottom w:val="single" w:sz="8" w:space="0" w:color="4F81BD" w:themeColor="accent1"/>
-          <w:right w:val="single" w:sz="8" w:space="0" w:color="4F81BD" w:themeColor="accent1"/>
+          <w:top w:val="single" w:color="4F81BD" w:themeColor="accent1" w:sz="8" w:space="0"/>
+          <w:left w:val="single" w:color="4F81BD" w:themeColor="accent1" w:sz="8" w:space="0"/>
+          <w:bottom w:val="single" w:color="4F81BD" w:themeColor="accent1" w:sz="8" w:space="0"/>
+          <w:right w:val="single" w:color="4F81BD" w:themeColor="accent1" w:sz="8" w:space="0"/>
         </w:tcBorders>
       </w:tcPr>
     </w:tblStylePr>
@@ -3006,10 +3160,10 @@
       <w:tblStyleColBandSize w:val="1"/>
       <w:tblInd w:w="0" w:type="dxa"/>
       <w:tblBorders>
-        <w:top w:val="single" w:sz="8" w:space="0" w:color="C0504D" w:themeColor="accent2"/>
-        <w:left w:val="single" w:sz="8" w:space="0" w:color="C0504D" w:themeColor="accent2"/>
-        <w:bottom w:val="single" w:sz="8" w:space="0" w:color="C0504D" w:themeColor="accent2"/>
-        <w:right w:val="single" w:sz="8" w:space="0" w:color="C0504D" w:themeColor="accent2"/>
+        <w:top w:val="single" w:color="C0504D" w:themeColor="accent2" w:sz="8" w:space="0"/>
+        <w:left w:val="single" w:color="C0504D" w:themeColor="accent2" w:sz="8" w:space="0"/>
+        <w:bottom w:val="single" w:color="C0504D" w:themeColor="accent2" w:sz="8" w:space="0"/>
+        <w:right w:val="single" w:color="C0504D" w:themeColor="accent2" w:sz="8" w:space="0"/>
       </w:tblBorders>
       <w:tblCellMar>
         <w:top w:w="0" w:type="dxa"/>
@@ -3043,10 +3197,10 @@
       <w:tblPr/>
       <w:tcPr>
         <w:tcBorders>
-          <w:top w:val="double" w:sz="6" w:space="0" w:color="C0504D" w:themeColor="accent2"/>
-          <w:left w:val="single" w:sz="8" w:space="0" w:color="C0504D" w:themeColor="accent2"/>
-          <w:bottom w:val="single" w:sz="8" w:space="0" w:color="C0504D" w:themeColor="accent2"/>
-          <w:right w:val="single" w:sz="8" w:space="0" w:color="C0504D" w:themeColor="accent2"/>
+          <w:top w:val="double" w:color="C0504D" w:themeColor="accent2" w:sz="6" w:space="0"/>
+          <w:left w:val="single" w:color="C0504D" w:themeColor="accent2" w:sz="8" w:space="0"/>
+          <w:bottom w:val="single" w:color="C0504D" w:themeColor="accent2" w:sz="8" w:space="0"/>
+          <w:right w:val="single" w:color="C0504D" w:themeColor="accent2" w:sz="8" w:space="0"/>
         </w:tcBorders>
       </w:tcPr>
     </w:tblStylePr>
@@ -3066,10 +3220,10 @@
       <w:tblPr/>
       <w:tcPr>
         <w:tcBorders>
-          <w:top w:val="single" w:sz="8" w:space="0" w:color="C0504D" w:themeColor="accent2"/>
-          <w:left w:val="single" w:sz="8" w:space="0" w:color="C0504D" w:themeColor="accent2"/>
-          <w:bottom w:val="single" w:sz="8" w:space="0" w:color="C0504D" w:themeColor="accent2"/>
-          <w:right w:val="single" w:sz="8" w:space="0" w:color="C0504D" w:themeColor="accent2"/>
+          <w:top w:val="single" w:color="C0504D" w:themeColor="accent2" w:sz="8" w:space="0"/>
+          <w:left w:val="single" w:color="C0504D" w:themeColor="accent2" w:sz="8" w:space="0"/>
+          <w:bottom w:val="single" w:color="C0504D" w:themeColor="accent2" w:sz="8" w:space="0"/>
+          <w:right w:val="single" w:color="C0504D" w:themeColor="accent2" w:sz="8" w:space="0"/>
         </w:tcBorders>
       </w:tcPr>
     </w:tblStylePr>
@@ -3077,10 +3231,10 @@
       <w:tblPr/>
       <w:tcPr>
         <w:tcBorders>
-          <w:top w:val="single" w:sz="8" w:space="0" w:color="C0504D" w:themeColor="accent2"/>
-          <w:left w:val="single" w:sz="8" w:space="0" w:color="C0504D" w:themeColor="accent2"/>
-          <w:bottom w:val="single" w:sz="8" w:space="0" w:color="C0504D" w:themeColor="accent2"/>
-          <w:right w:val="single" w:sz="8" w:space="0" w:color="C0504D" w:themeColor="accent2"/>
+          <w:top w:val="single" w:color="C0504D" w:themeColor="accent2" w:sz="8" w:space="0"/>
+          <w:left w:val="single" w:color="C0504D" w:themeColor="accent2" w:sz="8" w:space="0"/>
+          <w:bottom w:val="single" w:color="C0504D" w:themeColor="accent2" w:sz="8" w:space="0"/>
+          <w:right w:val="single" w:color="C0504D" w:themeColor="accent2" w:sz="8" w:space="0"/>
         </w:tcBorders>
       </w:tcPr>
     </w:tblStylePr>
@@ -3098,10 +3252,10 @@
       <w:tblStyleColBandSize w:val="1"/>
       <w:tblInd w:w="0" w:type="dxa"/>
       <w:tblBorders>
-        <w:top w:val="single" w:sz="8" w:space="0" w:color="9BBB59" w:themeColor="accent3"/>
-        <w:left w:val="single" w:sz="8" w:space="0" w:color="9BBB59" w:themeColor="accent3"/>
-        <w:bottom w:val="single" w:sz="8" w:space="0" w:color="9BBB59" w:themeColor="accent3"/>
-        <w:right w:val="single" w:sz="8" w:space="0" w:color="9BBB59" w:themeColor="accent3"/>
+        <w:top w:val="single" w:color="9BBB59" w:themeColor="accent3" w:sz="8" w:space="0"/>
+        <w:left w:val="single" w:color="9BBB59" w:themeColor="accent3" w:sz="8" w:space="0"/>
+        <w:bottom w:val="single" w:color="9BBB59" w:themeColor="accent3" w:sz="8" w:space="0"/>
+        <w:right w:val="single" w:color="9BBB59" w:themeColor="accent3" w:sz="8" w:space="0"/>
       </w:tblBorders>
       <w:tblCellMar>
         <w:top w:w="0" w:type="dxa"/>
@@ -3135,10 +3289,10 @@
       <w:tblPr/>
       <w:tcPr>
         <w:tcBorders>
-          <w:top w:val="double" w:sz="6" w:space="0" w:color="9BBB59" w:themeColor="accent3"/>
-          <w:left w:val="single" w:sz="8" w:space="0" w:color="9BBB59" w:themeColor="accent3"/>
-          <w:bottom w:val="single" w:sz="8" w:space="0" w:color="9BBB59" w:themeColor="accent3"/>
-          <w:right w:val="single" w:sz="8" w:space="0" w:color="9BBB59" w:themeColor="accent3"/>
+          <w:top w:val="double" w:color="9BBB59" w:themeColor="accent3" w:sz="6" w:space="0"/>
+          <w:left w:val="single" w:color="9BBB59" w:themeColor="accent3" w:sz="8" w:space="0"/>
+          <w:bottom w:val="single" w:color="9BBB59" w:themeColor="accent3" w:sz="8" w:space="0"/>
+          <w:right w:val="single" w:color="9BBB59" w:themeColor="accent3" w:sz="8" w:space="0"/>
         </w:tcBorders>
       </w:tcPr>
     </w:tblStylePr>
@@ -3158,10 +3312,10 @@
       <w:tblPr/>
       <w:tcPr>
         <w:tcBorders>
-          <w:top w:val="single" w:sz="8" w:space="0" w:color="9BBB59" w:themeColor="accent3"/>
-          <w:left w:val="single" w:sz="8" w:space="0" w:color="9BBB59" w:themeColor="accent3"/>
-          <w:bottom w:val="single" w:sz="8" w:space="0" w:color="9BBB59" w:themeColor="accent3"/>
-          <w:right w:val="single" w:sz="8" w:space="0" w:color="9BBB59" w:themeColor="accent3"/>
+          <w:top w:val="single" w:color="9BBB59" w:themeColor="accent3" w:sz="8" w:space="0"/>
+          <w:left w:val="single" w:color="9BBB59" w:themeColor="accent3" w:sz="8" w:space="0"/>
+          <w:bottom w:val="single" w:color="9BBB59" w:themeColor="accent3" w:sz="8" w:space="0"/>
+          <w:right w:val="single" w:color="9BBB59" w:themeColor="accent3" w:sz="8" w:space="0"/>
         </w:tcBorders>
       </w:tcPr>
     </w:tblStylePr>
@@ -3169,10 +3323,10 @@
       <w:tblPr/>
       <w:tcPr>
         <w:tcBorders>
-          <w:top w:val="single" w:sz="8" w:space="0" w:color="9BBB59" w:themeColor="accent3"/>
-          <w:left w:val="single" w:sz="8" w:space="0" w:color="9BBB59" w:themeColor="accent3"/>
-          <w:bottom w:val="single" w:sz="8" w:space="0" w:color="9BBB59" w:themeColor="accent3"/>
-          <w:right w:val="single" w:sz="8" w:space="0" w:color="9BBB59" w:themeColor="accent3"/>
+          <w:top w:val="single" w:color="9BBB59" w:themeColor="accent3" w:sz="8" w:space="0"/>
+          <w:left w:val="single" w:color="9BBB59" w:themeColor="accent3" w:sz="8" w:space="0"/>
+          <w:bottom w:val="single" w:color="9BBB59" w:themeColor="accent3" w:sz="8" w:space="0"/>
+          <w:right w:val="single" w:color="9BBB59" w:themeColor="accent3" w:sz="8" w:space="0"/>
         </w:tcBorders>
       </w:tcPr>
     </w:tblStylePr>
@@ -3190,10 +3344,10 @@
       <w:tblStyleColBandSize w:val="1"/>
       <w:tblInd w:w="0" w:type="dxa"/>
       <w:tblBorders>
-        <w:top w:val="single" w:sz="8" w:space="0" w:color="8064A2" w:themeColor="accent4"/>
-        <w:left w:val="single" w:sz="8" w:space="0" w:color="8064A2" w:themeColor="accent4"/>
-        <w:bottom w:val="single" w:sz="8" w:space="0" w:color="8064A2" w:themeColor="accent4"/>
-        <w:right w:val="single" w:sz="8" w:space="0" w:color="8064A2" w:themeColor="accent4"/>
+        <w:top w:val="single" w:color="8064A2" w:themeColor="accent4" w:sz="8" w:space="0"/>
+        <w:left w:val="single" w:color="8064A2" w:themeColor="accent4" w:sz="8" w:space="0"/>
+        <w:bottom w:val="single" w:color="8064A2" w:themeColor="accent4" w:sz="8" w:space="0"/>
+        <w:right w:val="single" w:color="8064A2" w:themeColor="accent4" w:sz="8" w:space="0"/>
       </w:tblBorders>
       <w:tblCellMar>
         <w:top w:w="0" w:type="dxa"/>
@@ -3227,10 +3381,10 @@
       <w:tblPr/>
       <w:tcPr>
         <w:tcBorders>
-          <w:top w:val="double" w:sz="6" w:space="0" w:color="8064A2" w:themeColor="accent4"/>
-          <w:left w:val="single" w:sz="8" w:space="0" w:color="8064A2" w:themeColor="accent4"/>
-          <w:bottom w:val="single" w:sz="8" w:space="0" w:color="8064A2" w:themeColor="accent4"/>
-          <w:right w:val="single" w:sz="8" w:space="0" w:color="8064A2" w:themeColor="accent4"/>
+          <w:top w:val="double" w:color="8064A2" w:themeColor="accent4" w:sz="6" w:space="0"/>
+          <w:left w:val="single" w:color="8064A2" w:themeColor="accent4" w:sz="8" w:space="0"/>
+          <w:bottom w:val="single" w:color="8064A2" w:themeColor="accent4" w:sz="8" w:space="0"/>
+          <w:right w:val="single" w:color="8064A2" w:themeColor="accent4" w:sz="8" w:space="0"/>
         </w:tcBorders>
       </w:tcPr>
     </w:tblStylePr>
@@ -3250,10 +3404,10 @@
       <w:tblPr/>
       <w:tcPr>
         <w:tcBorders>
-          <w:top w:val="single" w:sz="8" w:space="0" w:color="8064A2" w:themeColor="accent4"/>
-          <w:left w:val="single" w:sz="8" w:space="0" w:color="8064A2" w:themeColor="accent4"/>
-          <w:bottom w:val="single" w:sz="8" w:space="0" w:color="8064A2" w:themeColor="accent4"/>
-          <w:right w:val="single" w:sz="8" w:space="0" w:color="8064A2" w:themeColor="accent4"/>
+          <w:top w:val="single" w:color="8064A2" w:themeColor="accent4" w:sz="8" w:space="0"/>
+          <w:left w:val="single" w:color="8064A2" w:themeColor="accent4" w:sz="8" w:space="0"/>
+          <w:bottom w:val="single" w:color="8064A2" w:themeColor="accent4" w:sz="8" w:space="0"/>
+          <w:right w:val="single" w:color="8064A2" w:themeColor="accent4" w:sz="8" w:space="0"/>
         </w:tcBorders>
       </w:tcPr>
     </w:tblStylePr>
@@ -3261,10 +3415,10 @@
       <w:tblPr/>
       <w:tcPr>
         <w:tcBorders>
-          <w:top w:val="single" w:sz="8" w:space="0" w:color="8064A2" w:themeColor="accent4"/>
-          <w:left w:val="single" w:sz="8" w:space="0" w:color="8064A2" w:themeColor="accent4"/>
-          <w:bottom w:val="single" w:sz="8" w:space="0" w:color="8064A2" w:themeColor="accent4"/>
-          <w:right w:val="single" w:sz="8" w:space="0" w:color="8064A2" w:themeColor="accent4"/>
+          <w:top w:val="single" w:color="8064A2" w:themeColor="accent4" w:sz="8" w:space="0"/>
+          <w:left w:val="single" w:color="8064A2" w:themeColor="accent4" w:sz="8" w:space="0"/>
+          <w:bottom w:val="single" w:color="8064A2" w:themeColor="accent4" w:sz="8" w:space="0"/>
+          <w:right w:val="single" w:color="8064A2" w:themeColor="accent4" w:sz="8" w:space="0"/>
         </w:tcBorders>
       </w:tcPr>
     </w:tblStylePr>
@@ -3282,10 +3436,10 @@
       <w:tblStyleColBandSize w:val="1"/>
       <w:tblInd w:w="0" w:type="dxa"/>
       <w:tblBorders>
-        <w:top w:val="single" w:sz="8" w:space="0" w:color="4BACC6" w:themeColor="accent5"/>
-        <w:left w:val="single" w:sz="8" w:space="0" w:color="4BACC6" w:themeColor="accent5"/>
-        <w:bottom w:val="single" w:sz="8" w:space="0" w:color="4BACC6" w:themeColor="accent5"/>
-        <w:right w:val="single" w:sz="8" w:space="0" w:color="4BACC6" w:themeColor="accent5"/>
+        <w:top w:val="single" w:color="4BACC6" w:themeColor="accent5" w:sz="8" w:space="0"/>
+        <w:left w:val="single" w:color="4BACC6" w:themeColor="accent5" w:sz="8" w:space="0"/>
+        <w:bottom w:val="single" w:color="4BACC6" w:themeColor="accent5" w:sz="8" w:space="0"/>
+        <w:right w:val="single" w:color="4BACC6" w:themeColor="accent5" w:sz="8" w:space="0"/>
       </w:tblBorders>
       <w:tblCellMar>
         <w:top w:w="0" w:type="dxa"/>
@@ -3319,10 +3473,10 @@
       <w:tblPr/>
       <w:tcPr>
         <w:tcBorders>
-          <w:top w:val="double" w:sz="6" w:space="0" w:color="4BACC6" w:themeColor="accent5"/>
-          <w:left w:val="single" w:sz="8" w:space="0" w:color="4BACC6" w:themeColor="accent5"/>
-          <w:bottom w:val="single" w:sz="8" w:space="0" w:color="4BACC6" w:themeColor="accent5"/>
-          <w:right w:val="single" w:sz="8" w:space="0" w:color="4BACC6" w:themeColor="accent5"/>
+          <w:top w:val="double" w:color="4BACC6" w:themeColor="accent5" w:sz="6" w:space="0"/>
+          <w:left w:val="single" w:color="4BACC6" w:themeColor="accent5" w:sz="8" w:space="0"/>
+          <w:bottom w:val="single" w:color="4BACC6" w:themeColor="accent5" w:sz="8" w:space="0"/>
+          <w:right w:val="single" w:color="4BACC6" w:themeColor="accent5" w:sz="8" w:space="0"/>
         </w:tcBorders>
       </w:tcPr>
     </w:tblStylePr>
@@ -3342,10 +3496,10 @@
       <w:tblPr/>
       <w:tcPr>
         <w:tcBorders>
-          <w:top w:val="single" w:sz="8" w:space="0" w:color="4BACC6" w:themeColor="accent5"/>
-          <w:left w:val="single" w:sz="8" w:space="0" w:color="4BACC6" w:themeColor="accent5"/>
-          <w:bottom w:val="single" w:sz="8" w:space="0" w:color="4BACC6" w:themeColor="accent5"/>
-          <w:right w:val="single" w:sz="8" w:space="0" w:color="4BACC6" w:themeColor="accent5"/>
+          <w:top w:val="single" w:color="4BACC6" w:themeColor="accent5" w:sz="8" w:space="0"/>
+          <w:left w:val="single" w:color="4BACC6" w:themeColor="accent5" w:sz="8" w:space="0"/>
+          <w:bottom w:val="single" w:color="4BACC6" w:themeColor="accent5" w:sz="8" w:space="0"/>
+          <w:right w:val="single" w:color="4BACC6" w:themeColor="accent5" w:sz="8" w:space="0"/>
         </w:tcBorders>
       </w:tcPr>
     </w:tblStylePr>
@@ -3353,10 +3507,10 @@
       <w:tblPr/>
       <w:tcPr>
         <w:tcBorders>
-          <w:top w:val="single" w:sz="8" w:space="0" w:color="4BACC6" w:themeColor="accent5"/>
-          <w:left w:val="single" w:sz="8" w:space="0" w:color="4BACC6" w:themeColor="accent5"/>
-          <w:bottom w:val="single" w:sz="8" w:space="0" w:color="4BACC6" w:themeColor="accent5"/>
-          <w:right w:val="single" w:sz="8" w:space="0" w:color="4BACC6" w:themeColor="accent5"/>
+          <w:top w:val="single" w:color="4BACC6" w:themeColor="accent5" w:sz="8" w:space="0"/>
+          <w:left w:val="single" w:color="4BACC6" w:themeColor="accent5" w:sz="8" w:space="0"/>
+          <w:bottom w:val="single" w:color="4BACC6" w:themeColor="accent5" w:sz="8" w:space="0"/>
+          <w:right w:val="single" w:color="4BACC6" w:themeColor="accent5" w:sz="8" w:space="0"/>
         </w:tcBorders>
       </w:tcPr>
     </w:tblStylePr>
@@ -3374,10 +3528,10 @@
       <w:tblStyleColBandSize w:val="1"/>
       <w:tblInd w:w="0" w:type="dxa"/>
       <w:tblBorders>
-        <w:top w:val="single" w:sz="8" w:space="0" w:color="F79646" w:themeColor="accent6"/>
-        <w:left w:val="single" w:sz="8" w:space="0" w:color="F79646" w:themeColor="accent6"/>
-        <w:bottom w:val="single" w:sz="8" w:space="0" w:color="F79646" w:themeColor="accent6"/>
-        <w:right w:val="single" w:sz="8" w:space="0" w:color="F79646" w:themeColor="accent6"/>
+        <w:top w:val="single" w:color="F79646" w:themeColor="accent6" w:sz="8" w:space="0"/>
+        <w:left w:val="single" w:color="F79646" w:themeColor="accent6" w:sz="8" w:space="0"/>
+        <w:bottom w:val="single" w:color="F79646" w:themeColor="accent6" w:sz="8" w:space="0"/>
+        <w:right w:val="single" w:color="F79646" w:themeColor="accent6" w:sz="8" w:space="0"/>
       </w:tblBorders>
       <w:tblCellMar>
         <w:top w:w="0" w:type="dxa"/>
@@ -3411,10 +3565,10 @@
       <w:tblPr/>
       <w:tcPr>
         <w:tcBorders>
-          <w:top w:val="double" w:sz="6" w:space="0" w:color="F79646" w:themeColor="accent6"/>
-          <w:left w:val="single" w:sz="8" w:space="0" w:color="F79646" w:themeColor="accent6"/>
-          <w:bottom w:val="single" w:sz="8" w:space="0" w:color="F79646" w:themeColor="accent6"/>
-          <w:right w:val="single" w:sz="8" w:space="0" w:color="F79646" w:themeColor="accent6"/>
+          <w:top w:val="double" w:color="F79646" w:themeColor="accent6" w:sz="6" w:space="0"/>
+          <w:left w:val="single" w:color="F79646" w:themeColor="accent6" w:sz="8" w:space="0"/>
+          <w:bottom w:val="single" w:color="F79646" w:themeColor="accent6" w:sz="8" w:space="0"/>
+          <w:right w:val="single" w:color="F79646" w:themeColor="accent6" w:sz="8" w:space="0"/>
         </w:tcBorders>
       </w:tcPr>
     </w:tblStylePr>
@@ -3434,10 +3588,10 @@
       <w:tblPr/>
       <w:tcPr>
         <w:tcBorders>
-          <w:top w:val="single" w:sz="8" w:space="0" w:color="F79646" w:themeColor="accent6"/>
-          <w:left w:val="single" w:sz="8" w:space="0" w:color="F79646" w:themeColor="accent6"/>
-          <w:bottom w:val="single" w:sz="8" w:space="0" w:color="F79646" w:themeColor="accent6"/>
-          <w:right w:val="single" w:sz="8" w:space="0" w:color="F79646" w:themeColor="accent6"/>
+          <w:top w:val="single" w:color="F79646" w:themeColor="accent6" w:sz="8" w:space="0"/>
+          <w:left w:val="single" w:color="F79646" w:themeColor="accent6" w:sz="8" w:space="0"/>
+          <w:bottom w:val="single" w:color="F79646" w:themeColor="accent6" w:sz="8" w:space="0"/>
+          <w:right w:val="single" w:color="F79646" w:themeColor="accent6" w:sz="8" w:space="0"/>
         </w:tcBorders>
       </w:tcPr>
     </w:tblStylePr>
@@ -3445,10 +3599,10 @@
       <w:tblPr/>
       <w:tcPr>
         <w:tcBorders>
-          <w:top w:val="single" w:sz="8" w:space="0" w:color="F79646" w:themeColor="accent6"/>
-          <w:left w:val="single" w:sz="8" w:space="0" w:color="F79646" w:themeColor="accent6"/>
-          <w:bottom w:val="single" w:sz="8" w:space="0" w:color="F79646" w:themeColor="accent6"/>
-          <w:right w:val="single" w:sz="8" w:space="0" w:color="F79646" w:themeColor="accent6"/>
+          <w:top w:val="single" w:color="F79646" w:themeColor="accent6" w:sz="8" w:space="0"/>
+          <w:left w:val="single" w:color="F79646" w:themeColor="accent6" w:sz="8" w:space="0"/>
+          <w:bottom w:val="single" w:color="F79646" w:themeColor="accent6" w:sz="8" w:space="0"/>
+          <w:right w:val="single" w:color="F79646" w:themeColor="accent6" w:sz="8" w:space="0"/>
         </w:tcBorders>
       </w:tcPr>
     </w:tblStylePr>
@@ -3466,12 +3620,12 @@
       <w:tblStyleColBandSize w:val="1"/>
       <w:tblInd w:w="0" w:type="dxa"/>
       <w:tblBorders>
-        <w:top w:val="single" w:sz="8" w:space="0" w:color="000000" w:themeColor="text1"/>
-        <w:left w:val="single" w:sz="8" w:space="0" w:color="000000" w:themeColor="text1"/>
-        <w:bottom w:val="single" w:sz="8" w:space="0" w:color="000000" w:themeColor="text1"/>
-        <w:right w:val="single" w:sz="8" w:space="0" w:color="000000" w:themeColor="text1"/>
-        <w:insideH w:val="single" w:sz="8" w:space="0" w:color="000000" w:themeColor="text1"/>
-        <w:insideV w:val="single" w:sz="8" w:space="0" w:color="000000" w:themeColor="text1"/>
+        <w:top w:val="single" w:color="000000" w:themeColor="text1" w:sz="8" w:space="0"/>
+        <w:left w:val="single" w:color="000000" w:themeColor="text1" w:sz="8" w:space="0"/>
+        <w:bottom w:val="single" w:color="000000" w:themeColor="text1" w:sz="8" w:space="0"/>
+        <w:right w:val="single" w:color="000000" w:themeColor="text1" w:sz="8" w:space="0"/>
+        <w:insideH w:val="single" w:color="000000" w:themeColor="text1" w:sz="8" w:space="0"/>
+        <w:insideV w:val="single" w:color="000000" w:themeColor="text1" w:sz="8" w:space="0"/>
       </w:tblBorders>
       <w:tblCellMar>
         <w:top w:w="0" w:type="dxa"/>
@@ -3485,19 +3639,19 @@
         <w:spacing w:before="0" w:after="0" w:line="240" w:lineRule="auto"/>
       </w:pPr>
       <w:rPr>
-        <w:rFonts w:asciiTheme="majorHAnsi" w:eastAsiaTheme="majorEastAsia" w:hAnsiTheme="majorHAnsi" w:cstheme="majorBidi"/>
-        <w:b/>
-        <w:bCs/>
-      </w:rPr>
-      <w:tblPr/>
-      <w:tcPr>
-        <w:tcBorders>
-          <w:top w:val="single" w:sz="8" w:space="0" w:color="000000" w:themeColor="text1"/>
-          <w:left w:val="single" w:sz="8" w:space="0" w:color="000000" w:themeColor="text1"/>
-          <w:bottom w:val="single" w:sz="18" w:space="0" w:color="000000" w:themeColor="text1"/>
-          <w:right w:val="single" w:sz="8" w:space="0" w:color="000000" w:themeColor="text1"/>
-          <w:insideH w:val="nil"/>
-          <w:insideV w:val="single" w:sz="8" w:space="0" w:color="000000" w:themeColor="text1"/>
+        <w:rFonts w:asciiTheme="majorHAnsi" w:hAnsiTheme="majorHAnsi" w:eastAsiaTheme="majorEastAsia" w:cstheme="majorBidi"/>
+        <w:b/>
+        <w:bCs/>
+      </w:rPr>
+      <w:tblPr/>
+      <w:tcPr>
+        <w:tcBorders>
+          <w:top w:val="single" w:color="000000" w:themeColor="text1" w:sz="8" w:space="0"/>
+          <w:left w:val="single" w:color="000000" w:themeColor="text1" w:sz="8" w:space="0"/>
+          <w:bottom w:val="single" w:color="000000" w:themeColor="text1" w:sz="18" w:space="0"/>
+          <w:right w:val="single" w:color="000000" w:themeColor="text1" w:sz="8" w:space="0"/>
+          <w:insideH w:val="nil"/>
+          <w:insideV w:val="single" w:color="000000" w:themeColor="text1" w:sz="8" w:space="0"/>
         </w:tcBorders>
       </w:tcPr>
     </w:tblStylePr>
@@ -3506,42 +3660,42 @@
         <w:spacing w:before="0" w:after="0" w:line="240" w:lineRule="auto"/>
       </w:pPr>
       <w:rPr>
-        <w:rFonts w:asciiTheme="majorHAnsi" w:eastAsiaTheme="majorEastAsia" w:hAnsiTheme="majorHAnsi" w:cstheme="majorBidi"/>
-        <w:b/>
-        <w:bCs/>
-      </w:rPr>
-      <w:tblPr/>
-      <w:tcPr>
-        <w:tcBorders>
-          <w:top w:val="double" w:sz="6" w:space="0" w:color="000000" w:themeColor="text1"/>
-          <w:left w:val="single" w:sz="8" w:space="0" w:color="000000" w:themeColor="text1"/>
-          <w:bottom w:val="single" w:sz="8" w:space="0" w:color="000000" w:themeColor="text1"/>
-          <w:right w:val="single" w:sz="8" w:space="0" w:color="000000" w:themeColor="text1"/>
-          <w:insideH w:val="nil"/>
-          <w:insideV w:val="single" w:sz="8" w:space="0" w:color="000000" w:themeColor="text1"/>
+        <w:rFonts w:asciiTheme="majorHAnsi" w:hAnsiTheme="majorHAnsi" w:eastAsiaTheme="majorEastAsia" w:cstheme="majorBidi"/>
+        <w:b/>
+        <w:bCs/>
+      </w:rPr>
+      <w:tblPr/>
+      <w:tcPr>
+        <w:tcBorders>
+          <w:top w:val="double" w:color="000000" w:themeColor="text1" w:sz="6" w:space="0"/>
+          <w:left w:val="single" w:color="000000" w:themeColor="text1" w:sz="8" w:space="0"/>
+          <w:bottom w:val="single" w:color="000000" w:themeColor="text1" w:sz="8" w:space="0"/>
+          <w:right w:val="single" w:color="000000" w:themeColor="text1" w:sz="8" w:space="0"/>
+          <w:insideH w:val="nil"/>
+          <w:insideV w:val="single" w:color="000000" w:themeColor="text1" w:sz="8" w:space="0"/>
         </w:tcBorders>
       </w:tcPr>
     </w:tblStylePr>
     <w:tblStylePr w:type="firstCol">
       <w:rPr>
-        <w:rFonts w:asciiTheme="majorHAnsi" w:eastAsiaTheme="majorEastAsia" w:hAnsiTheme="majorHAnsi" w:cstheme="majorBidi"/>
+        <w:rFonts w:asciiTheme="majorHAnsi" w:hAnsiTheme="majorHAnsi" w:eastAsiaTheme="majorEastAsia" w:cstheme="majorBidi"/>
         <w:b/>
         <w:bCs/>
       </w:rPr>
     </w:tblStylePr>
     <w:tblStylePr w:type="lastCol">
       <w:rPr>
-        <w:rFonts w:asciiTheme="majorHAnsi" w:eastAsiaTheme="majorEastAsia" w:hAnsiTheme="majorHAnsi" w:cstheme="majorBidi"/>
-        <w:b/>
-        <w:bCs/>
-      </w:rPr>
-      <w:tblPr/>
-      <w:tcPr>
-        <w:tcBorders>
-          <w:top w:val="single" w:sz="8" w:space="0" w:color="000000" w:themeColor="text1"/>
-          <w:left w:val="single" w:sz="8" w:space="0" w:color="000000" w:themeColor="text1"/>
-          <w:bottom w:val="single" w:sz="8" w:space="0" w:color="000000" w:themeColor="text1"/>
-          <w:right w:val="single" w:sz="8" w:space="0" w:color="000000" w:themeColor="text1"/>
+        <w:rFonts w:asciiTheme="majorHAnsi" w:hAnsiTheme="majorHAnsi" w:eastAsiaTheme="majorEastAsia" w:cstheme="majorBidi"/>
+        <w:b/>
+        <w:bCs/>
+      </w:rPr>
+      <w:tblPr/>
+      <w:tcPr>
+        <w:tcBorders>
+          <w:top w:val="single" w:color="000000" w:themeColor="text1" w:sz="8" w:space="0"/>
+          <w:left w:val="single" w:color="000000" w:themeColor="text1" w:sz="8" w:space="0"/>
+          <w:bottom w:val="single" w:color="000000" w:themeColor="text1" w:sz="8" w:space="0"/>
+          <w:right w:val="single" w:color="000000" w:themeColor="text1" w:sz="8" w:space="0"/>
         </w:tcBorders>
       </w:tcPr>
     </w:tblStylePr>
@@ -3549,10 +3703,10 @@
       <w:tblPr/>
       <w:tcPr>
         <w:tcBorders>
-          <w:top w:val="single" w:sz="8" w:space="0" w:color="000000" w:themeColor="text1"/>
-          <w:left w:val="single" w:sz="8" w:space="0" w:color="000000" w:themeColor="text1"/>
-          <w:bottom w:val="single" w:sz="8" w:space="0" w:color="000000" w:themeColor="text1"/>
-          <w:right w:val="single" w:sz="8" w:space="0" w:color="000000" w:themeColor="text1"/>
+          <w:top w:val="single" w:color="000000" w:themeColor="text1" w:sz="8" w:space="0"/>
+          <w:left w:val="single" w:color="000000" w:themeColor="text1" w:sz="8" w:space="0"/>
+          <w:bottom w:val="single" w:color="000000" w:themeColor="text1" w:sz="8" w:space="0"/>
+          <w:right w:val="single" w:color="000000" w:themeColor="text1" w:sz="8" w:space="0"/>
         </w:tcBorders>
         <w:shd w:val="clear" w:color="auto" w:fill="C0C0C0" w:themeFill="text1" w:themeFillTint="3F"/>
       </w:tcPr>
@@ -3561,11 +3715,11 @@
       <w:tblPr/>
       <w:tcPr>
         <w:tcBorders>
-          <w:top w:val="single" w:sz="8" w:space="0" w:color="000000" w:themeColor="text1"/>
-          <w:left w:val="single" w:sz="8" w:space="0" w:color="000000" w:themeColor="text1"/>
-          <w:bottom w:val="single" w:sz="8" w:space="0" w:color="000000" w:themeColor="text1"/>
-          <w:right w:val="single" w:sz="8" w:space="0" w:color="000000" w:themeColor="text1"/>
-          <w:insideV w:val="single" w:sz="8" w:space="0" w:color="000000" w:themeColor="text1"/>
+          <w:top w:val="single" w:color="000000" w:themeColor="text1" w:sz="8" w:space="0"/>
+          <w:left w:val="single" w:color="000000" w:themeColor="text1" w:sz="8" w:space="0"/>
+          <w:bottom w:val="single" w:color="000000" w:themeColor="text1" w:sz="8" w:space="0"/>
+          <w:right w:val="single" w:color="000000" w:themeColor="text1" w:sz="8" w:space="0"/>
+          <w:insideV w:val="single" w:color="000000" w:themeColor="text1" w:sz="8" w:space="0"/>
         </w:tcBorders>
         <w:shd w:val="clear" w:color="auto" w:fill="C0C0C0" w:themeFill="text1" w:themeFillTint="3F"/>
       </w:tcPr>
@@ -3574,11 +3728,11 @@
       <w:tblPr/>
       <w:tcPr>
         <w:tcBorders>
-          <w:top w:val="single" w:sz="8" w:space="0" w:color="000000" w:themeColor="text1"/>
-          <w:left w:val="single" w:sz="8" w:space="0" w:color="000000" w:themeColor="text1"/>
-          <w:bottom w:val="single" w:sz="8" w:space="0" w:color="000000" w:themeColor="text1"/>
-          <w:right w:val="single" w:sz="8" w:space="0" w:color="000000" w:themeColor="text1"/>
-          <w:insideV w:val="single" w:sz="8" w:space="0" w:color="000000" w:themeColor="text1"/>
+          <w:top w:val="single" w:color="000000" w:themeColor="text1" w:sz="8" w:space="0"/>
+          <w:left w:val="single" w:color="000000" w:themeColor="text1" w:sz="8" w:space="0"/>
+          <w:bottom w:val="single" w:color="000000" w:themeColor="text1" w:sz="8" w:space="0"/>
+          <w:right w:val="single" w:color="000000" w:themeColor="text1" w:sz="8" w:space="0"/>
+          <w:insideV w:val="single" w:color="000000" w:themeColor="text1" w:sz="8" w:space="0"/>
         </w:tcBorders>
       </w:tcPr>
     </w:tblStylePr>
@@ -3596,12 +3750,12 @@
       <w:tblStyleColBandSize w:val="1"/>
       <w:tblInd w:w="0" w:type="dxa"/>
       <w:tblBorders>
-        <w:top w:val="single" w:sz="8" w:space="0" w:color="4F81BD" w:themeColor="accent1"/>
-        <w:left w:val="single" w:sz="8" w:space="0" w:color="4F81BD" w:themeColor="accent1"/>
-        <w:bottom w:val="single" w:sz="8" w:space="0" w:color="4F81BD" w:themeColor="accent1"/>
-        <w:right w:val="single" w:sz="8" w:space="0" w:color="4F81BD" w:themeColor="accent1"/>
-        <w:insideH w:val="single" w:sz="8" w:space="0" w:color="4F81BD" w:themeColor="accent1"/>
-        <w:insideV w:val="single" w:sz="8" w:space="0" w:color="4F81BD" w:themeColor="accent1"/>
+        <w:top w:val="single" w:color="4F81BD" w:themeColor="accent1" w:sz="8" w:space="0"/>
+        <w:left w:val="single" w:color="4F81BD" w:themeColor="accent1" w:sz="8" w:space="0"/>
+        <w:bottom w:val="single" w:color="4F81BD" w:themeColor="accent1" w:sz="8" w:space="0"/>
+        <w:right w:val="single" w:color="4F81BD" w:themeColor="accent1" w:sz="8" w:space="0"/>
+        <w:insideH w:val="single" w:color="4F81BD" w:themeColor="accent1" w:sz="8" w:space="0"/>
+        <w:insideV w:val="single" w:color="4F81BD" w:themeColor="accent1" w:sz="8" w:space="0"/>
       </w:tblBorders>
       <w:tblCellMar>
         <w:top w:w="0" w:type="dxa"/>
@@ -3615,19 +3769,19 @@
         <w:spacing w:before="0" w:after="0" w:line="240" w:lineRule="auto"/>
       </w:pPr>
       <w:rPr>
-        <w:rFonts w:asciiTheme="majorHAnsi" w:eastAsiaTheme="majorEastAsia" w:hAnsiTheme="majorHAnsi" w:cstheme="majorBidi"/>
-        <w:b/>
-        <w:bCs/>
-      </w:rPr>
-      <w:tblPr/>
-      <w:tcPr>
-        <w:tcBorders>
-          <w:top w:val="single" w:sz="8" w:space="0" w:color="4F81BD" w:themeColor="accent1"/>
-          <w:left w:val="single" w:sz="8" w:space="0" w:color="4F81BD" w:themeColor="accent1"/>
-          <w:bottom w:val="single" w:sz="18" w:space="0" w:color="4F81BD" w:themeColor="accent1"/>
-          <w:right w:val="single" w:sz="8" w:space="0" w:color="4F81BD" w:themeColor="accent1"/>
-          <w:insideH w:val="nil"/>
-          <w:insideV w:val="single" w:sz="8" w:space="0" w:color="4F81BD" w:themeColor="accent1"/>
+        <w:rFonts w:asciiTheme="majorHAnsi" w:hAnsiTheme="majorHAnsi" w:eastAsiaTheme="majorEastAsia" w:cstheme="majorBidi"/>
+        <w:b/>
+        <w:bCs/>
+      </w:rPr>
+      <w:tblPr/>
+      <w:tcPr>
+        <w:tcBorders>
+          <w:top w:val="single" w:color="4F81BD" w:themeColor="accent1" w:sz="8" w:space="0"/>
+          <w:left w:val="single" w:color="4F81BD" w:themeColor="accent1" w:sz="8" w:space="0"/>
+          <w:bottom w:val="single" w:color="4F81BD" w:themeColor="accent1" w:sz="18" w:space="0"/>
+          <w:right w:val="single" w:color="4F81BD" w:themeColor="accent1" w:sz="8" w:space="0"/>
+          <w:insideH w:val="nil"/>
+          <w:insideV w:val="single" w:color="4F81BD" w:themeColor="accent1" w:sz="8" w:space="0"/>
         </w:tcBorders>
       </w:tcPr>
     </w:tblStylePr>
@@ -3636,42 +3790,42 @@
         <w:spacing w:before="0" w:after="0" w:line="240" w:lineRule="auto"/>
       </w:pPr>
       <w:rPr>
-        <w:rFonts w:asciiTheme="majorHAnsi" w:eastAsiaTheme="majorEastAsia" w:hAnsiTheme="majorHAnsi" w:cstheme="majorBidi"/>
-        <w:b/>
-        <w:bCs/>
-      </w:rPr>
-      <w:tblPr/>
-      <w:tcPr>
-        <w:tcBorders>
-          <w:top w:val="double" w:sz="6" w:space="0" w:color="4F81BD" w:themeColor="accent1"/>
-          <w:left w:val="single" w:sz="8" w:space="0" w:color="4F81BD" w:themeColor="accent1"/>
-          <w:bottom w:val="single" w:sz="8" w:space="0" w:color="4F81BD" w:themeColor="accent1"/>
-          <w:right w:val="single" w:sz="8" w:space="0" w:color="4F81BD" w:themeColor="accent1"/>
-          <w:insideH w:val="nil"/>
-          <w:insideV w:val="single" w:sz="8" w:space="0" w:color="4F81BD" w:themeColor="accent1"/>
+        <w:rFonts w:asciiTheme="majorHAnsi" w:hAnsiTheme="majorHAnsi" w:eastAsiaTheme="majorEastAsia" w:cstheme="majorBidi"/>
+        <w:b/>
+        <w:bCs/>
+      </w:rPr>
+      <w:tblPr/>
+      <w:tcPr>
+        <w:tcBorders>
+          <w:top w:val="double" w:color="4F81BD" w:themeColor="accent1" w:sz="6" w:space="0"/>
+          <w:left w:val="single" w:color="4F81BD" w:themeColor="accent1" w:sz="8" w:space="0"/>
+          <w:bottom w:val="single" w:color="4F81BD" w:themeColor="accent1" w:sz="8" w:space="0"/>
+          <w:right w:val="single" w:color="4F81BD" w:themeColor="accent1" w:sz="8" w:space="0"/>
+          <w:insideH w:val="nil"/>
+          <w:insideV w:val="single" w:color="4F81BD" w:themeColor="accent1" w:sz="8" w:space="0"/>
         </w:tcBorders>
       </w:tcPr>
     </w:tblStylePr>
     <w:tblStylePr w:type="firstCol">
       <w:rPr>
-        <w:rFonts w:asciiTheme="majorHAnsi" w:eastAsiaTheme="majorEastAsia" w:hAnsiTheme="majorHAnsi" w:cstheme="majorBidi"/>
+        <w:rFonts w:asciiTheme="majorHAnsi" w:hAnsiTheme="majorHAnsi" w:eastAsiaTheme="majorEastAsia" w:cstheme="majorBidi"/>
         <w:b/>
         <w:bCs/>
       </w:rPr>
     </w:tblStylePr>
     <w:tblStylePr w:type="lastCol">
       <w:rPr>
-        <w:rFonts w:asciiTheme="majorHAnsi" w:eastAsiaTheme="majorEastAsia" w:hAnsiTheme="majorHAnsi" w:cstheme="majorBidi"/>
-        <w:b/>
-        <w:bCs/>
-      </w:rPr>
-      <w:tblPr/>
-      <w:tcPr>
-        <w:tcBorders>
-          <w:top w:val="single" w:sz="8" w:space="0" w:color="4F81BD" w:themeColor="accent1"/>
-          <w:left w:val="single" w:sz="8" w:space="0" w:color="4F81BD" w:themeColor="accent1"/>
-          <w:bottom w:val="single" w:sz="8" w:space="0" w:color="4F81BD" w:themeColor="accent1"/>
-          <w:right w:val="single" w:sz="8" w:space="0" w:color="4F81BD" w:themeColor="accent1"/>
+        <w:rFonts w:asciiTheme="majorHAnsi" w:hAnsiTheme="majorHAnsi" w:eastAsiaTheme="majorEastAsia" w:cstheme="majorBidi"/>
+        <w:b/>
+        <w:bCs/>
+      </w:rPr>
+      <w:tblPr/>
+      <w:tcPr>
+        <w:tcBorders>
+          <w:top w:val="single" w:color="4F81BD" w:themeColor="accent1" w:sz="8" w:space="0"/>
+          <w:left w:val="single" w:color="4F81BD" w:themeColor="accent1" w:sz="8" w:space="0"/>
+          <w:bottom w:val="single" w:color="4F81BD" w:themeColor="accent1" w:sz="8" w:space="0"/>
+          <w:right w:val="single" w:color="4F81BD" w:themeColor="accent1" w:sz="8" w:space="0"/>
         </w:tcBorders>
       </w:tcPr>
     </w:tblStylePr>
@@ -3679,10 +3833,10 @@
       <w:tblPr/>
       <w:tcPr>
         <w:tcBorders>
-          <w:top w:val="single" w:sz="8" w:space="0" w:color="4F81BD" w:themeColor="accent1"/>
-          <w:left w:val="single" w:sz="8" w:space="0" w:color="4F81BD" w:themeColor="accent1"/>
-          <w:bottom w:val="single" w:sz="8" w:space="0" w:color="4F81BD" w:themeColor="accent1"/>
-          <w:right w:val="single" w:sz="8" w:space="0" w:color="4F81BD" w:themeColor="accent1"/>
+          <w:top w:val="single" w:color="4F81BD" w:themeColor="accent1" w:sz="8" w:space="0"/>
+          <w:left w:val="single" w:color="4F81BD" w:themeColor="accent1" w:sz="8" w:space="0"/>
+          <w:bottom w:val="single" w:color="4F81BD" w:themeColor="accent1" w:sz="8" w:space="0"/>
+          <w:right w:val="single" w:color="4F81BD" w:themeColor="accent1" w:sz="8" w:space="0"/>
         </w:tcBorders>
         <w:shd w:val="clear" w:color="auto" w:fill="D3DFEE" w:themeFill="accent1" w:themeFillTint="3F"/>
       </w:tcPr>
@@ -3691,11 +3845,11 @@
       <w:tblPr/>
       <w:tcPr>
         <w:tcBorders>
-          <w:top w:val="single" w:sz="8" w:space="0" w:color="4F81BD" w:themeColor="accent1"/>
-          <w:left w:val="single" w:sz="8" w:space="0" w:color="4F81BD" w:themeColor="accent1"/>
-          <w:bottom w:val="single" w:sz="8" w:space="0" w:color="4F81BD" w:themeColor="accent1"/>
-          <w:right w:val="single" w:sz="8" w:space="0" w:color="4F81BD" w:themeColor="accent1"/>
-          <w:insideV w:val="single" w:sz="8" w:space="0" w:color="4F81BD" w:themeColor="accent1"/>
+          <w:top w:val="single" w:color="4F81BD" w:themeColor="accent1" w:sz="8" w:space="0"/>
+          <w:left w:val="single" w:color="4F81BD" w:themeColor="accent1" w:sz="8" w:space="0"/>
+          <w:bottom w:val="single" w:color="4F81BD" w:themeColor="accent1" w:sz="8" w:space="0"/>
+          <w:right w:val="single" w:color="4F81BD" w:themeColor="accent1" w:sz="8" w:space="0"/>
+          <w:insideV w:val="single" w:color="4F81BD" w:themeColor="accent1" w:sz="8" w:space="0"/>
         </w:tcBorders>
         <w:shd w:val="clear" w:color="auto" w:fill="D3DFEE" w:themeFill="accent1" w:themeFillTint="3F"/>
       </w:tcPr>
@@ -3704,11 +3858,11 @@
       <w:tblPr/>
       <w:tcPr>
         <w:tcBorders>
-          <w:top w:val="single" w:sz="8" w:space="0" w:color="4F81BD" w:themeColor="accent1"/>
-          <w:left w:val="single" w:sz="8" w:space="0" w:color="4F81BD" w:themeColor="accent1"/>
-          <w:bottom w:val="single" w:sz="8" w:space="0" w:color="4F81BD" w:themeColor="accent1"/>
-          <w:right w:val="single" w:sz="8" w:space="0" w:color="4F81BD" w:themeColor="accent1"/>
-          <w:insideV w:val="single" w:sz="8" w:space="0" w:color="4F81BD" w:themeColor="accent1"/>
+          <w:top w:val="single" w:color="4F81BD" w:themeColor="accent1" w:sz="8" w:space="0"/>
+          <w:left w:val="single" w:color="4F81BD" w:themeColor="accent1" w:sz="8" w:space="0"/>
+          <w:bottom w:val="single" w:color="4F81BD" w:themeColor="accent1" w:sz="8" w:space="0"/>
+          <w:right w:val="single" w:color="4F81BD" w:themeColor="accent1" w:sz="8" w:space="0"/>
+          <w:insideV w:val="single" w:color="4F81BD" w:themeColor="accent1" w:sz="8" w:space="0"/>
         </w:tcBorders>
       </w:tcPr>
     </w:tblStylePr>
@@ -3726,12 +3880,12 @@
       <w:tblStyleColBandSize w:val="1"/>
       <w:tblInd w:w="0" w:type="dxa"/>
       <w:tblBorders>
-        <w:top w:val="single" w:sz="8" w:space="0" w:color="C0504D" w:themeColor="accent2"/>
-        <w:left w:val="single" w:sz="8" w:space="0" w:color="C0504D" w:themeColor="accent2"/>
-        <w:bottom w:val="single" w:sz="8" w:space="0" w:color="C0504D" w:themeColor="accent2"/>
-        <w:right w:val="single" w:sz="8" w:space="0" w:color="C0504D" w:themeColor="accent2"/>
-        <w:insideH w:val="single" w:sz="8" w:space="0" w:color="C0504D" w:themeColor="accent2"/>
-        <w:insideV w:val="single" w:sz="8" w:space="0" w:color="C0504D" w:themeColor="accent2"/>
+        <w:top w:val="single" w:color="C0504D" w:themeColor="accent2" w:sz="8" w:space="0"/>
+        <w:left w:val="single" w:color="C0504D" w:themeColor="accent2" w:sz="8" w:space="0"/>
+        <w:bottom w:val="single" w:color="C0504D" w:themeColor="accent2" w:sz="8" w:space="0"/>
+        <w:right w:val="single" w:color="C0504D" w:themeColor="accent2" w:sz="8" w:space="0"/>
+        <w:insideH w:val="single" w:color="C0504D" w:themeColor="accent2" w:sz="8" w:space="0"/>
+        <w:insideV w:val="single" w:color="C0504D" w:themeColor="accent2" w:sz="8" w:space="0"/>
       </w:tblBorders>
       <w:tblCellMar>
         <w:top w:w="0" w:type="dxa"/>
@@ -3745,19 +3899,19 @@
         <w:spacing w:before="0" w:after="0" w:line="240" w:lineRule="auto"/>
       </w:pPr>
       <w:rPr>
-        <w:rFonts w:asciiTheme="majorHAnsi" w:eastAsiaTheme="majorEastAsia" w:hAnsiTheme="majorHAnsi" w:cstheme="majorBidi"/>
-        <w:b/>
-        <w:bCs/>
-      </w:rPr>
-      <w:tblPr/>
-      <w:tcPr>
-        <w:tcBorders>
-          <w:top w:val="single" w:sz="8" w:space="0" w:color="C0504D" w:themeColor="accent2"/>
-          <w:left w:val="single" w:sz="8" w:space="0" w:color="C0504D" w:themeColor="accent2"/>
-          <w:bottom w:val="single" w:sz="18" w:space="0" w:color="C0504D" w:themeColor="accent2"/>
-          <w:right w:val="single" w:sz="8" w:space="0" w:color="C0504D" w:themeColor="accent2"/>
-          <w:insideH w:val="nil"/>
-          <w:insideV w:val="single" w:sz="8" w:space="0" w:color="C0504D" w:themeColor="accent2"/>
+        <w:rFonts w:asciiTheme="majorHAnsi" w:hAnsiTheme="majorHAnsi" w:eastAsiaTheme="majorEastAsia" w:cstheme="majorBidi"/>
+        <w:b/>
+        <w:bCs/>
+      </w:rPr>
+      <w:tblPr/>
+      <w:tcPr>
+        <w:tcBorders>
+          <w:top w:val="single" w:color="C0504D" w:themeColor="accent2" w:sz="8" w:space="0"/>
+          <w:left w:val="single" w:color="C0504D" w:themeColor="accent2" w:sz="8" w:space="0"/>
+          <w:bottom w:val="single" w:color="C0504D" w:themeColor="accent2" w:sz="18" w:space="0"/>
+          <w:right w:val="single" w:color="C0504D" w:themeColor="accent2" w:sz="8" w:space="0"/>
+          <w:insideH w:val="nil"/>
+          <w:insideV w:val="single" w:color="C0504D" w:themeColor="accent2" w:sz="8" w:space="0"/>
         </w:tcBorders>
       </w:tcPr>
     </w:tblStylePr>
@@ -3766,42 +3920,42 @@
         <w:spacing w:before="0" w:after="0" w:line="240" w:lineRule="auto"/>
       </w:pPr>
       <w:rPr>
-        <w:rFonts w:asciiTheme="majorHAnsi" w:eastAsiaTheme="majorEastAsia" w:hAnsiTheme="majorHAnsi" w:cstheme="majorBidi"/>
-        <w:b/>
-        <w:bCs/>
-      </w:rPr>
-      <w:tblPr/>
-      <w:tcPr>
-        <w:tcBorders>
-          <w:top w:val="double" w:sz="6" w:space="0" w:color="C0504D" w:themeColor="accent2"/>
-          <w:left w:val="single" w:sz="8" w:space="0" w:color="C0504D" w:themeColor="accent2"/>
-          <w:bottom w:val="single" w:sz="8" w:space="0" w:color="C0504D" w:themeColor="accent2"/>
-          <w:right w:val="single" w:sz="8" w:space="0" w:color="C0504D" w:themeColor="accent2"/>
-          <w:insideH w:val="nil"/>
-          <w:insideV w:val="single" w:sz="8" w:space="0" w:color="C0504D" w:themeColor="accent2"/>
+        <w:rFonts w:asciiTheme="majorHAnsi" w:hAnsiTheme="majorHAnsi" w:eastAsiaTheme="majorEastAsia" w:cstheme="majorBidi"/>
+        <w:b/>
+        <w:bCs/>
+      </w:rPr>
+      <w:tblPr/>
+      <w:tcPr>
+        <w:tcBorders>
+          <w:top w:val="double" w:color="C0504D" w:themeColor="accent2" w:sz="6" w:space="0"/>
+          <w:left w:val="single" w:color="C0504D" w:themeColor="accent2" w:sz="8" w:space="0"/>
+          <w:bottom w:val="single" w:color="C0504D" w:themeColor="accent2" w:sz="8" w:space="0"/>
+          <w:right w:val="single" w:color="C0504D" w:themeColor="accent2" w:sz="8" w:space="0"/>
+          <w:insideH w:val="nil"/>
+          <w:insideV w:val="single" w:color="C0504D" w:themeColor="accent2" w:sz="8" w:space="0"/>
         </w:tcBorders>
       </w:tcPr>
     </w:tblStylePr>
     <w:tblStylePr w:type="firstCol">
       <w:rPr>
-        <w:rFonts w:asciiTheme="majorHAnsi" w:eastAsiaTheme="majorEastAsia" w:hAnsiTheme="majorHAnsi" w:cstheme="majorBidi"/>
+        <w:rFonts w:asciiTheme="majorHAnsi" w:hAnsiTheme="majorHAnsi" w:eastAsiaTheme="majorEastAsia" w:cstheme="majorBidi"/>
         <w:b/>
         <w:bCs/>
       </w:rPr>
     </w:tblStylePr>
     <w:tblStylePr w:type="lastCol">
       <w:rPr>
-        <w:rFonts w:asciiTheme="majorHAnsi" w:eastAsiaTheme="majorEastAsia" w:hAnsiTheme="majorHAnsi" w:cstheme="majorBidi"/>
-        <w:b/>
-        <w:bCs/>
-      </w:rPr>
-      <w:tblPr/>
-      <w:tcPr>
-        <w:tcBorders>
-          <w:top w:val="single" w:sz="8" w:space="0" w:color="C0504D" w:themeColor="accent2"/>
-          <w:left w:val="single" w:sz="8" w:space="0" w:color="C0504D" w:themeColor="accent2"/>
-          <w:bottom w:val="single" w:sz="8" w:space="0" w:color="C0504D" w:themeColor="accent2"/>
-          <w:right w:val="single" w:sz="8" w:space="0" w:color="C0504D" w:themeColor="accent2"/>
+        <w:rFonts w:asciiTheme="majorHAnsi" w:hAnsiTheme="majorHAnsi" w:eastAsiaTheme="majorEastAsia" w:cstheme="majorBidi"/>
+        <w:b/>
+        <w:bCs/>
+      </w:rPr>
+      <w:tblPr/>
+      <w:tcPr>
+        <w:tcBorders>
+          <w:top w:val="single" w:color="C0504D" w:themeColor="accent2" w:sz="8" w:space="0"/>
+          <w:left w:val="single" w:color="C0504D" w:themeColor="accent2" w:sz="8" w:space="0"/>
+          <w:bottom w:val="single" w:color="C0504D" w:themeColor="accent2" w:sz="8" w:space="0"/>
+          <w:right w:val="single" w:color="C0504D" w:themeColor="accent2" w:sz="8" w:space="0"/>
         </w:tcBorders>
       </w:tcPr>
     </w:tblStylePr>
@@ -3809,10 +3963,10 @@
       <w:tblPr/>
       <w:tcPr>
         <w:tcBorders>
-          <w:top w:val="single" w:sz="8" w:space="0" w:color="C0504D" w:themeColor="accent2"/>
-          <w:left w:val="single" w:sz="8" w:space="0" w:color="C0504D" w:themeColor="accent2"/>
-          <w:bottom w:val="single" w:sz="8" w:space="0" w:color="C0504D" w:themeColor="accent2"/>
-          <w:right w:val="single" w:sz="8" w:space="0" w:color="C0504D" w:themeColor="accent2"/>
+          <w:top w:val="single" w:color="C0504D" w:themeColor="accent2" w:sz="8" w:space="0"/>
+          <w:left w:val="single" w:color="C0504D" w:themeColor="accent2" w:sz="8" w:space="0"/>
+          <w:bottom w:val="single" w:color="C0504D" w:themeColor="accent2" w:sz="8" w:space="0"/>
+          <w:right w:val="single" w:color="C0504D" w:themeColor="accent2" w:sz="8" w:space="0"/>
         </w:tcBorders>
         <w:shd w:val="clear" w:color="auto" w:fill="EFD3D2" w:themeFill="accent2" w:themeFillTint="3F"/>
       </w:tcPr>
@@ -3821,11 +3975,11 @@
       <w:tblPr/>
       <w:tcPr>
         <w:tcBorders>
-          <w:top w:val="single" w:sz="8" w:space="0" w:color="C0504D" w:themeColor="accent2"/>
-          <w:left w:val="single" w:sz="8" w:space="0" w:color="C0504D" w:themeColor="accent2"/>
-          <w:bottom w:val="single" w:sz="8" w:space="0" w:color="C0504D" w:themeColor="accent2"/>
-          <w:right w:val="single" w:sz="8" w:space="0" w:color="C0504D" w:themeColor="accent2"/>
-          <w:insideV w:val="single" w:sz="8" w:space="0" w:color="C0504D" w:themeColor="accent2"/>
+          <w:top w:val="single" w:color="C0504D" w:themeColor="accent2" w:sz="8" w:space="0"/>
+          <w:left w:val="single" w:color="C0504D" w:themeColor="accent2" w:sz="8" w:space="0"/>
+          <w:bottom w:val="single" w:color="C0504D" w:themeColor="accent2" w:sz="8" w:space="0"/>
+          <w:right w:val="single" w:color="C0504D" w:themeColor="accent2" w:sz="8" w:space="0"/>
+          <w:insideV w:val="single" w:color="C0504D" w:themeColor="accent2" w:sz="8" w:space="0"/>
         </w:tcBorders>
         <w:shd w:val="clear" w:color="auto" w:fill="EFD3D2" w:themeFill="accent2" w:themeFillTint="3F"/>
       </w:tcPr>
@@ -3834,11 +3988,11 @@
       <w:tblPr/>
       <w:tcPr>
         <w:tcBorders>
-          <w:top w:val="single" w:sz="8" w:space="0" w:color="C0504D" w:themeColor="accent2"/>
-          <w:left w:val="single" w:sz="8" w:space="0" w:color="C0504D" w:themeColor="accent2"/>
-          <w:bottom w:val="single" w:sz="8" w:space="0" w:color="C0504D" w:themeColor="accent2"/>
-          <w:right w:val="single" w:sz="8" w:space="0" w:color="C0504D" w:themeColor="accent2"/>
-          <w:insideV w:val="single" w:sz="8" w:space="0" w:color="C0504D" w:themeColor="accent2"/>
+          <w:top w:val="single" w:color="C0504D" w:themeColor="accent2" w:sz="8" w:space="0"/>
+          <w:left w:val="single" w:color="C0504D" w:themeColor="accent2" w:sz="8" w:space="0"/>
+          <w:bottom w:val="single" w:color="C0504D" w:themeColor="accent2" w:sz="8" w:space="0"/>
+          <w:right w:val="single" w:color="C0504D" w:themeColor="accent2" w:sz="8" w:space="0"/>
+          <w:insideV w:val="single" w:color="C0504D" w:themeColor="accent2" w:sz="8" w:space="0"/>
         </w:tcBorders>
       </w:tcPr>
     </w:tblStylePr>
@@ -3856,12 +4010,12 @@
       <w:tblStyleColBandSize w:val="1"/>
       <w:tblInd w:w="0" w:type="dxa"/>
       <w:tblBorders>
-        <w:top w:val="single" w:sz="8" w:space="0" w:color="9BBB59" w:themeColor="accent3"/>
-        <w:left w:val="single" w:sz="8" w:space="0" w:color="9BBB59" w:themeColor="accent3"/>
-        <w:bottom w:val="single" w:sz="8" w:space="0" w:color="9BBB59" w:themeColor="accent3"/>
-        <w:right w:val="single" w:sz="8" w:space="0" w:color="9BBB59" w:themeColor="accent3"/>
-        <w:insideH w:val="single" w:sz="8" w:space="0" w:color="9BBB59" w:themeColor="accent3"/>
-        <w:insideV w:val="single" w:sz="8" w:space="0" w:color="9BBB59" w:themeColor="accent3"/>
+        <w:top w:val="single" w:color="9BBB59" w:themeColor="accent3" w:sz="8" w:space="0"/>
+        <w:left w:val="single" w:color="9BBB59" w:themeColor="accent3" w:sz="8" w:space="0"/>
+        <w:bottom w:val="single" w:color="9BBB59" w:themeColor="accent3" w:sz="8" w:space="0"/>
+        <w:right w:val="single" w:color="9BBB59" w:themeColor="accent3" w:sz="8" w:space="0"/>
+        <w:insideH w:val="single" w:color="9BBB59" w:themeColor="accent3" w:sz="8" w:space="0"/>
+        <w:insideV w:val="single" w:color="9BBB59" w:themeColor="accent3" w:sz="8" w:space="0"/>
       </w:tblBorders>
       <w:tblCellMar>
         <w:top w:w="0" w:type="dxa"/>
@@ -3875,19 +4029,19 @@
         <w:spacing w:before="0" w:after="0" w:line="240" w:lineRule="auto"/>
       </w:pPr>
       <w:rPr>
-        <w:rFonts w:asciiTheme="majorHAnsi" w:eastAsiaTheme="majorEastAsia" w:hAnsiTheme="majorHAnsi" w:cstheme="majorBidi"/>
-        <w:b/>
-        <w:bCs/>
-      </w:rPr>
-      <w:tblPr/>
-      <w:tcPr>
-        <w:tcBorders>
-          <w:top w:val="single" w:sz="8" w:space="0" w:color="9BBB59" w:themeColor="accent3"/>
-          <w:left w:val="single" w:sz="8" w:space="0" w:color="9BBB59" w:themeColor="accent3"/>
-          <w:bottom w:val="single" w:sz="18" w:space="0" w:color="9BBB59" w:themeColor="accent3"/>
-          <w:right w:val="single" w:sz="8" w:space="0" w:color="9BBB59" w:themeColor="accent3"/>
-          <w:insideH w:val="nil"/>
-          <w:insideV w:val="single" w:sz="8" w:space="0" w:color="9BBB59" w:themeColor="accent3"/>
+        <w:rFonts w:asciiTheme="majorHAnsi" w:hAnsiTheme="majorHAnsi" w:eastAsiaTheme="majorEastAsia" w:cstheme="majorBidi"/>
+        <w:b/>
+        <w:bCs/>
+      </w:rPr>
+      <w:tblPr/>
+      <w:tcPr>
+        <w:tcBorders>
+          <w:top w:val="single" w:color="9BBB59" w:themeColor="accent3" w:sz="8" w:space="0"/>
+          <w:left w:val="single" w:color="9BBB59" w:themeColor="accent3" w:sz="8" w:space="0"/>
+          <w:bottom w:val="single" w:color="9BBB59" w:themeColor="accent3" w:sz="18" w:space="0"/>
+          <w:right w:val="single" w:color="9BBB59" w:themeColor="accent3" w:sz="8" w:space="0"/>
+          <w:insideH w:val="nil"/>
+          <w:insideV w:val="single" w:color="9BBB59" w:themeColor="accent3" w:sz="8" w:space="0"/>
         </w:tcBorders>
       </w:tcPr>
     </w:tblStylePr>
@@ -3896,42 +4050,42 @@
         <w:spacing w:before="0" w:after="0" w:line="240" w:lineRule="auto"/>
       </w:pPr>
       <w:rPr>
-        <w:rFonts w:asciiTheme="majorHAnsi" w:eastAsiaTheme="majorEastAsia" w:hAnsiTheme="majorHAnsi" w:cstheme="majorBidi"/>
-        <w:b/>
-        <w:bCs/>
-      </w:rPr>
-      <w:tblPr/>
-      <w:tcPr>
-        <w:tcBorders>
-          <w:top w:val="double" w:sz="6" w:space="0" w:color="9BBB59" w:themeColor="accent3"/>
-          <w:left w:val="single" w:sz="8" w:space="0" w:color="9BBB59" w:themeColor="accent3"/>
-          <w:bottom w:val="single" w:sz="8" w:space="0" w:color="9BBB59" w:themeColor="accent3"/>
-          <w:right w:val="single" w:sz="8" w:space="0" w:color="9BBB59" w:themeColor="accent3"/>
-          <w:insideH w:val="nil"/>
-          <w:insideV w:val="single" w:sz="8" w:space="0" w:color="9BBB59" w:themeColor="accent3"/>
+        <w:rFonts w:asciiTheme="majorHAnsi" w:hAnsiTheme="majorHAnsi" w:eastAsiaTheme="majorEastAsia" w:cstheme="majorBidi"/>
+        <w:b/>
+        <w:bCs/>
+      </w:rPr>
+      <w:tblPr/>
+      <w:tcPr>
+        <w:tcBorders>
+          <w:top w:val="double" w:color="9BBB59" w:themeColor="accent3" w:sz="6" w:space="0"/>
+          <w:left w:val="single" w:color="9BBB59" w:themeColor="accent3" w:sz="8" w:space="0"/>
+          <w:bottom w:val="single" w:color="9BBB59" w:themeColor="accent3" w:sz="8" w:space="0"/>
+          <w:right w:val="single" w:color="9BBB59" w:themeColor="accent3" w:sz="8" w:space="0"/>
+          <w:insideH w:val="nil"/>
+          <w:insideV w:val="single" w:color="9BBB59" w:themeColor="accent3" w:sz="8" w:space="0"/>
         </w:tcBorders>
       </w:tcPr>
     </w:tblStylePr>
     <w:tblStylePr w:type="firstCol">
       <w:rPr>
-        <w:rFonts w:asciiTheme="majorHAnsi" w:eastAsiaTheme="majorEastAsia" w:hAnsiTheme="majorHAnsi" w:cstheme="majorBidi"/>
+        <w:rFonts w:asciiTheme="majorHAnsi" w:hAnsiTheme="majorHAnsi" w:eastAsiaTheme="majorEastAsia" w:cstheme="majorBidi"/>
         <w:b/>
         <w:bCs/>
       </w:rPr>
     </w:tblStylePr>
     <w:tblStylePr w:type="lastCol">
       <w:rPr>
-        <w:rFonts w:asciiTheme="majorHAnsi" w:eastAsiaTheme="majorEastAsia" w:hAnsiTheme="majorHAnsi" w:cstheme="majorBidi"/>
-        <w:b/>
-        <w:bCs/>
-      </w:rPr>
-      <w:tblPr/>
-      <w:tcPr>
-        <w:tcBorders>
-          <w:top w:val="single" w:sz="8" w:space="0" w:color="9BBB59" w:themeColor="accent3"/>
-          <w:left w:val="single" w:sz="8" w:space="0" w:color="9BBB59" w:themeColor="accent3"/>
-          <w:bottom w:val="single" w:sz="8" w:space="0" w:color="9BBB59" w:themeColor="accent3"/>
-          <w:right w:val="single" w:sz="8" w:space="0" w:color="9BBB59" w:themeColor="accent3"/>
+        <w:rFonts w:asciiTheme="majorHAnsi" w:hAnsiTheme="majorHAnsi" w:eastAsiaTheme="majorEastAsia" w:cstheme="majorBidi"/>
+        <w:b/>
+        <w:bCs/>
+      </w:rPr>
+      <w:tblPr/>
+      <w:tcPr>
+        <w:tcBorders>
+          <w:top w:val="single" w:color="9BBB59" w:themeColor="accent3" w:sz="8" w:space="0"/>
+          <w:left w:val="single" w:color="9BBB59" w:themeColor="accent3" w:sz="8" w:space="0"/>
+          <w:bottom w:val="single" w:color="9BBB59" w:themeColor="accent3" w:sz="8" w:space="0"/>
+          <w:right w:val="single" w:color="9BBB59" w:themeColor="accent3" w:sz="8" w:space="0"/>
         </w:tcBorders>
       </w:tcPr>
     </w:tblStylePr>
@@ -3939,10 +4093,10 @@
       <w:tblPr/>
       <w:tcPr>
         <w:tcBorders>
-          <w:top w:val="single" w:sz="8" w:space="0" w:color="9BBB59" w:themeColor="accent3"/>
-          <w:left w:val="single" w:sz="8" w:space="0" w:color="9BBB59" w:themeColor="accent3"/>
-          <w:bottom w:val="single" w:sz="8" w:space="0" w:color="9BBB59" w:themeColor="accent3"/>
-          <w:right w:val="single" w:sz="8" w:space="0" w:color="9BBB59" w:themeColor="accent3"/>
+          <w:top w:val="single" w:color="9BBB59" w:themeColor="accent3" w:sz="8" w:space="0"/>
+          <w:left w:val="single" w:color="9BBB59" w:themeColor="accent3" w:sz="8" w:space="0"/>
+          <w:bottom w:val="single" w:color="9BBB59" w:themeColor="accent3" w:sz="8" w:space="0"/>
+          <w:right w:val="single" w:color="9BBB59" w:themeColor="accent3" w:sz="8" w:space="0"/>
         </w:tcBorders>
         <w:shd w:val="clear" w:color="auto" w:fill="E6EED5" w:themeFill="accent3" w:themeFillTint="3F"/>
       </w:tcPr>
@@ -3951,11 +4105,11 @@
       <w:tblPr/>
       <w:tcPr>
         <w:tcBorders>
-          <w:top w:val="single" w:sz="8" w:space="0" w:color="9BBB59" w:themeColor="accent3"/>
-          <w:left w:val="single" w:sz="8" w:space="0" w:color="9BBB59" w:themeColor="accent3"/>
-          <w:bottom w:val="single" w:sz="8" w:space="0" w:color="9BBB59" w:themeColor="accent3"/>
-          <w:right w:val="single" w:sz="8" w:space="0" w:color="9BBB59" w:themeColor="accent3"/>
-          <w:insideV w:val="single" w:sz="8" w:space="0" w:color="9BBB59" w:themeColor="accent3"/>
+          <w:top w:val="single" w:color="9BBB59" w:themeColor="accent3" w:sz="8" w:space="0"/>
+          <w:left w:val="single" w:color="9BBB59" w:themeColor="accent3" w:sz="8" w:space="0"/>
+          <w:bottom w:val="single" w:color="9BBB59" w:themeColor="accent3" w:sz="8" w:space="0"/>
+          <w:right w:val="single" w:color="9BBB59" w:themeColor="accent3" w:sz="8" w:space="0"/>
+          <w:insideV w:val="single" w:color="9BBB59" w:themeColor="accent3" w:sz="8" w:space="0"/>
         </w:tcBorders>
         <w:shd w:val="clear" w:color="auto" w:fill="E6EED5" w:themeFill="accent3" w:themeFillTint="3F"/>
       </w:tcPr>
@@ -3964,11 +4118,11 @@
       <w:tblPr/>
       <w:tcPr>
         <w:tcBorders>
-          <w:top w:val="single" w:sz="8" w:space="0" w:color="9BBB59" w:themeColor="accent3"/>
-          <w:left w:val="single" w:sz="8" w:space="0" w:color="9BBB59" w:themeColor="accent3"/>
-          <w:bottom w:val="single" w:sz="8" w:space="0" w:color="9BBB59" w:themeColor="accent3"/>
-          <w:right w:val="single" w:sz="8" w:space="0" w:color="9BBB59" w:themeColor="accent3"/>
-          <w:insideV w:val="single" w:sz="8" w:space="0" w:color="9BBB59" w:themeColor="accent3"/>
+          <w:top w:val="single" w:color="9BBB59" w:themeColor="accent3" w:sz="8" w:space="0"/>
+          <w:left w:val="single" w:color="9BBB59" w:themeColor="accent3" w:sz="8" w:space="0"/>
+          <w:bottom w:val="single" w:color="9BBB59" w:themeColor="accent3" w:sz="8" w:space="0"/>
+          <w:right w:val="single" w:color="9BBB59" w:themeColor="accent3" w:sz="8" w:space="0"/>
+          <w:insideV w:val="single" w:color="9BBB59" w:themeColor="accent3" w:sz="8" w:space="0"/>
         </w:tcBorders>
       </w:tcPr>
     </w:tblStylePr>
@@ -3986,12 +4140,12 @@
       <w:tblStyleColBandSize w:val="1"/>
       <w:tblInd w:w="0" w:type="dxa"/>
       <w:tblBorders>
-        <w:top w:val="single" w:sz="8" w:space="0" w:color="8064A2" w:themeColor="accent4"/>
-        <w:left w:val="single" w:sz="8" w:space="0" w:color="8064A2" w:themeColor="accent4"/>
-        <w:bottom w:val="single" w:sz="8" w:space="0" w:color="8064A2" w:themeColor="accent4"/>
-        <w:right w:val="single" w:sz="8" w:space="0" w:color="8064A2" w:themeColor="accent4"/>
-        <w:insideH w:val="single" w:sz="8" w:space="0" w:color="8064A2" w:themeColor="accent4"/>
-        <w:insideV w:val="single" w:sz="8" w:space="0" w:color="8064A2" w:themeColor="accent4"/>
+        <w:top w:val="single" w:color="8064A2" w:themeColor="accent4" w:sz="8" w:space="0"/>
+        <w:left w:val="single" w:color="8064A2" w:themeColor="accent4" w:sz="8" w:space="0"/>
+        <w:bottom w:val="single" w:color="8064A2" w:themeColor="accent4" w:sz="8" w:space="0"/>
+        <w:right w:val="single" w:color="8064A2" w:themeColor="accent4" w:sz="8" w:space="0"/>
+        <w:insideH w:val="single" w:color="8064A2" w:themeColor="accent4" w:sz="8" w:space="0"/>
+        <w:insideV w:val="single" w:color="8064A2" w:themeColor="accent4" w:sz="8" w:space="0"/>
       </w:tblBorders>
       <w:tblCellMar>
         <w:top w:w="0" w:type="dxa"/>
@@ -4005,19 +4159,19 @@
         <w:spacing w:before="0" w:after="0" w:line="240" w:lineRule="auto"/>
       </w:pPr>
       <w:rPr>
-        <w:rFonts w:asciiTheme="majorHAnsi" w:eastAsiaTheme="majorEastAsia" w:hAnsiTheme="majorHAnsi" w:cstheme="majorBidi"/>
-        <w:b/>
-        <w:bCs/>
-      </w:rPr>
-      <w:tblPr/>
-      <w:tcPr>
-        <w:tcBorders>
-          <w:top w:val="single" w:sz="8" w:space="0" w:color="8064A2" w:themeColor="accent4"/>
-          <w:left w:val="single" w:sz="8" w:space="0" w:color="8064A2" w:themeColor="accent4"/>
-          <w:bottom w:val="single" w:sz="18" w:space="0" w:color="8064A2" w:themeColor="accent4"/>
-          <w:right w:val="single" w:sz="8" w:space="0" w:color="8064A2" w:themeColor="accent4"/>
-          <w:insideH w:val="nil"/>
-          <w:insideV w:val="single" w:sz="8" w:space="0" w:color="8064A2" w:themeColor="accent4"/>
+        <w:rFonts w:asciiTheme="majorHAnsi" w:hAnsiTheme="majorHAnsi" w:eastAsiaTheme="majorEastAsia" w:cstheme="majorBidi"/>
+        <w:b/>
+        <w:bCs/>
+      </w:rPr>
+      <w:tblPr/>
+      <w:tcPr>
+        <w:tcBorders>
+          <w:top w:val="single" w:color="8064A2" w:themeColor="accent4" w:sz="8" w:space="0"/>
+          <w:left w:val="single" w:color="8064A2" w:themeColor="accent4" w:sz="8" w:space="0"/>
+          <w:bottom w:val="single" w:color="8064A2" w:themeColor="accent4" w:sz="18" w:space="0"/>
+          <w:right w:val="single" w:color="8064A2" w:themeColor="accent4" w:sz="8" w:space="0"/>
+          <w:insideH w:val="nil"/>
+          <w:insideV w:val="single" w:color="8064A2" w:themeColor="accent4" w:sz="8" w:space="0"/>
         </w:tcBorders>
       </w:tcPr>
     </w:tblStylePr>
@@ -4026,42 +4180,42 @@
         <w:spacing w:before="0" w:after="0" w:line="240" w:lineRule="auto"/>
       </w:pPr>
       <w:rPr>
-        <w:rFonts w:asciiTheme="majorHAnsi" w:eastAsiaTheme="majorEastAsia" w:hAnsiTheme="majorHAnsi" w:cstheme="majorBidi"/>
-        <w:b/>
-        <w:bCs/>
-      </w:rPr>
-      <w:tblPr/>
-      <w:tcPr>
-        <w:tcBorders>
-          <w:top w:val="double" w:sz="6" w:space="0" w:color="8064A2" w:themeColor="accent4"/>
-          <w:left w:val="single" w:sz="8" w:space="0" w:color="8064A2" w:themeColor="accent4"/>
-          <w:bottom w:val="single" w:sz="8" w:space="0" w:color="8064A2" w:themeColor="accent4"/>
-          <w:right w:val="single" w:sz="8" w:space="0" w:color="8064A2" w:themeColor="accent4"/>
-          <w:insideH w:val="nil"/>
-          <w:insideV w:val="single" w:sz="8" w:space="0" w:color="8064A2" w:themeColor="accent4"/>
+        <w:rFonts w:asciiTheme="majorHAnsi" w:hAnsiTheme="majorHAnsi" w:eastAsiaTheme="majorEastAsia" w:cstheme="majorBidi"/>
+        <w:b/>
+        <w:bCs/>
+      </w:rPr>
+      <w:tblPr/>
+      <w:tcPr>
+        <w:tcBorders>
+          <w:top w:val="double" w:color="8064A2" w:themeColor="accent4" w:sz="6" w:space="0"/>
+          <w:left w:val="single" w:color="8064A2" w:themeColor="accent4" w:sz="8" w:space="0"/>
+          <w:bottom w:val="single" w:color="8064A2" w:themeColor="accent4" w:sz="8" w:space="0"/>
+          <w:right w:val="single" w:color="8064A2" w:themeColor="accent4" w:sz="8" w:space="0"/>
+          <w:insideH w:val="nil"/>
+          <w:insideV w:val="single" w:color="8064A2" w:themeColor="accent4" w:sz="8" w:space="0"/>
         </w:tcBorders>
       </w:tcPr>
     </w:tblStylePr>
     <w:tblStylePr w:type="firstCol">
       <w:rPr>
-        <w:rFonts w:asciiTheme="majorHAnsi" w:eastAsiaTheme="majorEastAsia" w:hAnsiTheme="majorHAnsi" w:cstheme="majorBidi"/>
+        <w:rFonts w:asciiTheme="majorHAnsi" w:hAnsiTheme="majorHAnsi" w:eastAsiaTheme="majorEastAsia" w:cstheme="majorBidi"/>
         <w:b/>
         <w:bCs/>
       </w:rPr>
     </w:tblStylePr>
     <w:tblStylePr w:type="lastCol">
       <w:rPr>
-        <w:rFonts w:asciiTheme="majorHAnsi" w:eastAsiaTheme="majorEastAsia" w:hAnsiTheme="majorHAnsi" w:cstheme="majorBidi"/>
-        <w:b/>
-        <w:bCs/>
-      </w:rPr>
-      <w:tblPr/>
-      <w:tcPr>
-        <w:tcBorders>
-          <w:top w:val="single" w:sz="8" w:space="0" w:color="8064A2" w:themeColor="accent4"/>
-          <w:left w:val="single" w:sz="8" w:space="0" w:color="8064A2" w:themeColor="accent4"/>
-          <w:bottom w:val="single" w:sz="8" w:space="0" w:color="8064A2" w:themeColor="accent4"/>
-          <w:right w:val="single" w:sz="8" w:space="0" w:color="8064A2" w:themeColor="accent4"/>
+        <w:rFonts w:asciiTheme="majorHAnsi" w:hAnsiTheme="majorHAnsi" w:eastAsiaTheme="majorEastAsia" w:cstheme="majorBidi"/>
+        <w:b/>
+        <w:bCs/>
+      </w:rPr>
+      <w:tblPr/>
+      <w:tcPr>
+        <w:tcBorders>
+          <w:top w:val="single" w:color="8064A2" w:themeColor="accent4" w:sz="8" w:space="0"/>
+          <w:left w:val="single" w:color="8064A2" w:themeColor="accent4" w:sz="8" w:space="0"/>
+          <w:bottom w:val="single" w:color="8064A2" w:themeColor="accent4" w:sz="8" w:space="0"/>
+          <w:right w:val="single" w:color="8064A2" w:themeColor="accent4" w:sz="8" w:space="0"/>
         </w:tcBorders>
       </w:tcPr>
     </w:tblStylePr>
@@ -4069,10 +4223,10 @@
       <w:tblPr/>
       <w:tcPr>
         <w:tcBorders>
-          <w:top w:val="single" w:sz="8" w:space="0" w:color="8064A2" w:themeColor="accent4"/>
-          <w:left w:val="single" w:sz="8" w:space="0" w:color="8064A2" w:themeColor="accent4"/>
-          <w:bottom w:val="single" w:sz="8" w:space="0" w:color="8064A2" w:themeColor="accent4"/>
-          <w:right w:val="single" w:sz="8" w:space="0" w:color="8064A2" w:themeColor="accent4"/>
+          <w:top w:val="single" w:color="8064A2" w:themeColor="accent4" w:sz="8" w:space="0"/>
+          <w:left w:val="single" w:color="8064A2" w:themeColor="accent4" w:sz="8" w:space="0"/>
+          <w:bottom w:val="single" w:color="8064A2" w:themeColor="accent4" w:sz="8" w:space="0"/>
+          <w:right w:val="single" w:color="8064A2" w:themeColor="accent4" w:sz="8" w:space="0"/>
         </w:tcBorders>
         <w:shd w:val="clear" w:color="auto" w:fill="DFD8E8" w:themeFill="accent4" w:themeFillTint="3F"/>
       </w:tcPr>
@@ -4081,11 +4235,11 @@
       <w:tblPr/>
       <w:tcPr>
         <w:tcBorders>
-          <w:top w:val="single" w:sz="8" w:space="0" w:color="8064A2" w:themeColor="accent4"/>
-          <w:left w:val="single" w:sz="8" w:space="0" w:color="8064A2" w:themeColor="accent4"/>
-          <w:bottom w:val="single" w:sz="8" w:space="0" w:color="8064A2" w:themeColor="accent4"/>
-          <w:right w:val="single" w:sz="8" w:space="0" w:color="8064A2" w:themeColor="accent4"/>
-          <w:insideV w:val="single" w:sz="8" w:space="0" w:color="8064A2" w:themeColor="accent4"/>
+          <w:top w:val="single" w:color="8064A2" w:themeColor="accent4" w:sz="8" w:space="0"/>
+          <w:left w:val="single" w:color="8064A2" w:themeColor="accent4" w:sz="8" w:space="0"/>
+          <w:bottom w:val="single" w:color="8064A2" w:themeColor="accent4" w:sz="8" w:space="0"/>
+          <w:right w:val="single" w:color="8064A2" w:themeColor="accent4" w:sz="8" w:space="0"/>
+          <w:insideV w:val="single" w:color="8064A2" w:themeColor="accent4" w:sz="8" w:space="0"/>
         </w:tcBorders>
         <w:shd w:val="clear" w:color="auto" w:fill="DFD8E8" w:themeFill="accent4" w:themeFillTint="3F"/>
       </w:tcPr>
@@ -4094,11 +4248,11 @@
       <w:tblPr/>
       <w:tcPr>
         <w:tcBorders>
-          <w:top w:val="single" w:sz="8" w:space="0" w:color="8064A2" w:themeColor="accent4"/>
-          <w:left w:val="single" w:sz="8" w:space="0" w:color="8064A2" w:themeColor="accent4"/>
-          <w:bottom w:val="single" w:sz="8" w:space="0" w:color="8064A2" w:themeColor="accent4"/>
-          <w:right w:val="single" w:sz="8" w:space="0" w:color="8064A2" w:themeColor="accent4"/>
-          <w:insideV w:val="single" w:sz="8" w:space="0" w:color="8064A2" w:themeColor="accent4"/>
+          <w:top w:val="single" w:color="8064A2" w:themeColor="accent4" w:sz="8" w:space="0"/>
+          <w:left w:val="single" w:color="8064A2" w:themeColor="accent4" w:sz="8" w:space="0"/>
+          <w:bottom w:val="single" w:color="8064A2" w:themeColor="accent4" w:sz="8" w:space="0"/>
+          <w:right w:val="single" w:color="8064A2" w:themeColor="accent4" w:sz="8" w:space="0"/>
+          <w:insideV w:val="single" w:color="8064A2" w:themeColor="accent4" w:sz="8" w:space="0"/>
         </w:tcBorders>
       </w:tcPr>
     </w:tblStylePr>
@@ -4116,12 +4270,12 @@
       <w:tblStyleColBandSize w:val="1"/>
       <w:tblInd w:w="0" w:type="dxa"/>
       <w:tblBorders>
-        <w:top w:val="single" w:sz="8" w:space="0" w:color="4BACC6" w:themeColor="accent5"/>
-        <w:left w:val="single" w:sz="8" w:space="0" w:color="4BACC6" w:themeColor="accent5"/>
-        <w:bottom w:val="single" w:sz="8" w:space="0" w:color="4BACC6" w:themeColor="accent5"/>
-        <w:right w:val="single" w:sz="8" w:space="0" w:color="4BACC6" w:themeColor="accent5"/>
-        <w:insideH w:val="single" w:sz="8" w:space="0" w:color="4BACC6" w:themeColor="accent5"/>
-        <w:insideV w:val="single" w:sz="8" w:space="0" w:color="4BACC6" w:themeColor="accent5"/>
+        <w:top w:val="single" w:color="4BACC6" w:themeColor="accent5" w:sz="8" w:space="0"/>
+        <w:left w:val="single" w:color="4BACC6" w:themeColor="accent5" w:sz="8" w:space="0"/>
+        <w:bottom w:val="single" w:color="4BACC6" w:themeColor="accent5" w:sz="8" w:space="0"/>
+        <w:right w:val="single" w:color="4BACC6" w:themeColor="accent5" w:sz="8" w:space="0"/>
+        <w:insideH w:val="single" w:color="4BACC6" w:themeColor="accent5" w:sz="8" w:space="0"/>
+        <w:insideV w:val="single" w:color="4BACC6" w:themeColor="accent5" w:sz="8" w:space="0"/>
       </w:tblBorders>
       <w:tblCellMar>
         <w:top w:w="0" w:type="dxa"/>
@@ -4135,19 +4289,19 @@
         <w:spacing w:before="0" w:after="0" w:line="240" w:lineRule="auto"/>
       </w:pPr>
       <w:rPr>
-        <w:rFonts w:asciiTheme="majorHAnsi" w:eastAsiaTheme="majorEastAsia" w:hAnsiTheme="majorHAnsi" w:cstheme="majorBidi"/>
-        <w:b/>
-        <w:bCs/>
-      </w:rPr>
-      <w:tblPr/>
-      <w:tcPr>
-        <w:tcBorders>
-          <w:top w:val="single" w:sz="8" w:space="0" w:color="4BACC6" w:themeColor="accent5"/>
-          <w:left w:val="single" w:sz="8" w:space="0" w:color="4BACC6" w:themeColor="accent5"/>
-          <w:bottom w:val="single" w:sz="18" w:space="0" w:color="4BACC6" w:themeColor="accent5"/>
-          <w:right w:val="single" w:sz="8" w:space="0" w:color="4BACC6" w:themeColor="accent5"/>
-          <w:insideH w:val="nil"/>
-          <w:insideV w:val="single" w:sz="8" w:space="0" w:color="4BACC6" w:themeColor="accent5"/>
+        <w:rFonts w:asciiTheme="majorHAnsi" w:hAnsiTheme="majorHAnsi" w:eastAsiaTheme="majorEastAsia" w:cstheme="majorBidi"/>
+        <w:b/>
+        <w:bCs/>
+      </w:rPr>
+      <w:tblPr/>
+      <w:tcPr>
+        <w:tcBorders>
+          <w:top w:val="single" w:color="4BACC6" w:themeColor="accent5" w:sz="8" w:space="0"/>
+          <w:left w:val="single" w:color="4BACC6" w:themeColor="accent5" w:sz="8" w:space="0"/>
+          <w:bottom w:val="single" w:color="4BACC6" w:themeColor="accent5" w:sz="18" w:space="0"/>
+          <w:right w:val="single" w:color="4BACC6" w:themeColor="accent5" w:sz="8" w:space="0"/>
+          <w:insideH w:val="nil"/>
+          <w:insideV w:val="single" w:color="4BACC6" w:themeColor="accent5" w:sz="8" w:space="0"/>
         </w:tcBorders>
       </w:tcPr>
     </w:tblStylePr>
@@ -4156,42 +4310,42 @@
         <w:spacing w:before="0" w:after="0" w:line="240" w:lineRule="auto"/>
       </w:pPr>
       <w:rPr>
-        <w:rFonts w:asciiTheme="majorHAnsi" w:eastAsiaTheme="majorEastAsia" w:hAnsiTheme="majorHAnsi" w:cstheme="majorBidi"/>
-        <w:b/>
-        <w:bCs/>
-      </w:rPr>
-      <w:tblPr/>
-      <w:tcPr>
-        <w:tcBorders>
-          <w:top w:val="double" w:sz="6" w:space="0" w:color="4BACC6" w:themeColor="accent5"/>
-          <w:left w:val="single" w:sz="8" w:space="0" w:color="4BACC6" w:themeColor="accent5"/>
-          <w:bottom w:val="single" w:sz="8" w:space="0" w:color="4BACC6" w:themeColor="accent5"/>
-          <w:right w:val="single" w:sz="8" w:space="0" w:color="4BACC6" w:themeColor="accent5"/>
-          <w:insideH w:val="nil"/>
-          <w:insideV w:val="single" w:sz="8" w:space="0" w:color="4BACC6" w:themeColor="accent5"/>
+        <w:rFonts w:asciiTheme="majorHAnsi" w:hAnsiTheme="majorHAnsi" w:eastAsiaTheme="majorEastAsia" w:cstheme="majorBidi"/>
+        <w:b/>
+        <w:bCs/>
+      </w:rPr>
+      <w:tblPr/>
+      <w:tcPr>
+        <w:tcBorders>
+          <w:top w:val="double" w:color="4BACC6" w:themeColor="accent5" w:sz="6" w:space="0"/>
+          <w:left w:val="single" w:color="4BACC6" w:themeColor="accent5" w:sz="8" w:space="0"/>
+          <w:bottom w:val="single" w:color="4BACC6" w:themeColor="accent5" w:sz="8" w:space="0"/>
+          <w:right w:val="single" w:color="4BACC6" w:themeColor="accent5" w:sz="8" w:space="0"/>
+          <w:insideH w:val="nil"/>
+          <w:insideV w:val="single" w:color="4BACC6" w:themeColor="accent5" w:sz="8" w:space="0"/>
         </w:tcBorders>
       </w:tcPr>
     </w:tblStylePr>
     <w:tblStylePr w:type="firstCol">
       <w:rPr>
-        <w:rFonts w:asciiTheme="majorHAnsi" w:eastAsiaTheme="majorEastAsia" w:hAnsiTheme="majorHAnsi" w:cstheme="majorBidi"/>
+        <w:rFonts w:asciiTheme="majorHAnsi" w:hAnsiTheme="majorHAnsi" w:eastAsiaTheme="majorEastAsia" w:cstheme="majorBidi"/>
         <w:b/>
         <w:bCs/>
       </w:rPr>
     </w:tblStylePr>
     <w:tblStylePr w:type="lastCol">
       <w:rPr>
-        <w:rFonts w:asciiTheme="majorHAnsi" w:eastAsiaTheme="majorEastAsia" w:hAnsiTheme="majorHAnsi" w:cstheme="majorBidi"/>
-        <w:b/>
-        <w:bCs/>
-      </w:rPr>
-      <w:tblPr/>
-      <w:tcPr>
-        <w:tcBorders>
-          <w:top w:val="single" w:sz="8" w:space="0" w:color="4BACC6" w:themeColor="accent5"/>
-          <w:left w:val="single" w:sz="8" w:space="0" w:color="4BACC6" w:themeColor="accent5"/>
-          <w:bottom w:val="single" w:sz="8" w:space="0" w:color="4BACC6" w:themeColor="accent5"/>
-          <w:right w:val="single" w:sz="8" w:space="0" w:color="4BACC6" w:themeColor="accent5"/>
+        <w:rFonts w:asciiTheme="majorHAnsi" w:hAnsiTheme="majorHAnsi" w:eastAsiaTheme="majorEastAsia" w:cstheme="majorBidi"/>
+        <w:b/>
+        <w:bCs/>
+      </w:rPr>
+      <w:tblPr/>
+      <w:tcPr>
+        <w:tcBorders>
+          <w:top w:val="single" w:color="4BACC6" w:themeColor="accent5" w:sz="8" w:space="0"/>
+          <w:left w:val="single" w:color="4BACC6" w:themeColor="accent5" w:sz="8" w:space="0"/>
+          <w:bottom w:val="single" w:color="4BACC6" w:themeColor="accent5" w:sz="8" w:space="0"/>
+          <w:right w:val="single" w:color="4BACC6" w:themeColor="accent5" w:sz="8" w:space="0"/>
         </w:tcBorders>
       </w:tcPr>
     </w:tblStylePr>
@@ -4199,10 +4353,10 @@
       <w:tblPr/>
       <w:tcPr>
         <w:tcBorders>
-          <w:top w:val="single" w:sz="8" w:space="0" w:color="4BACC6" w:themeColor="accent5"/>
-          <w:left w:val="single" w:sz="8" w:space="0" w:color="4BACC6" w:themeColor="accent5"/>
-          <w:bottom w:val="single" w:sz="8" w:space="0" w:color="4BACC6" w:themeColor="accent5"/>
-          <w:right w:val="single" w:sz="8" w:space="0" w:color="4BACC6" w:themeColor="accent5"/>
+          <w:top w:val="single" w:color="4BACC6" w:themeColor="accent5" w:sz="8" w:space="0"/>
+          <w:left w:val="single" w:color="4BACC6" w:themeColor="accent5" w:sz="8" w:space="0"/>
+          <w:bottom w:val="single" w:color="4BACC6" w:themeColor="accent5" w:sz="8" w:space="0"/>
+          <w:right w:val="single" w:color="4BACC6" w:themeColor="accent5" w:sz="8" w:space="0"/>
         </w:tcBorders>
         <w:shd w:val="clear" w:color="auto" w:fill="D2EAF1" w:themeFill="accent5" w:themeFillTint="3F"/>
       </w:tcPr>
@@ -4211,11 +4365,11 @@
       <w:tblPr/>
       <w:tcPr>
         <w:tcBorders>
-          <w:top w:val="single" w:sz="8" w:space="0" w:color="4BACC6" w:themeColor="accent5"/>
-          <w:left w:val="single" w:sz="8" w:space="0" w:color="4BACC6" w:themeColor="accent5"/>
-          <w:bottom w:val="single" w:sz="8" w:space="0" w:color="4BACC6" w:themeColor="accent5"/>
-          <w:right w:val="single" w:sz="8" w:space="0" w:color="4BACC6" w:themeColor="accent5"/>
-          <w:insideV w:val="single" w:sz="8" w:space="0" w:color="4BACC6" w:themeColor="accent5"/>
+          <w:top w:val="single" w:color="4BACC6" w:themeColor="accent5" w:sz="8" w:space="0"/>
+          <w:left w:val="single" w:color="4BACC6" w:themeColor="accent5" w:sz="8" w:space="0"/>
+          <w:bottom w:val="single" w:color="4BACC6" w:themeColor="accent5" w:sz="8" w:space="0"/>
+          <w:right w:val="single" w:color="4BACC6" w:themeColor="accent5" w:sz="8" w:space="0"/>
+          <w:insideV w:val="single" w:color="4BACC6" w:themeColor="accent5" w:sz="8" w:space="0"/>
         </w:tcBorders>
         <w:shd w:val="clear" w:color="auto" w:fill="D2EAF1" w:themeFill="accent5" w:themeFillTint="3F"/>
       </w:tcPr>
@@ -4224,11 +4378,11 @@
       <w:tblPr/>
       <w:tcPr>
         <w:tcBorders>
-          <w:top w:val="single" w:sz="8" w:space="0" w:color="4BACC6" w:themeColor="accent5"/>
-          <w:left w:val="single" w:sz="8" w:space="0" w:color="4BACC6" w:themeColor="accent5"/>
-          <w:bottom w:val="single" w:sz="8" w:space="0" w:color="4BACC6" w:themeColor="accent5"/>
-          <w:right w:val="single" w:sz="8" w:space="0" w:color="4BACC6" w:themeColor="accent5"/>
-          <w:insideV w:val="single" w:sz="8" w:space="0" w:color="4BACC6" w:themeColor="accent5"/>
+          <w:top w:val="single" w:color="4BACC6" w:themeColor="accent5" w:sz="8" w:space="0"/>
+          <w:left w:val="single" w:color="4BACC6" w:themeColor="accent5" w:sz="8" w:space="0"/>
+          <w:bottom w:val="single" w:color="4BACC6" w:themeColor="accent5" w:sz="8" w:space="0"/>
+          <w:right w:val="single" w:color="4BACC6" w:themeColor="accent5" w:sz="8" w:space="0"/>
+          <w:insideV w:val="single" w:color="4BACC6" w:themeColor="accent5" w:sz="8" w:space="0"/>
         </w:tcBorders>
       </w:tcPr>
     </w:tblStylePr>
@@ -4246,12 +4400,12 @@
       <w:tblStyleColBandSize w:val="1"/>
       <w:tblInd w:w="0" w:type="dxa"/>
       <w:tblBorders>
-        <w:top w:val="single" w:sz="8" w:space="0" w:color="F79646" w:themeColor="accent6"/>
-        <w:left w:val="single" w:sz="8" w:space="0" w:color="F79646" w:themeColor="accent6"/>
-        <w:bottom w:val="single" w:sz="8" w:space="0" w:color="F79646" w:themeColor="accent6"/>
-        <w:right w:val="single" w:sz="8" w:space="0" w:color="F79646" w:themeColor="accent6"/>
-        <w:insideH w:val="single" w:sz="8" w:space="0" w:color="F79646" w:themeColor="accent6"/>
-        <w:insideV w:val="single" w:sz="8" w:space="0" w:color="F79646" w:themeColor="accent6"/>
+        <w:top w:val="single" w:color="F79646" w:themeColor="accent6" w:sz="8" w:space="0"/>
+        <w:left w:val="single" w:color="F79646" w:themeColor="accent6" w:sz="8" w:space="0"/>
+        <w:bottom w:val="single" w:color="F79646" w:themeColor="accent6" w:sz="8" w:space="0"/>
+        <w:right w:val="single" w:color="F79646" w:themeColor="accent6" w:sz="8" w:space="0"/>
+        <w:insideH w:val="single" w:color="F79646" w:themeColor="accent6" w:sz="8" w:space="0"/>
+        <w:insideV w:val="single" w:color="F79646" w:themeColor="accent6" w:sz="8" w:space="0"/>
       </w:tblBorders>
       <w:tblCellMar>
         <w:top w:w="0" w:type="dxa"/>
@@ -4265,19 +4419,19 @@
         <w:spacing w:before="0" w:after="0" w:line="240" w:lineRule="auto"/>
       </w:pPr>
       <w:rPr>
-        <w:rFonts w:asciiTheme="majorHAnsi" w:eastAsiaTheme="majorEastAsia" w:hAnsiTheme="majorHAnsi" w:cstheme="majorBidi"/>
-        <w:b/>
-        <w:bCs/>
-      </w:rPr>
-      <w:tblPr/>
-      <w:tcPr>
-        <w:tcBorders>
-          <w:top w:val="single" w:sz="8" w:space="0" w:color="F79646" w:themeColor="accent6"/>
-          <w:left w:val="single" w:sz="8" w:space="0" w:color="F79646" w:themeColor="accent6"/>
-          <w:bottom w:val="single" w:sz="18" w:space="0" w:color="F79646" w:themeColor="accent6"/>
-          <w:right w:val="single" w:sz="8" w:space="0" w:color="F79646" w:themeColor="accent6"/>
-          <w:insideH w:val="nil"/>
-          <w:insideV w:val="single" w:sz="8" w:space="0" w:color="F79646" w:themeColor="accent6"/>
+        <w:rFonts w:asciiTheme="majorHAnsi" w:hAnsiTheme="majorHAnsi" w:eastAsiaTheme="majorEastAsia" w:cstheme="majorBidi"/>
+        <w:b/>
+        <w:bCs/>
+      </w:rPr>
+      <w:tblPr/>
+      <w:tcPr>
+        <w:tcBorders>
+          <w:top w:val="single" w:color="F79646" w:themeColor="accent6" w:sz="8" w:space="0"/>
+          <w:left w:val="single" w:color="F79646" w:themeColor="accent6" w:sz="8" w:space="0"/>
+          <w:bottom w:val="single" w:color="F79646" w:themeColor="accent6" w:sz="18" w:space="0"/>
+          <w:right w:val="single" w:color="F79646" w:themeColor="accent6" w:sz="8" w:space="0"/>
+          <w:insideH w:val="nil"/>
+          <w:insideV w:val="single" w:color="F79646" w:themeColor="accent6" w:sz="8" w:space="0"/>
         </w:tcBorders>
       </w:tcPr>
     </w:tblStylePr>
@@ -4286,42 +4440,42 @@
         <w:spacing w:before="0" w:after="0" w:line="240" w:lineRule="auto"/>
       </w:pPr>
       <w:rPr>
-        <w:rFonts w:asciiTheme="majorHAnsi" w:eastAsiaTheme="majorEastAsia" w:hAnsiTheme="majorHAnsi" w:cstheme="majorBidi"/>
-        <w:b/>
-        <w:bCs/>
-      </w:rPr>
-      <w:tblPr/>
-      <w:tcPr>
-        <w:tcBorders>
-          <w:top w:val="double" w:sz="6" w:space="0" w:color="F79646" w:themeColor="accent6"/>
-          <w:left w:val="single" w:sz="8" w:space="0" w:color="F79646" w:themeColor="accent6"/>
-          <w:bottom w:val="single" w:sz="8" w:space="0" w:color="F79646" w:themeColor="accent6"/>
-          <w:right w:val="single" w:sz="8" w:space="0" w:color="F79646" w:themeColor="accent6"/>
-          <w:insideH w:val="nil"/>
-          <w:insideV w:val="single" w:sz="8" w:space="0" w:color="F79646" w:themeColor="accent6"/>
+        <w:rFonts w:asciiTheme="majorHAnsi" w:hAnsiTheme="majorHAnsi" w:eastAsiaTheme="majorEastAsia" w:cstheme="majorBidi"/>
+        <w:b/>
+        <w:bCs/>
+      </w:rPr>
+      <w:tblPr/>
+      <w:tcPr>
+        <w:tcBorders>
+          <w:top w:val="double" w:color="F79646" w:themeColor="accent6" w:sz="6" w:space="0"/>
+          <w:left w:val="single" w:color="F79646" w:themeColor="accent6" w:sz="8" w:space="0"/>
+          <w:bottom w:val="single" w:color="F79646" w:themeColor="accent6" w:sz="8" w:space="0"/>
+          <w:right w:val="single" w:color="F79646" w:themeColor="accent6" w:sz="8" w:space="0"/>
+          <w:insideH w:val="nil"/>
+          <w:insideV w:val="single" w:color="F79646" w:themeColor="accent6" w:sz="8" w:space="0"/>
         </w:tcBorders>
       </w:tcPr>
     </w:tblStylePr>
     <w:tblStylePr w:type="firstCol">
       <w:rPr>
-        <w:rFonts w:asciiTheme="majorHAnsi" w:eastAsiaTheme="majorEastAsia" w:hAnsiTheme="majorHAnsi" w:cstheme="majorBidi"/>
+        <w:rFonts w:asciiTheme="majorHAnsi" w:hAnsiTheme="majorHAnsi" w:eastAsiaTheme="majorEastAsia" w:cstheme="majorBidi"/>
         <w:b/>
         <w:bCs/>
       </w:rPr>
     </w:tblStylePr>
     <w:tblStylePr w:type="lastCol">
       <w:rPr>
-        <w:rFonts w:asciiTheme="majorHAnsi" w:eastAsiaTheme="majorEastAsia" w:hAnsiTheme="majorHAnsi" w:cstheme="majorBidi"/>
-        <w:b/>
-        <w:bCs/>
-      </w:rPr>
-      <w:tblPr/>
-      <w:tcPr>
-        <w:tcBorders>
-          <w:top w:val="single" w:sz="8" w:space="0" w:color="F79646" w:themeColor="accent6"/>
-          <w:left w:val="single" w:sz="8" w:space="0" w:color="F79646" w:themeColor="accent6"/>
-          <w:bottom w:val="single" w:sz="8" w:space="0" w:color="F79646" w:themeColor="accent6"/>
-          <w:right w:val="single" w:sz="8" w:space="0" w:color="F79646" w:themeColor="accent6"/>
+        <w:rFonts w:asciiTheme="majorHAnsi" w:hAnsiTheme="majorHAnsi" w:eastAsiaTheme="majorEastAsia" w:cstheme="majorBidi"/>
+        <w:b/>
+        <w:bCs/>
+      </w:rPr>
+      <w:tblPr/>
+      <w:tcPr>
+        <w:tcBorders>
+          <w:top w:val="single" w:color="F79646" w:themeColor="accent6" w:sz="8" w:space="0"/>
+          <w:left w:val="single" w:color="F79646" w:themeColor="accent6" w:sz="8" w:space="0"/>
+          <w:bottom w:val="single" w:color="F79646" w:themeColor="accent6" w:sz="8" w:space="0"/>
+          <w:right w:val="single" w:color="F79646" w:themeColor="accent6" w:sz="8" w:space="0"/>
         </w:tcBorders>
       </w:tcPr>
     </w:tblStylePr>
@@ -4329,10 +4483,10 @@
       <w:tblPr/>
       <w:tcPr>
         <w:tcBorders>
-          <w:top w:val="single" w:sz="8" w:space="0" w:color="F79646" w:themeColor="accent6"/>
-          <w:left w:val="single" w:sz="8" w:space="0" w:color="F79646" w:themeColor="accent6"/>
-          <w:bottom w:val="single" w:sz="8" w:space="0" w:color="F79646" w:themeColor="accent6"/>
-          <w:right w:val="single" w:sz="8" w:space="0" w:color="F79646" w:themeColor="accent6"/>
+          <w:top w:val="single" w:color="F79646" w:themeColor="accent6" w:sz="8" w:space="0"/>
+          <w:left w:val="single" w:color="F79646" w:themeColor="accent6" w:sz="8" w:space="0"/>
+          <w:bottom w:val="single" w:color="F79646" w:themeColor="accent6" w:sz="8" w:space="0"/>
+          <w:right w:val="single" w:color="F79646" w:themeColor="accent6" w:sz="8" w:space="0"/>
         </w:tcBorders>
         <w:shd w:val="clear" w:color="auto" w:fill="FDE4D0" w:themeFill="accent6" w:themeFillTint="3F"/>
       </w:tcPr>
@@ -4341,11 +4495,11 @@
       <w:tblPr/>
       <w:tcPr>
         <w:tcBorders>
-          <w:top w:val="single" w:sz="8" w:space="0" w:color="F79646" w:themeColor="accent6"/>
-          <w:left w:val="single" w:sz="8" w:space="0" w:color="F79646" w:themeColor="accent6"/>
-          <w:bottom w:val="single" w:sz="8" w:space="0" w:color="F79646" w:themeColor="accent6"/>
-          <w:right w:val="single" w:sz="8" w:space="0" w:color="F79646" w:themeColor="accent6"/>
-          <w:insideV w:val="single" w:sz="8" w:space="0" w:color="F79646" w:themeColor="accent6"/>
+          <w:top w:val="single" w:color="F79646" w:themeColor="accent6" w:sz="8" w:space="0"/>
+          <w:left w:val="single" w:color="F79646" w:themeColor="accent6" w:sz="8" w:space="0"/>
+          <w:bottom w:val="single" w:color="F79646" w:themeColor="accent6" w:sz="8" w:space="0"/>
+          <w:right w:val="single" w:color="F79646" w:themeColor="accent6" w:sz="8" w:space="0"/>
+          <w:insideV w:val="single" w:color="F79646" w:themeColor="accent6" w:sz="8" w:space="0"/>
         </w:tcBorders>
         <w:shd w:val="clear" w:color="auto" w:fill="FDE4D0" w:themeFill="accent6" w:themeFillTint="3F"/>
       </w:tcPr>
@@ -4354,11 +4508,11 @@
       <w:tblPr/>
       <w:tcPr>
         <w:tcBorders>
-          <w:top w:val="single" w:sz="8" w:space="0" w:color="F79646" w:themeColor="accent6"/>
-          <w:left w:val="single" w:sz="8" w:space="0" w:color="F79646" w:themeColor="accent6"/>
-          <w:bottom w:val="single" w:sz="8" w:space="0" w:color="F79646" w:themeColor="accent6"/>
-          <w:right w:val="single" w:sz="8" w:space="0" w:color="F79646" w:themeColor="accent6"/>
-          <w:insideV w:val="single" w:sz="8" w:space="0" w:color="F79646" w:themeColor="accent6"/>
+          <w:top w:val="single" w:color="F79646" w:themeColor="accent6" w:sz="8" w:space="0"/>
+          <w:left w:val="single" w:color="F79646" w:themeColor="accent6" w:sz="8" w:space="0"/>
+          <w:bottom w:val="single" w:color="F79646" w:themeColor="accent6" w:sz="8" w:space="0"/>
+          <w:right w:val="single" w:color="F79646" w:themeColor="accent6" w:sz="8" w:space="0"/>
+          <w:insideV w:val="single" w:color="F79646" w:themeColor="accent6" w:sz="8" w:space="0"/>
         </w:tcBorders>
       </w:tcPr>
     </w:tblStylePr>
@@ -4376,11 +4530,11 @@
       <w:tblStyleColBandSize w:val="1"/>
       <w:tblInd w:w="0" w:type="dxa"/>
       <w:tblBorders>
-        <w:top w:val="single" w:sz="8" w:space="0" w:color="404040" w:themeColor="text1" w:themeTint="BF"/>
-        <w:left w:val="single" w:sz="8" w:space="0" w:color="404040" w:themeColor="text1" w:themeTint="BF"/>
-        <w:bottom w:val="single" w:sz="8" w:space="0" w:color="404040" w:themeColor="text1" w:themeTint="BF"/>
-        <w:right w:val="single" w:sz="8" w:space="0" w:color="404040" w:themeColor="text1" w:themeTint="BF"/>
-        <w:insideH w:val="single" w:sz="8" w:space="0" w:color="404040" w:themeColor="text1" w:themeTint="BF"/>
+        <w:top w:val="single" w:color="404040" w:themeColor="text1" w:themeTint="BF" w:sz="8" w:space="0"/>
+        <w:left w:val="single" w:color="404040" w:themeColor="text1" w:themeTint="BF" w:sz="8" w:space="0"/>
+        <w:bottom w:val="single" w:color="404040" w:themeColor="text1" w:themeTint="BF" w:sz="8" w:space="0"/>
+        <w:right w:val="single" w:color="404040" w:themeColor="text1" w:themeTint="BF" w:sz="8" w:space="0"/>
+        <w:insideH w:val="single" w:color="404040" w:themeColor="text1" w:themeTint="BF" w:sz="8" w:space="0"/>
       </w:tblBorders>
       <w:tblCellMar>
         <w:top w:w="0" w:type="dxa"/>
@@ -4401,10 +4555,10 @@
       <w:tblPr/>
       <w:tcPr>
         <w:tcBorders>
-          <w:top w:val="single" w:sz="8" w:space="0" w:color="404040" w:themeColor="text1" w:themeTint="BF"/>
-          <w:left w:val="single" w:sz="8" w:space="0" w:color="404040" w:themeColor="text1" w:themeTint="BF"/>
-          <w:bottom w:val="single" w:sz="8" w:space="0" w:color="404040" w:themeColor="text1" w:themeTint="BF"/>
-          <w:right w:val="single" w:sz="8" w:space="0" w:color="404040" w:themeColor="text1" w:themeTint="BF"/>
+          <w:top w:val="single" w:color="404040" w:themeColor="text1" w:themeTint="BF" w:sz="8" w:space="0"/>
+          <w:left w:val="single" w:color="404040" w:themeColor="text1" w:themeTint="BF" w:sz="8" w:space="0"/>
+          <w:bottom w:val="single" w:color="404040" w:themeColor="text1" w:themeTint="BF" w:sz="8" w:space="0"/>
+          <w:right w:val="single" w:color="404040" w:themeColor="text1" w:themeTint="BF" w:sz="8" w:space="0"/>
           <w:insideH w:val="nil"/>
           <w:insideV w:val="nil"/>
         </w:tcBorders>
@@ -4422,10 +4576,10 @@
       <w:tblPr/>
       <w:tcPr>
         <w:tcBorders>
-          <w:top w:val="double" w:sz="6" w:space="0" w:color="404040" w:themeColor="text1" w:themeTint="BF"/>
-          <w:left w:val="single" w:sz="8" w:space="0" w:color="404040" w:themeColor="text1" w:themeTint="BF"/>
-          <w:bottom w:val="single" w:sz="8" w:space="0" w:color="404040" w:themeColor="text1" w:themeTint="BF"/>
-          <w:right w:val="single" w:sz="8" w:space="0" w:color="404040" w:themeColor="text1" w:themeTint="BF"/>
+          <w:top w:val="double" w:color="404040" w:themeColor="text1" w:themeTint="BF" w:sz="6" w:space="0"/>
+          <w:left w:val="single" w:color="404040" w:themeColor="text1" w:themeTint="BF" w:sz="8" w:space="0"/>
+          <w:bottom w:val="single" w:color="404040" w:themeColor="text1" w:themeTint="BF" w:sz="8" w:space="0"/>
+          <w:right w:val="single" w:color="404040" w:themeColor="text1" w:themeTint="BF" w:sz="8" w:space="0"/>
           <w:insideH w:val="nil"/>
           <w:insideV w:val="nil"/>
         </w:tcBorders>
@@ -4482,11 +4636,11 @@
       <w:tblStyleColBandSize w:val="1"/>
       <w:tblInd w:w="0" w:type="dxa"/>
       <w:tblBorders>
-        <w:top w:val="single" w:sz="8" w:space="0" w:color="7BA0CD" w:themeColor="accent1" w:themeTint="BF"/>
-        <w:left w:val="single" w:sz="8" w:space="0" w:color="7BA0CD" w:themeColor="accent1" w:themeTint="BF"/>
-        <w:bottom w:val="single" w:sz="8" w:space="0" w:color="7BA0CD" w:themeColor="accent1" w:themeTint="BF"/>
-        <w:right w:val="single" w:sz="8" w:space="0" w:color="7BA0CD" w:themeColor="accent1" w:themeTint="BF"/>
-        <w:insideH w:val="single" w:sz="8" w:space="0" w:color="7BA0CD" w:themeColor="accent1" w:themeTint="BF"/>
+        <w:top w:val="single" w:color="7BA0CD" w:themeColor="accent1" w:themeTint="BF" w:sz="8" w:space="0"/>
+        <w:left w:val="single" w:color="7BA0CD" w:themeColor="accent1" w:themeTint="BF" w:sz="8" w:space="0"/>
+        <w:bottom w:val="single" w:color="7BA0CD" w:themeColor="accent1" w:themeTint="BF" w:sz="8" w:space="0"/>
+        <w:right w:val="single" w:color="7BA0CD" w:themeColor="accent1" w:themeTint="BF" w:sz="8" w:space="0"/>
+        <w:insideH w:val="single" w:color="7BA0CD" w:themeColor="accent1" w:themeTint="BF" w:sz="8" w:space="0"/>
       </w:tblBorders>
       <w:tblCellMar>
         <w:top w:w="0" w:type="dxa"/>
@@ -4507,10 +4661,10 @@
       <w:tblPr/>
       <w:tcPr>
         <w:tcBorders>
-          <w:top w:val="single" w:sz="8" w:space="0" w:color="7BA0CD" w:themeColor="accent1" w:themeTint="BF"/>
-          <w:left w:val="single" w:sz="8" w:space="0" w:color="7BA0CD" w:themeColor="accent1" w:themeTint="BF"/>
-          <w:bottom w:val="single" w:sz="8" w:space="0" w:color="7BA0CD" w:themeColor="accent1" w:themeTint="BF"/>
-          <w:right w:val="single" w:sz="8" w:space="0" w:color="7BA0CD" w:themeColor="accent1" w:themeTint="BF"/>
+          <w:top w:val="single" w:color="7BA0CD" w:themeColor="accent1" w:themeTint="BF" w:sz="8" w:space="0"/>
+          <w:left w:val="single" w:color="7BA0CD" w:themeColor="accent1" w:themeTint="BF" w:sz="8" w:space="0"/>
+          <w:bottom w:val="single" w:color="7BA0CD" w:themeColor="accent1" w:themeTint="BF" w:sz="8" w:space="0"/>
+          <w:right w:val="single" w:color="7BA0CD" w:themeColor="accent1" w:themeTint="BF" w:sz="8" w:space="0"/>
           <w:insideH w:val="nil"/>
           <w:insideV w:val="nil"/>
         </w:tcBorders>
@@ -4528,10 +4682,10 @@
       <w:tblPr/>
       <w:tcPr>
         <w:tcBorders>
-          <w:top w:val="double" w:sz="6" w:space="0" w:color="7BA0CD" w:themeColor="accent1" w:themeTint="BF"/>
-          <w:left w:val="single" w:sz="8" w:space="0" w:color="7BA0CD" w:themeColor="accent1" w:themeTint="BF"/>
-          <w:bottom w:val="single" w:sz="8" w:space="0" w:color="7BA0CD" w:themeColor="accent1" w:themeTint="BF"/>
-          <w:right w:val="single" w:sz="8" w:space="0" w:color="7BA0CD" w:themeColor="accent1" w:themeTint="BF"/>
+          <w:top w:val="double" w:color="7BA0CD" w:themeColor="accent1" w:themeTint="BF" w:sz="6" w:space="0"/>
+          <w:left w:val="single" w:color="7BA0CD" w:themeColor="accent1" w:themeTint="BF" w:sz="8" w:space="0"/>
+          <w:bottom w:val="single" w:color="7BA0CD" w:themeColor="accent1" w:themeTint="BF" w:sz="8" w:space="0"/>
+          <w:right w:val="single" w:color="7BA0CD" w:themeColor="accent1" w:themeTint="BF" w:sz="8" w:space="0"/>
           <w:insideH w:val="nil"/>
           <w:insideV w:val="nil"/>
         </w:tcBorders>
@@ -4588,11 +4742,11 @@
       <w:tblStyleColBandSize w:val="1"/>
       <w:tblInd w:w="0" w:type="dxa"/>
       <w:tblBorders>
-        <w:top w:val="single" w:sz="8" w:space="0" w:color="CF7B79" w:themeColor="accent2" w:themeTint="BF"/>
-        <w:left w:val="single" w:sz="8" w:space="0" w:color="CF7B79" w:themeColor="accent2" w:themeTint="BF"/>
-        <w:bottom w:val="single" w:sz="8" w:space="0" w:color="CF7B79" w:themeColor="accent2" w:themeTint="BF"/>
-        <w:right w:val="single" w:sz="8" w:space="0" w:color="CF7B79" w:themeColor="accent2" w:themeTint="BF"/>
-        <w:insideH w:val="single" w:sz="8" w:space="0" w:color="CF7B79" w:themeColor="accent2" w:themeTint="BF"/>
+        <w:top w:val="single" w:color="CF7B79" w:themeColor="accent2" w:themeTint="BF" w:sz="8" w:space="0"/>
+        <w:left w:val="single" w:color="CF7B79" w:themeColor="accent2" w:themeTint="BF" w:sz="8" w:space="0"/>
+        <w:bottom w:val="single" w:color="CF7B79" w:themeColor="accent2" w:themeTint="BF" w:sz="8" w:space="0"/>
+        <w:right w:val="single" w:color="CF7B79" w:themeColor="accent2" w:themeTint="BF" w:sz="8" w:space="0"/>
+        <w:insideH w:val="single" w:color="CF7B79" w:themeColor="accent2" w:themeTint="BF" w:sz="8" w:space="0"/>
       </w:tblBorders>
       <w:tblCellMar>
         <w:top w:w="0" w:type="dxa"/>
@@ -4613,10 +4767,10 @@
       <w:tblPr/>
       <w:tcPr>
         <w:tcBorders>
-          <w:top w:val="single" w:sz="8" w:space="0" w:color="CF7B79" w:themeColor="accent2" w:themeTint="BF"/>
-          <w:left w:val="single" w:sz="8" w:space="0" w:color="CF7B79" w:themeColor="accent2" w:themeTint="BF"/>
-          <w:bottom w:val="single" w:sz="8" w:space="0" w:color="CF7B79" w:themeColor="accent2" w:themeTint="BF"/>
-          <w:right w:val="single" w:sz="8" w:space="0" w:color="CF7B79" w:themeColor="accent2" w:themeTint="BF"/>
+          <w:top w:val="single" w:color="CF7B79" w:themeColor="accent2" w:themeTint="BF" w:sz="8" w:space="0"/>
+          <w:left w:val="single" w:color="CF7B79" w:themeColor="accent2" w:themeTint="BF" w:sz="8" w:space="0"/>
+          <w:bottom w:val="single" w:color="CF7B79" w:themeColor="accent2" w:themeTint="BF" w:sz="8" w:space="0"/>
+          <w:right w:val="single" w:color="CF7B79" w:themeColor="accent2" w:themeTint="BF" w:sz="8" w:space="0"/>
           <w:insideH w:val="nil"/>
           <w:insideV w:val="nil"/>
         </w:tcBorders>
@@ -4634,10 +4788,10 @@
       <w:tblPr/>
       <w:tcPr>
         <w:tcBorders>
-          <w:top w:val="double" w:sz="6" w:space="0" w:color="CF7B79" w:themeColor="accent2" w:themeTint="BF"/>
-          <w:left w:val="single" w:sz="8" w:space="0" w:color="CF7B79" w:themeColor="accent2" w:themeTint="BF"/>
-          <w:bottom w:val="single" w:sz="8" w:space="0" w:color="CF7B79" w:themeColor="accent2" w:themeTint="BF"/>
-          <w:right w:val="single" w:sz="8" w:space="0" w:color="CF7B79" w:themeColor="accent2" w:themeTint="BF"/>
+          <w:top w:val="double" w:color="CF7B79" w:themeColor="accent2" w:themeTint="BF" w:sz="6" w:space="0"/>
+          <w:left w:val="single" w:color="CF7B79" w:themeColor="accent2" w:themeTint="BF" w:sz="8" w:space="0"/>
+          <w:bottom w:val="single" w:color="CF7B79" w:themeColor="accent2" w:themeTint="BF" w:sz="8" w:space="0"/>
+          <w:right w:val="single" w:color="CF7B79" w:themeColor="accent2" w:themeTint="BF" w:sz="8" w:space="0"/>
           <w:insideH w:val="nil"/>
           <w:insideV w:val="nil"/>
         </w:tcBorders>
@@ -4694,11 +4848,11 @@
       <w:tblStyleColBandSize w:val="1"/>
       <w:tblInd w:w="0" w:type="dxa"/>
       <w:tblBorders>
-        <w:top w:val="single" w:sz="8" w:space="0" w:color="B3CC82" w:themeColor="accent3" w:themeTint="BF"/>
-        <w:left w:val="single" w:sz="8" w:space="0" w:color="B3CC82" w:themeColor="accent3" w:themeTint="BF"/>
-        <w:bottom w:val="single" w:sz="8" w:space="0" w:color="B3CC82" w:themeColor="accent3" w:themeTint="BF"/>
-        <w:right w:val="single" w:sz="8" w:space="0" w:color="B3CC82" w:themeColor="accent3" w:themeTint="BF"/>
-        <w:insideH w:val="single" w:sz="8" w:space="0" w:color="B3CC82" w:themeColor="accent3" w:themeTint="BF"/>
+        <w:top w:val="single" w:color="B3CC82" w:themeColor="accent3" w:themeTint="BF" w:sz="8" w:space="0"/>
+        <w:left w:val="single" w:color="B3CC82" w:themeColor="accent3" w:themeTint="BF" w:sz="8" w:space="0"/>
+        <w:bottom w:val="single" w:color="B3CC82" w:themeColor="accent3" w:themeTint="BF" w:sz="8" w:space="0"/>
+        <w:right w:val="single" w:color="B3CC82" w:themeColor="accent3" w:themeTint="BF" w:sz="8" w:space="0"/>
+        <w:insideH w:val="single" w:color="B3CC82" w:themeColor="accent3" w:themeTint="BF" w:sz="8" w:space="0"/>
       </w:tblBorders>
       <w:tblCellMar>
         <w:top w:w="0" w:type="dxa"/>
@@ -4719,10 +4873,10 @@
       <w:tblPr/>
       <w:tcPr>
         <w:tcBorders>
-          <w:top w:val="single" w:sz="8" w:space="0" w:color="B3CC82" w:themeColor="accent3" w:themeTint="BF"/>
-          <w:left w:val="single" w:sz="8" w:space="0" w:color="B3CC82" w:themeColor="accent3" w:themeTint="BF"/>
-          <w:bottom w:val="single" w:sz="8" w:space="0" w:color="B3CC82" w:themeColor="accent3" w:themeTint="BF"/>
-          <w:right w:val="single" w:sz="8" w:space="0" w:color="B3CC82" w:themeColor="accent3" w:themeTint="BF"/>
+          <w:top w:val="single" w:color="B3CC82" w:themeColor="accent3" w:themeTint="BF" w:sz="8" w:space="0"/>
+          <w:left w:val="single" w:color="B3CC82" w:themeColor="accent3" w:themeTint="BF" w:sz="8" w:space="0"/>
+          <w:bottom w:val="single" w:color="B3CC82" w:themeColor="accent3" w:themeTint="BF" w:sz="8" w:space="0"/>
+          <w:right w:val="single" w:color="B3CC82" w:themeColor="accent3" w:themeTint="BF" w:sz="8" w:space="0"/>
           <w:insideH w:val="nil"/>
           <w:insideV w:val="nil"/>
         </w:tcBorders>
@@ -4740,10 +4894,10 @@
       <w:tblPr/>
       <w:tcPr>
         <w:tcBorders>
-          <w:top w:val="double" w:sz="6" w:space="0" w:color="B3CC82" w:themeColor="accent3" w:themeTint="BF"/>
-          <w:left w:val="single" w:sz="8" w:space="0" w:color="B3CC82" w:themeColor="accent3" w:themeTint="BF"/>
-          <w:bottom w:val="single" w:sz="8" w:space="0" w:color="B3CC82" w:themeColor="accent3" w:themeTint="BF"/>
-          <w:right w:val="single" w:sz="8" w:space="0" w:color="B3CC82" w:themeColor="accent3" w:themeTint="BF"/>
+          <w:top w:val="double" w:color="B3CC82" w:themeColor="accent3" w:themeTint="BF" w:sz="6" w:space="0"/>
+          <w:left w:val="single" w:color="B3CC82" w:themeColor="accent3" w:themeTint="BF" w:sz="8" w:space="0"/>
+          <w:bottom w:val="single" w:color="B3CC82" w:themeColor="accent3" w:themeTint="BF" w:sz="8" w:space="0"/>
+          <w:right w:val="single" w:color="B3CC82" w:themeColor="accent3" w:themeTint="BF" w:sz="8" w:space="0"/>
           <w:insideH w:val="nil"/>
           <w:insideV w:val="nil"/>
         </w:tcBorders>
@@ -4800,11 +4954,11 @@
       <w:tblStyleColBandSize w:val="1"/>
       <w:tblInd w:w="0" w:type="dxa"/>
       <w:tblBorders>
-        <w:top w:val="single" w:sz="8" w:space="0" w:color="9F8AB9" w:themeColor="accent4" w:themeTint="BF"/>
-        <w:left w:val="single" w:sz="8" w:space="0" w:color="9F8AB9" w:themeColor="accent4" w:themeTint="BF"/>
-        <w:bottom w:val="single" w:sz="8" w:space="0" w:color="9F8AB9" w:themeColor="accent4" w:themeTint="BF"/>
-        <w:right w:val="single" w:sz="8" w:space="0" w:color="9F8AB9" w:themeColor="accent4" w:themeTint="BF"/>
-        <w:insideH w:val="single" w:sz="8" w:space="0" w:color="9F8AB9" w:themeColor="accent4" w:themeTint="BF"/>
+        <w:top w:val="single" w:color="9F8AB9" w:themeColor="accent4" w:themeTint="BF" w:sz="8" w:space="0"/>
+        <w:left w:val="single" w:color="9F8AB9" w:themeColor="accent4" w:themeTint="BF" w:sz="8" w:space="0"/>
+        <w:bottom w:val="single" w:color="9F8AB9" w:themeColor="accent4" w:themeTint="BF" w:sz="8" w:space="0"/>
+        <w:right w:val="single" w:color="9F8AB9" w:themeColor="accent4" w:themeTint="BF" w:sz="8" w:space="0"/>
+        <w:insideH w:val="single" w:color="9F8AB9" w:themeColor="accent4" w:themeTint="BF" w:sz="8" w:space="0"/>
       </w:tblBorders>
       <w:tblCellMar>
         <w:top w:w="0" w:type="dxa"/>
@@ -4825,10 +4979,10 @@
       <w:tblPr/>
       <w:tcPr>
         <w:tcBorders>
-          <w:top w:val="single" w:sz="8" w:space="0" w:color="9F8AB9" w:themeColor="accent4" w:themeTint="BF"/>
-          <w:left w:val="single" w:sz="8" w:space="0" w:color="9F8AB9" w:themeColor="accent4" w:themeTint="BF"/>
-          <w:bottom w:val="single" w:sz="8" w:space="0" w:color="9F8AB9" w:themeColor="accent4" w:themeTint="BF"/>
-          <w:right w:val="single" w:sz="8" w:space="0" w:color="9F8AB9" w:themeColor="accent4" w:themeTint="BF"/>
+          <w:top w:val="single" w:color="9F8AB9" w:themeColor="accent4" w:themeTint="BF" w:sz="8" w:space="0"/>
+          <w:left w:val="single" w:color="9F8AB9" w:themeColor="accent4" w:themeTint="BF" w:sz="8" w:space="0"/>
+          <w:bottom w:val="single" w:color="9F8AB9" w:themeColor="accent4" w:themeTint="BF" w:sz="8" w:space="0"/>
+          <w:right w:val="single" w:color="9F8AB9" w:themeColor="accent4" w:themeTint="BF" w:sz="8" w:space="0"/>
           <w:insideH w:val="nil"/>
           <w:insideV w:val="nil"/>
         </w:tcBorders>
@@ -4846,10 +5000,10 @@
       <w:tblPr/>
       <w:tcPr>
         <w:tcBorders>
-          <w:top w:val="double" w:sz="6" w:space="0" w:color="9F8AB9" w:themeColor="accent4" w:themeTint="BF"/>
-          <w:left w:val="single" w:sz="8" w:space="0" w:color="9F8AB9" w:themeColor="accent4" w:themeTint="BF"/>
-          <w:bottom w:val="single" w:sz="8" w:space="0" w:color="9F8AB9" w:themeColor="accent4" w:themeTint="BF"/>
-          <w:right w:val="single" w:sz="8" w:space="0" w:color="9F8AB9" w:themeColor="accent4" w:themeTint="BF"/>
+          <w:top w:val="double" w:color="9F8AB9" w:themeColor="accent4" w:themeTint="BF" w:sz="6" w:space="0"/>
+          <w:left w:val="single" w:color="9F8AB9" w:themeColor="accent4" w:themeTint="BF" w:sz="8" w:space="0"/>
+          <w:bottom w:val="single" w:color="9F8AB9" w:themeColor="accent4" w:themeTint="BF" w:sz="8" w:space="0"/>
+          <w:right w:val="single" w:color="9F8AB9" w:themeColor="accent4" w:themeTint="BF" w:sz="8" w:space="0"/>
           <w:insideH w:val="nil"/>
           <w:insideV w:val="nil"/>
         </w:tcBorders>
@@ -4906,11 +5060,11 @@
       <w:tblStyleColBandSize w:val="1"/>
       <w:tblInd w:w="0" w:type="dxa"/>
       <w:tblBorders>
-        <w:top w:val="single" w:sz="8" w:space="0" w:color="78C0D4" w:themeColor="accent5" w:themeTint="BF"/>
-        <w:left w:val="single" w:sz="8" w:space="0" w:color="78C0D4" w:themeColor="accent5" w:themeTint="BF"/>
-        <w:bottom w:val="single" w:sz="8" w:space="0" w:color="78C0D4" w:themeColor="accent5" w:themeTint="BF"/>
-        <w:right w:val="single" w:sz="8" w:space="0" w:color="78C0D4" w:themeColor="accent5" w:themeTint="BF"/>
-        <w:insideH w:val="single" w:sz="8" w:space="0" w:color="78C0D4" w:themeColor="accent5" w:themeTint="BF"/>
+        <w:top w:val="single" w:color="78C0D4" w:themeColor="accent5" w:themeTint="BF" w:sz="8" w:space="0"/>
+        <w:left w:val="single" w:color="78C0D4" w:themeColor="accent5" w:themeTint="BF" w:sz="8" w:space="0"/>
+        <w:bottom w:val="single" w:color="78C0D4" w:themeColor="accent5" w:themeTint="BF" w:sz="8" w:space="0"/>
+        <w:right w:val="single" w:color="78C0D4" w:themeColor="accent5" w:themeTint="BF" w:sz="8" w:space="0"/>
+        <w:insideH w:val="single" w:color="78C0D4" w:themeColor="accent5" w:themeTint="BF" w:sz="8" w:space="0"/>
       </w:tblBorders>
       <w:tblCellMar>
         <w:top w:w="0" w:type="dxa"/>
@@ -4931,10 +5085,10 @@
       <w:tblPr/>
       <w:tcPr>
         <w:tcBorders>
-          <w:top w:val="single" w:sz="8" w:space="0" w:color="78C0D4" w:themeColor="accent5" w:themeTint="BF"/>
-          <w:left w:val="single" w:sz="8" w:space="0" w:color="78C0D4" w:themeColor="accent5" w:themeTint="BF"/>
-          <w:bottom w:val="single" w:sz="8" w:space="0" w:color="78C0D4" w:themeColor="accent5" w:themeTint="BF"/>
-          <w:right w:val="single" w:sz="8" w:space="0" w:color="78C0D4" w:themeColor="accent5" w:themeTint="BF"/>
+          <w:top w:val="single" w:color="78C0D4" w:themeColor="accent5" w:themeTint="BF" w:sz="8" w:space="0"/>
+          <w:left w:val="single" w:color="78C0D4" w:themeColor="accent5" w:themeTint="BF" w:sz="8" w:space="0"/>
+          <w:bottom w:val="single" w:color="78C0D4" w:themeColor="accent5" w:themeTint="BF" w:sz="8" w:space="0"/>
+          <w:right w:val="single" w:color="78C0D4" w:themeColor="accent5" w:themeTint="BF" w:sz="8" w:space="0"/>
           <w:insideH w:val="nil"/>
           <w:insideV w:val="nil"/>
         </w:tcBorders>
@@ -4952,10 +5106,10 @@
       <w:tblPr/>
       <w:tcPr>
         <w:tcBorders>
-          <w:top w:val="double" w:sz="6" w:space="0" w:color="78C0D4" w:themeColor="accent5" w:themeTint="BF"/>
-          <w:left w:val="single" w:sz="8" w:space="0" w:color="78C0D4" w:themeColor="accent5" w:themeTint="BF"/>
-          <w:bottom w:val="single" w:sz="8" w:space="0" w:color="78C0D4" w:themeColor="accent5" w:themeTint="BF"/>
-          <w:right w:val="single" w:sz="8" w:space="0" w:color="78C0D4" w:themeColor="accent5" w:themeTint="BF"/>
+          <w:top w:val="double" w:color="78C0D4" w:themeColor="accent5" w:themeTint="BF" w:sz="6" w:space="0"/>
+          <w:left w:val="single" w:color="78C0D4" w:themeColor="accent5" w:themeTint="BF" w:sz="8" w:space="0"/>
+          <w:bottom w:val="single" w:color="78C0D4" w:themeColor="accent5" w:themeTint="BF" w:sz="8" w:space="0"/>
+          <w:right w:val="single" w:color="78C0D4" w:themeColor="accent5" w:themeTint="BF" w:sz="8" w:space="0"/>
           <w:insideH w:val="nil"/>
           <w:insideV w:val="nil"/>
         </w:tcBorders>
@@ -5012,11 +5166,11 @@
       <w:tblStyleColBandSize w:val="1"/>
       <w:tblInd w:w="0" w:type="dxa"/>
       <w:tblBorders>
-        <w:top w:val="single" w:sz="8" w:space="0" w:color="F9B074" w:themeColor="accent6" w:themeTint="BF"/>
-        <w:left w:val="single" w:sz="8" w:space="0" w:color="F9B074" w:themeColor="accent6" w:themeTint="BF"/>
-        <w:bottom w:val="single" w:sz="8" w:space="0" w:color="F9B074" w:themeColor="accent6" w:themeTint="BF"/>
-        <w:right w:val="single" w:sz="8" w:space="0" w:color="F9B074" w:themeColor="accent6" w:themeTint="BF"/>
-        <w:insideH w:val="single" w:sz="8" w:space="0" w:color="F9B074" w:themeColor="accent6" w:themeTint="BF"/>
+        <w:top w:val="single" w:color="F9B074" w:themeColor="accent6" w:themeTint="BF" w:sz="8" w:space="0"/>
+        <w:left w:val="single" w:color="F9B074" w:themeColor="accent6" w:themeTint="BF" w:sz="8" w:space="0"/>
+        <w:bottom w:val="single" w:color="F9B074" w:themeColor="accent6" w:themeTint="BF" w:sz="8" w:space="0"/>
+        <w:right w:val="single" w:color="F9B074" w:themeColor="accent6" w:themeTint="BF" w:sz="8" w:space="0"/>
+        <w:insideH w:val="single" w:color="F9B074" w:themeColor="accent6" w:themeTint="BF" w:sz="8" w:space="0"/>
       </w:tblBorders>
       <w:tblCellMar>
         <w:top w:w="0" w:type="dxa"/>
@@ -5037,10 +5191,10 @@
       <w:tblPr/>
       <w:tcPr>
         <w:tcBorders>
-          <w:top w:val="single" w:sz="8" w:space="0" w:color="F9B074" w:themeColor="accent6" w:themeTint="BF"/>
-          <w:left w:val="single" w:sz="8" w:space="0" w:color="F9B074" w:themeColor="accent6" w:themeTint="BF"/>
-          <w:bottom w:val="single" w:sz="8" w:space="0" w:color="F9B074" w:themeColor="accent6" w:themeTint="BF"/>
-          <w:right w:val="single" w:sz="8" w:space="0" w:color="F9B074" w:themeColor="accent6" w:themeTint="BF"/>
+          <w:top w:val="single" w:color="F9B074" w:themeColor="accent6" w:themeTint="BF" w:sz="8" w:space="0"/>
+          <w:left w:val="single" w:color="F9B074" w:themeColor="accent6" w:themeTint="BF" w:sz="8" w:space="0"/>
+          <w:bottom w:val="single" w:color="F9B074" w:themeColor="accent6" w:themeTint="BF" w:sz="8" w:space="0"/>
+          <w:right w:val="single" w:color="F9B074" w:themeColor="accent6" w:themeTint="BF" w:sz="8" w:space="0"/>
           <w:insideH w:val="nil"/>
           <w:insideV w:val="nil"/>
         </w:tcBorders>
@@ -5058,10 +5212,10 @@
       <w:tblPr/>
       <w:tcPr>
         <w:tcBorders>
-          <w:top w:val="double" w:sz="6" w:space="0" w:color="F9B074" w:themeColor="accent6" w:themeTint="BF"/>
-          <w:left w:val="single" w:sz="8" w:space="0" w:color="F9B074" w:themeColor="accent6" w:themeTint="BF"/>
-          <w:bottom w:val="single" w:sz="8" w:space="0" w:color="F9B074" w:themeColor="accent6" w:themeTint="BF"/>
-          <w:right w:val="single" w:sz="8" w:space="0" w:color="F9B074" w:themeColor="accent6" w:themeTint="BF"/>
+          <w:top w:val="double" w:color="F9B074" w:themeColor="accent6" w:themeTint="BF" w:sz="6" w:space="0"/>
+          <w:left w:val="single" w:color="F9B074" w:themeColor="accent6" w:themeTint="BF" w:sz="8" w:space="0"/>
+          <w:bottom w:val="single" w:color="F9B074" w:themeColor="accent6" w:themeTint="BF" w:sz="8" w:space="0"/>
+          <w:right w:val="single" w:color="F9B074" w:themeColor="accent6" w:themeTint="BF" w:sz="8" w:space="0"/>
           <w:insideH w:val="nil"/>
           <w:insideV w:val="nil"/>
         </w:tcBorders>
@@ -5118,8 +5272,8 @@
       <w:tblStyleColBandSize w:val="1"/>
       <w:tblInd w:w="0" w:type="dxa"/>
       <w:tblBorders>
-        <w:top w:val="single" w:sz="18" w:space="0" w:color="auto"/>
-        <w:bottom w:val="single" w:sz="18" w:space="0" w:color="auto"/>
+        <w:top w:val="single" w:color="auto" w:sz="18" w:space="0"/>
+        <w:bottom w:val="single" w:color="auto" w:sz="18" w:space="0"/>
       </w:tblBorders>
       <w:tblCellMar>
         <w:top w:w="0" w:type="dxa"/>
@@ -5140,9 +5294,9 @@
       <w:tblPr/>
       <w:tcPr>
         <w:tcBorders>
-          <w:top w:val="single" w:sz="18" w:space="0" w:color="auto"/>
-          <w:left w:val="nil"/>
-          <w:bottom w:val="single" w:sz="18" w:space="0" w:color="auto"/>
+          <w:top w:val="single" w:color="auto" w:sz="18" w:space="0"/>
+          <w:left w:val="nil"/>
+          <w:bottom w:val="single" w:color="auto" w:sz="18" w:space="0"/>
           <w:right w:val="nil"/>
           <w:insideH w:val="nil"/>
           <w:insideV w:val="nil"/>
@@ -5160,9 +5314,9 @@
       <w:tblPr/>
       <w:tcPr>
         <w:tcBorders>
-          <w:top w:val="double" w:sz="6" w:space="0" w:color="auto"/>
-          <w:left w:val="nil"/>
-          <w:bottom w:val="single" w:sz="18" w:space="0" w:color="auto"/>
+          <w:top w:val="double" w:color="auto" w:sz="6" w:space="0"/>
+          <w:left w:val="nil"/>
+          <w:bottom w:val="single" w:color="auto" w:sz="18" w:space="0"/>
           <w:right w:val="nil"/>
           <w:insideH w:val="nil"/>
           <w:insideV w:val="nil"/>
@@ -5181,7 +5335,7 @@
         <w:tcBorders>
           <w:top w:val="nil"/>
           <w:left w:val="nil"/>
-          <w:bottom w:val="single" w:sz="18" w:space="0" w:color="auto"/>
+          <w:bottom w:val="single" w:color="auto" w:sz="18" w:space="0"/>
           <w:right w:val="nil"/>
           <w:insideH w:val="nil"/>
           <w:insideV w:val="nil"/>
@@ -5228,9 +5382,9 @@
       <w:tblPr/>
       <w:tcPr>
         <w:tcBorders>
-          <w:top w:val="single" w:sz="18" w:space="0" w:color="auto"/>
-          <w:left w:val="nil"/>
-          <w:bottom w:val="single" w:sz="18" w:space="0" w:color="auto"/>
+          <w:top w:val="single" w:color="auto" w:sz="18" w:space="0"/>
+          <w:left w:val="nil"/>
+          <w:bottom w:val="single" w:color="auto" w:sz="18" w:space="0"/>
           <w:right w:val="nil"/>
           <w:insideH w:val="nil"/>
           <w:insideV w:val="nil"/>
@@ -5244,9 +5398,9 @@
       <w:tblPr/>
       <w:tcPr>
         <w:tcBorders>
-          <w:top w:val="single" w:sz="18" w:space="0" w:color="auto"/>
-          <w:left w:val="nil"/>
-          <w:bottom w:val="single" w:sz="18" w:space="0" w:color="auto"/>
+          <w:top w:val="single" w:color="auto" w:sz="18" w:space="0"/>
+          <w:left w:val="nil"/>
+          <w:bottom w:val="single" w:color="auto" w:sz="18" w:space="0"/>
           <w:right w:val="nil"/>
           <w:insideH w:val="nil"/>
           <w:insideV w:val="nil"/>
@@ -5267,8 +5421,8 @@
       <w:tblStyleColBandSize w:val="1"/>
       <w:tblInd w:w="0" w:type="dxa"/>
       <w:tblBorders>
-        <w:top w:val="single" w:sz="18" w:space="0" w:color="auto"/>
-        <w:bottom w:val="single" w:sz="18" w:space="0" w:color="auto"/>
+        <w:top w:val="single" w:color="auto" w:sz="18" w:space="0"/>
+        <w:bottom w:val="single" w:color="auto" w:sz="18" w:space="0"/>
       </w:tblBorders>
       <w:tblCellMar>
         <w:top w:w="0" w:type="dxa"/>
@@ -5289,9 +5443,9 @@
       <w:tblPr/>
       <w:tcPr>
         <w:tcBorders>
-          <w:top w:val="single" w:sz="18" w:space="0" w:color="auto"/>
-          <w:left w:val="nil"/>
-          <w:bottom w:val="single" w:sz="18" w:space="0" w:color="auto"/>
+          <w:top w:val="single" w:color="auto" w:sz="18" w:space="0"/>
+          <w:left w:val="nil"/>
+          <w:bottom w:val="single" w:color="auto" w:sz="18" w:space="0"/>
           <w:right w:val="nil"/>
           <w:insideH w:val="nil"/>
           <w:insideV w:val="nil"/>
@@ -5309,9 +5463,9 @@
       <w:tblPr/>
       <w:tcPr>
         <w:tcBorders>
-          <w:top w:val="double" w:sz="6" w:space="0" w:color="auto"/>
-          <w:left w:val="nil"/>
-          <w:bottom w:val="single" w:sz="18" w:space="0" w:color="auto"/>
+          <w:top w:val="double" w:color="auto" w:sz="6" w:space="0"/>
+          <w:left w:val="nil"/>
+          <w:bottom w:val="single" w:color="auto" w:sz="18" w:space="0"/>
           <w:right w:val="nil"/>
           <w:insideH w:val="nil"/>
           <w:insideV w:val="nil"/>
@@ -5330,7 +5484,7 @@
         <w:tcBorders>
           <w:top w:val="nil"/>
           <w:left w:val="nil"/>
-          <w:bottom w:val="single" w:sz="18" w:space="0" w:color="auto"/>
+          <w:bottom w:val="single" w:color="auto" w:sz="18" w:space="0"/>
           <w:right w:val="nil"/>
           <w:insideH w:val="nil"/>
           <w:insideV w:val="nil"/>
@@ -5377,9 +5531,9 @@
       <w:tblPr/>
       <w:tcPr>
         <w:tcBorders>
-          <w:top w:val="single" w:sz="18" w:space="0" w:color="auto"/>
-          <w:left w:val="nil"/>
-          <w:bottom w:val="single" w:sz="18" w:space="0" w:color="auto"/>
+          <w:top w:val="single" w:color="auto" w:sz="18" w:space="0"/>
+          <w:left w:val="nil"/>
+          <w:bottom w:val="single" w:color="auto" w:sz="18" w:space="0"/>
           <w:right w:val="nil"/>
           <w:insideH w:val="nil"/>
           <w:insideV w:val="nil"/>
@@ -5393,9 +5547,9 @@
       <w:tblPr/>
       <w:tcPr>
         <w:tcBorders>
-          <w:top w:val="single" w:sz="18" w:space="0" w:color="auto"/>
-          <w:left w:val="nil"/>
-          <w:bottom w:val="single" w:sz="18" w:space="0" w:color="auto"/>
+          <w:top w:val="single" w:color="auto" w:sz="18" w:space="0"/>
+          <w:left w:val="nil"/>
+          <w:bottom w:val="single" w:color="auto" w:sz="18" w:space="0"/>
           <w:right w:val="nil"/>
           <w:insideH w:val="nil"/>
           <w:insideV w:val="nil"/>
@@ -5416,8 +5570,8 @@
       <w:tblStyleColBandSize w:val="1"/>
       <w:tblInd w:w="0" w:type="dxa"/>
       <w:tblBorders>
-        <w:top w:val="single" w:sz="18" w:space="0" w:color="auto"/>
-        <w:bottom w:val="single" w:sz="18" w:space="0" w:color="auto"/>
+        <w:top w:val="single" w:color="auto" w:sz="18" w:space="0"/>
+        <w:bottom w:val="single" w:color="auto" w:sz="18" w:space="0"/>
       </w:tblBorders>
       <w:tblCellMar>
         <w:top w:w="0" w:type="dxa"/>
@@ -5438,9 +5592,9 @@
       <w:tblPr/>
       <w:tcPr>
         <w:tcBorders>
-          <w:top w:val="single" w:sz="18" w:space="0" w:color="auto"/>
-          <w:left w:val="nil"/>
-          <w:bottom w:val="single" w:sz="18" w:space="0" w:color="auto"/>
+          <w:top w:val="single" w:color="auto" w:sz="18" w:space="0"/>
+          <w:left w:val="nil"/>
+          <w:bottom w:val="single" w:color="auto" w:sz="18" w:space="0"/>
           <w:right w:val="nil"/>
           <w:insideH w:val="nil"/>
           <w:insideV w:val="nil"/>
@@ -5458,9 +5612,9 @@
       <w:tblPr/>
       <w:tcPr>
         <w:tcBorders>
-          <w:top w:val="double" w:sz="6" w:space="0" w:color="auto"/>
-          <w:left w:val="nil"/>
-          <w:bottom w:val="single" w:sz="18" w:space="0" w:color="auto"/>
+          <w:top w:val="double" w:color="auto" w:sz="6" w:space="0"/>
+          <w:left w:val="nil"/>
+          <w:bottom w:val="single" w:color="auto" w:sz="18" w:space="0"/>
           <w:right w:val="nil"/>
           <w:insideH w:val="nil"/>
           <w:insideV w:val="nil"/>
@@ -5479,7 +5633,7 @@
         <w:tcBorders>
           <w:top w:val="nil"/>
           <w:left w:val="nil"/>
-          <w:bottom w:val="single" w:sz="18" w:space="0" w:color="auto"/>
+          <w:bottom w:val="single" w:color="auto" w:sz="18" w:space="0"/>
           <w:right w:val="nil"/>
           <w:insideH w:val="nil"/>
           <w:insideV w:val="nil"/>
@@ -5526,9 +5680,9 @@
       <w:tblPr/>
       <w:tcPr>
         <w:tcBorders>
-          <w:top w:val="single" w:sz="18" w:space="0" w:color="auto"/>
-          <w:left w:val="nil"/>
-          <w:bottom w:val="single" w:sz="18" w:space="0" w:color="auto"/>
+          <w:top w:val="single" w:color="auto" w:sz="18" w:space="0"/>
+          <w:left w:val="nil"/>
+          <w:bottom w:val="single" w:color="auto" w:sz="18" w:space="0"/>
           <w:right w:val="nil"/>
           <w:insideH w:val="nil"/>
           <w:insideV w:val="nil"/>
@@ -5542,9 +5696,9 @@
       <w:tblPr/>
       <w:tcPr>
         <w:tcBorders>
-          <w:top w:val="single" w:sz="18" w:space="0" w:color="auto"/>
-          <w:left w:val="nil"/>
-          <w:bottom w:val="single" w:sz="18" w:space="0" w:color="auto"/>
+          <w:top w:val="single" w:color="auto" w:sz="18" w:space="0"/>
+          <w:left w:val="nil"/>
+          <w:bottom w:val="single" w:color="auto" w:sz="18" w:space="0"/>
           <w:right w:val="nil"/>
           <w:insideH w:val="nil"/>
           <w:insideV w:val="nil"/>
@@ -5565,8 +5719,8 @@
       <w:tblStyleColBandSize w:val="1"/>
       <w:tblInd w:w="0" w:type="dxa"/>
       <w:tblBorders>
-        <w:top w:val="single" w:sz="18" w:space="0" w:color="auto"/>
-        <w:bottom w:val="single" w:sz="18" w:space="0" w:color="auto"/>
+        <w:top w:val="single" w:color="auto" w:sz="18" w:space="0"/>
+        <w:bottom w:val="single" w:color="auto" w:sz="18" w:space="0"/>
       </w:tblBorders>
       <w:tblCellMar>
         <w:top w:w="0" w:type="dxa"/>
@@ -5587,9 +5741,9 @@
       <w:tblPr/>
       <w:tcPr>
         <w:tcBorders>
-          <w:top w:val="single" w:sz="18" w:space="0" w:color="auto"/>
-          <w:left w:val="nil"/>
-          <w:bottom w:val="single" w:sz="18" w:space="0" w:color="auto"/>
+          <w:top w:val="single" w:color="auto" w:sz="18" w:space="0"/>
+          <w:left w:val="nil"/>
+          <w:bottom w:val="single" w:color="auto" w:sz="18" w:space="0"/>
           <w:right w:val="nil"/>
           <w:insideH w:val="nil"/>
           <w:insideV w:val="nil"/>
@@ -5607,9 +5761,9 @@
       <w:tblPr/>
       <w:tcPr>
         <w:tcBorders>
-          <w:top w:val="double" w:sz="6" w:space="0" w:color="auto"/>
-          <w:left w:val="nil"/>
-          <w:bottom w:val="single" w:sz="18" w:space="0" w:color="auto"/>
+          <w:top w:val="double" w:color="auto" w:sz="6" w:space="0"/>
+          <w:left w:val="nil"/>
+          <w:bottom w:val="single" w:color="auto" w:sz="18" w:space="0"/>
           <w:right w:val="nil"/>
           <w:insideH w:val="nil"/>
           <w:insideV w:val="nil"/>
@@ -5628,7 +5782,7 @@
         <w:tcBorders>
           <w:top w:val="nil"/>
           <w:left w:val="nil"/>
-          <w:bottom w:val="single" w:sz="18" w:space="0" w:color="auto"/>
+          <w:bottom w:val="single" w:color="auto" w:sz="18" w:space="0"/>
           <w:right w:val="nil"/>
           <w:insideH w:val="nil"/>
           <w:insideV w:val="nil"/>
@@ -5675,9 +5829,9 @@
       <w:tblPr/>
       <w:tcPr>
         <w:tcBorders>
-          <w:top w:val="single" w:sz="18" w:space="0" w:color="auto"/>
-          <w:left w:val="nil"/>
-          <w:bottom w:val="single" w:sz="18" w:space="0" w:color="auto"/>
+          <w:top w:val="single" w:color="auto" w:sz="18" w:space="0"/>
+          <w:left w:val="nil"/>
+          <w:bottom w:val="single" w:color="auto" w:sz="18" w:space="0"/>
           <w:right w:val="nil"/>
           <w:insideH w:val="nil"/>
           <w:insideV w:val="nil"/>
@@ -5691,9 +5845,9 @@
       <w:tblPr/>
       <w:tcPr>
         <w:tcBorders>
-          <w:top w:val="single" w:sz="18" w:space="0" w:color="auto"/>
-          <w:left w:val="nil"/>
-          <w:bottom w:val="single" w:sz="18" w:space="0" w:color="auto"/>
+          <w:top w:val="single" w:color="auto" w:sz="18" w:space="0"/>
+          <w:left w:val="nil"/>
+          <w:bottom w:val="single" w:color="auto" w:sz="18" w:space="0"/>
           <w:right w:val="nil"/>
           <w:insideH w:val="nil"/>
           <w:insideV w:val="nil"/>
@@ -5714,8 +5868,8 @@
       <w:tblStyleColBandSize w:val="1"/>
       <w:tblInd w:w="0" w:type="dxa"/>
       <w:tblBorders>
-        <w:top w:val="single" w:sz="18" w:space="0" w:color="auto"/>
-        <w:bottom w:val="single" w:sz="18" w:space="0" w:color="auto"/>
+        <w:top w:val="single" w:color="auto" w:sz="18" w:space="0"/>
+        <w:bottom w:val="single" w:color="auto" w:sz="18" w:space="0"/>
       </w:tblBorders>
       <w:tblCellMar>
         <w:top w:w="0" w:type="dxa"/>
@@ -5736,9 +5890,9 @@
       <w:tblPr/>
       <w:tcPr>
         <w:tcBorders>
-          <w:top w:val="single" w:sz="18" w:space="0" w:color="auto"/>
-          <w:left w:val="nil"/>
-          <w:bottom w:val="single" w:sz="18" w:space="0" w:color="auto"/>
+          <w:top w:val="single" w:color="auto" w:sz="18" w:space="0"/>
+          <w:left w:val="nil"/>
+          <w:bottom w:val="single" w:color="auto" w:sz="18" w:space="0"/>
           <w:right w:val="nil"/>
           <w:insideH w:val="nil"/>
           <w:insideV w:val="nil"/>
@@ -5756,9 +5910,9 @@
       <w:tblPr/>
       <w:tcPr>
         <w:tcBorders>
-          <w:top w:val="double" w:sz="6" w:space="0" w:color="auto"/>
-          <w:left w:val="nil"/>
-          <w:bottom w:val="single" w:sz="18" w:space="0" w:color="auto"/>
+          <w:top w:val="double" w:color="auto" w:sz="6" w:space="0"/>
+          <w:left w:val="nil"/>
+          <w:bottom w:val="single" w:color="auto" w:sz="18" w:space="0"/>
           <w:right w:val="nil"/>
           <w:insideH w:val="nil"/>
           <w:insideV w:val="nil"/>
@@ -5777,7 +5931,7 @@
         <w:tcBorders>
           <w:top w:val="nil"/>
           <w:left w:val="nil"/>
-          <w:bottom w:val="single" w:sz="18" w:space="0" w:color="auto"/>
+          <w:bottom w:val="single" w:color="auto" w:sz="18" w:space="0"/>
           <w:right w:val="nil"/>
           <w:insideH w:val="nil"/>
           <w:insideV w:val="nil"/>
@@ -5824,9 +5978,9 @@
       <w:tblPr/>
       <w:tcPr>
         <w:tcBorders>
-          <w:top w:val="single" w:sz="18" w:space="0" w:color="auto"/>
-          <w:left w:val="nil"/>
-          <w:bottom w:val="single" w:sz="18" w:space="0" w:color="auto"/>
+          <w:top w:val="single" w:color="auto" w:sz="18" w:space="0"/>
+          <w:left w:val="nil"/>
+          <w:bottom w:val="single" w:color="auto" w:sz="18" w:space="0"/>
           <w:right w:val="nil"/>
           <w:insideH w:val="nil"/>
           <w:insideV w:val="nil"/>
@@ -5840,9 +5994,9 @@
       <w:tblPr/>
       <w:tcPr>
         <w:tcBorders>
-          <w:top w:val="single" w:sz="18" w:space="0" w:color="auto"/>
-          <w:left w:val="nil"/>
-          <w:bottom w:val="single" w:sz="18" w:space="0" w:color="auto"/>
+          <w:top w:val="single" w:color="auto" w:sz="18" w:space="0"/>
+          <w:left w:val="nil"/>
+          <w:bottom w:val="single" w:color="auto" w:sz="18" w:space="0"/>
           <w:right w:val="nil"/>
           <w:insideH w:val="nil"/>
           <w:insideV w:val="nil"/>
@@ -5863,8 +6017,8 @@
       <w:tblStyleColBandSize w:val="1"/>
       <w:tblInd w:w="0" w:type="dxa"/>
       <w:tblBorders>
-        <w:top w:val="single" w:sz="18" w:space="0" w:color="auto"/>
-        <w:bottom w:val="single" w:sz="18" w:space="0" w:color="auto"/>
+        <w:top w:val="single" w:color="auto" w:sz="18" w:space="0"/>
+        <w:bottom w:val="single" w:color="auto" w:sz="18" w:space="0"/>
       </w:tblBorders>
       <w:tblCellMar>
         <w:top w:w="0" w:type="dxa"/>
@@ -5885,9 +6039,9 @@
       <w:tblPr/>
       <w:tcPr>
         <w:tcBorders>
-          <w:top w:val="single" w:sz="18" w:space="0" w:color="auto"/>
-          <w:left w:val="nil"/>
-          <w:bottom w:val="single" w:sz="18" w:space="0" w:color="auto"/>
+          <w:top w:val="single" w:color="auto" w:sz="18" w:space="0"/>
+          <w:left w:val="nil"/>
+          <w:bottom w:val="single" w:color="auto" w:sz="18" w:space="0"/>
           <w:right w:val="nil"/>
           <w:insideH w:val="nil"/>
           <w:insideV w:val="nil"/>
@@ -5905,9 +6059,9 @@
       <w:tblPr/>
       <w:tcPr>
         <w:tcBorders>
-          <w:top w:val="double" w:sz="6" w:space="0" w:color="auto"/>
-          <w:left w:val="nil"/>
-          <w:bottom w:val="single" w:sz="18" w:space="0" w:color="auto"/>
+          <w:top w:val="double" w:color="auto" w:sz="6" w:space="0"/>
+          <w:left w:val="nil"/>
+          <w:bottom w:val="single" w:color="auto" w:sz="18" w:space="0"/>
           <w:right w:val="nil"/>
           <w:insideH w:val="nil"/>
           <w:insideV w:val="nil"/>
@@ -5926,7 +6080,7 @@
         <w:tcBorders>
           <w:top w:val="nil"/>
           <w:left w:val="nil"/>
-          <w:bottom w:val="single" w:sz="18" w:space="0" w:color="auto"/>
+          <w:bottom w:val="single" w:color="auto" w:sz="18" w:space="0"/>
           <w:right w:val="nil"/>
           <w:insideH w:val="nil"/>
           <w:insideV w:val="nil"/>
@@ -5973,9 +6127,9 @@
       <w:tblPr/>
       <w:tcPr>
         <w:tcBorders>
-          <w:top w:val="single" w:sz="18" w:space="0" w:color="auto"/>
-          <w:left w:val="nil"/>
-          <w:bottom w:val="single" w:sz="18" w:space="0" w:color="auto"/>
+          <w:top w:val="single" w:color="auto" w:sz="18" w:space="0"/>
+          <w:left w:val="nil"/>
+          <w:bottom w:val="single" w:color="auto" w:sz="18" w:space="0"/>
           <w:right w:val="nil"/>
           <w:insideH w:val="nil"/>
           <w:insideV w:val="nil"/>
@@ -5989,9 +6143,9 @@
       <w:tblPr/>
       <w:tcPr>
         <w:tcBorders>
-          <w:top w:val="single" w:sz="18" w:space="0" w:color="auto"/>
-          <w:left w:val="nil"/>
-          <w:bottom w:val="single" w:sz="18" w:space="0" w:color="auto"/>
+          <w:top w:val="single" w:color="auto" w:sz="18" w:space="0"/>
+          <w:left w:val="nil"/>
+          <w:bottom w:val="single" w:color="auto" w:sz="18" w:space="0"/>
           <w:right w:val="nil"/>
           <w:insideH w:val="nil"/>
           <w:insideV w:val="nil"/>
@@ -6012,8 +6166,8 @@
       <w:tblStyleColBandSize w:val="1"/>
       <w:tblInd w:w="0" w:type="dxa"/>
       <w:tblBorders>
-        <w:top w:val="single" w:sz="18" w:space="0" w:color="auto"/>
-        <w:bottom w:val="single" w:sz="18" w:space="0" w:color="auto"/>
+        <w:top w:val="single" w:color="auto" w:sz="18" w:space="0"/>
+        <w:bottom w:val="single" w:color="auto" w:sz="18" w:space="0"/>
       </w:tblBorders>
       <w:tblCellMar>
         <w:top w:w="0" w:type="dxa"/>
@@ -6034,9 +6188,9 @@
       <w:tblPr/>
       <w:tcPr>
         <w:tcBorders>
-          <w:top w:val="single" w:sz="18" w:space="0" w:color="auto"/>
-          <w:left w:val="nil"/>
-          <w:bottom w:val="single" w:sz="18" w:space="0" w:color="auto"/>
+          <w:top w:val="single" w:color="auto" w:sz="18" w:space="0"/>
+          <w:left w:val="nil"/>
+          <w:bottom w:val="single" w:color="auto" w:sz="18" w:space="0"/>
           <w:right w:val="nil"/>
           <w:insideH w:val="nil"/>
           <w:insideV w:val="nil"/>
@@ -6054,9 +6208,9 @@
       <w:tblPr/>
       <w:tcPr>
         <w:tcBorders>
-          <w:top w:val="double" w:sz="6" w:space="0" w:color="auto"/>
-          <w:left w:val="nil"/>
-          <w:bottom w:val="single" w:sz="18" w:space="0" w:color="auto"/>
+          <w:top w:val="double" w:color="auto" w:sz="6" w:space="0"/>
+          <w:left w:val="nil"/>
+          <w:bottom w:val="single" w:color="auto" w:sz="18" w:space="0"/>
           <w:right w:val="nil"/>
           <w:insideH w:val="nil"/>
           <w:insideV w:val="nil"/>
@@ -6075,7 +6229,7 @@
         <w:tcBorders>
           <w:top w:val="nil"/>
           <w:left w:val="nil"/>
-          <w:bottom w:val="single" w:sz="18" w:space="0" w:color="auto"/>
+          <w:bottom w:val="single" w:color="auto" w:sz="18" w:space="0"/>
           <w:right w:val="nil"/>
           <w:insideH w:val="nil"/>
           <w:insideV w:val="nil"/>
@@ -6122,9 +6276,9 @@
       <w:tblPr/>
       <w:tcPr>
         <w:tcBorders>
-          <w:top w:val="single" w:sz="18" w:space="0" w:color="auto"/>
-          <w:left w:val="nil"/>
-          <w:bottom w:val="single" w:sz="18" w:space="0" w:color="auto"/>
+          <w:top w:val="single" w:color="auto" w:sz="18" w:space="0"/>
+          <w:left w:val="nil"/>
+          <w:bottom w:val="single" w:color="auto" w:sz="18" w:space="0"/>
           <w:right w:val="nil"/>
           <w:insideH w:val="nil"/>
           <w:insideV w:val="nil"/>
@@ -6138,9 +6292,9 @@
       <w:tblPr/>
       <w:tcPr>
         <w:tcBorders>
-          <w:top w:val="single" w:sz="18" w:space="0" w:color="auto"/>
-          <w:left w:val="nil"/>
-          <w:bottom w:val="single" w:sz="18" w:space="0" w:color="auto"/>
+          <w:top w:val="single" w:color="auto" w:sz="18" w:space="0"/>
+          <w:left w:val="nil"/>
+          <w:bottom w:val="single" w:color="auto" w:sz="18" w:space="0"/>
           <w:right w:val="nil"/>
           <w:insideH w:val="nil"/>
           <w:insideV w:val="nil"/>
@@ -6164,8 +6318,8 @@
       <w:tblStyleColBandSize w:val="1"/>
       <w:tblInd w:w="0" w:type="dxa"/>
       <w:tblBorders>
-        <w:top w:val="single" w:sz="8" w:space="0" w:color="000000" w:themeColor="text1"/>
-        <w:bottom w:val="single" w:sz="8" w:space="0" w:color="000000" w:themeColor="text1"/>
+        <w:top w:val="single" w:color="000000" w:themeColor="text1" w:sz="8" w:space="0"/>
+        <w:bottom w:val="single" w:color="000000" w:themeColor="text1" w:sz="8" w:space="0"/>
       </w:tblBorders>
       <w:tblCellMar>
         <w:top w:w="0" w:type="dxa"/>
@@ -6176,13 +6330,13 @@
     </w:tblPr>
     <w:tblStylePr w:type="firstRow">
       <w:rPr>
-        <w:rFonts w:asciiTheme="majorHAnsi" w:eastAsiaTheme="majorEastAsia" w:hAnsiTheme="majorHAnsi" w:cstheme="majorBidi"/>
-      </w:rPr>
-      <w:tblPr/>
-      <w:tcPr>
-        <w:tcBorders>
-          <w:top w:val="nil"/>
-          <w:bottom w:val="single" w:sz="8" w:space="0" w:color="000000" w:themeColor="text1"/>
+        <w:rFonts w:asciiTheme="majorHAnsi" w:hAnsiTheme="majorHAnsi" w:eastAsiaTheme="majorEastAsia" w:cstheme="majorBidi"/>
+      </w:rPr>
+      <w:tblPr/>
+      <w:tcPr>
+        <w:tcBorders>
+          <w:top w:val="nil"/>
+          <w:bottom w:val="single" w:color="000000" w:themeColor="text1" w:sz="8" w:space="0"/>
         </w:tcBorders>
       </w:tcPr>
     </w:tblStylePr>
@@ -6195,8 +6349,8 @@
       <w:tblPr/>
       <w:tcPr>
         <w:tcBorders>
-          <w:top w:val="single" w:sz="8" w:space="0" w:color="000000" w:themeColor="text1"/>
-          <w:bottom w:val="single" w:sz="8" w:space="0" w:color="000000" w:themeColor="text1"/>
+          <w:top w:val="single" w:color="000000" w:themeColor="text1" w:sz="8" w:space="0"/>
+          <w:bottom w:val="single" w:color="000000" w:themeColor="text1" w:sz="8" w:space="0"/>
         </w:tcBorders>
       </w:tcPr>
     </w:tblStylePr>
@@ -6214,8 +6368,8 @@
       <w:tblPr/>
       <w:tcPr>
         <w:tcBorders>
-          <w:top w:val="single" w:sz="8" w:space="0" w:color="000000" w:themeColor="text1"/>
-          <w:bottom w:val="single" w:sz="8" w:space="0" w:color="000000" w:themeColor="text1"/>
+          <w:top w:val="single" w:color="000000" w:themeColor="text1" w:sz="8" w:space="0"/>
+          <w:bottom w:val="single" w:color="000000" w:themeColor="text1" w:sz="8" w:space="0"/>
         </w:tcBorders>
       </w:tcPr>
     </w:tblStylePr>
@@ -6248,8 +6402,8 @@
       <w:tblStyleColBandSize w:val="1"/>
       <w:tblInd w:w="0" w:type="dxa"/>
       <w:tblBorders>
-        <w:top w:val="single" w:sz="8" w:space="0" w:color="4F81BD" w:themeColor="accent1"/>
-        <w:bottom w:val="single" w:sz="8" w:space="0" w:color="4F81BD" w:themeColor="accent1"/>
+        <w:top w:val="single" w:color="4F81BD" w:themeColor="accent1" w:sz="8" w:space="0"/>
+        <w:bottom w:val="single" w:color="4F81BD" w:themeColor="accent1" w:sz="8" w:space="0"/>
       </w:tblBorders>
       <w:tblCellMar>
         <w:top w:w="0" w:type="dxa"/>
@@ -6260,13 +6414,13 @@
     </w:tblPr>
     <w:tblStylePr w:type="firstRow">
       <w:rPr>
-        <w:rFonts w:asciiTheme="majorHAnsi" w:eastAsiaTheme="majorEastAsia" w:hAnsiTheme="majorHAnsi" w:cstheme="majorBidi"/>
-      </w:rPr>
-      <w:tblPr/>
-      <w:tcPr>
-        <w:tcBorders>
-          <w:top w:val="nil"/>
-          <w:bottom w:val="single" w:sz="8" w:space="0" w:color="4F81BD" w:themeColor="accent1"/>
+        <w:rFonts w:asciiTheme="majorHAnsi" w:hAnsiTheme="majorHAnsi" w:eastAsiaTheme="majorEastAsia" w:cstheme="majorBidi"/>
+      </w:rPr>
+      <w:tblPr/>
+      <w:tcPr>
+        <w:tcBorders>
+          <w:top w:val="nil"/>
+          <w:bottom w:val="single" w:color="4F81BD" w:themeColor="accent1" w:sz="8" w:space="0"/>
         </w:tcBorders>
       </w:tcPr>
     </w:tblStylePr>
@@ -6279,8 +6433,8 @@
       <w:tblPr/>
       <w:tcPr>
         <w:tcBorders>
-          <w:top w:val="single" w:sz="8" w:space="0" w:color="4F81BD" w:themeColor="accent1"/>
-          <w:bottom w:val="single" w:sz="8" w:space="0" w:color="4F81BD" w:themeColor="accent1"/>
+          <w:top w:val="single" w:color="4F81BD" w:themeColor="accent1" w:sz="8" w:space="0"/>
+          <w:bottom w:val="single" w:color="4F81BD" w:themeColor="accent1" w:sz="8" w:space="0"/>
         </w:tcBorders>
       </w:tcPr>
     </w:tblStylePr>
@@ -6298,8 +6452,8 @@
       <w:tblPr/>
       <w:tcPr>
         <w:tcBorders>
-          <w:top w:val="single" w:sz="8" w:space="0" w:color="4F81BD" w:themeColor="accent1"/>
-          <w:bottom w:val="single" w:sz="8" w:space="0" w:color="4F81BD" w:themeColor="accent1"/>
+          <w:top w:val="single" w:color="4F81BD" w:themeColor="accent1" w:sz="8" w:space="0"/>
+          <w:bottom w:val="single" w:color="4F81BD" w:themeColor="accent1" w:sz="8" w:space="0"/>
         </w:tcBorders>
       </w:tcPr>
     </w:tblStylePr>
@@ -6332,8 +6486,8 @@
       <w:tblStyleColBandSize w:val="1"/>
       <w:tblInd w:w="0" w:type="dxa"/>
       <w:tblBorders>
-        <w:top w:val="single" w:sz="8" w:space="0" w:color="C0504D" w:themeColor="accent2"/>
-        <w:bottom w:val="single" w:sz="8" w:space="0" w:color="C0504D" w:themeColor="accent2"/>
+        <w:top w:val="single" w:color="C0504D" w:themeColor="accent2" w:sz="8" w:space="0"/>
+        <w:bottom w:val="single" w:color="C0504D" w:themeColor="accent2" w:sz="8" w:space="0"/>
       </w:tblBorders>
       <w:tblCellMar>
         <w:top w:w="0" w:type="dxa"/>
@@ -6344,13 +6498,13 @@
     </w:tblPr>
     <w:tblStylePr w:type="firstRow">
       <w:rPr>
-        <w:rFonts w:asciiTheme="majorHAnsi" w:eastAsiaTheme="majorEastAsia" w:hAnsiTheme="majorHAnsi" w:cstheme="majorBidi"/>
-      </w:rPr>
-      <w:tblPr/>
-      <w:tcPr>
-        <w:tcBorders>
-          <w:top w:val="nil"/>
-          <w:bottom w:val="single" w:sz="8" w:space="0" w:color="C0504D" w:themeColor="accent2"/>
+        <w:rFonts w:asciiTheme="majorHAnsi" w:hAnsiTheme="majorHAnsi" w:eastAsiaTheme="majorEastAsia" w:cstheme="majorBidi"/>
+      </w:rPr>
+      <w:tblPr/>
+      <w:tcPr>
+        <w:tcBorders>
+          <w:top w:val="nil"/>
+          <w:bottom w:val="single" w:color="C0504D" w:themeColor="accent2" w:sz="8" w:space="0"/>
         </w:tcBorders>
       </w:tcPr>
     </w:tblStylePr>
@@ -6363,8 +6517,8 @@
       <w:tblPr/>
       <w:tcPr>
         <w:tcBorders>
-          <w:top w:val="single" w:sz="8" w:space="0" w:color="C0504D" w:themeColor="accent2"/>
-          <w:bottom w:val="single" w:sz="8" w:space="0" w:color="C0504D" w:themeColor="accent2"/>
+          <w:top w:val="single" w:color="C0504D" w:themeColor="accent2" w:sz="8" w:space="0"/>
+          <w:bottom w:val="single" w:color="C0504D" w:themeColor="accent2" w:sz="8" w:space="0"/>
         </w:tcBorders>
       </w:tcPr>
     </w:tblStylePr>
@@ -6382,8 +6536,8 @@
       <w:tblPr/>
       <w:tcPr>
         <w:tcBorders>
-          <w:top w:val="single" w:sz="8" w:space="0" w:color="C0504D" w:themeColor="accent2"/>
-          <w:bottom w:val="single" w:sz="8" w:space="0" w:color="C0504D" w:themeColor="accent2"/>
+          <w:top w:val="single" w:color="C0504D" w:themeColor="accent2" w:sz="8" w:space="0"/>
+          <w:bottom w:val="single" w:color="C0504D" w:themeColor="accent2" w:sz="8" w:space="0"/>
         </w:tcBorders>
       </w:tcPr>
     </w:tblStylePr>
@@ -6416,8 +6570,8 @@
       <w:tblStyleColBandSize w:val="1"/>
       <w:tblInd w:w="0" w:type="dxa"/>
       <w:tblBorders>
-        <w:top w:val="single" w:sz="8" w:space="0" w:color="9BBB59" w:themeColor="accent3"/>
-        <w:bottom w:val="single" w:sz="8" w:space="0" w:color="9BBB59" w:themeColor="accent3"/>
+        <w:top w:val="single" w:color="9BBB59" w:themeColor="accent3" w:sz="8" w:space="0"/>
+        <w:bottom w:val="single" w:color="9BBB59" w:themeColor="accent3" w:sz="8" w:space="0"/>
       </w:tblBorders>
       <w:tblCellMar>
         <w:top w:w="0" w:type="dxa"/>
@@ -6428,13 +6582,13 @@
     </w:tblPr>
     <w:tblStylePr w:type="firstRow">
       <w:rPr>
-        <w:rFonts w:asciiTheme="majorHAnsi" w:eastAsiaTheme="majorEastAsia" w:hAnsiTheme="majorHAnsi" w:cstheme="majorBidi"/>
-      </w:rPr>
-      <w:tblPr/>
-      <w:tcPr>
-        <w:tcBorders>
-          <w:top w:val="nil"/>
-          <w:bottom w:val="single" w:sz="8" w:space="0" w:color="9BBB59" w:themeColor="accent3"/>
+        <w:rFonts w:asciiTheme="majorHAnsi" w:hAnsiTheme="majorHAnsi" w:eastAsiaTheme="majorEastAsia" w:cstheme="majorBidi"/>
+      </w:rPr>
+      <w:tblPr/>
+      <w:tcPr>
+        <w:tcBorders>
+          <w:top w:val="nil"/>
+          <w:bottom w:val="single" w:color="9BBB59" w:themeColor="accent3" w:sz="8" w:space="0"/>
         </w:tcBorders>
       </w:tcPr>
     </w:tblStylePr>
@@ -6447,8 +6601,8 @@
       <w:tblPr/>
       <w:tcPr>
         <w:tcBorders>
-          <w:top w:val="single" w:sz="8" w:space="0" w:color="9BBB59" w:themeColor="accent3"/>
-          <w:bottom w:val="single" w:sz="8" w:space="0" w:color="9BBB59" w:themeColor="accent3"/>
+          <w:top w:val="single" w:color="9BBB59" w:themeColor="accent3" w:sz="8" w:space="0"/>
+          <w:bottom w:val="single" w:color="9BBB59" w:themeColor="accent3" w:sz="8" w:space="0"/>
         </w:tcBorders>
       </w:tcPr>
     </w:tblStylePr>
@@ -6466,8 +6620,8 @@
       <w:tblPr/>
       <w:tcPr>
         <w:tcBorders>
-          <w:top w:val="single" w:sz="8" w:space="0" w:color="9BBB59" w:themeColor="accent3"/>
-          <w:bottom w:val="single" w:sz="8" w:space="0" w:color="9BBB59" w:themeColor="accent3"/>
+          <w:top w:val="single" w:color="9BBB59" w:themeColor="accent3" w:sz="8" w:space="0"/>
+          <w:bottom w:val="single" w:color="9BBB59" w:themeColor="accent3" w:sz="8" w:space="0"/>
         </w:tcBorders>
       </w:tcPr>
     </w:tblStylePr>
@@ -6500,8 +6654,8 @@
       <w:tblStyleColBandSize w:val="1"/>
       <w:tblInd w:w="0" w:type="dxa"/>
       <w:tblBorders>
-        <w:top w:val="single" w:sz="8" w:space="0" w:color="8064A2" w:themeColor="accent4"/>
-        <w:bottom w:val="single" w:sz="8" w:space="0" w:color="8064A2" w:themeColor="accent4"/>
+        <w:top w:val="single" w:color="8064A2" w:themeColor="accent4" w:sz="8" w:space="0"/>
+        <w:bottom w:val="single" w:color="8064A2" w:themeColor="accent4" w:sz="8" w:space="0"/>
       </w:tblBorders>
       <w:tblCellMar>
         <w:top w:w="0" w:type="dxa"/>
@@ -6512,13 +6666,13 @@
     </w:tblPr>
     <w:tblStylePr w:type="firstRow">
       <w:rPr>
-        <w:rFonts w:asciiTheme="majorHAnsi" w:eastAsiaTheme="majorEastAsia" w:hAnsiTheme="majorHAnsi" w:cstheme="majorBidi"/>
-      </w:rPr>
-      <w:tblPr/>
-      <w:tcPr>
-        <w:tcBorders>
-          <w:top w:val="nil"/>
-          <w:bottom w:val="single" w:sz="8" w:space="0" w:color="8064A2" w:themeColor="accent4"/>
+        <w:rFonts w:asciiTheme="majorHAnsi" w:hAnsiTheme="majorHAnsi" w:eastAsiaTheme="majorEastAsia" w:cstheme="majorBidi"/>
+      </w:rPr>
+      <w:tblPr/>
+      <w:tcPr>
+        <w:tcBorders>
+          <w:top w:val="nil"/>
+          <w:bottom w:val="single" w:color="8064A2" w:themeColor="accent4" w:sz="8" w:space="0"/>
         </w:tcBorders>
       </w:tcPr>
     </w:tblStylePr>
@@ -6531,8 +6685,8 @@
       <w:tblPr/>
       <w:tcPr>
         <w:tcBorders>
-          <w:top w:val="single" w:sz="8" w:space="0" w:color="8064A2" w:themeColor="accent4"/>
-          <w:bottom w:val="single" w:sz="8" w:space="0" w:color="8064A2" w:themeColor="accent4"/>
+          <w:top w:val="single" w:color="8064A2" w:themeColor="accent4" w:sz="8" w:space="0"/>
+          <w:bottom w:val="single" w:color="8064A2" w:themeColor="accent4" w:sz="8" w:space="0"/>
         </w:tcBorders>
       </w:tcPr>
     </w:tblStylePr>
@@ -6550,8 +6704,8 @@
       <w:tblPr/>
       <w:tcPr>
         <w:tcBorders>
-          <w:top w:val="single" w:sz="8" w:space="0" w:color="8064A2" w:themeColor="accent4"/>
-          <w:bottom w:val="single" w:sz="8" w:space="0" w:color="8064A2" w:themeColor="accent4"/>
+          <w:top w:val="single" w:color="8064A2" w:themeColor="accent4" w:sz="8" w:space="0"/>
+          <w:bottom w:val="single" w:color="8064A2" w:themeColor="accent4" w:sz="8" w:space="0"/>
         </w:tcBorders>
       </w:tcPr>
     </w:tblStylePr>
@@ -6584,8 +6738,8 @@
       <w:tblStyleColBandSize w:val="1"/>
       <w:tblInd w:w="0" w:type="dxa"/>
       <w:tblBorders>
-        <w:top w:val="single" w:sz="8" w:space="0" w:color="4BACC6" w:themeColor="accent5"/>
-        <w:bottom w:val="single" w:sz="8" w:space="0" w:color="4BACC6" w:themeColor="accent5"/>
+        <w:top w:val="single" w:color="4BACC6" w:themeColor="accent5" w:sz="8" w:space="0"/>
+        <w:bottom w:val="single" w:color="4BACC6" w:themeColor="accent5" w:sz="8" w:space="0"/>
       </w:tblBorders>
       <w:tblCellMar>
         <w:top w:w="0" w:type="dxa"/>
@@ -6596,13 +6750,13 @@
     </w:tblPr>
     <w:tblStylePr w:type="firstRow">
       <w:rPr>
-        <w:rFonts w:asciiTheme="majorHAnsi" w:eastAsiaTheme="majorEastAsia" w:hAnsiTheme="majorHAnsi" w:cstheme="majorBidi"/>
-      </w:rPr>
-      <w:tblPr/>
-      <w:tcPr>
-        <w:tcBorders>
-          <w:top w:val="nil"/>
-          <w:bottom w:val="single" w:sz="8" w:space="0" w:color="4BACC6" w:themeColor="accent5"/>
+        <w:rFonts w:asciiTheme="majorHAnsi" w:hAnsiTheme="majorHAnsi" w:eastAsiaTheme="majorEastAsia" w:cstheme="majorBidi"/>
+      </w:rPr>
+      <w:tblPr/>
+      <w:tcPr>
+        <w:tcBorders>
+          <w:top w:val="nil"/>
+          <w:bottom w:val="single" w:color="4BACC6" w:themeColor="accent5" w:sz="8" w:space="0"/>
         </w:tcBorders>
       </w:tcPr>
     </w:tblStylePr>
@@ -6615,8 +6769,8 @@
       <w:tblPr/>
       <w:tcPr>
         <w:tcBorders>
-          <w:top w:val="single" w:sz="8" w:space="0" w:color="4BACC6" w:themeColor="accent5"/>
-          <w:bottom w:val="single" w:sz="8" w:space="0" w:color="4BACC6" w:themeColor="accent5"/>
+          <w:top w:val="single" w:color="4BACC6" w:themeColor="accent5" w:sz="8" w:space="0"/>
+          <w:bottom w:val="single" w:color="4BACC6" w:themeColor="accent5" w:sz="8" w:space="0"/>
         </w:tcBorders>
       </w:tcPr>
     </w:tblStylePr>
@@ -6634,8 +6788,8 @@
       <w:tblPr/>
       <w:tcPr>
         <w:tcBorders>
-          <w:top w:val="single" w:sz="8" w:space="0" w:color="4BACC6" w:themeColor="accent5"/>
-          <w:bottom w:val="single" w:sz="8" w:space="0" w:color="4BACC6" w:themeColor="accent5"/>
+          <w:top w:val="single" w:color="4BACC6" w:themeColor="accent5" w:sz="8" w:space="0"/>
+          <w:bottom w:val="single" w:color="4BACC6" w:themeColor="accent5" w:sz="8" w:space="0"/>
         </w:tcBorders>
       </w:tcPr>
     </w:tblStylePr>
@@ -6668,8 +6822,8 @@
       <w:tblStyleColBandSize w:val="1"/>
       <w:tblInd w:w="0" w:type="dxa"/>
       <w:tblBorders>
-        <w:top w:val="single" w:sz="8" w:space="0" w:color="F79646" w:themeColor="accent6"/>
-        <w:bottom w:val="single" w:sz="8" w:space="0" w:color="F79646" w:themeColor="accent6"/>
+        <w:top w:val="single" w:color="F79646" w:themeColor="accent6" w:sz="8" w:space="0"/>
+        <w:bottom w:val="single" w:color="F79646" w:themeColor="accent6" w:sz="8" w:space="0"/>
       </w:tblBorders>
       <w:tblCellMar>
         <w:top w:w="0" w:type="dxa"/>
@@ -6680,13 +6834,13 @@
     </w:tblPr>
     <w:tblStylePr w:type="firstRow">
       <w:rPr>
-        <w:rFonts w:asciiTheme="majorHAnsi" w:eastAsiaTheme="majorEastAsia" w:hAnsiTheme="majorHAnsi" w:cstheme="majorBidi"/>
-      </w:rPr>
-      <w:tblPr/>
-      <w:tcPr>
-        <w:tcBorders>
-          <w:top w:val="nil"/>
-          <w:bottom w:val="single" w:sz="8" w:space="0" w:color="F79646" w:themeColor="accent6"/>
+        <w:rFonts w:asciiTheme="majorHAnsi" w:hAnsiTheme="majorHAnsi" w:eastAsiaTheme="majorEastAsia" w:cstheme="majorBidi"/>
+      </w:rPr>
+      <w:tblPr/>
+      <w:tcPr>
+        <w:tcBorders>
+          <w:top w:val="nil"/>
+          <w:bottom w:val="single" w:color="F79646" w:themeColor="accent6" w:sz="8" w:space="0"/>
         </w:tcBorders>
       </w:tcPr>
     </w:tblStylePr>
@@ -6699,8 +6853,8 @@
       <w:tblPr/>
       <w:tcPr>
         <w:tcBorders>
-          <w:top w:val="single" w:sz="8" w:space="0" w:color="F79646" w:themeColor="accent6"/>
-          <w:bottom w:val="single" w:sz="8" w:space="0" w:color="F79646" w:themeColor="accent6"/>
+          <w:top w:val="single" w:color="F79646" w:themeColor="accent6" w:sz="8" w:space="0"/>
+          <w:bottom w:val="single" w:color="F79646" w:themeColor="accent6" w:sz="8" w:space="0"/>
         </w:tcBorders>
       </w:tcPr>
     </w:tblStylePr>
@@ -6718,8 +6872,8 @@
       <w:tblPr/>
       <w:tcPr>
         <w:tcBorders>
-          <w:top w:val="single" w:sz="8" w:space="0" w:color="F79646" w:themeColor="accent6"/>
-          <w:bottom w:val="single" w:sz="8" w:space="0" w:color="F79646" w:themeColor="accent6"/>
+          <w:top w:val="single" w:color="F79646" w:themeColor="accent6" w:sz="8" w:space="0"/>
+          <w:bottom w:val="single" w:color="F79646" w:themeColor="accent6" w:sz="8" w:space="0"/>
         </w:tcBorders>
       </w:tcPr>
     </w:tblStylePr>
@@ -6745,7 +6899,7 @@
       <w:spacing w:after="0" w:line="240" w:lineRule="auto"/>
     </w:pPr>
     <w:rPr>
-      <w:rFonts w:asciiTheme="majorHAnsi" w:eastAsiaTheme="majorEastAsia" w:hAnsiTheme="majorHAnsi" w:cstheme="majorBidi"/>
+      <w:rFonts w:asciiTheme="majorHAnsi" w:hAnsiTheme="majorHAnsi" w:eastAsiaTheme="majorEastAsia" w:cstheme="majorBidi"/>
       <w:color w:val="000000" w:themeColor="text1"/>
     </w:rPr>
     <w:tblPr>
@@ -6753,10 +6907,10 @@
       <w:tblStyleColBandSize w:val="1"/>
       <w:tblInd w:w="0" w:type="dxa"/>
       <w:tblBorders>
-        <w:top w:val="single" w:sz="8" w:space="0" w:color="000000" w:themeColor="text1"/>
-        <w:left w:val="single" w:sz="8" w:space="0" w:color="000000" w:themeColor="text1"/>
-        <w:bottom w:val="single" w:sz="8" w:space="0" w:color="000000" w:themeColor="text1"/>
-        <w:right w:val="single" w:sz="8" w:space="0" w:color="000000" w:themeColor="text1"/>
+        <w:top w:val="single" w:color="000000" w:themeColor="text1" w:sz="8" w:space="0"/>
+        <w:left w:val="single" w:color="000000" w:themeColor="text1" w:sz="8" w:space="0"/>
+        <w:bottom w:val="single" w:color="000000" w:themeColor="text1" w:sz="8" w:space="0"/>
+        <w:right w:val="single" w:color="000000" w:themeColor="text1" w:sz="8" w:space="0"/>
       </w:tblBorders>
       <w:tblCellMar>
         <w:top w:w="0" w:type="dxa"/>
@@ -6775,7 +6929,7 @@
         <w:tcBorders>
           <w:top w:val="nil"/>
           <w:left w:val="nil"/>
-          <w:bottom w:val="single" w:sz="24" w:space="0" w:color="000000" w:themeColor="text1"/>
+          <w:bottom w:val="single" w:color="000000" w:themeColor="text1" w:sz="24" w:space="0"/>
           <w:right w:val="nil"/>
           <w:insideH w:val="nil"/>
           <w:insideV w:val="nil"/>
@@ -6787,7 +6941,7 @@
       <w:tblPr/>
       <w:tcPr>
         <w:tcBorders>
-          <w:top w:val="single" w:sz="8" w:space="0" w:color="000000" w:themeColor="text1"/>
+          <w:top w:val="single" w:color="000000" w:themeColor="text1" w:sz="8" w:space="0"/>
           <w:left w:val="nil"/>
           <w:bottom w:val="nil"/>
           <w:right w:val="nil"/>
@@ -6804,7 +6958,7 @@
           <w:top w:val="nil"/>
           <w:left w:val="nil"/>
           <w:bottom w:val="nil"/>
-          <w:right w:val="single" w:sz="8" w:space="0" w:color="000000" w:themeColor="text1"/>
+          <w:right w:val="single" w:color="000000" w:themeColor="text1" w:sz="8" w:space="0"/>
           <w:insideH w:val="nil"/>
           <w:insideV w:val="nil"/>
         </w:tcBorders>
@@ -6816,7 +6970,7 @@
       <w:tcPr>
         <w:tcBorders>
           <w:top w:val="nil"/>
-          <w:left w:val="single" w:sz="8" w:space="0" w:color="000000" w:themeColor="text1"/>
+          <w:left w:val="single" w:color="000000" w:themeColor="text1" w:sz="8" w:space="0"/>
           <w:bottom w:val="nil"/>
           <w:right w:val="nil"/>
           <w:insideH w:val="nil"/>
@@ -6873,7 +7027,7 @@
       <w:spacing w:after="0" w:line="240" w:lineRule="auto"/>
     </w:pPr>
     <w:rPr>
-      <w:rFonts w:asciiTheme="majorHAnsi" w:eastAsiaTheme="majorEastAsia" w:hAnsiTheme="majorHAnsi" w:cstheme="majorBidi"/>
+      <w:rFonts w:asciiTheme="majorHAnsi" w:hAnsiTheme="majorHAnsi" w:eastAsiaTheme="majorEastAsia" w:cstheme="majorBidi"/>
       <w:color w:val="000000" w:themeColor="text1"/>
     </w:rPr>
     <w:tblPr>
@@ -6881,10 +7035,10 @@
       <w:tblStyleColBandSize w:val="1"/>
       <w:tblInd w:w="0" w:type="dxa"/>
       <w:tblBorders>
-        <w:top w:val="single" w:sz="8" w:space="0" w:color="4F81BD" w:themeColor="accent1"/>
-        <w:left w:val="single" w:sz="8" w:space="0" w:color="4F81BD" w:themeColor="accent1"/>
-        <w:bottom w:val="single" w:sz="8" w:space="0" w:color="4F81BD" w:themeColor="accent1"/>
-        <w:right w:val="single" w:sz="8" w:space="0" w:color="4F81BD" w:themeColor="accent1"/>
+        <w:top w:val="single" w:color="4F81BD" w:themeColor="accent1" w:sz="8" w:space="0"/>
+        <w:left w:val="single" w:color="4F81BD" w:themeColor="accent1" w:sz="8" w:space="0"/>
+        <w:bottom w:val="single" w:color="4F81BD" w:themeColor="accent1" w:sz="8" w:space="0"/>
+        <w:right w:val="single" w:color="4F81BD" w:themeColor="accent1" w:sz="8" w:space="0"/>
       </w:tblBorders>
       <w:tblCellMar>
         <w:top w:w="0" w:type="dxa"/>
@@ -6903,7 +7057,7 @@
         <w:tcBorders>
           <w:top w:val="nil"/>
           <w:left w:val="nil"/>
-          <w:bottom w:val="single" w:sz="24" w:space="0" w:color="4F81BD" w:themeColor="accent1"/>
+          <w:bottom w:val="single" w:color="4F81BD" w:themeColor="accent1" w:sz="24" w:space="0"/>
           <w:right w:val="nil"/>
           <w:insideH w:val="nil"/>
           <w:insideV w:val="nil"/>
@@ -6915,7 +7069,7 @@
       <w:tblPr/>
       <w:tcPr>
         <w:tcBorders>
-          <w:top w:val="single" w:sz="8" w:space="0" w:color="4F81BD" w:themeColor="accent1"/>
+          <w:top w:val="single" w:color="4F81BD" w:themeColor="accent1" w:sz="8" w:space="0"/>
           <w:left w:val="nil"/>
           <w:bottom w:val="nil"/>
           <w:right w:val="nil"/>
@@ -6932,7 +7086,7 @@
           <w:top w:val="nil"/>
           <w:left w:val="nil"/>
           <w:bottom w:val="nil"/>
-          <w:right w:val="single" w:sz="8" w:space="0" w:color="4F81BD" w:themeColor="accent1"/>
+          <w:right w:val="single" w:color="4F81BD" w:themeColor="accent1" w:sz="8" w:space="0"/>
           <w:insideH w:val="nil"/>
           <w:insideV w:val="nil"/>
         </w:tcBorders>
@@ -6944,7 +7098,7 @@
       <w:tcPr>
         <w:tcBorders>
           <w:top w:val="nil"/>
-          <w:left w:val="single" w:sz="8" w:space="0" w:color="4F81BD" w:themeColor="accent1"/>
+          <w:left w:val="single" w:color="4F81BD" w:themeColor="accent1" w:sz="8" w:space="0"/>
           <w:bottom w:val="nil"/>
           <w:right w:val="nil"/>
           <w:insideH w:val="nil"/>
@@ -7001,7 +7155,7 @@
       <w:spacing w:after="0" w:line="240" w:lineRule="auto"/>
     </w:pPr>
     <w:rPr>
-      <w:rFonts w:asciiTheme="majorHAnsi" w:eastAsiaTheme="majorEastAsia" w:hAnsiTheme="majorHAnsi" w:cstheme="majorBidi"/>
+      <w:rFonts w:asciiTheme="majorHAnsi" w:hAnsiTheme="majorHAnsi" w:eastAsiaTheme="majorEastAsia" w:cstheme="majorBidi"/>
       <w:color w:val="000000" w:themeColor="text1"/>
     </w:rPr>
     <w:tblPr>
@@ -7009,10 +7163,10 @@
       <w:tblStyleColBandSize w:val="1"/>
       <w:tblInd w:w="0" w:type="dxa"/>
       <w:tblBorders>
-        <w:top w:val="single" w:sz="8" w:space="0" w:color="C0504D" w:themeColor="accent2"/>
-        <w:left w:val="single" w:sz="8" w:space="0" w:color="C0504D" w:themeColor="accent2"/>
-        <w:bottom w:val="single" w:sz="8" w:space="0" w:color="C0504D" w:themeColor="accent2"/>
-        <w:right w:val="single" w:sz="8" w:space="0" w:color="C0504D" w:themeColor="accent2"/>
+        <w:top w:val="single" w:color="C0504D" w:themeColor="accent2" w:sz="8" w:space="0"/>
+        <w:left w:val="single" w:color="C0504D" w:themeColor="accent2" w:sz="8" w:space="0"/>
+        <w:bottom w:val="single" w:color="C0504D" w:themeColor="accent2" w:sz="8" w:space="0"/>
+        <w:right w:val="single" w:color="C0504D" w:themeColor="accent2" w:sz="8" w:space="0"/>
       </w:tblBorders>
       <w:tblCellMar>
         <w:top w:w="0" w:type="dxa"/>
@@ -7031,7 +7185,7 @@
         <w:tcBorders>
           <w:top w:val="nil"/>
           <w:left w:val="nil"/>
-          <w:bottom w:val="single" w:sz="24" w:space="0" w:color="C0504D" w:themeColor="accent2"/>
+          <w:bottom w:val="single" w:color="C0504D" w:themeColor="accent2" w:sz="24" w:space="0"/>
           <w:right w:val="nil"/>
           <w:insideH w:val="nil"/>
           <w:insideV w:val="nil"/>
@@ -7043,7 +7197,7 @@
       <w:tblPr/>
       <w:tcPr>
         <w:tcBorders>
-          <w:top w:val="single" w:sz="8" w:space="0" w:color="C0504D" w:themeColor="accent2"/>
+          <w:top w:val="single" w:color="C0504D" w:themeColor="accent2" w:sz="8" w:space="0"/>
           <w:left w:val="nil"/>
           <w:bottom w:val="nil"/>
           <w:right w:val="nil"/>
@@ -7060,7 +7214,7 @@
           <w:top w:val="nil"/>
           <w:left w:val="nil"/>
           <w:bottom w:val="nil"/>
-          <w:right w:val="single" w:sz="8" w:space="0" w:color="C0504D" w:themeColor="accent2"/>
+          <w:right w:val="single" w:color="C0504D" w:themeColor="accent2" w:sz="8" w:space="0"/>
           <w:insideH w:val="nil"/>
           <w:insideV w:val="nil"/>
         </w:tcBorders>
@@ -7072,7 +7226,7 @@
       <w:tcPr>
         <w:tcBorders>
           <w:top w:val="nil"/>
-          <w:left w:val="single" w:sz="8" w:space="0" w:color="C0504D" w:themeColor="accent2"/>
+          <w:left w:val="single" w:color="C0504D" w:themeColor="accent2" w:sz="8" w:space="0"/>
           <w:bottom w:val="nil"/>
           <w:right w:val="nil"/>
           <w:insideH w:val="nil"/>
@@ -7129,7 +7283,7 @@
       <w:spacing w:after="0" w:line="240" w:lineRule="auto"/>
     </w:pPr>
     <w:rPr>
-      <w:rFonts w:asciiTheme="majorHAnsi" w:eastAsiaTheme="majorEastAsia" w:hAnsiTheme="majorHAnsi" w:cstheme="majorBidi"/>
+      <w:rFonts w:asciiTheme="majorHAnsi" w:hAnsiTheme="majorHAnsi" w:eastAsiaTheme="majorEastAsia" w:cstheme="majorBidi"/>
       <w:color w:val="000000" w:themeColor="text1"/>
     </w:rPr>
     <w:tblPr>
@@ -7137,10 +7291,10 @@
       <w:tblStyleColBandSize w:val="1"/>
       <w:tblInd w:w="0" w:type="dxa"/>
       <w:tblBorders>
-        <w:top w:val="single" w:sz="8" w:space="0" w:color="9BBB59" w:themeColor="accent3"/>
-        <w:left w:val="single" w:sz="8" w:space="0" w:color="9BBB59" w:themeColor="accent3"/>
-        <w:bottom w:val="single" w:sz="8" w:space="0" w:color="9BBB59" w:themeColor="accent3"/>
-        <w:right w:val="single" w:sz="8" w:space="0" w:color="9BBB59" w:themeColor="accent3"/>
+        <w:top w:val="single" w:color="9BBB59" w:themeColor="accent3" w:sz="8" w:space="0"/>
+        <w:left w:val="single" w:color="9BBB59" w:themeColor="accent3" w:sz="8" w:space="0"/>
+        <w:bottom w:val="single" w:color="9BBB59" w:themeColor="accent3" w:sz="8" w:space="0"/>
+        <w:right w:val="single" w:color="9BBB59" w:themeColor="accent3" w:sz="8" w:space="0"/>
       </w:tblBorders>
       <w:tblCellMar>
         <w:top w:w="0" w:type="dxa"/>
@@ -7159,7 +7313,7 @@
         <w:tcBorders>
           <w:top w:val="nil"/>
           <w:left w:val="nil"/>
-          <w:bottom w:val="single" w:sz="24" w:space="0" w:color="9BBB59" w:themeColor="accent3"/>
+          <w:bottom w:val="single" w:color="9BBB59" w:themeColor="accent3" w:sz="24" w:space="0"/>
           <w:right w:val="nil"/>
           <w:insideH w:val="nil"/>
           <w:insideV w:val="nil"/>
@@ -7171,7 +7325,7 @@
       <w:tblPr/>
       <w:tcPr>
         <w:tcBorders>
-          <w:top w:val="single" w:sz="8" w:space="0" w:color="9BBB59" w:themeColor="accent3"/>
+          <w:top w:val="single" w:color="9BBB59" w:themeColor="accent3" w:sz="8" w:space="0"/>
           <w:left w:val="nil"/>
           <w:bottom w:val="nil"/>
           <w:right w:val="nil"/>
@@ -7188,7 +7342,7 @@
           <w:top w:val="nil"/>
           <w:left w:val="nil"/>
           <w:bottom w:val="nil"/>
-          <w:right w:val="single" w:sz="8" w:space="0" w:color="9BBB59" w:themeColor="accent3"/>
+          <w:right w:val="single" w:color="9BBB59" w:themeColor="accent3" w:sz="8" w:space="0"/>
           <w:insideH w:val="nil"/>
           <w:insideV w:val="nil"/>
         </w:tcBorders>
@@ -7200,7 +7354,7 @@
       <w:tcPr>
         <w:tcBorders>
           <w:top w:val="nil"/>
-          <w:left w:val="single" w:sz="8" w:space="0" w:color="9BBB59" w:themeColor="accent3"/>
+          <w:left w:val="single" w:color="9BBB59" w:themeColor="accent3" w:sz="8" w:space="0"/>
           <w:bottom w:val="nil"/>
           <w:right w:val="nil"/>
           <w:insideH w:val="nil"/>
@@ -7257,7 +7411,7 @@
       <w:spacing w:after="0" w:line="240" w:lineRule="auto"/>
     </w:pPr>
     <w:rPr>
-      <w:rFonts w:asciiTheme="majorHAnsi" w:eastAsiaTheme="majorEastAsia" w:hAnsiTheme="majorHAnsi" w:cstheme="majorBidi"/>
+      <w:rFonts w:asciiTheme="majorHAnsi" w:hAnsiTheme="majorHAnsi" w:eastAsiaTheme="majorEastAsia" w:cstheme="majorBidi"/>
       <w:color w:val="000000" w:themeColor="text1"/>
     </w:rPr>
     <w:tblPr>
@@ -7265,10 +7419,10 @@
       <w:tblStyleColBandSize w:val="1"/>
       <w:tblInd w:w="0" w:type="dxa"/>
       <w:tblBorders>
-        <w:top w:val="single" w:sz="8" w:space="0" w:color="8064A2" w:themeColor="accent4"/>
-        <w:left w:val="single" w:sz="8" w:space="0" w:color="8064A2" w:themeColor="accent4"/>
-        <w:bottom w:val="single" w:sz="8" w:space="0" w:color="8064A2" w:themeColor="accent4"/>
-        <w:right w:val="single" w:sz="8" w:space="0" w:color="8064A2" w:themeColor="accent4"/>
+        <w:top w:val="single" w:color="8064A2" w:themeColor="accent4" w:sz="8" w:space="0"/>
+        <w:left w:val="single" w:color="8064A2" w:themeColor="accent4" w:sz="8" w:space="0"/>
+        <w:bottom w:val="single" w:color="8064A2" w:themeColor="accent4" w:sz="8" w:space="0"/>
+        <w:right w:val="single" w:color="8064A2" w:themeColor="accent4" w:sz="8" w:space="0"/>
       </w:tblBorders>
       <w:tblCellMar>
         <w:top w:w="0" w:type="dxa"/>
@@ -7287,7 +7441,7 @@
         <w:tcBorders>
           <w:top w:val="nil"/>
           <w:left w:val="nil"/>
-          <w:bottom w:val="single" w:sz="24" w:space="0" w:color="8064A2" w:themeColor="accent4"/>
+          <w:bottom w:val="single" w:color="8064A2" w:themeColor="accent4" w:sz="24" w:space="0"/>
           <w:right w:val="nil"/>
           <w:insideH w:val="nil"/>
           <w:insideV w:val="nil"/>
@@ -7299,7 +7453,7 @@
       <w:tblPr/>
       <w:tcPr>
         <w:tcBorders>
-          <w:top w:val="single" w:sz="8" w:space="0" w:color="8064A2" w:themeColor="accent4"/>
+          <w:top w:val="single" w:color="8064A2" w:themeColor="accent4" w:sz="8" w:space="0"/>
           <w:left w:val="nil"/>
           <w:bottom w:val="nil"/>
           <w:right w:val="nil"/>
@@ -7316,7 +7470,7 @@
           <w:top w:val="nil"/>
           <w:left w:val="nil"/>
           <w:bottom w:val="nil"/>
-          <w:right w:val="single" w:sz="8" w:space="0" w:color="8064A2" w:themeColor="accent4"/>
+          <w:right w:val="single" w:color="8064A2" w:themeColor="accent4" w:sz="8" w:space="0"/>
           <w:insideH w:val="nil"/>
           <w:insideV w:val="nil"/>
         </w:tcBorders>
@@ -7328,7 +7482,7 @@
       <w:tcPr>
         <w:tcBorders>
           <w:top w:val="nil"/>
-          <w:left w:val="single" w:sz="8" w:space="0" w:color="8064A2" w:themeColor="accent4"/>
+          <w:left w:val="single" w:color="8064A2" w:themeColor="accent4" w:sz="8" w:space="0"/>
           <w:bottom w:val="nil"/>
           <w:right w:val="nil"/>
           <w:insideH w:val="nil"/>
@@ -7385,7 +7539,7 @@
       <w:spacing w:after="0" w:line="240" w:lineRule="auto"/>
     </w:pPr>
     <w:rPr>
-      <w:rFonts w:asciiTheme="majorHAnsi" w:eastAsiaTheme="majorEastAsia" w:hAnsiTheme="majorHAnsi" w:cstheme="majorBidi"/>
+      <w:rFonts w:asciiTheme="majorHAnsi" w:hAnsiTheme="majorHAnsi" w:eastAsiaTheme="majorEastAsia" w:cstheme="majorBidi"/>
       <w:color w:val="000000" w:themeColor="text1"/>
     </w:rPr>
     <w:tblPr>
@@ -7393,10 +7547,10 @@
       <w:tblStyleColBandSize w:val="1"/>
       <w:tblInd w:w="0" w:type="dxa"/>
       <w:tblBorders>
-        <w:top w:val="single" w:sz="8" w:space="0" w:color="4BACC6" w:themeColor="accent5"/>
-        <w:left w:val="single" w:sz="8" w:space="0" w:color="4BACC6" w:themeColor="accent5"/>
-        <w:bottom w:val="single" w:sz="8" w:space="0" w:color="4BACC6" w:themeColor="accent5"/>
-        <w:right w:val="single" w:sz="8" w:space="0" w:color="4BACC6" w:themeColor="accent5"/>
+        <w:top w:val="single" w:color="4BACC6" w:themeColor="accent5" w:sz="8" w:space="0"/>
+        <w:left w:val="single" w:color="4BACC6" w:themeColor="accent5" w:sz="8" w:space="0"/>
+        <w:bottom w:val="single" w:color="4BACC6" w:themeColor="accent5" w:sz="8" w:space="0"/>
+        <w:right w:val="single" w:color="4BACC6" w:themeColor="accent5" w:sz="8" w:space="0"/>
       </w:tblBorders>
       <w:tblCellMar>
         <w:top w:w="0" w:type="dxa"/>
@@ -7415,7 +7569,7 @@
         <w:tcBorders>
           <w:top w:val="nil"/>
           <w:left w:val="nil"/>
-          <w:bottom w:val="single" w:sz="24" w:space="0" w:color="4BACC6" w:themeColor="accent5"/>
+          <w:bottom w:val="single" w:color="4BACC6" w:themeColor="accent5" w:sz="24" w:space="0"/>
           <w:right w:val="nil"/>
           <w:insideH w:val="nil"/>
           <w:insideV w:val="nil"/>
@@ -7427,7 +7581,7 @@
       <w:tblPr/>
       <w:tcPr>
         <w:tcBorders>
-          <w:top w:val="single" w:sz="8" w:space="0" w:color="4BACC6" w:themeColor="accent5"/>
+          <w:top w:val="single" w:color="4BACC6" w:themeColor="accent5" w:sz="8" w:space="0"/>
           <w:left w:val="nil"/>
           <w:bottom w:val="nil"/>
           <w:right w:val="nil"/>
@@ -7444,7 +7598,7 @@
           <w:top w:val="nil"/>
           <w:left w:val="nil"/>
           <w:bottom w:val="nil"/>
-          <w:right w:val="single" w:sz="8" w:space="0" w:color="4BACC6" w:themeColor="accent5"/>
+          <w:right w:val="single" w:color="4BACC6" w:themeColor="accent5" w:sz="8" w:space="0"/>
           <w:insideH w:val="nil"/>
           <w:insideV w:val="nil"/>
         </w:tcBorders>
@@ -7456,7 +7610,7 @@
       <w:tcPr>
         <w:tcBorders>
           <w:top w:val="nil"/>
-          <w:left w:val="single" w:sz="8" w:space="0" w:color="4BACC6" w:themeColor="accent5"/>
+          <w:left w:val="single" w:color="4BACC6" w:themeColor="accent5" w:sz="8" w:space="0"/>
           <w:bottom w:val="nil"/>
           <w:right w:val="nil"/>
           <w:insideH w:val="nil"/>
@@ -7513,7 +7667,7 @@
       <w:spacing w:after="0" w:line="240" w:lineRule="auto"/>
     </w:pPr>
     <w:rPr>
-      <w:rFonts w:asciiTheme="majorHAnsi" w:eastAsiaTheme="majorEastAsia" w:hAnsiTheme="majorHAnsi" w:cstheme="majorBidi"/>
+      <w:rFonts w:asciiTheme="majorHAnsi" w:hAnsiTheme="majorHAnsi" w:eastAsiaTheme="majorEastAsia" w:cstheme="majorBidi"/>
       <w:color w:val="000000" w:themeColor="text1"/>
     </w:rPr>
     <w:tblPr>
@@ -7521,10 +7675,10 @@
       <w:tblStyleColBandSize w:val="1"/>
       <w:tblInd w:w="0" w:type="dxa"/>
       <w:tblBorders>
-        <w:top w:val="single" w:sz="8" w:space="0" w:color="F79646" w:themeColor="accent6"/>
-        <w:left w:val="single" w:sz="8" w:space="0" w:color="F79646" w:themeColor="accent6"/>
-        <w:bottom w:val="single" w:sz="8" w:space="0" w:color="F79646" w:themeColor="accent6"/>
-        <w:right w:val="single" w:sz="8" w:space="0" w:color="F79646" w:themeColor="accent6"/>
+        <w:top w:val="single" w:color="F79646" w:themeColor="accent6" w:sz="8" w:space="0"/>
+        <w:left w:val="single" w:color="F79646" w:themeColor="accent6" w:sz="8" w:space="0"/>
+        <w:bottom w:val="single" w:color="F79646" w:themeColor="accent6" w:sz="8" w:space="0"/>
+        <w:right w:val="single" w:color="F79646" w:themeColor="accent6" w:sz="8" w:space="0"/>
       </w:tblBorders>
       <w:tblCellMar>
         <w:top w:w="0" w:type="dxa"/>
@@ -7543,7 +7697,7 @@
         <w:tcBorders>
           <w:top w:val="nil"/>
           <w:left w:val="nil"/>
-          <w:bottom w:val="single" w:sz="24" w:space="0" w:color="F79646" w:themeColor="accent6"/>
+          <w:bottom w:val="single" w:color="F79646" w:themeColor="accent6" w:sz="24" w:space="0"/>
           <w:right w:val="nil"/>
           <w:insideH w:val="nil"/>
           <w:insideV w:val="nil"/>
@@ -7555,7 +7709,7 @@
       <w:tblPr/>
       <w:tcPr>
         <w:tcBorders>
-          <w:top w:val="single" w:sz="8" w:space="0" w:color="F79646" w:themeColor="accent6"/>
+          <w:top w:val="single" w:color="F79646" w:themeColor="accent6" w:sz="8" w:space="0"/>
           <w:left w:val="nil"/>
           <w:bottom w:val="nil"/>
           <w:right w:val="nil"/>
@@ -7572,7 +7726,7 @@
           <w:top w:val="nil"/>
           <w:left w:val="nil"/>
           <w:bottom w:val="nil"/>
-          <w:right w:val="single" w:sz="8" w:space="0" w:color="F79646" w:themeColor="accent6"/>
+          <w:right w:val="single" w:color="F79646" w:themeColor="accent6" w:sz="8" w:space="0"/>
           <w:insideH w:val="nil"/>
           <w:insideV w:val="nil"/>
         </w:tcBorders>
@@ -7584,7 +7738,7 @@
       <w:tcPr>
         <w:tcBorders>
           <w:top w:val="nil"/>
-          <w:left w:val="single" w:sz="8" w:space="0" w:color="F79646" w:themeColor="accent6"/>
+          <w:left w:val="single" w:color="F79646" w:themeColor="accent6" w:sz="8" w:space="0"/>
           <w:bottom w:val="nil"/>
           <w:right w:val="nil"/>
           <w:insideH w:val="nil"/>
@@ -7645,12 +7799,12 @@
       <w:tblStyleColBandSize w:val="1"/>
       <w:tblInd w:w="0" w:type="dxa"/>
       <w:tblBorders>
-        <w:top w:val="single" w:sz="8" w:space="0" w:color="404040" w:themeColor="text1" w:themeTint="BF"/>
-        <w:left w:val="single" w:sz="8" w:space="0" w:color="404040" w:themeColor="text1" w:themeTint="BF"/>
-        <w:bottom w:val="single" w:sz="8" w:space="0" w:color="404040" w:themeColor="text1" w:themeTint="BF"/>
-        <w:right w:val="single" w:sz="8" w:space="0" w:color="404040" w:themeColor="text1" w:themeTint="BF"/>
-        <w:insideH w:val="single" w:sz="8" w:space="0" w:color="404040" w:themeColor="text1" w:themeTint="BF"/>
-        <w:insideV w:val="single" w:sz="8" w:space="0" w:color="404040" w:themeColor="text1" w:themeTint="BF"/>
+        <w:top w:val="single" w:color="404040" w:themeColor="text1" w:themeTint="BF" w:sz="8" w:space="0"/>
+        <w:left w:val="single" w:color="404040" w:themeColor="text1" w:themeTint="BF" w:sz="8" w:space="0"/>
+        <w:bottom w:val="single" w:color="404040" w:themeColor="text1" w:themeTint="BF" w:sz="8" w:space="0"/>
+        <w:right w:val="single" w:color="404040" w:themeColor="text1" w:themeTint="BF" w:sz="8" w:space="0"/>
+        <w:insideH w:val="single" w:color="404040" w:themeColor="text1" w:themeTint="BF" w:sz="8" w:space="0"/>
+        <w:insideV w:val="single" w:color="404040" w:themeColor="text1" w:themeTint="BF" w:sz="8" w:space="0"/>
       </w:tblBorders>
       <w:tblCellMar>
         <w:top w:w="0" w:type="dxa"/>
@@ -7676,7 +7830,7 @@
       <w:tblPr/>
       <w:tcPr>
         <w:tcBorders>
-          <w:top w:val="single" w:sz="18" w:space="0" w:color="404040" w:themeColor="text1" w:themeTint="BF"/>
+          <w:top w:val="single" w:color="404040" w:themeColor="text1" w:themeTint="BF" w:sz="18" w:space="0"/>
         </w:tcBorders>
       </w:tcPr>
     </w:tblStylePr>
@@ -7718,12 +7872,12 @@
       <w:tblStyleColBandSize w:val="1"/>
       <w:tblInd w:w="0" w:type="dxa"/>
       <w:tblBorders>
-        <w:top w:val="single" w:sz="8" w:space="0" w:color="7BA0CD" w:themeColor="accent1" w:themeTint="BF"/>
-        <w:left w:val="single" w:sz="8" w:space="0" w:color="7BA0CD" w:themeColor="accent1" w:themeTint="BF"/>
-        <w:bottom w:val="single" w:sz="8" w:space="0" w:color="7BA0CD" w:themeColor="accent1" w:themeTint="BF"/>
-        <w:right w:val="single" w:sz="8" w:space="0" w:color="7BA0CD" w:themeColor="accent1" w:themeTint="BF"/>
-        <w:insideH w:val="single" w:sz="8" w:space="0" w:color="7BA0CD" w:themeColor="accent1" w:themeTint="BF"/>
-        <w:insideV w:val="single" w:sz="8" w:space="0" w:color="7BA0CD" w:themeColor="accent1" w:themeTint="BF"/>
+        <w:top w:val="single" w:color="7BA0CD" w:themeColor="accent1" w:themeTint="BF" w:sz="8" w:space="0"/>
+        <w:left w:val="single" w:color="7BA0CD" w:themeColor="accent1" w:themeTint="BF" w:sz="8" w:space="0"/>
+        <w:bottom w:val="single" w:color="7BA0CD" w:themeColor="accent1" w:themeTint="BF" w:sz="8" w:space="0"/>
+        <w:right w:val="single" w:color="7BA0CD" w:themeColor="accent1" w:themeTint="BF" w:sz="8" w:space="0"/>
+        <w:insideH w:val="single" w:color="7BA0CD" w:themeColor="accent1" w:themeTint="BF" w:sz="8" w:space="0"/>
+        <w:insideV w:val="single" w:color="7BA0CD" w:themeColor="accent1" w:themeTint="BF" w:sz="8" w:space="0"/>
       </w:tblBorders>
       <w:tblCellMar>
         <w:top w:w="0" w:type="dxa"/>
@@ -7749,7 +7903,7 @@
       <w:tblPr/>
       <w:tcPr>
         <w:tcBorders>
-          <w:top w:val="single" w:sz="18" w:space="0" w:color="7BA0CD" w:themeColor="accent1" w:themeTint="BF"/>
+          <w:top w:val="single" w:color="7BA0CD" w:themeColor="accent1" w:themeTint="BF" w:sz="18" w:space="0"/>
         </w:tcBorders>
       </w:tcPr>
     </w:tblStylePr>
@@ -7791,12 +7945,12 @@
       <w:tblStyleColBandSize w:val="1"/>
       <w:tblInd w:w="0" w:type="dxa"/>
       <w:tblBorders>
-        <w:top w:val="single" w:sz="8" w:space="0" w:color="CF7B79" w:themeColor="accent2" w:themeTint="BF"/>
-        <w:left w:val="single" w:sz="8" w:space="0" w:color="CF7B79" w:themeColor="accent2" w:themeTint="BF"/>
-        <w:bottom w:val="single" w:sz="8" w:space="0" w:color="CF7B79" w:themeColor="accent2" w:themeTint="BF"/>
-        <w:right w:val="single" w:sz="8" w:space="0" w:color="CF7B79" w:themeColor="accent2" w:themeTint="BF"/>
-        <w:insideH w:val="single" w:sz="8" w:space="0" w:color="CF7B79" w:themeColor="accent2" w:themeTint="BF"/>
-        <w:insideV w:val="single" w:sz="8" w:space="0" w:color="CF7B79" w:themeColor="accent2" w:themeTint="BF"/>
+        <w:top w:val="single" w:color="CF7B79" w:themeColor="accent2" w:themeTint="BF" w:sz="8" w:space="0"/>
+        <w:left w:val="single" w:color="CF7B79" w:themeColor="accent2" w:themeTint="BF" w:sz="8" w:space="0"/>
+        <w:bottom w:val="single" w:color="CF7B79" w:themeColor="accent2" w:themeTint="BF" w:sz="8" w:space="0"/>
+        <w:right w:val="single" w:color="CF7B79" w:themeColor="accent2" w:themeTint="BF" w:sz="8" w:space="0"/>
+        <w:insideH w:val="single" w:color="CF7B79" w:themeColor="accent2" w:themeTint="BF" w:sz="8" w:space="0"/>
+        <w:insideV w:val="single" w:color="CF7B79" w:themeColor="accent2" w:themeTint="BF" w:sz="8" w:space="0"/>
       </w:tblBorders>
       <w:tblCellMar>
         <w:top w:w="0" w:type="dxa"/>
@@ -7822,7 +7976,7 @@
       <w:tblPr/>
       <w:tcPr>
         <w:tcBorders>
-          <w:top w:val="single" w:sz="18" w:space="0" w:color="CF7B79" w:themeColor="accent2" w:themeTint="BF"/>
+          <w:top w:val="single" w:color="CF7B79" w:themeColor="accent2" w:themeTint="BF" w:sz="18" w:space="0"/>
         </w:tcBorders>
       </w:tcPr>
     </w:tblStylePr>
@@ -7864,12 +8018,12 @@
       <w:tblStyleColBandSize w:val="1"/>
       <w:tblInd w:w="0" w:type="dxa"/>
       <w:tblBorders>
-        <w:top w:val="single" w:sz="8" w:space="0" w:color="B3CC82" w:themeColor="accent3" w:themeTint="BF"/>
-        <w:left w:val="single" w:sz="8" w:space="0" w:color="B3CC82" w:themeColor="accent3" w:themeTint="BF"/>
-        <w:bottom w:val="single" w:sz="8" w:space="0" w:color="B3CC82" w:themeColor="accent3" w:themeTint="BF"/>
-        <w:right w:val="single" w:sz="8" w:space="0" w:color="B3CC82" w:themeColor="accent3" w:themeTint="BF"/>
-        <w:insideH w:val="single" w:sz="8" w:space="0" w:color="B3CC82" w:themeColor="accent3" w:themeTint="BF"/>
-        <w:insideV w:val="single" w:sz="8" w:space="0" w:color="B3CC82" w:themeColor="accent3" w:themeTint="BF"/>
+        <w:top w:val="single" w:color="B3CC82" w:themeColor="accent3" w:themeTint="BF" w:sz="8" w:space="0"/>
+        <w:left w:val="single" w:color="B3CC82" w:themeColor="accent3" w:themeTint="BF" w:sz="8" w:space="0"/>
+        <w:bottom w:val="single" w:color="B3CC82" w:themeColor="accent3" w:themeTint="BF" w:sz="8" w:space="0"/>
+        <w:right w:val="single" w:color="B3CC82" w:themeColor="accent3" w:themeTint="BF" w:sz="8" w:space="0"/>
+        <w:insideH w:val="single" w:color="B3CC82" w:themeColor="accent3" w:themeTint="BF" w:sz="8" w:space="0"/>
+        <w:insideV w:val="single" w:color="B3CC82" w:themeColor="accent3" w:themeTint="BF" w:sz="8" w:space="0"/>
       </w:tblBorders>
       <w:tblCellMar>
         <w:top w:w="0" w:type="dxa"/>
@@ -7895,7 +8049,7 @@
       <w:tblPr/>
       <w:tcPr>
         <w:tcBorders>
-          <w:top w:val="single" w:sz="18" w:space="0" w:color="B3CC82" w:themeColor="accent3" w:themeTint="BF"/>
+          <w:top w:val="single" w:color="B3CC82" w:themeColor="accent3" w:themeTint="BF" w:sz="18" w:space="0"/>
         </w:tcBorders>
       </w:tcPr>
     </w:tblStylePr>
@@ -7937,12 +8091,12 @@
       <w:tblStyleColBandSize w:val="1"/>
       <w:tblInd w:w="0" w:type="dxa"/>
       <w:tblBorders>
-        <w:top w:val="single" w:sz="8" w:space="0" w:color="9F8AB9" w:themeColor="accent4" w:themeTint="BF"/>
-        <w:left w:val="single" w:sz="8" w:space="0" w:color="9F8AB9" w:themeColor="accent4" w:themeTint="BF"/>
-        <w:bottom w:val="single" w:sz="8" w:space="0" w:color="9F8AB9" w:themeColor="accent4" w:themeTint="BF"/>
-        <w:right w:val="single" w:sz="8" w:space="0" w:color="9F8AB9" w:themeColor="accent4" w:themeTint="BF"/>
-        <w:insideH w:val="single" w:sz="8" w:space="0" w:color="9F8AB9" w:themeColor="accent4" w:themeTint="BF"/>
-        <w:insideV w:val="single" w:sz="8" w:space="0" w:color="9F8AB9" w:themeColor="accent4" w:themeTint="BF"/>
+        <w:top w:val="single" w:color="9F8AB9" w:themeColor="accent4" w:themeTint="BF" w:sz="8" w:space="0"/>
+        <w:left w:val="single" w:color="9F8AB9" w:themeColor="accent4" w:themeTint="BF" w:sz="8" w:space="0"/>
+        <w:bottom w:val="single" w:color="9F8AB9" w:themeColor="accent4" w:themeTint="BF" w:sz="8" w:space="0"/>
+        <w:right w:val="single" w:color="9F8AB9" w:themeColor="accent4" w:themeTint="BF" w:sz="8" w:space="0"/>
+        <w:insideH w:val="single" w:color="9F8AB9" w:themeColor="accent4" w:themeTint="BF" w:sz="8" w:space="0"/>
+        <w:insideV w:val="single" w:color="9F8AB9" w:themeColor="accent4" w:themeTint="BF" w:sz="8" w:space="0"/>
       </w:tblBorders>
       <w:tblCellMar>
         <w:top w:w="0" w:type="dxa"/>
@@ -7968,7 +8122,7 @@
       <w:tblPr/>
       <w:tcPr>
         <w:tcBorders>
-          <w:top w:val="single" w:sz="18" w:space="0" w:color="9F8AB9" w:themeColor="accent4" w:themeTint="BF"/>
+          <w:top w:val="single" w:color="9F8AB9" w:themeColor="accent4" w:themeTint="BF" w:sz="18" w:space="0"/>
         </w:tcBorders>
       </w:tcPr>
     </w:tblStylePr>
@@ -8010,12 +8164,12 @@
       <w:tblStyleColBandSize w:val="1"/>
       <w:tblInd w:w="0" w:type="dxa"/>
       <w:tblBorders>
-        <w:top w:val="single" w:sz="8" w:space="0" w:color="78C0D4" w:themeColor="accent5" w:themeTint="BF"/>
-        <w:left w:val="single" w:sz="8" w:space="0" w:color="78C0D4" w:themeColor="accent5" w:themeTint="BF"/>
-        <w:bottom w:val="single" w:sz="8" w:space="0" w:color="78C0D4" w:themeColor="accent5" w:themeTint="BF"/>
-        <w:right w:val="single" w:sz="8" w:space="0" w:color="78C0D4" w:themeColor="accent5" w:themeTint="BF"/>
-        <w:insideH w:val="single" w:sz="8" w:space="0" w:color="78C0D4" w:themeColor="accent5" w:themeTint="BF"/>
-        <w:insideV w:val="single" w:sz="8" w:space="0" w:color="78C0D4" w:themeColor="accent5" w:themeTint="BF"/>
+        <w:top w:val="single" w:color="78C0D4" w:themeColor="accent5" w:themeTint="BF" w:sz="8" w:space="0"/>
+        <w:left w:val="single" w:color="78C0D4" w:themeColor="accent5" w:themeTint="BF" w:sz="8" w:space="0"/>
+        <w:bottom w:val="single" w:color="78C0D4" w:themeColor="accent5" w:themeTint="BF" w:sz="8" w:space="0"/>
+        <w:right w:val="single" w:color="78C0D4" w:themeColor="accent5" w:themeTint="BF" w:sz="8" w:space="0"/>
+        <w:insideH w:val="single" w:color="78C0D4" w:themeColor="accent5" w:themeTint="BF" w:sz="8" w:space="0"/>
+        <w:insideV w:val="single" w:color="78C0D4" w:themeColor="accent5" w:themeTint="BF" w:sz="8" w:space="0"/>
       </w:tblBorders>
       <w:tblCellMar>
         <w:top w:w="0" w:type="dxa"/>
@@ -8041,7 +8195,7 @@
       <w:tblPr/>
       <w:tcPr>
         <w:tcBorders>
-          <w:top w:val="single" w:sz="18" w:space="0" w:color="78C0D4" w:themeColor="accent5" w:themeTint="BF"/>
+          <w:top w:val="single" w:color="78C0D4" w:themeColor="accent5" w:themeTint="BF" w:sz="18" w:space="0"/>
         </w:tcBorders>
       </w:tcPr>
     </w:tblStylePr>
@@ -8083,12 +8237,12 @@
       <w:tblStyleColBandSize w:val="1"/>
       <w:tblInd w:w="0" w:type="dxa"/>
       <w:tblBorders>
-        <w:top w:val="single" w:sz="8" w:space="0" w:color="F9B074" w:themeColor="accent6" w:themeTint="BF"/>
-        <w:left w:val="single" w:sz="8" w:space="0" w:color="F9B074" w:themeColor="accent6" w:themeTint="BF"/>
-        <w:bottom w:val="single" w:sz="8" w:space="0" w:color="F9B074" w:themeColor="accent6" w:themeTint="BF"/>
-        <w:right w:val="single" w:sz="8" w:space="0" w:color="F9B074" w:themeColor="accent6" w:themeTint="BF"/>
-        <w:insideH w:val="single" w:sz="8" w:space="0" w:color="F9B074" w:themeColor="accent6" w:themeTint="BF"/>
-        <w:insideV w:val="single" w:sz="8" w:space="0" w:color="F9B074" w:themeColor="accent6" w:themeTint="BF"/>
+        <w:top w:val="single" w:color="F9B074" w:themeColor="accent6" w:themeTint="BF" w:sz="8" w:space="0"/>
+        <w:left w:val="single" w:color="F9B074" w:themeColor="accent6" w:themeTint="BF" w:sz="8" w:space="0"/>
+        <w:bottom w:val="single" w:color="F9B074" w:themeColor="accent6" w:themeTint="BF" w:sz="8" w:space="0"/>
+        <w:right w:val="single" w:color="F9B074" w:themeColor="accent6" w:themeTint="BF" w:sz="8" w:space="0"/>
+        <w:insideH w:val="single" w:color="F9B074" w:themeColor="accent6" w:themeTint="BF" w:sz="8" w:space="0"/>
+        <w:insideV w:val="single" w:color="F9B074" w:themeColor="accent6" w:themeTint="BF" w:sz="8" w:space="0"/>
       </w:tblBorders>
       <w:tblCellMar>
         <w:top w:w="0" w:type="dxa"/>
@@ -8114,7 +8268,7 @@
       <w:tblPr/>
       <w:tcPr>
         <w:tcBorders>
-          <w:top w:val="single" w:sz="18" w:space="0" w:color="F9B074" w:themeColor="accent6" w:themeTint="BF"/>
+          <w:top w:val="single" w:color="F9B074" w:themeColor="accent6" w:themeTint="BF" w:sz="18" w:space="0"/>
         </w:tcBorders>
       </w:tcPr>
     </w:tblStylePr>
@@ -8152,7 +8306,7 @@
       <w:spacing w:after="0" w:line="240" w:lineRule="auto"/>
     </w:pPr>
     <w:rPr>
-      <w:rFonts w:asciiTheme="majorHAnsi" w:eastAsiaTheme="majorEastAsia" w:hAnsiTheme="majorHAnsi" w:cstheme="majorBidi"/>
+      <w:rFonts w:asciiTheme="majorHAnsi" w:hAnsiTheme="majorHAnsi" w:eastAsiaTheme="majorEastAsia" w:cstheme="majorBidi"/>
       <w:color w:val="000000" w:themeColor="text1"/>
     </w:rPr>
     <w:tblPr>
@@ -8160,12 +8314,12 @@
       <w:tblStyleColBandSize w:val="1"/>
       <w:tblInd w:w="0" w:type="dxa"/>
       <w:tblBorders>
-        <w:top w:val="single" w:sz="8" w:space="0" w:color="000000" w:themeColor="text1"/>
-        <w:left w:val="single" w:sz="8" w:space="0" w:color="000000" w:themeColor="text1"/>
-        <w:bottom w:val="single" w:sz="8" w:space="0" w:color="000000" w:themeColor="text1"/>
-        <w:right w:val="single" w:sz="8" w:space="0" w:color="000000" w:themeColor="text1"/>
-        <w:insideH w:val="single" w:sz="8" w:space="0" w:color="000000" w:themeColor="text1"/>
-        <w:insideV w:val="single" w:sz="8" w:space="0" w:color="000000" w:themeColor="text1"/>
+        <w:top w:val="single" w:color="000000" w:themeColor="text1" w:sz="8" w:space="0"/>
+        <w:left w:val="single" w:color="000000" w:themeColor="text1" w:sz="8" w:space="0"/>
+        <w:bottom w:val="single" w:color="000000" w:themeColor="text1" w:sz="8" w:space="0"/>
+        <w:right w:val="single" w:color="000000" w:themeColor="text1" w:sz="8" w:space="0"/>
+        <w:insideH w:val="single" w:color="000000" w:themeColor="text1" w:sz="8" w:space="0"/>
+        <w:insideV w:val="single" w:color="000000" w:themeColor="text1" w:sz="8" w:space="0"/>
       </w:tblBorders>
       <w:tblCellMar>
         <w:top w:w="0" w:type="dxa"/>
@@ -8197,7 +8351,7 @@
       <w:tblPr/>
       <w:tcPr>
         <w:tcBorders>
-          <w:top w:val="single" w:sz="12" w:space="0" w:color="000000" w:themeColor="text1"/>
+          <w:top w:val="single" w:color="000000" w:themeColor="text1" w:sz="12" w:space="0"/>
           <w:left w:val="nil"/>
           <w:bottom w:val="nil"/>
           <w:right w:val="nil"/>
@@ -8255,8 +8409,8 @@
       <w:tblPr/>
       <w:tcPr>
         <w:tcBorders>
-          <w:insideH w:val="single" w:sz="6" w:space="0" w:color="000000" w:themeColor="text1"/>
-          <w:insideV w:val="single" w:sz="6" w:space="0" w:color="000000" w:themeColor="text1"/>
+          <w:insideH w:val="single" w:color="000000" w:themeColor="text1" w:sz="6" w:space="0"/>
+          <w:insideV w:val="single" w:color="000000" w:themeColor="text1" w:sz="6" w:space="0"/>
         </w:tcBorders>
         <w:shd w:val="clear" w:color="auto" w:fill="808080" w:themeFill="text1" w:themeFillTint="7F"/>
       </w:tcPr>
@@ -8277,7 +8431,7 @@
       <w:spacing w:after="0" w:line="240" w:lineRule="auto"/>
     </w:pPr>
     <w:rPr>
-      <w:rFonts w:asciiTheme="majorHAnsi" w:eastAsiaTheme="majorEastAsia" w:hAnsiTheme="majorHAnsi" w:cstheme="majorBidi"/>
+      <w:rFonts w:asciiTheme="majorHAnsi" w:hAnsiTheme="majorHAnsi" w:eastAsiaTheme="majorEastAsia" w:cstheme="majorBidi"/>
       <w:color w:val="000000" w:themeColor="text1"/>
     </w:rPr>
     <w:tblPr>
@@ -8285,12 +8439,12 @@
       <w:tblStyleColBandSize w:val="1"/>
       <w:tblInd w:w="0" w:type="dxa"/>
       <w:tblBorders>
-        <w:top w:val="single" w:sz="8" w:space="0" w:color="4F81BD" w:themeColor="accent1"/>
-        <w:left w:val="single" w:sz="8" w:space="0" w:color="4F81BD" w:themeColor="accent1"/>
-        <w:bottom w:val="single" w:sz="8" w:space="0" w:color="4F81BD" w:themeColor="accent1"/>
-        <w:right w:val="single" w:sz="8" w:space="0" w:color="4F81BD" w:themeColor="accent1"/>
-        <w:insideH w:val="single" w:sz="8" w:space="0" w:color="4F81BD" w:themeColor="accent1"/>
-        <w:insideV w:val="single" w:sz="8" w:space="0" w:color="4F81BD" w:themeColor="accent1"/>
+        <w:top w:val="single" w:color="4F81BD" w:themeColor="accent1" w:sz="8" w:space="0"/>
+        <w:left w:val="single" w:color="4F81BD" w:themeColor="accent1" w:sz="8" w:space="0"/>
+        <w:bottom w:val="single" w:color="4F81BD" w:themeColor="accent1" w:sz="8" w:space="0"/>
+        <w:right w:val="single" w:color="4F81BD" w:themeColor="accent1" w:sz="8" w:space="0"/>
+        <w:insideH w:val="single" w:color="4F81BD" w:themeColor="accent1" w:sz="8" w:space="0"/>
+        <w:insideV w:val="single" w:color="4F81BD" w:themeColor="accent1" w:sz="8" w:space="0"/>
       </w:tblBorders>
       <w:tblCellMar>
         <w:top w:w="0" w:type="dxa"/>
@@ -8322,7 +8476,7 @@
       <w:tblPr/>
       <w:tcPr>
         <w:tcBorders>
-          <w:top w:val="single" w:sz="12" w:space="0" w:color="000000" w:themeColor="text1"/>
+          <w:top w:val="single" w:color="000000" w:themeColor="text1" w:sz="12" w:space="0"/>
           <w:left w:val="nil"/>
           <w:bottom w:val="nil"/>
           <w:right w:val="nil"/>
@@ -8380,8 +8534,8 @@
       <w:tblPr/>
       <w:tcPr>
         <w:tcBorders>
-          <w:insideH w:val="single" w:sz="6" w:space="0" w:color="4F81BD" w:themeColor="accent1"/>
-          <w:insideV w:val="single" w:sz="6" w:space="0" w:color="4F81BD" w:themeColor="accent1"/>
+          <w:insideH w:val="single" w:color="4F81BD" w:themeColor="accent1" w:sz="6" w:space="0"/>
+          <w:insideV w:val="single" w:color="4F81BD" w:themeColor="accent1" w:sz="6" w:space="0"/>
         </w:tcBorders>
         <w:shd w:val="clear" w:color="auto" w:fill="A7BFDE" w:themeFill="accent1" w:themeFillTint="7F"/>
       </w:tcPr>
@@ -8402,7 +8556,7 @@
       <w:spacing w:after="0" w:line="240" w:lineRule="auto"/>
     </w:pPr>
     <w:rPr>
-      <w:rFonts w:asciiTheme="majorHAnsi" w:eastAsiaTheme="majorEastAsia" w:hAnsiTheme="majorHAnsi" w:cstheme="majorBidi"/>
+      <w:rFonts w:asciiTheme="majorHAnsi" w:hAnsiTheme="majorHAnsi" w:eastAsiaTheme="majorEastAsia" w:cstheme="majorBidi"/>
       <w:color w:val="000000" w:themeColor="text1"/>
     </w:rPr>
     <w:tblPr>
@@ -8410,12 +8564,12 @@
       <w:tblStyleColBandSize w:val="1"/>
       <w:tblInd w:w="0" w:type="dxa"/>
       <w:tblBorders>
-        <w:top w:val="single" w:sz="8" w:space="0" w:color="C0504D" w:themeColor="accent2"/>
-        <w:left w:val="single" w:sz="8" w:space="0" w:color="C0504D" w:themeColor="accent2"/>
-        <w:bottom w:val="single" w:sz="8" w:space="0" w:color="C0504D" w:themeColor="accent2"/>
-        <w:right w:val="single" w:sz="8" w:space="0" w:color="C0504D" w:themeColor="accent2"/>
-        <w:insideH w:val="single" w:sz="8" w:space="0" w:color="C0504D" w:themeColor="accent2"/>
-        <w:insideV w:val="single" w:sz="8" w:space="0" w:color="C0504D" w:themeColor="accent2"/>
+        <w:top w:val="single" w:color="C0504D" w:themeColor="accent2" w:sz="8" w:space="0"/>
+        <w:left w:val="single" w:color="C0504D" w:themeColor="accent2" w:sz="8" w:space="0"/>
+        <w:bottom w:val="single" w:color="C0504D" w:themeColor="accent2" w:sz="8" w:space="0"/>
+        <w:right w:val="single" w:color="C0504D" w:themeColor="accent2" w:sz="8" w:space="0"/>
+        <w:insideH w:val="single" w:color="C0504D" w:themeColor="accent2" w:sz="8" w:space="0"/>
+        <w:insideV w:val="single" w:color="C0504D" w:themeColor="accent2" w:sz="8" w:space="0"/>
       </w:tblBorders>
       <w:tblCellMar>
         <w:top w:w="0" w:type="dxa"/>
@@ -8447,7 +8601,7 @@
       <w:tblPr/>
       <w:tcPr>
         <w:tcBorders>
-          <w:top w:val="single" w:sz="12" w:space="0" w:color="000000" w:themeColor="text1"/>
+          <w:top w:val="single" w:color="000000" w:themeColor="text1" w:sz="12" w:space="0"/>
           <w:left w:val="nil"/>
           <w:bottom w:val="nil"/>
           <w:right w:val="nil"/>
@@ -8505,8 +8659,8 @@
       <w:tblPr/>
       <w:tcPr>
         <w:tcBorders>
-          <w:insideH w:val="single" w:sz="6" w:space="0" w:color="C0504D" w:themeColor="accent2"/>
-          <w:insideV w:val="single" w:sz="6" w:space="0" w:color="C0504D" w:themeColor="accent2"/>
+          <w:insideH w:val="single" w:color="C0504D" w:themeColor="accent2" w:sz="6" w:space="0"/>
+          <w:insideV w:val="single" w:color="C0504D" w:themeColor="accent2" w:sz="6" w:space="0"/>
         </w:tcBorders>
         <w:shd w:val="clear" w:color="auto" w:fill="DFA7A6" w:themeFill="accent2" w:themeFillTint="7F"/>
       </w:tcPr>
@@ -8527,7 +8681,7 @@
       <w:spacing w:after="0" w:line="240" w:lineRule="auto"/>
     </w:pPr>
     <w:rPr>
-      <w:rFonts w:asciiTheme="majorHAnsi" w:eastAsiaTheme="majorEastAsia" w:hAnsiTheme="majorHAnsi" w:cstheme="majorBidi"/>
+      <w:rFonts w:asciiTheme="majorHAnsi" w:hAnsiTheme="majorHAnsi" w:eastAsiaTheme="majorEastAsia" w:cstheme="majorBidi"/>
       <w:color w:val="000000" w:themeColor="text1"/>
     </w:rPr>
     <w:tblPr>
@@ -8535,12 +8689,12 @@
       <w:tblStyleColBandSize w:val="1"/>
       <w:tblInd w:w="0" w:type="dxa"/>
       <w:tblBorders>
-        <w:top w:val="single" w:sz="8" w:space="0" w:color="9BBB59" w:themeColor="accent3"/>
-        <w:left w:val="single" w:sz="8" w:space="0" w:color="9BBB59" w:themeColor="accent3"/>
-        <w:bottom w:val="single" w:sz="8" w:space="0" w:color="9BBB59" w:themeColor="accent3"/>
-        <w:right w:val="single" w:sz="8" w:space="0" w:color="9BBB59" w:themeColor="accent3"/>
-        <w:insideH w:val="single" w:sz="8" w:space="0" w:color="9BBB59" w:themeColor="accent3"/>
-        <w:insideV w:val="single" w:sz="8" w:space="0" w:color="9BBB59" w:themeColor="accent3"/>
+        <w:top w:val="single" w:color="9BBB59" w:themeColor="accent3" w:sz="8" w:space="0"/>
+        <w:left w:val="single" w:color="9BBB59" w:themeColor="accent3" w:sz="8" w:space="0"/>
+        <w:bottom w:val="single" w:color="9BBB59" w:themeColor="accent3" w:sz="8" w:space="0"/>
+        <w:right w:val="single" w:color="9BBB59" w:themeColor="accent3" w:sz="8" w:space="0"/>
+        <w:insideH w:val="single" w:color="9BBB59" w:themeColor="accent3" w:sz="8" w:space="0"/>
+        <w:insideV w:val="single" w:color="9BBB59" w:themeColor="accent3" w:sz="8" w:space="0"/>
       </w:tblBorders>
       <w:tblCellMar>
         <w:top w:w="0" w:type="dxa"/>
@@ -8572,7 +8726,7 @@
       <w:tblPr/>
       <w:tcPr>
         <w:tcBorders>
-          <w:top w:val="single" w:sz="12" w:space="0" w:color="000000" w:themeColor="text1"/>
+          <w:top w:val="single" w:color="000000" w:themeColor="text1" w:sz="12" w:space="0"/>
           <w:left w:val="nil"/>
           <w:bottom w:val="nil"/>
           <w:right w:val="nil"/>
@@ -8630,8 +8784,8 @@
       <w:tblPr/>
       <w:tcPr>
         <w:tcBorders>
-          <w:insideH w:val="single" w:sz="6" w:space="0" w:color="9BBB59" w:themeColor="accent3"/>
-          <w:insideV w:val="single" w:sz="6" w:space="0" w:color="9BBB59" w:themeColor="accent3"/>
+          <w:insideH w:val="single" w:color="9BBB59" w:themeColor="accent3" w:sz="6" w:space="0"/>
+          <w:insideV w:val="single" w:color="9BBB59" w:themeColor="accent3" w:sz="6" w:space="0"/>
         </w:tcBorders>
         <w:shd w:val="clear" w:color="auto" w:fill="CDDDAC" w:themeFill="accent3" w:themeFillTint="7F"/>
       </w:tcPr>
@@ -8652,7 +8806,7 @@
       <w:spacing w:after="0" w:line="240" w:lineRule="auto"/>
     </w:pPr>
     <w:rPr>
-      <w:rFonts w:asciiTheme="majorHAnsi" w:eastAsiaTheme="majorEastAsia" w:hAnsiTheme="majorHAnsi" w:cstheme="majorBidi"/>
+      <w:rFonts w:asciiTheme="majorHAnsi" w:hAnsiTheme="majorHAnsi" w:eastAsiaTheme="majorEastAsia" w:cstheme="majorBidi"/>
       <w:color w:val="000000" w:themeColor="text1"/>
     </w:rPr>
     <w:tblPr>
@@ -8660,12 +8814,12 @@
       <w:tblStyleColBandSize w:val="1"/>
       <w:tblInd w:w="0" w:type="dxa"/>
       <w:tblBorders>
-        <w:top w:val="single" w:sz="8" w:space="0" w:color="8064A2" w:themeColor="accent4"/>
-        <w:left w:val="single" w:sz="8" w:space="0" w:color="8064A2" w:themeColor="accent4"/>
-        <w:bottom w:val="single" w:sz="8" w:space="0" w:color="8064A2" w:themeColor="accent4"/>
-        <w:right w:val="single" w:sz="8" w:space="0" w:color="8064A2" w:themeColor="accent4"/>
-        <w:insideH w:val="single" w:sz="8" w:space="0" w:color="8064A2" w:themeColor="accent4"/>
-        <w:insideV w:val="single" w:sz="8" w:space="0" w:color="8064A2" w:themeColor="accent4"/>
+        <w:top w:val="single" w:color="8064A2" w:themeColor="accent4" w:sz="8" w:space="0"/>
+        <w:left w:val="single" w:color="8064A2" w:themeColor="accent4" w:sz="8" w:space="0"/>
+        <w:bottom w:val="single" w:color="8064A2" w:themeColor="accent4" w:sz="8" w:space="0"/>
+        <w:right w:val="single" w:color="8064A2" w:themeColor="accent4" w:sz="8" w:space="0"/>
+        <w:insideH w:val="single" w:color="8064A2" w:themeColor="accent4" w:sz="8" w:space="0"/>
+        <w:insideV w:val="single" w:color="8064A2" w:themeColor="accent4" w:sz="8" w:space="0"/>
       </w:tblBorders>
       <w:tblCellMar>
         <w:top w:w="0" w:type="dxa"/>
@@ -8697,7 +8851,7 @@
       <w:tblPr/>
       <w:tcPr>
         <w:tcBorders>
-          <w:top w:val="single" w:sz="12" w:space="0" w:color="000000" w:themeColor="text1"/>
+          <w:top w:val="single" w:color="000000" w:themeColor="text1" w:sz="12" w:space="0"/>
           <w:left w:val="nil"/>
           <w:bottom w:val="nil"/>
           <w:right w:val="nil"/>
@@ -8755,8 +8909,8 @@
       <w:tblPr/>
       <w:tcPr>
         <w:tcBorders>
-          <w:insideH w:val="single" w:sz="6" w:space="0" w:color="8064A2" w:themeColor="accent4"/>
-          <w:insideV w:val="single" w:sz="6" w:space="0" w:color="8064A2" w:themeColor="accent4"/>
+          <w:insideH w:val="single" w:color="8064A2" w:themeColor="accent4" w:sz="6" w:space="0"/>
+          <w:insideV w:val="single" w:color="8064A2" w:themeColor="accent4" w:sz="6" w:space="0"/>
         </w:tcBorders>
         <w:shd w:val="clear" w:color="auto" w:fill="BFB1D0" w:themeFill="accent4" w:themeFillTint="7F"/>
       </w:tcPr>
@@ -8777,7 +8931,7 @@
       <w:spacing w:after="0" w:line="240" w:lineRule="auto"/>
     </w:pPr>
     <w:rPr>
-      <w:rFonts w:asciiTheme="majorHAnsi" w:eastAsiaTheme="majorEastAsia" w:hAnsiTheme="majorHAnsi" w:cstheme="majorBidi"/>
+      <w:rFonts w:asciiTheme="majorHAnsi" w:hAnsiTheme="majorHAnsi" w:eastAsiaTheme="majorEastAsia" w:cstheme="majorBidi"/>
       <w:color w:val="000000" w:themeColor="text1"/>
     </w:rPr>
     <w:tblPr>
@@ -8785,12 +8939,12 @@
       <w:tblStyleColBandSize w:val="1"/>
       <w:tblInd w:w="0" w:type="dxa"/>
       <w:tblBorders>
-        <w:top w:val="single" w:sz="8" w:space="0" w:color="4BACC6" w:themeColor="accent5"/>
-        <w:left w:val="single" w:sz="8" w:space="0" w:color="4BACC6" w:themeColor="accent5"/>
-        <w:bottom w:val="single" w:sz="8" w:space="0" w:color="4BACC6" w:themeColor="accent5"/>
-        <w:right w:val="single" w:sz="8" w:space="0" w:color="4BACC6" w:themeColor="accent5"/>
-        <w:insideH w:val="single" w:sz="8" w:space="0" w:color="4BACC6" w:themeColor="accent5"/>
-        <w:insideV w:val="single" w:sz="8" w:space="0" w:color="4BACC6" w:themeColor="accent5"/>
+        <w:top w:val="single" w:color="4BACC6" w:themeColor="accent5" w:sz="8" w:space="0"/>
+        <w:left w:val="single" w:color="4BACC6" w:themeColor="accent5" w:sz="8" w:space="0"/>
+        <w:bottom w:val="single" w:color="4BACC6" w:themeColor="accent5" w:sz="8" w:space="0"/>
+        <w:right w:val="single" w:color="4BACC6" w:themeColor="accent5" w:sz="8" w:space="0"/>
+        <w:insideH w:val="single" w:color="4BACC6" w:themeColor="accent5" w:sz="8" w:space="0"/>
+        <w:insideV w:val="single" w:color="4BACC6" w:themeColor="accent5" w:sz="8" w:space="0"/>
       </w:tblBorders>
       <w:tblCellMar>
         <w:top w:w="0" w:type="dxa"/>
@@ -8822,7 +8976,7 @@
       <w:tblPr/>
       <w:tcPr>
         <w:tcBorders>
-          <w:top w:val="single" w:sz="12" w:space="0" w:color="000000" w:themeColor="text1"/>
+          <w:top w:val="single" w:color="000000" w:themeColor="text1" w:sz="12" w:space="0"/>
           <w:left w:val="nil"/>
           <w:bottom w:val="nil"/>
           <w:right w:val="nil"/>
@@ -8880,8 +9034,8 @@
       <w:tblPr/>
       <w:tcPr>
         <w:tcBorders>
-          <w:insideH w:val="single" w:sz="6" w:space="0" w:color="4BACC6" w:themeColor="accent5"/>
-          <w:insideV w:val="single" w:sz="6" w:space="0" w:color="4BACC6" w:themeColor="accent5"/>
+          <w:insideH w:val="single" w:color="4BACC6" w:themeColor="accent5" w:sz="6" w:space="0"/>
+          <w:insideV w:val="single" w:color="4BACC6" w:themeColor="accent5" w:sz="6" w:space="0"/>
         </w:tcBorders>
         <w:shd w:val="clear" w:color="auto" w:fill="A5D5E2" w:themeFill="accent5" w:themeFillTint="7F"/>
       </w:tcPr>
@@ -8902,7 +9056,7 @@
       <w:spacing w:after="0" w:line="240" w:lineRule="auto"/>
     </w:pPr>
     <w:rPr>
-      <w:rFonts w:asciiTheme="majorHAnsi" w:eastAsiaTheme="majorEastAsia" w:hAnsiTheme="majorHAnsi" w:cstheme="majorBidi"/>
+      <w:rFonts w:asciiTheme="majorHAnsi" w:hAnsiTheme="majorHAnsi" w:eastAsiaTheme="majorEastAsia" w:cstheme="majorBidi"/>
       <w:color w:val="000000" w:themeColor="text1"/>
     </w:rPr>
     <w:tblPr>
@@ -8910,12 +9064,12 @@
       <w:tblStyleColBandSize w:val="1"/>
       <w:tblInd w:w="0" w:type="dxa"/>
       <w:tblBorders>
-        <w:top w:val="single" w:sz="8" w:space="0" w:color="F79646" w:themeColor="accent6"/>
-        <w:left w:val="single" w:sz="8" w:space="0" w:color="F79646" w:themeColor="accent6"/>
-        <w:bottom w:val="single" w:sz="8" w:space="0" w:color="F79646" w:themeColor="accent6"/>
-        <w:right w:val="single" w:sz="8" w:space="0" w:color="F79646" w:themeColor="accent6"/>
-        <w:insideH w:val="single" w:sz="8" w:space="0" w:color="F79646" w:themeColor="accent6"/>
-        <w:insideV w:val="single" w:sz="8" w:space="0" w:color="F79646" w:themeColor="accent6"/>
+        <w:top w:val="single" w:color="F79646" w:themeColor="accent6" w:sz="8" w:space="0"/>
+        <w:left w:val="single" w:color="F79646" w:themeColor="accent6" w:sz="8" w:space="0"/>
+        <w:bottom w:val="single" w:color="F79646" w:themeColor="accent6" w:sz="8" w:space="0"/>
+        <w:right w:val="single" w:color="F79646" w:themeColor="accent6" w:sz="8" w:space="0"/>
+        <w:insideH w:val="single" w:color="F79646" w:themeColor="accent6" w:sz="8" w:space="0"/>
+        <w:insideV w:val="single" w:color="F79646" w:themeColor="accent6" w:sz="8" w:space="0"/>
       </w:tblBorders>
       <w:tblCellMar>
         <w:top w:w="0" w:type="dxa"/>
@@ -8947,7 +9101,7 @@
       <w:tblPr/>
       <w:tcPr>
         <w:tcBorders>
-          <w:top w:val="single" w:sz="12" w:space="0" w:color="000000" w:themeColor="text1"/>
+          <w:top w:val="single" w:color="000000" w:themeColor="text1" w:sz="12" w:space="0"/>
           <w:left w:val="nil"/>
           <w:bottom w:val="nil"/>
           <w:right w:val="nil"/>
@@ -9005,8 +9159,8 @@
       <w:tblPr/>
       <w:tcPr>
         <w:tcBorders>
-          <w:insideH w:val="single" w:sz="6" w:space="0" w:color="F79646" w:themeColor="accent6"/>
-          <w:insideV w:val="single" w:sz="6" w:space="0" w:color="F79646" w:themeColor="accent6"/>
+          <w:insideH w:val="single" w:color="F79646" w:themeColor="accent6" w:sz="6" w:space="0"/>
+          <w:insideV w:val="single" w:color="F79646" w:themeColor="accent6" w:sz="6" w:space="0"/>
         </w:tcBorders>
         <w:shd w:val="clear" w:color="auto" w:fill="FBCAA2" w:themeFill="accent6" w:themeFillTint="7F"/>
       </w:tcPr>
@@ -9031,12 +9185,12 @@
       <w:tblStyleColBandSize w:val="1"/>
       <w:tblInd w:w="0" w:type="dxa"/>
       <w:tblBorders>
-        <w:top w:val="single" w:sz="8" w:space="0" w:color="FFFFFF" w:themeColor="background1"/>
-        <w:left w:val="single" w:sz="8" w:space="0" w:color="FFFFFF" w:themeColor="background1"/>
-        <w:bottom w:val="single" w:sz="8" w:space="0" w:color="FFFFFF" w:themeColor="background1"/>
-        <w:right w:val="single" w:sz="8" w:space="0" w:color="FFFFFF" w:themeColor="background1"/>
-        <w:insideH w:val="single" w:sz="6" w:space="0" w:color="FFFFFF" w:themeColor="background1"/>
-        <w:insideV w:val="single" w:sz="6" w:space="0" w:color="FFFFFF" w:themeColor="background1"/>
+        <w:top w:val="single" w:color="FFFFFF" w:themeColor="background1" w:sz="8" w:space="0"/>
+        <w:left w:val="single" w:color="FFFFFF" w:themeColor="background1" w:sz="8" w:space="0"/>
+        <w:bottom w:val="single" w:color="FFFFFF" w:themeColor="background1" w:sz="8" w:space="0"/>
+        <w:right w:val="single" w:color="FFFFFF" w:themeColor="background1" w:sz="8" w:space="0"/>
+        <w:insideH w:val="single" w:color="FFFFFF" w:themeColor="background1" w:sz="6" w:space="0"/>
+        <w:insideV w:val="single" w:color="FFFFFF" w:themeColor="background1" w:sz="6" w:space="0"/>
       </w:tblBorders>
       <w:tblCellMar>
         <w:top w:w="0" w:type="dxa"/>
@@ -9059,12 +9213,12 @@
       <w:tblPr/>
       <w:tcPr>
         <w:tcBorders>
-          <w:top w:val="single" w:sz="8" w:space="0" w:color="FFFFFF" w:themeColor="background1"/>
-          <w:left w:val="single" w:sz="8" w:space="0" w:color="FFFFFF" w:themeColor="background1"/>
-          <w:bottom w:val="single" w:sz="24" w:space="0" w:color="FFFFFF" w:themeColor="background1"/>
-          <w:right w:val="single" w:sz="8" w:space="0" w:color="FFFFFF" w:themeColor="background1"/>
-          <w:insideH w:val="nil"/>
-          <w:insideV w:val="single" w:sz="8" w:space="0" w:color="FFFFFF" w:themeColor="background1"/>
+          <w:top w:val="single" w:color="FFFFFF" w:themeColor="background1" w:sz="8" w:space="0"/>
+          <w:left w:val="single" w:color="FFFFFF" w:themeColor="background1" w:sz="8" w:space="0"/>
+          <w:bottom w:val="single" w:color="FFFFFF" w:themeColor="background1" w:sz="24" w:space="0"/>
+          <w:right w:val="single" w:color="FFFFFF" w:themeColor="background1" w:sz="8" w:space="0"/>
+          <w:insideH w:val="nil"/>
+          <w:insideV w:val="single" w:color="FFFFFF" w:themeColor="background1" w:sz="8" w:space="0"/>
         </w:tcBorders>
         <w:shd w:val="clear" w:color="auto" w:fill="000000" w:themeFill="text1"/>
       </w:tcPr>
@@ -9080,12 +9234,12 @@
       <w:tblPr/>
       <w:tcPr>
         <w:tcBorders>
-          <w:top w:val="single" w:sz="24" w:space="0" w:color="FFFFFF" w:themeColor="background1"/>
-          <w:left w:val="single" w:sz="8" w:space="0" w:color="FFFFFF" w:themeColor="background1"/>
-          <w:bottom w:val="single" w:sz="8" w:space="0" w:color="FFFFFF" w:themeColor="background1"/>
-          <w:right w:val="single" w:sz="8" w:space="0" w:color="FFFFFF" w:themeColor="background1"/>
-          <w:insideH w:val="nil"/>
-          <w:insideV w:val="single" w:sz="8" w:space="0" w:color="FFFFFF" w:themeColor="background1"/>
+          <w:top w:val="single" w:color="FFFFFF" w:themeColor="background1" w:sz="24" w:space="0"/>
+          <w:left w:val="single" w:color="FFFFFF" w:themeColor="background1" w:sz="8" w:space="0"/>
+          <w:bottom w:val="single" w:color="FFFFFF" w:themeColor="background1" w:sz="8" w:space="0"/>
+          <w:right w:val="single" w:color="FFFFFF" w:themeColor="background1" w:sz="8" w:space="0"/>
+          <w:insideH w:val="nil"/>
+          <w:insideV w:val="single" w:color="FFFFFF" w:themeColor="background1" w:sz="8" w:space="0"/>
         </w:tcBorders>
         <w:shd w:val="clear" w:color="auto" w:fill="000000" w:themeFill="text1"/>
       </w:tcPr>
@@ -9101,8 +9255,8 @@
       <w:tblPr/>
       <w:tcPr>
         <w:tcBorders>
-          <w:left w:val="single" w:sz="8" w:space="0" w:color="FFFFFF" w:themeColor="background1"/>
-          <w:right w:val="single" w:sz="24" w:space="0" w:color="FFFFFF" w:themeColor="background1"/>
+          <w:left w:val="single" w:color="FFFFFF" w:themeColor="background1" w:sz="8" w:space="0"/>
+          <w:right w:val="single" w:color="FFFFFF" w:themeColor="background1" w:sz="24" w:space="0"/>
           <w:insideH w:val="nil"/>
           <w:insideV w:val="nil"/>
         </w:tcBorders>
@@ -9121,7 +9275,7 @@
       <w:tcPr>
         <w:tcBorders>
           <w:top w:val="nil"/>
-          <w:left w:val="single" w:sz="24" w:space="0" w:color="FFFFFF" w:themeColor="background1"/>
+          <w:left w:val="single" w:color="FFFFFF" w:themeColor="background1" w:sz="24" w:space="0"/>
           <w:bottom w:val="nil"/>
           <w:right w:val="nil"/>
           <w:insideH w:val="nil"/>
@@ -9134,10 +9288,10 @@
       <w:tblPr/>
       <w:tcPr>
         <w:tcBorders>
-          <w:top w:val="single" w:sz="8" w:space="0" w:color="FFFFFF" w:themeColor="background1"/>
-          <w:left w:val="single" w:sz="8" w:space="0" w:color="FFFFFF" w:themeColor="background1"/>
-          <w:bottom w:val="single" w:sz="8" w:space="0" w:color="FFFFFF" w:themeColor="background1"/>
-          <w:right w:val="single" w:sz="8" w:space="0" w:color="FFFFFF" w:themeColor="background1"/>
+          <w:top w:val="single" w:color="FFFFFF" w:themeColor="background1" w:sz="8" w:space="0"/>
+          <w:left w:val="single" w:color="FFFFFF" w:themeColor="background1" w:sz="8" w:space="0"/>
+          <w:bottom w:val="single" w:color="FFFFFF" w:themeColor="background1" w:sz="8" w:space="0"/>
+          <w:right w:val="single" w:color="FFFFFF" w:themeColor="background1" w:sz="8" w:space="0"/>
           <w:insideH w:val="nil"/>
           <w:insideV w:val="nil"/>
         </w:tcBorders>
@@ -9148,12 +9302,12 @@
       <w:tblPr/>
       <w:tcPr>
         <w:tcBorders>
-          <w:top w:val="single" w:sz="8" w:space="0" w:color="FFFFFF" w:themeColor="background1"/>
-          <w:left w:val="single" w:sz="8" w:space="0" w:color="FFFFFF" w:themeColor="background1"/>
-          <w:bottom w:val="single" w:sz="8" w:space="0" w:color="FFFFFF" w:themeColor="background1"/>
-          <w:right w:val="single" w:sz="8" w:space="0" w:color="FFFFFF" w:themeColor="background1"/>
-          <w:insideH w:val="single" w:sz="8" w:space="0" w:color="FFFFFF" w:themeColor="background1"/>
-          <w:insideV w:val="single" w:sz="8" w:space="0" w:color="FFFFFF" w:themeColor="background1"/>
+          <w:top w:val="single" w:color="FFFFFF" w:themeColor="background1" w:sz="8" w:space="0"/>
+          <w:left w:val="single" w:color="FFFFFF" w:themeColor="background1" w:sz="8" w:space="0"/>
+          <w:bottom w:val="single" w:color="FFFFFF" w:themeColor="background1" w:sz="8" w:space="0"/>
+          <w:right w:val="single" w:color="FFFFFF" w:themeColor="background1" w:sz="8" w:space="0"/>
+          <w:insideH w:val="single" w:color="FFFFFF" w:themeColor="background1" w:sz="8" w:space="0"/>
+          <w:insideV w:val="single" w:color="FFFFFF" w:themeColor="background1" w:sz="8" w:space="0"/>
         </w:tcBorders>
         <w:shd w:val="clear" w:color="auto" w:fill="808080" w:themeFill="text1" w:themeFillTint="7F"/>
       </w:tcPr>
@@ -9172,12 +9326,12 @@
       <w:tblStyleColBandSize w:val="1"/>
       <w:tblInd w:w="0" w:type="dxa"/>
       <w:tblBorders>
-        <w:top w:val="single" w:sz="8" w:space="0" w:color="FFFFFF" w:themeColor="background1"/>
-        <w:left w:val="single" w:sz="8" w:space="0" w:color="FFFFFF" w:themeColor="background1"/>
-        <w:bottom w:val="single" w:sz="8" w:space="0" w:color="FFFFFF" w:themeColor="background1"/>
-        <w:right w:val="single" w:sz="8" w:space="0" w:color="FFFFFF" w:themeColor="background1"/>
-        <w:insideH w:val="single" w:sz="6" w:space="0" w:color="FFFFFF" w:themeColor="background1"/>
-        <w:insideV w:val="single" w:sz="6" w:space="0" w:color="FFFFFF" w:themeColor="background1"/>
+        <w:top w:val="single" w:color="FFFFFF" w:themeColor="background1" w:sz="8" w:space="0"/>
+        <w:left w:val="single" w:color="FFFFFF" w:themeColor="background1" w:sz="8" w:space="0"/>
+        <w:bottom w:val="single" w:color="FFFFFF" w:themeColor="background1" w:sz="8" w:space="0"/>
+        <w:right w:val="single" w:color="FFFFFF" w:themeColor="background1" w:sz="8" w:space="0"/>
+        <w:insideH w:val="single" w:color="FFFFFF" w:themeColor="background1" w:sz="6" w:space="0"/>
+        <w:insideV w:val="single" w:color="FFFFFF" w:themeColor="background1" w:sz="6" w:space="0"/>
       </w:tblBorders>
       <w:tblCellMar>
         <w:top w:w="0" w:type="dxa"/>
@@ -9200,12 +9354,12 @@
       <w:tblPr/>
       <w:tcPr>
         <w:tcBorders>
-          <w:top w:val="single" w:sz="8" w:space="0" w:color="FFFFFF" w:themeColor="background1"/>
-          <w:left w:val="single" w:sz="8" w:space="0" w:color="FFFFFF" w:themeColor="background1"/>
-          <w:bottom w:val="single" w:sz="24" w:space="0" w:color="FFFFFF" w:themeColor="background1"/>
-          <w:right w:val="single" w:sz="8" w:space="0" w:color="FFFFFF" w:themeColor="background1"/>
-          <w:insideH w:val="nil"/>
-          <w:insideV w:val="single" w:sz="8" w:space="0" w:color="FFFFFF" w:themeColor="background1"/>
+          <w:top w:val="single" w:color="FFFFFF" w:themeColor="background1" w:sz="8" w:space="0"/>
+          <w:left w:val="single" w:color="FFFFFF" w:themeColor="background1" w:sz="8" w:space="0"/>
+          <w:bottom w:val="single" w:color="FFFFFF" w:themeColor="background1" w:sz="24" w:space="0"/>
+          <w:right w:val="single" w:color="FFFFFF" w:themeColor="background1" w:sz="8" w:space="0"/>
+          <w:insideH w:val="nil"/>
+          <w:insideV w:val="single" w:color="FFFFFF" w:themeColor="background1" w:sz="8" w:space="0"/>
         </w:tcBorders>
         <w:shd w:val="clear" w:color="auto" w:fill="4F81BD" w:themeFill="accent1"/>
       </w:tcPr>
@@ -9221,12 +9375,12 @@
       <w:tblPr/>
       <w:tcPr>
         <w:tcBorders>
-          <w:top w:val="single" w:sz="24" w:space="0" w:color="FFFFFF" w:themeColor="background1"/>
-          <w:left w:val="single" w:sz="8" w:space="0" w:color="FFFFFF" w:themeColor="background1"/>
-          <w:bottom w:val="single" w:sz="8" w:space="0" w:color="FFFFFF" w:themeColor="background1"/>
-          <w:right w:val="single" w:sz="8" w:space="0" w:color="FFFFFF" w:themeColor="background1"/>
-          <w:insideH w:val="nil"/>
-          <w:insideV w:val="single" w:sz="8" w:space="0" w:color="FFFFFF" w:themeColor="background1"/>
+          <w:top w:val="single" w:color="FFFFFF" w:themeColor="background1" w:sz="24" w:space="0"/>
+          <w:left w:val="single" w:color="FFFFFF" w:themeColor="background1" w:sz="8" w:space="0"/>
+          <w:bottom w:val="single" w:color="FFFFFF" w:themeColor="background1" w:sz="8" w:space="0"/>
+          <w:right w:val="single" w:color="FFFFFF" w:themeColor="background1" w:sz="8" w:space="0"/>
+          <w:insideH w:val="nil"/>
+          <w:insideV w:val="single" w:color="FFFFFF" w:themeColor="background1" w:sz="8" w:space="0"/>
         </w:tcBorders>
         <w:shd w:val="clear" w:color="auto" w:fill="4F81BD" w:themeFill="accent1"/>
       </w:tcPr>
@@ -9242,8 +9396,8 @@
       <w:tblPr/>
       <w:tcPr>
         <w:tcBorders>
-          <w:left w:val="single" w:sz="8" w:space="0" w:color="FFFFFF" w:themeColor="background1"/>
-          <w:right w:val="single" w:sz="24" w:space="0" w:color="FFFFFF" w:themeColor="background1"/>
+          <w:left w:val="single" w:color="FFFFFF" w:themeColor="background1" w:sz="8" w:space="0"/>
+          <w:right w:val="single" w:color="FFFFFF" w:themeColor="background1" w:sz="24" w:space="0"/>
           <w:insideH w:val="nil"/>
           <w:insideV w:val="nil"/>
         </w:tcBorders>
@@ -9262,7 +9416,7 @@
       <w:tcPr>
         <w:tcBorders>
           <w:top w:val="nil"/>
-          <w:left w:val="single" w:sz="24" w:space="0" w:color="FFFFFF" w:themeColor="background1"/>
+          <w:left w:val="single" w:color="FFFFFF" w:themeColor="background1" w:sz="24" w:space="0"/>
           <w:bottom w:val="nil"/>
           <w:right w:val="nil"/>
           <w:insideH w:val="nil"/>
@@ -9275,10 +9429,10 @@
       <w:tblPr/>
       <w:tcPr>
         <w:tcBorders>
-          <w:top w:val="single" w:sz="8" w:space="0" w:color="FFFFFF" w:themeColor="background1"/>
-          <w:left w:val="single" w:sz="8" w:space="0" w:color="FFFFFF" w:themeColor="background1"/>
-          <w:bottom w:val="single" w:sz="8" w:space="0" w:color="FFFFFF" w:themeColor="background1"/>
-          <w:right w:val="single" w:sz="8" w:space="0" w:color="FFFFFF" w:themeColor="background1"/>
+          <w:top w:val="single" w:color="FFFFFF" w:themeColor="background1" w:sz="8" w:space="0"/>
+          <w:left w:val="single" w:color="FFFFFF" w:themeColor="background1" w:sz="8" w:space="0"/>
+          <w:bottom w:val="single" w:color="FFFFFF" w:themeColor="background1" w:sz="8" w:space="0"/>
+          <w:right w:val="single" w:color="FFFFFF" w:themeColor="background1" w:sz="8" w:space="0"/>
           <w:insideH w:val="nil"/>
           <w:insideV w:val="nil"/>
         </w:tcBorders>
@@ -9289,12 +9443,12 @@
       <w:tblPr/>
       <w:tcPr>
         <w:tcBorders>
-          <w:top w:val="single" w:sz="8" w:space="0" w:color="FFFFFF" w:themeColor="background1"/>
-          <w:left w:val="single" w:sz="8" w:space="0" w:color="FFFFFF" w:themeColor="background1"/>
-          <w:bottom w:val="single" w:sz="8" w:space="0" w:color="FFFFFF" w:themeColor="background1"/>
-          <w:right w:val="single" w:sz="8" w:space="0" w:color="FFFFFF" w:themeColor="background1"/>
-          <w:insideH w:val="single" w:sz="8" w:space="0" w:color="FFFFFF" w:themeColor="background1"/>
-          <w:insideV w:val="single" w:sz="8" w:space="0" w:color="FFFFFF" w:themeColor="background1"/>
+          <w:top w:val="single" w:color="FFFFFF" w:themeColor="background1" w:sz="8" w:space="0"/>
+          <w:left w:val="single" w:color="FFFFFF" w:themeColor="background1" w:sz="8" w:space="0"/>
+          <w:bottom w:val="single" w:color="FFFFFF" w:themeColor="background1" w:sz="8" w:space="0"/>
+          <w:right w:val="single" w:color="FFFFFF" w:themeColor="background1" w:sz="8" w:space="0"/>
+          <w:insideH w:val="single" w:color="FFFFFF" w:themeColor="background1" w:sz="8" w:space="0"/>
+          <w:insideV w:val="single" w:color="FFFFFF" w:themeColor="background1" w:sz="8" w:space="0"/>
         </w:tcBorders>
         <w:shd w:val="clear" w:color="auto" w:fill="A7BFDE" w:themeFill="accent1" w:themeFillTint="7F"/>
       </w:tcPr>
@@ -9313,12 +9467,12 @@
       <w:tblStyleColBandSize w:val="1"/>
       <w:tblInd w:w="0" w:type="dxa"/>
       <w:tblBorders>
-        <w:top w:val="single" w:sz="8" w:space="0" w:color="FFFFFF" w:themeColor="background1"/>
-        <w:left w:val="single" w:sz="8" w:space="0" w:color="FFFFFF" w:themeColor="background1"/>
-        <w:bottom w:val="single" w:sz="8" w:space="0" w:color="FFFFFF" w:themeColor="background1"/>
-        <w:right w:val="single" w:sz="8" w:space="0" w:color="FFFFFF" w:themeColor="background1"/>
-        <w:insideH w:val="single" w:sz="6" w:space="0" w:color="FFFFFF" w:themeColor="background1"/>
-        <w:insideV w:val="single" w:sz="6" w:space="0" w:color="FFFFFF" w:themeColor="background1"/>
+        <w:top w:val="single" w:color="FFFFFF" w:themeColor="background1" w:sz="8" w:space="0"/>
+        <w:left w:val="single" w:color="FFFFFF" w:themeColor="background1" w:sz="8" w:space="0"/>
+        <w:bottom w:val="single" w:color="FFFFFF" w:themeColor="background1" w:sz="8" w:space="0"/>
+        <w:right w:val="single" w:color="FFFFFF" w:themeColor="background1" w:sz="8" w:space="0"/>
+        <w:insideH w:val="single" w:color="FFFFFF" w:themeColor="background1" w:sz="6" w:space="0"/>
+        <w:insideV w:val="single" w:color="FFFFFF" w:themeColor="background1" w:sz="6" w:space="0"/>
       </w:tblBorders>
       <w:tblCellMar>
         <w:top w:w="0" w:type="dxa"/>
@@ -9341,12 +9495,12 @@
       <w:tblPr/>
       <w:tcPr>
         <w:tcBorders>
-          <w:top w:val="single" w:sz="8" w:space="0" w:color="FFFFFF" w:themeColor="background1"/>
-          <w:left w:val="single" w:sz="8" w:space="0" w:color="FFFFFF" w:themeColor="background1"/>
-          <w:bottom w:val="single" w:sz="24" w:space="0" w:color="FFFFFF" w:themeColor="background1"/>
-          <w:right w:val="single" w:sz="8" w:space="0" w:color="FFFFFF" w:themeColor="background1"/>
-          <w:insideH w:val="nil"/>
-          <w:insideV w:val="single" w:sz="8" w:space="0" w:color="FFFFFF" w:themeColor="background1"/>
+          <w:top w:val="single" w:color="FFFFFF" w:themeColor="background1" w:sz="8" w:space="0"/>
+          <w:left w:val="single" w:color="FFFFFF" w:themeColor="background1" w:sz="8" w:space="0"/>
+          <w:bottom w:val="single" w:color="FFFFFF" w:themeColor="background1" w:sz="24" w:space="0"/>
+          <w:right w:val="single" w:color="FFFFFF" w:themeColor="background1" w:sz="8" w:space="0"/>
+          <w:insideH w:val="nil"/>
+          <w:insideV w:val="single" w:color="FFFFFF" w:themeColor="background1" w:sz="8" w:space="0"/>
         </w:tcBorders>
         <w:shd w:val="clear" w:color="auto" w:fill="C0504D" w:themeFill="accent2"/>
       </w:tcPr>
@@ -9362,12 +9516,12 @@
       <w:tblPr/>
       <w:tcPr>
         <w:tcBorders>
-          <w:top w:val="single" w:sz="24" w:space="0" w:color="FFFFFF" w:themeColor="background1"/>
-          <w:left w:val="single" w:sz="8" w:space="0" w:color="FFFFFF" w:themeColor="background1"/>
-          <w:bottom w:val="single" w:sz="8" w:space="0" w:color="FFFFFF" w:themeColor="background1"/>
-          <w:right w:val="single" w:sz="8" w:space="0" w:color="FFFFFF" w:themeColor="background1"/>
-          <w:insideH w:val="nil"/>
-          <w:insideV w:val="single" w:sz="8" w:space="0" w:color="FFFFFF" w:themeColor="background1"/>
+          <w:top w:val="single" w:color="FFFFFF" w:themeColor="background1" w:sz="24" w:space="0"/>
+          <w:left w:val="single" w:color="FFFFFF" w:themeColor="background1" w:sz="8" w:space="0"/>
+          <w:bottom w:val="single" w:color="FFFFFF" w:themeColor="background1" w:sz="8" w:space="0"/>
+          <w:right w:val="single" w:color="FFFFFF" w:themeColor="background1" w:sz="8" w:space="0"/>
+          <w:insideH w:val="nil"/>
+          <w:insideV w:val="single" w:color="FFFFFF" w:themeColor="background1" w:sz="8" w:space="0"/>
         </w:tcBorders>
         <w:shd w:val="clear" w:color="auto" w:fill="C0504D" w:themeFill="accent2"/>
       </w:tcPr>
@@ -9383,8 +9537,8 @@
       <w:tblPr/>
       <w:tcPr>
         <w:tcBorders>
-          <w:left w:val="single" w:sz="8" w:space="0" w:color="FFFFFF" w:themeColor="background1"/>
-          <w:right w:val="single" w:sz="24" w:space="0" w:color="FFFFFF" w:themeColor="background1"/>
+          <w:left w:val="single" w:color="FFFFFF" w:themeColor="background1" w:sz="8" w:space="0"/>
+          <w:right w:val="single" w:color="FFFFFF" w:themeColor="background1" w:sz="24" w:space="0"/>
           <w:insideH w:val="nil"/>
           <w:insideV w:val="nil"/>
         </w:tcBorders>
@@ -9403,7 +9557,7 @@
       <w:tcPr>
         <w:tcBorders>
           <w:top w:val="nil"/>
-          <w:left w:val="single" w:sz="24" w:space="0" w:color="FFFFFF" w:themeColor="background1"/>
+          <w:left w:val="single" w:color="FFFFFF" w:themeColor="background1" w:sz="24" w:space="0"/>
           <w:bottom w:val="nil"/>
           <w:right w:val="nil"/>
           <w:insideH w:val="nil"/>
@@ -9416,10 +9570,10 @@
       <w:tblPr/>
       <w:tcPr>
         <w:tcBorders>
-          <w:top w:val="single" w:sz="8" w:space="0" w:color="FFFFFF" w:themeColor="background1"/>
-          <w:left w:val="single" w:sz="8" w:space="0" w:color="FFFFFF" w:themeColor="background1"/>
-          <w:bottom w:val="single" w:sz="8" w:space="0" w:color="FFFFFF" w:themeColor="background1"/>
-          <w:right w:val="single" w:sz="8" w:space="0" w:color="FFFFFF" w:themeColor="background1"/>
+          <w:top w:val="single" w:color="FFFFFF" w:themeColor="background1" w:sz="8" w:space="0"/>
+          <w:left w:val="single" w:color="FFFFFF" w:themeColor="background1" w:sz="8" w:space="0"/>
+          <w:bottom w:val="single" w:color="FFFFFF" w:themeColor="background1" w:sz="8" w:space="0"/>
+          <w:right w:val="single" w:color="FFFFFF" w:themeColor="background1" w:sz="8" w:space="0"/>
           <w:insideH w:val="nil"/>
           <w:insideV w:val="nil"/>
         </w:tcBorders>
@@ -9430,12 +9584,12 @@
       <w:tblPr/>
       <w:tcPr>
         <w:tcBorders>
-          <w:top w:val="single" w:sz="8" w:space="0" w:color="FFFFFF" w:themeColor="background1"/>
-          <w:left w:val="single" w:sz="8" w:space="0" w:color="FFFFFF" w:themeColor="background1"/>
-          <w:bottom w:val="single" w:sz="8" w:space="0" w:color="FFFFFF" w:themeColor="background1"/>
-          <w:right w:val="single" w:sz="8" w:space="0" w:color="FFFFFF" w:themeColor="background1"/>
-          <w:insideH w:val="single" w:sz="8" w:space="0" w:color="FFFFFF" w:themeColor="background1"/>
-          <w:insideV w:val="single" w:sz="8" w:space="0" w:color="FFFFFF" w:themeColor="background1"/>
+          <w:top w:val="single" w:color="FFFFFF" w:themeColor="background1" w:sz="8" w:space="0"/>
+          <w:left w:val="single" w:color="FFFFFF" w:themeColor="background1" w:sz="8" w:space="0"/>
+          <w:bottom w:val="single" w:color="FFFFFF" w:themeColor="background1" w:sz="8" w:space="0"/>
+          <w:right w:val="single" w:color="FFFFFF" w:themeColor="background1" w:sz="8" w:space="0"/>
+          <w:insideH w:val="single" w:color="FFFFFF" w:themeColor="background1" w:sz="8" w:space="0"/>
+          <w:insideV w:val="single" w:color="FFFFFF" w:themeColor="background1" w:sz="8" w:space="0"/>
         </w:tcBorders>
         <w:shd w:val="clear" w:color="auto" w:fill="DFA7A6" w:themeFill="accent2" w:themeFillTint="7F"/>
       </w:tcPr>
@@ -9454,12 +9608,12 @@
       <w:tblStyleColBandSize w:val="1"/>
       <w:tblInd w:w="0" w:type="dxa"/>
       <w:tblBorders>
-        <w:top w:val="single" w:sz="8" w:space="0" w:color="FFFFFF" w:themeColor="background1"/>
-        <w:left w:val="single" w:sz="8" w:space="0" w:color="FFFFFF" w:themeColor="background1"/>
-        <w:bottom w:val="single" w:sz="8" w:space="0" w:color="FFFFFF" w:themeColor="background1"/>
-        <w:right w:val="single" w:sz="8" w:space="0" w:color="FFFFFF" w:themeColor="background1"/>
-        <w:insideH w:val="single" w:sz="6" w:space="0" w:color="FFFFFF" w:themeColor="background1"/>
-        <w:insideV w:val="single" w:sz="6" w:space="0" w:color="FFFFFF" w:themeColor="background1"/>
+        <w:top w:val="single" w:color="FFFFFF" w:themeColor="background1" w:sz="8" w:space="0"/>
+        <w:left w:val="single" w:color="FFFFFF" w:themeColor="background1" w:sz="8" w:space="0"/>
+        <w:bottom w:val="single" w:color="FFFFFF" w:themeColor="background1" w:sz="8" w:space="0"/>
+        <w:right w:val="single" w:color="FFFFFF" w:themeColor="background1" w:sz="8" w:space="0"/>
+        <w:insideH w:val="single" w:color="FFFFFF" w:themeColor="background1" w:sz="6" w:space="0"/>
+        <w:insideV w:val="single" w:color="FFFFFF" w:themeColor="background1" w:sz="6" w:space="0"/>
       </w:tblBorders>
       <w:tblCellMar>
         <w:top w:w="0" w:type="dxa"/>
@@ -9482,12 +9636,12 @@
       <w:tblPr/>
       <w:tcPr>
         <w:tcBorders>
-          <w:top w:val="single" w:sz="8" w:space="0" w:color="FFFFFF" w:themeColor="background1"/>
-          <w:left w:val="single" w:sz="8" w:space="0" w:color="FFFFFF" w:themeColor="background1"/>
-          <w:bottom w:val="single" w:sz="24" w:space="0" w:color="FFFFFF" w:themeColor="background1"/>
-          <w:right w:val="single" w:sz="8" w:space="0" w:color="FFFFFF" w:themeColor="background1"/>
-          <w:insideH w:val="nil"/>
-          <w:insideV w:val="single" w:sz="8" w:space="0" w:color="FFFFFF" w:themeColor="background1"/>
+          <w:top w:val="single" w:color="FFFFFF" w:themeColor="background1" w:sz="8" w:space="0"/>
+          <w:left w:val="single" w:color="FFFFFF" w:themeColor="background1" w:sz="8" w:space="0"/>
+          <w:bottom w:val="single" w:color="FFFFFF" w:themeColor="background1" w:sz="24" w:space="0"/>
+          <w:right w:val="single" w:color="FFFFFF" w:themeColor="background1" w:sz="8" w:space="0"/>
+          <w:insideH w:val="nil"/>
+          <w:insideV w:val="single" w:color="FFFFFF" w:themeColor="background1" w:sz="8" w:space="0"/>
         </w:tcBorders>
         <w:shd w:val="clear" w:color="auto" w:fill="9BBB59" w:themeFill="accent3"/>
       </w:tcPr>
@@ -9503,12 +9657,12 @@
       <w:tblPr/>
       <w:tcPr>
         <w:tcBorders>
-          <w:top w:val="single" w:sz="24" w:space="0" w:color="FFFFFF" w:themeColor="background1"/>
-          <w:left w:val="single" w:sz="8" w:space="0" w:color="FFFFFF" w:themeColor="background1"/>
-          <w:bottom w:val="single" w:sz="8" w:space="0" w:color="FFFFFF" w:themeColor="background1"/>
-          <w:right w:val="single" w:sz="8" w:space="0" w:color="FFFFFF" w:themeColor="background1"/>
-          <w:insideH w:val="nil"/>
-          <w:insideV w:val="single" w:sz="8" w:space="0" w:color="FFFFFF" w:themeColor="background1"/>
+          <w:top w:val="single" w:color="FFFFFF" w:themeColor="background1" w:sz="24" w:space="0"/>
+          <w:left w:val="single" w:color="FFFFFF" w:themeColor="background1" w:sz="8" w:space="0"/>
+          <w:bottom w:val="single" w:color="FFFFFF" w:themeColor="background1" w:sz="8" w:space="0"/>
+          <w:right w:val="single" w:color="FFFFFF" w:themeColor="background1" w:sz="8" w:space="0"/>
+          <w:insideH w:val="nil"/>
+          <w:insideV w:val="single" w:color="FFFFFF" w:themeColor="background1" w:sz="8" w:space="0"/>
         </w:tcBorders>
         <w:shd w:val="clear" w:color="auto" w:fill="9BBB59" w:themeFill="accent3"/>
       </w:tcPr>
@@ -9524,8 +9678,8 @@
       <w:tblPr/>
       <w:tcPr>
         <w:tcBorders>
-          <w:left w:val="single" w:sz="8" w:space="0" w:color="FFFFFF" w:themeColor="background1"/>
-          <w:right w:val="single" w:sz="24" w:space="0" w:color="FFFFFF" w:themeColor="background1"/>
+          <w:left w:val="single" w:color="FFFFFF" w:themeColor="background1" w:sz="8" w:space="0"/>
+          <w:right w:val="single" w:color="FFFFFF" w:themeColor="background1" w:sz="24" w:space="0"/>
           <w:insideH w:val="nil"/>
           <w:insideV w:val="nil"/>
         </w:tcBorders>
@@ -9544,7 +9698,7 @@
       <w:tcPr>
         <w:tcBorders>
           <w:top w:val="nil"/>
-          <w:left w:val="single" w:sz="24" w:space="0" w:color="FFFFFF" w:themeColor="background1"/>
+          <w:left w:val="single" w:color="FFFFFF" w:themeColor="background1" w:sz="24" w:space="0"/>
           <w:bottom w:val="nil"/>
           <w:right w:val="nil"/>
           <w:insideH w:val="nil"/>
@@ -9557,10 +9711,10 @@
       <w:tblPr/>
       <w:tcPr>
         <w:tcBorders>
-          <w:top w:val="single" w:sz="8" w:space="0" w:color="FFFFFF" w:themeColor="background1"/>
-          <w:left w:val="single" w:sz="8" w:space="0" w:color="FFFFFF" w:themeColor="background1"/>
-          <w:bottom w:val="single" w:sz="8" w:space="0" w:color="FFFFFF" w:themeColor="background1"/>
-          <w:right w:val="single" w:sz="8" w:space="0" w:color="FFFFFF" w:themeColor="background1"/>
+          <w:top w:val="single" w:color="FFFFFF" w:themeColor="background1" w:sz="8" w:space="0"/>
+          <w:left w:val="single" w:color="FFFFFF" w:themeColor="background1" w:sz="8" w:space="0"/>
+          <w:bottom w:val="single" w:color="FFFFFF" w:themeColor="background1" w:sz="8" w:space="0"/>
+          <w:right w:val="single" w:color="FFFFFF" w:themeColor="background1" w:sz="8" w:space="0"/>
           <w:insideH w:val="nil"/>
           <w:insideV w:val="nil"/>
         </w:tcBorders>
@@ -9571,12 +9725,12 @@
       <w:tblPr/>
       <w:tcPr>
         <w:tcBorders>
-          <w:top w:val="single" w:sz="8" w:space="0" w:color="FFFFFF" w:themeColor="background1"/>
-          <w:left w:val="single" w:sz="8" w:space="0" w:color="FFFFFF" w:themeColor="background1"/>
-          <w:bottom w:val="single" w:sz="8" w:space="0" w:color="FFFFFF" w:themeColor="background1"/>
-          <w:right w:val="single" w:sz="8" w:space="0" w:color="FFFFFF" w:themeColor="background1"/>
-          <w:insideH w:val="single" w:sz="8" w:space="0" w:color="FFFFFF" w:themeColor="background1"/>
-          <w:insideV w:val="single" w:sz="8" w:space="0" w:color="FFFFFF" w:themeColor="background1"/>
+          <w:top w:val="single" w:color="FFFFFF" w:themeColor="background1" w:sz="8" w:space="0"/>
+          <w:left w:val="single" w:color="FFFFFF" w:themeColor="background1" w:sz="8" w:space="0"/>
+          <w:bottom w:val="single" w:color="FFFFFF" w:themeColor="background1" w:sz="8" w:space="0"/>
+          <w:right w:val="single" w:color="FFFFFF" w:themeColor="background1" w:sz="8" w:space="0"/>
+          <w:insideH w:val="single" w:color="FFFFFF" w:themeColor="background1" w:sz="8" w:space="0"/>
+          <w:insideV w:val="single" w:color="FFFFFF" w:themeColor="background1" w:sz="8" w:space="0"/>
         </w:tcBorders>
         <w:shd w:val="clear" w:color="auto" w:fill="CDDDAC" w:themeFill="accent3" w:themeFillTint="7F"/>
       </w:tcPr>
@@ -9595,12 +9749,12 @@
       <w:tblStyleColBandSize w:val="1"/>
       <w:tblInd w:w="0" w:type="dxa"/>
       <w:tblBorders>
-        <w:top w:val="single" w:sz="8" w:space="0" w:color="FFFFFF" w:themeColor="background1"/>
-        <w:left w:val="single" w:sz="8" w:space="0" w:color="FFFFFF" w:themeColor="background1"/>
-        <w:bottom w:val="single" w:sz="8" w:space="0" w:color="FFFFFF" w:themeColor="background1"/>
-        <w:right w:val="single" w:sz="8" w:space="0" w:color="FFFFFF" w:themeColor="background1"/>
-        <w:insideH w:val="single" w:sz="6" w:space="0" w:color="FFFFFF" w:themeColor="background1"/>
-        <w:insideV w:val="single" w:sz="6" w:space="0" w:color="FFFFFF" w:themeColor="background1"/>
+        <w:top w:val="single" w:color="FFFFFF" w:themeColor="background1" w:sz="8" w:space="0"/>
+        <w:left w:val="single" w:color="FFFFFF" w:themeColor="background1" w:sz="8" w:space="0"/>
+        <w:bottom w:val="single" w:color="FFFFFF" w:themeColor="background1" w:sz="8" w:space="0"/>
+        <w:right w:val="single" w:color="FFFFFF" w:themeColor="background1" w:sz="8" w:space="0"/>
+        <w:insideH w:val="single" w:color="FFFFFF" w:themeColor="background1" w:sz="6" w:space="0"/>
+        <w:insideV w:val="single" w:color="FFFFFF" w:themeColor="background1" w:sz="6" w:space="0"/>
       </w:tblBorders>
       <w:tblCellMar>
         <w:top w:w="0" w:type="dxa"/>
@@ -9623,12 +9777,12 @@
       <w:tblPr/>
       <w:tcPr>
         <w:tcBorders>
-          <w:top w:val="single" w:sz="8" w:space="0" w:color="FFFFFF" w:themeColor="background1"/>
-          <w:left w:val="single" w:sz="8" w:space="0" w:color="FFFFFF" w:themeColor="background1"/>
-          <w:bottom w:val="single" w:sz="24" w:space="0" w:color="FFFFFF" w:themeColor="background1"/>
-          <w:right w:val="single" w:sz="8" w:space="0" w:color="FFFFFF" w:themeColor="background1"/>
-          <w:insideH w:val="nil"/>
-          <w:insideV w:val="single" w:sz="8" w:space="0" w:color="FFFFFF" w:themeColor="background1"/>
+          <w:top w:val="single" w:color="FFFFFF" w:themeColor="background1" w:sz="8" w:space="0"/>
+          <w:left w:val="single" w:color="FFFFFF" w:themeColor="background1" w:sz="8" w:space="0"/>
+          <w:bottom w:val="single" w:color="FFFFFF" w:themeColor="background1" w:sz="24" w:space="0"/>
+          <w:right w:val="single" w:color="FFFFFF" w:themeColor="background1" w:sz="8" w:space="0"/>
+          <w:insideH w:val="nil"/>
+          <w:insideV w:val="single" w:color="FFFFFF" w:themeColor="background1" w:sz="8" w:space="0"/>
         </w:tcBorders>
         <w:shd w:val="clear" w:color="auto" w:fill="8064A2" w:themeFill="accent4"/>
       </w:tcPr>
@@ -9644,12 +9798,12 @@
       <w:tblPr/>
       <w:tcPr>
         <w:tcBorders>
-          <w:top w:val="single" w:sz="24" w:space="0" w:color="FFFFFF" w:themeColor="background1"/>
-          <w:left w:val="single" w:sz="8" w:space="0" w:color="FFFFFF" w:themeColor="background1"/>
-          <w:bottom w:val="single" w:sz="8" w:space="0" w:color="FFFFFF" w:themeColor="background1"/>
-          <w:right w:val="single" w:sz="8" w:space="0" w:color="FFFFFF" w:themeColor="background1"/>
-          <w:insideH w:val="nil"/>
-          <w:insideV w:val="single" w:sz="8" w:space="0" w:color="FFFFFF" w:themeColor="background1"/>
+          <w:top w:val="single" w:color="FFFFFF" w:themeColor="background1" w:sz="24" w:space="0"/>
+          <w:left w:val="single" w:color="FFFFFF" w:themeColor="background1" w:sz="8" w:space="0"/>
+          <w:bottom w:val="single" w:color="FFFFFF" w:themeColor="background1" w:sz="8" w:space="0"/>
+          <w:right w:val="single" w:color="FFFFFF" w:themeColor="background1" w:sz="8" w:space="0"/>
+          <w:insideH w:val="nil"/>
+          <w:insideV w:val="single" w:color="FFFFFF" w:themeColor="background1" w:sz="8" w:space="0"/>
         </w:tcBorders>
         <w:shd w:val="clear" w:color="auto" w:fill="8064A2" w:themeFill="accent4"/>
       </w:tcPr>
@@ -9665,8 +9819,8 @@
       <w:tblPr/>
       <w:tcPr>
         <w:tcBorders>
-          <w:left w:val="single" w:sz="8" w:space="0" w:color="FFFFFF" w:themeColor="background1"/>
-          <w:right w:val="single" w:sz="24" w:space="0" w:color="FFFFFF" w:themeColor="background1"/>
+          <w:left w:val="single" w:color="FFFFFF" w:themeColor="background1" w:sz="8" w:space="0"/>
+          <w:right w:val="single" w:color="FFFFFF" w:themeColor="background1" w:sz="24" w:space="0"/>
           <w:insideH w:val="nil"/>
           <w:insideV w:val="nil"/>
         </w:tcBorders>
@@ -9685,7 +9839,7 @@
       <w:tcPr>
         <w:tcBorders>
           <w:top w:val="nil"/>
-          <w:left w:val="single" w:sz="24" w:space="0" w:color="FFFFFF" w:themeColor="background1"/>
+          <w:left w:val="single" w:color="FFFFFF" w:themeColor="background1" w:sz="24" w:space="0"/>
           <w:bottom w:val="nil"/>
           <w:right w:val="nil"/>
           <w:insideH w:val="nil"/>
@@ -9698,10 +9852,10 @@
       <w:tblPr/>
       <w:tcPr>
         <w:tcBorders>
-          <w:top w:val="single" w:sz="8" w:space="0" w:color="FFFFFF" w:themeColor="background1"/>
-          <w:left w:val="single" w:sz="8" w:space="0" w:color="FFFFFF" w:themeColor="background1"/>
-          <w:bottom w:val="single" w:sz="8" w:space="0" w:color="FFFFFF" w:themeColor="background1"/>
-          <w:right w:val="single" w:sz="8" w:space="0" w:color="FFFFFF" w:themeColor="background1"/>
+          <w:top w:val="single" w:color="FFFFFF" w:themeColor="background1" w:sz="8" w:space="0"/>
+          <w:left w:val="single" w:color="FFFFFF" w:themeColor="background1" w:sz="8" w:space="0"/>
+          <w:bottom w:val="single" w:color="FFFFFF" w:themeColor="background1" w:sz="8" w:space="0"/>
+          <w:right w:val="single" w:color="FFFFFF" w:themeColor="background1" w:sz="8" w:space="0"/>
           <w:insideH w:val="nil"/>
           <w:insideV w:val="nil"/>
         </w:tcBorders>
@@ -9712,12 +9866,12 @@
       <w:tblPr/>
       <w:tcPr>
         <w:tcBorders>
-          <w:top w:val="single" w:sz="8" w:space="0" w:color="FFFFFF" w:themeColor="background1"/>
-          <w:left w:val="single" w:sz="8" w:space="0" w:color="FFFFFF" w:themeColor="background1"/>
-          <w:bottom w:val="single" w:sz="8" w:space="0" w:color="FFFFFF" w:themeColor="background1"/>
-          <w:right w:val="single" w:sz="8" w:space="0" w:color="FFFFFF" w:themeColor="background1"/>
-          <w:insideH w:val="single" w:sz="8" w:space="0" w:color="FFFFFF" w:themeColor="background1"/>
-          <w:insideV w:val="single" w:sz="8" w:space="0" w:color="FFFFFF" w:themeColor="background1"/>
+          <w:top w:val="single" w:color="FFFFFF" w:themeColor="background1" w:sz="8" w:space="0"/>
+          <w:left w:val="single" w:color="FFFFFF" w:themeColor="background1" w:sz="8" w:space="0"/>
+          <w:bottom w:val="single" w:color="FFFFFF" w:themeColor="background1" w:sz="8" w:space="0"/>
+          <w:right w:val="single" w:color="FFFFFF" w:themeColor="background1" w:sz="8" w:space="0"/>
+          <w:insideH w:val="single" w:color="FFFFFF" w:themeColor="background1" w:sz="8" w:space="0"/>
+          <w:insideV w:val="single" w:color="FFFFFF" w:themeColor="background1" w:sz="8" w:space="0"/>
         </w:tcBorders>
         <w:shd w:val="clear" w:color="auto" w:fill="BFB1D0" w:themeFill="accent4" w:themeFillTint="7F"/>
       </w:tcPr>
@@ -9736,12 +9890,12 @@
       <w:tblStyleColBandSize w:val="1"/>
       <w:tblInd w:w="0" w:type="dxa"/>
       <w:tblBorders>
-        <w:top w:val="single" w:sz="8" w:space="0" w:color="FFFFFF" w:themeColor="background1"/>
-        <w:left w:val="single" w:sz="8" w:space="0" w:color="FFFFFF" w:themeColor="background1"/>
-        <w:bottom w:val="single" w:sz="8" w:space="0" w:color="FFFFFF" w:themeColor="background1"/>
-        <w:right w:val="single" w:sz="8" w:space="0" w:color="FFFFFF" w:themeColor="background1"/>
-        <w:insideH w:val="single" w:sz="6" w:space="0" w:color="FFFFFF" w:themeColor="background1"/>
-        <w:insideV w:val="single" w:sz="6" w:space="0" w:color="FFFFFF" w:themeColor="background1"/>
+        <w:top w:val="single" w:color="FFFFFF" w:themeColor="background1" w:sz="8" w:space="0"/>
+        <w:left w:val="single" w:color="FFFFFF" w:themeColor="background1" w:sz="8" w:space="0"/>
+        <w:bottom w:val="single" w:color="FFFFFF" w:themeColor="background1" w:sz="8" w:space="0"/>
+        <w:right w:val="single" w:color="FFFFFF" w:themeColor="background1" w:sz="8" w:space="0"/>
+        <w:insideH w:val="single" w:color="FFFFFF" w:themeColor="background1" w:sz="6" w:space="0"/>
+        <w:insideV w:val="single" w:color="FFFFFF" w:themeColor="background1" w:sz="6" w:space="0"/>
       </w:tblBorders>
       <w:tblCellMar>
         <w:top w:w="0" w:type="dxa"/>
@@ -9764,12 +9918,12 @@
       <w:tblPr/>
       <w:tcPr>
         <w:tcBorders>
-          <w:top w:val="single" w:sz="8" w:space="0" w:color="FFFFFF" w:themeColor="background1"/>
-          <w:left w:val="single" w:sz="8" w:space="0" w:color="FFFFFF" w:themeColor="background1"/>
-          <w:bottom w:val="single" w:sz="24" w:space="0" w:color="FFFFFF" w:themeColor="background1"/>
-          <w:right w:val="single" w:sz="8" w:space="0" w:color="FFFFFF" w:themeColor="background1"/>
-          <w:insideH w:val="nil"/>
-          <w:insideV w:val="single" w:sz="8" w:space="0" w:color="FFFFFF" w:themeColor="background1"/>
+          <w:top w:val="single" w:color="FFFFFF" w:themeColor="background1" w:sz="8" w:space="0"/>
+          <w:left w:val="single" w:color="FFFFFF" w:themeColor="background1" w:sz="8" w:space="0"/>
+          <w:bottom w:val="single" w:color="FFFFFF" w:themeColor="background1" w:sz="24" w:space="0"/>
+          <w:right w:val="single" w:color="FFFFFF" w:themeColor="background1" w:sz="8" w:space="0"/>
+          <w:insideH w:val="nil"/>
+          <w:insideV w:val="single" w:color="FFFFFF" w:themeColor="background1" w:sz="8" w:space="0"/>
         </w:tcBorders>
         <w:shd w:val="clear" w:color="auto" w:fill="4BACC6" w:themeFill="accent5"/>
       </w:tcPr>
@@ -9785,12 +9939,12 @@
       <w:tblPr/>
       <w:tcPr>
         <w:tcBorders>
-          <w:top w:val="single" w:sz="24" w:space="0" w:color="FFFFFF" w:themeColor="background1"/>
-          <w:left w:val="single" w:sz="8" w:space="0" w:color="FFFFFF" w:themeColor="background1"/>
-          <w:bottom w:val="single" w:sz="8" w:space="0" w:color="FFFFFF" w:themeColor="background1"/>
-          <w:right w:val="single" w:sz="8" w:space="0" w:color="FFFFFF" w:themeColor="background1"/>
-          <w:insideH w:val="nil"/>
-          <w:insideV w:val="single" w:sz="8" w:space="0" w:color="FFFFFF" w:themeColor="background1"/>
+          <w:top w:val="single" w:color="FFFFFF" w:themeColor="background1" w:sz="24" w:space="0"/>
+          <w:left w:val="single" w:color="FFFFFF" w:themeColor="background1" w:sz="8" w:space="0"/>
+          <w:bottom w:val="single" w:color="FFFFFF" w:themeColor="background1" w:sz="8" w:space="0"/>
+          <w:right w:val="single" w:color="FFFFFF" w:themeColor="background1" w:sz="8" w:space="0"/>
+          <w:insideH w:val="nil"/>
+          <w:insideV w:val="single" w:color="FFFFFF" w:themeColor="background1" w:sz="8" w:space="0"/>
         </w:tcBorders>
         <w:shd w:val="clear" w:color="auto" w:fill="4BACC6" w:themeFill="accent5"/>
       </w:tcPr>
@@ -9806,8 +9960,8 @@
       <w:tblPr/>
       <w:tcPr>
         <w:tcBorders>
-          <w:left w:val="single" w:sz="8" w:space="0" w:color="FFFFFF" w:themeColor="background1"/>
-          <w:right w:val="single" w:sz="24" w:space="0" w:color="FFFFFF" w:themeColor="background1"/>
+          <w:left w:val="single" w:color="FFFFFF" w:themeColor="background1" w:sz="8" w:space="0"/>
+          <w:right w:val="single" w:color="FFFFFF" w:themeColor="background1" w:sz="24" w:space="0"/>
           <w:insideH w:val="nil"/>
           <w:insideV w:val="nil"/>
         </w:tcBorders>
@@ -9826,7 +9980,7 @@
       <w:tcPr>
         <w:tcBorders>
           <w:top w:val="nil"/>
-          <w:left w:val="single" w:sz="24" w:space="0" w:color="FFFFFF" w:themeColor="background1"/>
+          <w:left w:val="single" w:color="FFFFFF" w:themeColor="background1" w:sz="24" w:space="0"/>
           <w:bottom w:val="nil"/>
           <w:right w:val="nil"/>
           <w:insideH w:val="nil"/>
@@ -9839,10 +9993,10 @@
       <w:tblPr/>
       <w:tcPr>
         <w:tcBorders>
-          <w:top w:val="single" w:sz="8" w:space="0" w:color="FFFFFF" w:themeColor="background1"/>
-          <w:left w:val="single" w:sz="8" w:space="0" w:color="FFFFFF" w:themeColor="background1"/>
-          <w:bottom w:val="single" w:sz="8" w:space="0" w:color="FFFFFF" w:themeColor="background1"/>
-          <w:right w:val="single" w:sz="8" w:space="0" w:color="FFFFFF" w:themeColor="background1"/>
+          <w:top w:val="single" w:color="FFFFFF" w:themeColor="background1" w:sz="8" w:space="0"/>
+          <w:left w:val="single" w:color="FFFFFF" w:themeColor="background1" w:sz="8" w:space="0"/>
+          <w:bottom w:val="single" w:color="FFFFFF" w:themeColor="background1" w:sz="8" w:space="0"/>
+          <w:right w:val="single" w:color="FFFFFF" w:themeColor="background1" w:sz="8" w:space="0"/>
           <w:insideH w:val="nil"/>
           <w:insideV w:val="nil"/>
         </w:tcBorders>
@@ -9853,12 +10007,12 @@
       <w:tblPr/>
       <w:tcPr>
         <w:tcBorders>
-          <w:top w:val="single" w:sz="8" w:space="0" w:color="FFFFFF" w:themeColor="background1"/>
-          <w:left w:val="single" w:sz="8" w:space="0" w:color="FFFFFF" w:themeColor="background1"/>
-          <w:bottom w:val="single" w:sz="8" w:space="0" w:color="FFFFFF" w:themeColor="background1"/>
-          <w:right w:val="single" w:sz="8" w:space="0" w:color="FFFFFF" w:themeColor="background1"/>
-          <w:insideH w:val="single" w:sz="8" w:space="0" w:color="FFFFFF" w:themeColor="background1"/>
-          <w:insideV w:val="single" w:sz="8" w:space="0" w:color="FFFFFF" w:themeColor="background1"/>
+          <w:top w:val="single" w:color="FFFFFF" w:themeColor="background1" w:sz="8" w:space="0"/>
+          <w:left w:val="single" w:color="FFFFFF" w:themeColor="background1" w:sz="8" w:space="0"/>
+          <w:bottom w:val="single" w:color="FFFFFF" w:themeColor="background1" w:sz="8" w:space="0"/>
+          <w:right w:val="single" w:color="FFFFFF" w:themeColor="background1" w:sz="8" w:space="0"/>
+          <w:insideH w:val="single" w:color="FFFFFF" w:themeColor="background1" w:sz="8" w:space="0"/>
+          <w:insideV w:val="single" w:color="FFFFFF" w:themeColor="background1" w:sz="8" w:space="0"/>
         </w:tcBorders>
         <w:shd w:val="clear" w:color="auto" w:fill="A5D5E2" w:themeFill="accent5" w:themeFillTint="7F"/>
       </w:tcPr>
@@ -9877,12 +10031,12 @@
       <w:tblStyleColBandSize w:val="1"/>
       <w:tblInd w:w="0" w:type="dxa"/>
       <w:tblBorders>
-        <w:top w:val="single" w:sz="8" w:space="0" w:color="FFFFFF" w:themeColor="background1"/>
-        <w:left w:val="single" w:sz="8" w:space="0" w:color="FFFFFF" w:themeColor="background1"/>
-        <w:bottom w:val="single" w:sz="8" w:space="0" w:color="FFFFFF" w:themeColor="background1"/>
-        <w:right w:val="single" w:sz="8" w:space="0" w:color="FFFFFF" w:themeColor="background1"/>
-        <w:insideH w:val="single" w:sz="6" w:space="0" w:color="FFFFFF" w:themeColor="background1"/>
-        <w:insideV w:val="single" w:sz="6" w:space="0" w:color="FFFFFF" w:themeColor="background1"/>
+        <w:top w:val="single" w:color="FFFFFF" w:themeColor="background1" w:sz="8" w:space="0"/>
+        <w:left w:val="single" w:color="FFFFFF" w:themeColor="background1" w:sz="8" w:space="0"/>
+        <w:bottom w:val="single" w:color="FFFFFF" w:themeColor="background1" w:sz="8" w:space="0"/>
+        <w:right w:val="single" w:color="FFFFFF" w:themeColor="background1" w:sz="8" w:space="0"/>
+        <w:insideH w:val="single" w:color="FFFFFF" w:themeColor="background1" w:sz="6" w:space="0"/>
+        <w:insideV w:val="single" w:color="FFFFFF" w:themeColor="background1" w:sz="6" w:space="0"/>
       </w:tblBorders>
       <w:tblCellMar>
         <w:top w:w="0" w:type="dxa"/>
@@ -9905,12 +10059,12 @@
       <w:tblPr/>
       <w:tcPr>
         <w:tcBorders>
-          <w:top w:val="single" w:sz="8" w:space="0" w:color="FFFFFF" w:themeColor="background1"/>
-          <w:left w:val="single" w:sz="8" w:space="0" w:color="FFFFFF" w:themeColor="background1"/>
-          <w:bottom w:val="single" w:sz="24" w:space="0" w:color="FFFFFF" w:themeColor="background1"/>
-          <w:right w:val="single" w:sz="8" w:space="0" w:color="FFFFFF" w:themeColor="background1"/>
-          <w:insideH w:val="nil"/>
-          <w:insideV w:val="single" w:sz="8" w:space="0" w:color="FFFFFF" w:themeColor="background1"/>
+          <w:top w:val="single" w:color="FFFFFF" w:themeColor="background1" w:sz="8" w:space="0"/>
+          <w:left w:val="single" w:color="FFFFFF" w:themeColor="background1" w:sz="8" w:space="0"/>
+          <w:bottom w:val="single" w:color="FFFFFF" w:themeColor="background1" w:sz="24" w:space="0"/>
+          <w:right w:val="single" w:color="FFFFFF" w:themeColor="background1" w:sz="8" w:space="0"/>
+          <w:insideH w:val="nil"/>
+          <w:insideV w:val="single" w:color="FFFFFF" w:themeColor="background1" w:sz="8" w:space="0"/>
         </w:tcBorders>
         <w:shd w:val="clear" w:color="auto" w:fill="F79646" w:themeFill="accent6"/>
       </w:tcPr>
@@ -9926,12 +10080,12 @@
       <w:tblPr/>
       <w:tcPr>
         <w:tcBorders>
-          <w:top w:val="single" w:sz="24" w:space="0" w:color="FFFFFF" w:themeColor="background1"/>
-          <w:left w:val="single" w:sz="8" w:space="0" w:color="FFFFFF" w:themeColor="background1"/>
-          <w:bottom w:val="single" w:sz="8" w:space="0" w:color="FFFFFF" w:themeColor="background1"/>
-          <w:right w:val="single" w:sz="8" w:space="0" w:color="FFFFFF" w:themeColor="background1"/>
-          <w:insideH w:val="nil"/>
-          <w:insideV w:val="single" w:sz="8" w:space="0" w:color="FFFFFF" w:themeColor="background1"/>
+          <w:top w:val="single" w:color="FFFFFF" w:themeColor="background1" w:sz="24" w:space="0"/>
+          <w:left w:val="single" w:color="FFFFFF" w:themeColor="background1" w:sz="8" w:space="0"/>
+          <w:bottom w:val="single" w:color="FFFFFF" w:themeColor="background1" w:sz="8" w:space="0"/>
+          <w:right w:val="single" w:color="FFFFFF" w:themeColor="background1" w:sz="8" w:space="0"/>
+          <w:insideH w:val="nil"/>
+          <w:insideV w:val="single" w:color="FFFFFF" w:themeColor="background1" w:sz="8" w:space="0"/>
         </w:tcBorders>
         <w:shd w:val="clear" w:color="auto" w:fill="F79646" w:themeFill="accent6"/>
       </w:tcPr>
@@ -9947,8 +10101,8 @@
       <w:tblPr/>
       <w:tcPr>
         <w:tcBorders>
-          <w:left w:val="single" w:sz="8" w:space="0" w:color="FFFFFF" w:themeColor="background1"/>
-          <w:right w:val="single" w:sz="24" w:space="0" w:color="FFFFFF" w:themeColor="background1"/>
+          <w:left w:val="single" w:color="FFFFFF" w:themeColor="background1" w:sz="8" w:space="0"/>
+          <w:right w:val="single" w:color="FFFFFF" w:themeColor="background1" w:sz="24" w:space="0"/>
           <w:insideH w:val="nil"/>
           <w:insideV w:val="nil"/>
         </w:tcBorders>
@@ -9967,7 +10121,7 @@
       <w:tcPr>
         <w:tcBorders>
           <w:top w:val="nil"/>
-          <w:left w:val="single" w:sz="24" w:space="0" w:color="FFFFFF" w:themeColor="background1"/>
+          <w:left w:val="single" w:color="FFFFFF" w:themeColor="background1" w:sz="24" w:space="0"/>
           <w:bottom w:val="nil"/>
           <w:right w:val="nil"/>
           <w:insideH w:val="nil"/>
@@ -9980,10 +10134,10 @@
       <w:tblPr/>
       <w:tcPr>
         <w:tcBorders>
-          <w:top w:val="single" w:sz="8" w:space="0" w:color="FFFFFF" w:themeColor="background1"/>
-          <w:left w:val="single" w:sz="8" w:space="0" w:color="FFFFFF" w:themeColor="background1"/>
-          <w:bottom w:val="single" w:sz="8" w:space="0" w:color="FFFFFF" w:themeColor="background1"/>
-          <w:right w:val="single" w:sz="8" w:space="0" w:color="FFFFFF" w:themeColor="background1"/>
+          <w:top w:val="single" w:color="FFFFFF" w:themeColor="background1" w:sz="8" w:space="0"/>
+          <w:left w:val="single" w:color="FFFFFF" w:themeColor="background1" w:sz="8" w:space="0"/>
+          <w:bottom w:val="single" w:color="FFFFFF" w:themeColor="background1" w:sz="8" w:space="0"/>
+          <w:right w:val="single" w:color="FFFFFF" w:themeColor="background1" w:sz="8" w:space="0"/>
           <w:insideH w:val="nil"/>
           <w:insideV w:val="nil"/>
         </w:tcBorders>
@@ -9994,12 +10148,12 @@
       <w:tblPr/>
       <w:tcPr>
         <w:tcBorders>
-          <w:top w:val="single" w:sz="8" w:space="0" w:color="FFFFFF" w:themeColor="background1"/>
-          <w:left w:val="single" w:sz="8" w:space="0" w:color="FFFFFF" w:themeColor="background1"/>
-          <w:bottom w:val="single" w:sz="8" w:space="0" w:color="FFFFFF" w:themeColor="background1"/>
-          <w:right w:val="single" w:sz="8" w:space="0" w:color="FFFFFF" w:themeColor="background1"/>
-          <w:insideH w:val="single" w:sz="8" w:space="0" w:color="FFFFFF" w:themeColor="background1"/>
-          <w:insideV w:val="single" w:sz="8" w:space="0" w:color="FFFFFF" w:themeColor="background1"/>
+          <w:top w:val="single" w:color="FFFFFF" w:themeColor="background1" w:sz="8" w:space="0"/>
+          <w:left w:val="single" w:color="FFFFFF" w:themeColor="background1" w:sz="8" w:space="0"/>
+          <w:bottom w:val="single" w:color="FFFFFF" w:themeColor="background1" w:sz="8" w:space="0"/>
+          <w:right w:val="single" w:color="FFFFFF" w:themeColor="background1" w:sz="8" w:space="0"/>
+          <w:insideH w:val="single" w:color="FFFFFF" w:themeColor="background1" w:sz="8" w:space="0"/>
+          <w:insideV w:val="single" w:color="FFFFFF" w:themeColor="background1" w:sz="8" w:space="0"/>
         </w:tcBorders>
         <w:shd w:val="clear" w:color="auto" w:fill="FBCAA2" w:themeFill="accent6" w:themeFillTint="7F"/>
       </w:tcPr>
@@ -10040,7 +10194,7 @@
         <w:tcBorders>
           <w:top w:val="nil"/>
           <w:left w:val="nil"/>
-          <w:bottom w:val="single" w:sz="18" w:space="0" w:color="FFFFFF" w:themeColor="background1"/>
+          <w:bottom w:val="single" w:color="FFFFFF" w:themeColor="background1" w:sz="18" w:space="0"/>
           <w:right w:val="nil"/>
           <w:insideH w:val="nil"/>
           <w:insideV w:val="nil"/>
@@ -10052,7 +10206,7 @@
       <w:tblPr/>
       <w:tcPr>
         <w:tcBorders>
-          <w:top w:val="single" w:sz="18" w:space="0" w:color="FFFFFF" w:themeColor="background1"/>
+          <w:top w:val="single" w:color="FFFFFF" w:themeColor="background1" w:sz="18" w:space="0"/>
           <w:left w:val="nil"/>
           <w:bottom w:val="nil"/>
           <w:right w:val="nil"/>
@@ -10069,7 +10223,7 @@
           <w:top w:val="nil"/>
           <w:left w:val="nil"/>
           <w:bottom w:val="nil"/>
-          <w:right w:val="single" w:sz="18" w:space="0" w:color="FFFFFF" w:themeColor="background1"/>
+          <w:right w:val="single" w:color="FFFFFF" w:themeColor="background1" w:sz="18" w:space="0"/>
           <w:insideH w:val="nil"/>
           <w:insideV w:val="nil"/>
         </w:tcBorders>
@@ -10081,7 +10235,7 @@
       <w:tcPr>
         <w:tcBorders>
           <w:top w:val="nil"/>
-          <w:left w:val="single" w:sz="18" w:space="0" w:color="FFFFFF" w:themeColor="background1"/>
+          <w:left w:val="single" w:color="FFFFFF" w:themeColor="background1" w:sz="18" w:space="0"/>
           <w:bottom w:val="nil"/>
           <w:right w:val="nil"/>
           <w:insideH w:val="nil"/>
@@ -10154,7 +10308,7 @@
         <w:tcBorders>
           <w:top w:val="nil"/>
           <w:left w:val="nil"/>
-          <w:bottom w:val="single" w:sz="18" w:space="0" w:color="FFFFFF" w:themeColor="background1"/>
+          <w:bottom w:val="single" w:color="FFFFFF" w:themeColor="background1" w:sz="18" w:space="0"/>
           <w:right w:val="nil"/>
           <w:insideH w:val="nil"/>
           <w:insideV w:val="nil"/>
@@ -10166,7 +10320,7 @@
       <w:tblPr/>
       <w:tcPr>
         <w:tcBorders>
-          <w:top w:val="single" w:sz="18" w:space="0" w:color="FFFFFF" w:themeColor="background1"/>
+          <w:top w:val="single" w:color="FFFFFF" w:themeColor="background1" w:sz="18" w:space="0"/>
           <w:left w:val="nil"/>
           <w:bottom w:val="nil"/>
           <w:right w:val="nil"/>
@@ -10183,7 +10337,7 @@
           <w:top w:val="nil"/>
           <w:left w:val="nil"/>
           <w:bottom w:val="nil"/>
-          <w:right w:val="single" w:sz="18" w:space="0" w:color="FFFFFF" w:themeColor="background1"/>
+          <w:right w:val="single" w:color="FFFFFF" w:themeColor="background1" w:sz="18" w:space="0"/>
           <w:insideH w:val="nil"/>
           <w:insideV w:val="nil"/>
         </w:tcBorders>
@@ -10195,7 +10349,7 @@
       <w:tcPr>
         <w:tcBorders>
           <w:top w:val="nil"/>
-          <w:left w:val="single" w:sz="18" w:space="0" w:color="FFFFFF" w:themeColor="background1"/>
+          <w:left w:val="single" w:color="FFFFFF" w:themeColor="background1" w:sz="18" w:space="0"/>
           <w:bottom w:val="nil"/>
           <w:right w:val="nil"/>
           <w:insideH w:val="nil"/>
@@ -10268,7 +10422,7 @@
         <w:tcBorders>
           <w:top w:val="nil"/>
           <w:left w:val="nil"/>
-          <w:bottom w:val="single" w:sz="18" w:space="0" w:color="FFFFFF" w:themeColor="background1"/>
+          <w:bottom w:val="single" w:color="FFFFFF" w:themeColor="background1" w:sz="18" w:space="0"/>
           <w:right w:val="nil"/>
           <w:insideH w:val="nil"/>
           <w:insideV w:val="nil"/>
@@ -10280,7 +10434,7 @@
       <w:tblPr/>
       <w:tcPr>
         <w:tcBorders>
-          <w:top w:val="single" w:sz="18" w:space="0" w:color="FFFFFF" w:themeColor="background1"/>
+          <w:top w:val="single" w:color="FFFFFF" w:themeColor="background1" w:sz="18" w:space="0"/>
           <w:left w:val="nil"/>
           <w:bottom w:val="nil"/>
           <w:right w:val="nil"/>
@@ -10297,7 +10451,7 @@
           <w:top w:val="nil"/>
           <w:left w:val="nil"/>
           <w:bottom w:val="nil"/>
-          <w:right w:val="single" w:sz="18" w:space="0" w:color="FFFFFF" w:themeColor="background1"/>
+          <w:right w:val="single" w:color="FFFFFF" w:themeColor="background1" w:sz="18" w:space="0"/>
           <w:insideH w:val="nil"/>
           <w:insideV w:val="nil"/>
         </w:tcBorders>
@@ -10309,7 +10463,7 @@
       <w:tcPr>
         <w:tcBorders>
           <w:top w:val="nil"/>
-          <w:left w:val="single" w:sz="18" w:space="0" w:color="FFFFFF" w:themeColor="background1"/>
+          <w:left w:val="single" w:color="FFFFFF" w:themeColor="background1" w:sz="18" w:space="0"/>
           <w:bottom w:val="nil"/>
           <w:right w:val="nil"/>
           <w:insideH w:val="nil"/>
@@ -10382,7 +10536,7 @@
         <w:tcBorders>
           <w:top w:val="nil"/>
           <w:left w:val="nil"/>
-          <w:bottom w:val="single" w:sz="18" w:space="0" w:color="FFFFFF" w:themeColor="background1"/>
+          <w:bottom w:val="single" w:color="FFFFFF" w:themeColor="background1" w:sz="18" w:space="0"/>
           <w:right w:val="nil"/>
           <w:insideH w:val="nil"/>
           <w:insideV w:val="nil"/>
@@ -10394,7 +10548,7 @@
       <w:tblPr/>
       <w:tcPr>
         <w:tcBorders>
-          <w:top w:val="single" w:sz="18" w:space="0" w:color="FFFFFF" w:themeColor="background1"/>
+          <w:top w:val="single" w:color="FFFFFF" w:themeColor="background1" w:sz="18" w:space="0"/>
           <w:left w:val="nil"/>
           <w:bottom w:val="nil"/>
           <w:right w:val="nil"/>
@@ -10411,7 +10565,7 @@
           <w:top w:val="nil"/>
           <w:left w:val="nil"/>
           <w:bottom w:val="nil"/>
-          <w:right w:val="single" w:sz="18" w:space="0" w:color="FFFFFF" w:themeColor="background1"/>
+          <w:right w:val="single" w:color="FFFFFF" w:themeColor="background1" w:sz="18" w:space="0"/>
           <w:insideH w:val="nil"/>
           <w:insideV w:val="nil"/>
         </w:tcBorders>
@@ -10423,7 +10577,7 @@
       <w:tcPr>
         <w:tcBorders>
           <w:top w:val="nil"/>
-          <w:left w:val="single" w:sz="18" w:space="0" w:color="FFFFFF" w:themeColor="background1"/>
+          <w:left w:val="single" w:color="FFFFFF" w:themeColor="background1" w:sz="18" w:space="0"/>
           <w:bottom w:val="nil"/>
           <w:right w:val="nil"/>
           <w:insideH w:val="nil"/>
@@ -10496,7 +10650,7 @@
         <w:tcBorders>
           <w:top w:val="nil"/>
           <w:left w:val="nil"/>
-          <w:bottom w:val="single" w:sz="18" w:space="0" w:color="FFFFFF" w:themeColor="background1"/>
+          <w:bottom w:val="single" w:color="FFFFFF" w:themeColor="background1" w:sz="18" w:space="0"/>
           <w:right w:val="nil"/>
           <w:insideH w:val="nil"/>
           <w:insideV w:val="nil"/>
@@ -10508,7 +10662,7 @@
       <w:tblPr/>
       <w:tcPr>
         <w:tcBorders>
-          <w:top w:val="single" w:sz="18" w:space="0" w:color="FFFFFF" w:themeColor="background1"/>
+          <w:top w:val="single" w:color="FFFFFF" w:themeColor="background1" w:sz="18" w:space="0"/>
           <w:left w:val="nil"/>
           <w:bottom w:val="nil"/>
           <w:right w:val="nil"/>
@@ -10525,7 +10679,7 @@
           <w:top w:val="nil"/>
           <w:left w:val="nil"/>
           <w:bottom w:val="nil"/>
-          <w:right w:val="single" w:sz="18" w:space="0" w:color="FFFFFF" w:themeColor="background1"/>
+          <w:right w:val="single" w:color="FFFFFF" w:themeColor="background1" w:sz="18" w:space="0"/>
           <w:insideH w:val="nil"/>
           <w:insideV w:val="nil"/>
         </w:tcBorders>
@@ -10537,7 +10691,7 @@
       <w:tcPr>
         <w:tcBorders>
           <w:top w:val="nil"/>
-          <w:left w:val="single" w:sz="18" w:space="0" w:color="FFFFFF" w:themeColor="background1"/>
+          <w:left w:val="single" w:color="FFFFFF" w:themeColor="background1" w:sz="18" w:space="0"/>
           <w:bottom w:val="nil"/>
           <w:right w:val="nil"/>
           <w:insideH w:val="nil"/>
@@ -10610,7 +10764,7 @@
         <w:tcBorders>
           <w:top w:val="nil"/>
           <w:left w:val="nil"/>
-          <w:bottom w:val="single" w:sz="18" w:space="0" w:color="FFFFFF" w:themeColor="background1"/>
+          <w:bottom w:val="single" w:color="FFFFFF" w:themeColor="background1" w:sz="18" w:space="0"/>
           <w:right w:val="nil"/>
           <w:insideH w:val="nil"/>
           <w:insideV w:val="nil"/>
@@ -10622,7 +10776,7 @@
       <w:tblPr/>
       <w:tcPr>
         <w:tcBorders>
-          <w:top w:val="single" w:sz="18" w:space="0" w:color="FFFFFF" w:themeColor="background1"/>
+          <w:top w:val="single" w:color="FFFFFF" w:themeColor="background1" w:sz="18" w:space="0"/>
           <w:left w:val="nil"/>
           <w:bottom w:val="nil"/>
           <w:right w:val="nil"/>
@@ -10639,7 +10793,7 @@
           <w:top w:val="nil"/>
           <w:left w:val="nil"/>
           <w:bottom w:val="nil"/>
-          <w:right w:val="single" w:sz="18" w:space="0" w:color="FFFFFF" w:themeColor="background1"/>
+          <w:right w:val="single" w:color="FFFFFF" w:themeColor="background1" w:sz="18" w:space="0"/>
           <w:insideH w:val="nil"/>
           <w:insideV w:val="nil"/>
         </w:tcBorders>
@@ -10651,7 +10805,7 @@
       <w:tcPr>
         <w:tcBorders>
           <w:top w:val="nil"/>
-          <w:left w:val="single" w:sz="18" w:space="0" w:color="FFFFFF" w:themeColor="background1"/>
+          <w:left w:val="single" w:color="FFFFFF" w:themeColor="background1" w:sz="18" w:space="0"/>
           <w:bottom w:val="nil"/>
           <w:right w:val="nil"/>
           <w:insideH w:val="nil"/>
@@ -10724,7 +10878,7 @@
         <w:tcBorders>
           <w:top w:val="nil"/>
           <w:left w:val="nil"/>
-          <w:bottom w:val="single" w:sz="18" w:space="0" w:color="FFFFFF" w:themeColor="background1"/>
+          <w:bottom w:val="single" w:color="FFFFFF" w:themeColor="background1" w:sz="18" w:space="0"/>
           <w:right w:val="nil"/>
           <w:insideH w:val="nil"/>
           <w:insideV w:val="nil"/>
@@ -10736,7 +10890,7 @@
       <w:tblPr/>
       <w:tcPr>
         <w:tcBorders>
-          <w:top w:val="single" w:sz="18" w:space="0" w:color="FFFFFF" w:themeColor="background1"/>
+          <w:top w:val="single" w:color="FFFFFF" w:themeColor="background1" w:sz="18" w:space="0"/>
           <w:left w:val="nil"/>
           <w:bottom w:val="nil"/>
           <w:right w:val="nil"/>
@@ -10753,7 +10907,7 @@
           <w:top w:val="nil"/>
           <w:left w:val="nil"/>
           <w:bottom w:val="nil"/>
-          <w:right w:val="single" w:sz="18" w:space="0" w:color="FFFFFF" w:themeColor="background1"/>
+          <w:right w:val="single" w:color="FFFFFF" w:themeColor="background1" w:sz="18" w:space="0"/>
           <w:insideH w:val="nil"/>
           <w:insideV w:val="nil"/>
         </w:tcBorders>
@@ -10765,7 +10919,7 @@
       <w:tcPr>
         <w:tcBorders>
           <w:top w:val="nil"/>
-          <w:left w:val="single" w:sz="18" w:space="0" w:color="FFFFFF" w:themeColor="background1"/>
+          <w:left w:val="single" w:color="FFFFFF" w:themeColor="background1" w:sz="18" w:space="0"/>
           <w:bottom w:val="nil"/>
           <w:right w:val="nil"/>
           <w:insideH w:val="nil"/>
@@ -10819,12 +10973,12 @@
       <w:tblStyleColBandSize w:val="1"/>
       <w:tblInd w:w="0" w:type="dxa"/>
       <w:tblBorders>
-        <w:top w:val="single" w:sz="24" w:space="0" w:color="C0504D" w:themeColor="accent2"/>
-        <w:left w:val="single" w:sz="4" w:space="0" w:color="000000" w:themeColor="text1"/>
-        <w:bottom w:val="single" w:sz="4" w:space="0" w:color="000000" w:themeColor="text1"/>
-        <w:right w:val="single" w:sz="4" w:space="0" w:color="000000" w:themeColor="text1"/>
-        <w:insideH w:val="single" w:sz="4" w:space="0" w:color="FFFFFF" w:themeColor="background1"/>
-        <w:insideV w:val="single" w:sz="4" w:space="0" w:color="FFFFFF" w:themeColor="background1"/>
+        <w:top w:val="single" w:color="C0504D" w:themeColor="accent2" w:sz="24" w:space="0"/>
+        <w:left w:val="single" w:color="000000" w:themeColor="text1" w:sz="4" w:space="0"/>
+        <w:bottom w:val="single" w:color="000000" w:themeColor="text1" w:sz="4" w:space="0"/>
+        <w:right w:val="single" w:color="000000" w:themeColor="text1" w:sz="4" w:space="0"/>
+        <w:insideH w:val="single" w:color="FFFFFF" w:themeColor="background1" w:sz="4" w:space="0"/>
+        <w:insideV w:val="single" w:color="FFFFFF" w:themeColor="background1" w:sz="4" w:space="0"/>
       </w:tblBorders>
       <w:tblCellMar>
         <w:top w:w="0" w:type="dxa"/>
@@ -10846,7 +11000,7 @@
         <w:tcBorders>
           <w:top w:val="nil"/>
           <w:left w:val="nil"/>
-          <w:bottom w:val="single" w:sz="24" w:space="0" w:color="C0504D" w:themeColor="accent2"/>
+          <w:bottom w:val="single" w:color="C0504D" w:themeColor="accent2" w:sz="24" w:space="0"/>
           <w:right w:val="nil"/>
           <w:insideH w:val="nil"/>
           <w:insideV w:val="nil"/>
@@ -10863,7 +11017,7 @@
       <w:tblPr/>
       <w:tcPr>
         <w:tcBorders>
-          <w:top w:val="single" w:sz="6" w:space="0" w:color="FFFFFF" w:themeColor="background1"/>
+          <w:top w:val="single" w:color="FFFFFF" w:themeColor="background1" w:sz="6" w:space="0"/>
         </w:tcBorders>
         <w:shd w:val="clear" w:color="auto" w:fill="000000" w:themeFill="text1" w:themeFillShade="99"/>
       </w:tcPr>
@@ -10879,7 +11033,7 @@
           <w:left w:val="nil"/>
           <w:bottom w:val="nil"/>
           <w:right w:val="nil"/>
-          <w:insideH w:val="single" w:sz="4" w:space="0" w:color="000000" w:themeColor="text1" w:themeShade="99"/>
+          <w:insideH w:val="single" w:color="000000" w:themeColor="text1" w:themeShade="99" w:sz="4" w:space="0"/>
           <w:insideV w:val="nil"/>
         </w:tcBorders>
         <w:shd w:val="clear" w:color="auto" w:fill="000000" w:themeFill="text1" w:themeFillShade="99"/>
@@ -10941,12 +11095,12 @@
       <w:tblStyleColBandSize w:val="1"/>
       <w:tblInd w:w="0" w:type="dxa"/>
       <w:tblBorders>
-        <w:top w:val="single" w:sz="24" w:space="0" w:color="C0504D" w:themeColor="accent2"/>
-        <w:left w:val="single" w:sz="4" w:space="0" w:color="4F81BD" w:themeColor="accent1"/>
-        <w:bottom w:val="single" w:sz="4" w:space="0" w:color="4F81BD" w:themeColor="accent1"/>
-        <w:right w:val="single" w:sz="4" w:space="0" w:color="4F81BD" w:themeColor="accent1"/>
-        <w:insideH w:val="single" w:sz="4" w:space="0" w:color="FFFFFF" w:themeColor="background1"/>
-        <w:insideV w:val="single" w:sz="4" w:space="0" w:color="FFFFFF" w:themeColor="background1"/>
+        <w:top w:val="single" w:color="C0504D" w:themeColor="accent2" w:sz="24" w:space="0"/>
+        <w:left w:val="single" w:color="4F81BD" w:themeColor="accent1" w:sz="4" w:space="0"/>
+        <w:bottom w:val="single" w:color="4F81BD" w:themeColor="accent1" w:sz="4" w:space="0"/>
+        <w:right w:val="single" w:color="4F81BD" w:themeColor="accent1" w:sz="4" w:space="0"/>
+        <w:insideH w:val="single" w:color="FFFFFF" w:themeColor="background1" w:sz="4" w:space="0"/>
+        <w:insideV w:val="single" w:color="FFFFFF" w:themeColor="background1" w:sz="4" w:space="0"/>
       </w:tblBorders>
       <w:tblCellMar>
         <w:top w:w="0" w:type="dxa"/>
@@ -10968,7 +11122,7 @@
         <w:tcBorders>
           <w:top w:val="nil"/>
           <w:left w:val="nil"/>
-          <w:bottom w:val="single" w:sz="24" w:space="0" w:color="C0504D" w:themeColor="accent2"/>
+          <w:bottom w:val="single" w:color="C0504D" w:themeColor="accent2" w:sz="24" w:space="0"/>
           <w:right w:val="nil"/>
           <w:insideH w:val="nil"/>
           <w:insideV w:val="nil"/>
@@ -10985,7 +11139,7 @@
       <w:tblPr/>
       <w:tcPr>
         <w:tcBorders>
-          <w:top w:val="single" w:sz="6" w:space="0" w:color="FFFFFF" w:themeColor="background1"/>
+          <w:top w:val="single" w:color="FFFFFF" w:themeColor="background1" w:sz="6" w:space="0"/>
         </w:tcBorders>
         <w:shd w:val="clear" w:color="auto" w:fill="2C4C74" w:themeFill="accent1" w:themeFillShade="99"/>
       </w:tcPr>
@@ -11001,7 +11155,7 @@
           <w:left w:val="nil"/>
           <w:bottom w:val="nil"/>
           <w:right w:val="nil"/>
-          <w:insideH w:val="single" w:sz="4" w:space="0" w:color="2C4C74" w:themeColor="accent1" w:themeShade="99"/>
+          <w:insideH w:val="single" w:color="2C4C74" w:themeColor="accent1" w:themeShade="99" w:sz="4" w:space="0"/>
           <w:insideV w:val="nil"/>
         </w:tcBorders>
         <w:shd w:val="clear" w:color="auto" w:fill="2C4C74" w:themeFill="accent1" w:themeFillShade="99"/>
@@ -11063,12 +11217,12 @@
       <w:tblStyleColBandSize w:val="1"/>
       <w:tblInd w:w="0" w:type="dxa"/>
       <w:tblBorders>
-        <w:top w:val="single" w:sz="24" w:space="0" w:color="C0504D" w:themeColor="accent2"/>
-        <w:left w:val="single" w:sz="4" w:space="0" w:color="C0504D" w:themeColor="accent2"/>
-        <w:bottom w:val="single" w:sz="4" w:space="0" w:color="C0504D" w:themeColor="accent2"/>
-        <w:right w:val="single" w:sz="4" w:space="0" w:color="C0504D" w:themeColor="accent2"/>
-        <w:insideH w:val="single" w:sz="4" w:space="0" w:color="FFFFFF" w:themeColor="background1"/>
-        <w:insideV w:val="single" w:sz="4" w:space="0" w:color="FFFFFF" w:themeColor="background1"/>
+        <w:top w:val="single" w:color="C0504D" w:themeColor="accent2" w:sz="24" w:space="0"/>
+        <w:left w:val="single" w:color="C0504D" w:themeColor="accent2" w:sz="4" w:space="0"/>
+        <w:bottom w:val="single" w:color="C0504D" w:themeColor="accent2" w:sz="4" w:space="0"/>
+        <w:right w:val="single" w:color="C0504D" w:themeColor="accent2" w:sz="4" w:space="0"/>
+        <w:insideH w:val="single" w:color="FFFFFF" w:themeColor="background1" w:sz="4" w:space="0"/>
+        <w:insideV w:val="single" w:color="FFFFFF" w:themeColor="background1" w:sz="4" w:space="0"/>
       </w:tblBorders>
       <w:tblCellMar>
         <w:top w:w="0" w:type="dxa"/>
@@ -11090,7 +11244,7 @@
         <w:tcBorders>
           <w:top w:val="nil"/>
           <w:left w:val="nil"/>
-          <w:bottom w:val="single" w:sz="24" w:space="0" w:color="C0504D" w:themeColor="accent2"/>
+          <w:bottom w:val="single" w:color="C0504D" w:themeColor="accent2" w:sz="24" w:space="0"/>
           <w:right w:val="nil"/>
           <w:insideH w:val="nil"/>
           <w:insideV w:val="nil"/>
@@ -11107,7 +11261,7 @@
       <w:tblPr/>
       <w:tcPr>
         <w:tcBorders>
-          <w:top w:val="single" w:sz="6" w:space="0" w:color="FFFFFF" w:themeColor="background1"/>
+          <w:top w:val="single" w:color="FFFFFF" w:themeColor="background1" w:sz="6" w:space="0"/>
         </w:tcBorders>
         <w:shd w:val="clear" w:color="auto" w:fill="772C2A" w:themeFill="accent2" w:themeFillShade="99"/>
       </w:tcPr>
@@ -11123,7 +11277,7 @@
           <w:left w:val="nil"/>
           <w:bottom w:val="nil"/>
           <w:right w:val="nil"/>
-          <w:insideH w:val="single" w:sz="4" w:space="0" w:color="772C2A" w:themeColor="accent2" w:themeShade="99"/>
+          <w:insideH w:val="single" w:color="772C2A" w:themeColor="accent2" w:themeShade="99" w:sz="4" w:space="0"/>
           <w:insideV w:val="nil"/>
         </w:tcBorders>
         <w:shd w:val="clear" w:color="auto" w:fill="772C2A" w:themeFill="accent2" w:themeFillShade="99"/>
@@ -11185,12 +11339,12 @@
       <w:tblStyleColBandSize w:val="1"/>
       <w:tblInd w:w="0" w:type="dxa"/>
       <w:tblBorders>
-        <w:top w:val="single" w:sz="24" w:space="0" w:color="8064A2" w:themeColor="accent4"/>
-        <w:left w:val="single" w:sz="4" w:space="0" w:color="9BBB59" w:themeColor="accent3"/>
-        <w:bottom w:val="single" w:sz="4" w:space="0" w:color="9BBB59" w:themeColor="accent3"/>
-        <w:right w:val="single" w:sz="4" w:space="0" w:color="9BBB59" w:themeColor="accent3"/>
-        <w:insideH w:val="single" w:sz="4" w:space="0" w:color="FFFFFF" w:themeColor="background1"/>
-        <w:insideV w:val="single" w:sz="4" w:space="0" w:color="FFFFFF" w:themeColor="background1"/>
+        <w:top w:val="single" w:color="8064A2" w:themeColor="accent4" w:sz="24" w:space="0"/>
+        <w:left w:val="single" w:color="9BBB59" w:themeColor="accent3" w:sz="4" w:space="0"/>
+        <w:bottom w:val="single" w:color="9BBB59" w:themeColor="accent3" w:sz="4" w:space="0"/>
+        <w:right w:val="single" w:color="9BBB59" w:themeColor="accent3" w:sz="4" w:space="0"/>
+        <w:insideH w:val="single" w:color="FFFFFF" w:themeColor="background1" w:sz="4" w:space="0"/>
+        <w:insideV w:val="single" w:color="FFFFFF" w:themeColor="background1" w:sz="4" w:space="0"/>
       </w:tblBorders>
       <w:tblCellMar>
         <w:top w:w="0" w:type="dxa"/>
@@ -11212,7 +11366,7 @@
         <w:tcBorders>
           <w:top w:val="nil"/>
           <w:left w:val="nil"/>
-          <w:bottom w:val="single" w:sz="24" w:space="0" w:color="8064A2" w:themeColor="accent4"/>
+          <w:bottom w:val="single" w:color="8064A2" w:themeColor="accent4" w:sz="24" w:space="0"/>
           <w:right w:val="nil"/>
           <w:insideH w:val="nil"/>
           <w:insideV w:val="nil"/>
@@ -11229,7 +11383,7 @@
       <w:tblPr/>
       <w:tcPr>
         <w:tcBorders>
-          <w:top w:val="single" w:sz="6" w:space="0" w:color="FFFFFF" w:themeColor="background1"/>
+          <w:top w:val="single" w:color="FFFFFF" w:themeColor="background1" w:sz="6" w:space="0"/>
         </w:tcBorders>
         <w:shd w:val="clear" w:color="auto" w:fill="5E7530" w:themeFill="accent3" w:themeFillShade="99"/>
       </w:tcPr>
@@ -11245,7 +11399,7 @@
           <w:left w:val="nil"/>
           <w:bottom w:val="nil"/>
           <w:right w:val="nil"/>
-          <w:insideH w:val="single" w:sz="4" w:space="0" w:color="5E7530" w:themeColor="accent3" w:themeShade="99"/>
+          <w:insideH w:val="single" w:color="5E7530" w:themeColor="accent3" w:themeShade="99" w:sz="4" w:space="0"/>
           <w:insideV w:val="nil"/>
         </w:tcBorders>
         <w:shd w:val="clear" w:color="auto" w:fill="5E7530" w:themeFill="accent3" w:themeFillShade="99"/>
@@ -11297,12 +11451,12 @@
       <w:tblStyleColBandSize w:val="1"/>
       <w:tblInd w:w="0" w:type="dxa"/>
       <w:tblBorders>
-        <w:top w:val="single" w:sz="24" w:space="0" w:color="9BBB59" w:themeColor="accent3"/>
-        <w:left w:val="single" w:sz="4" w:space="0" w:color="8064A2" w:themeColor="accent4"/>
-        <w:bottom w:val="single" w:sz="4" w:space="0" w:color="8064A2" w:themeColor="accent4"/>
-        <w:right w:val="single" w:sz="4" w:space="0" w:color="8064A2" w:themeColor="accent4"/>
-        <w:insideH w:val="single" w:sz="4" w:space="0" w:color="FFFFFF" w:themeColor="background1"/>
-        <w:insideV w:val="single" w:sz="4" w:space="0" w:color="FFFFFF" w:themeColor="background1"/>
+        <w:top w:val="single" w:color="9BBB59" w:themeColor="accent3" w:sz="24" w:space="0"/>
+        <w:left w:val="single" w:color="8064A2" w:themeColor="accent4" w:sz="4" w:space="0"/>
+        <w:bottom w:val="single" w:color="8064A2" w:themeColor="accent4" w:sz="4" w:space="0"/>
+        <w:right w:val="single" w:color="8064A2" w:themeColor="accent4" w:sz="4" w:space="0"/>
+        <w:insideH w:val="single" w:color="FFFFFF" w:themeColor="background1" w:sz="4" w:space="0"/>
+        <w:insideV w:val="single" w:color="FFFFFF" w:themeColor="background1" w:sz="4" w:space="0"/>
       </w:tblBorders>
       <w:tblCellMar>
         <w:top w:w="0" w:type="dxa"/>
@@ -11324,7 +11478,7 @@
         <w:tcBorders>
           <w:top w:val="nil"/>
           <w:left w:val="nil"/>
-          <w:bottom w:val="single" w:sz="24" w:space="0" w:color="9BBB59" w:themeColor="accent3"/>
+          <w:bottom w:val="single" w:color="9BBB59" w:themeColor="accent3" w:sz="24" w:space="0"/>
           <w:right w:val="nil"/>
           <w:insideH w:val="nil"/>
           <w:insideV w:val="nil"/>
@@ -11341,7 +11495,7 @@
       <w:tblPr/>
       <w:tcPr>
         <w:tcBorders>
-          <w:top w:val="single" w:sz="6" w:space="0" w:color="FFFFFF" w:themeColor="background1"/>
+          <w:top w:val="single" w:color="FFFFFF" w:themeColor="background1" w:sz="6" w:space="0"/>
         </w:tcBorders>
         <w:shd w:val="clear" w:color="auto" w:fill="4C3B62" w:themeFill="accent4" w:themeFillShade="99"/>
       </w:tcPr>
@@ -11357,7 +11511,7 @@
           <w:left w:val="nil"/>
           <w:bottom w:val="nil"/>
           <w:right w:val="nil"/>
-          <w:insideH w:val="single" w:sz="4" w:space="0" w:color="4C3B62" w:themeColor="accent4" w:themeShade="99"/>
+          <w:insideH w:val="single" w:color="4C3B62" w:themeColor="accent4" w:themeShade="99" w:sz="4" w:space="0"/>
           <w:insideV w:val="nil"/>
         </w:tcBorders>
         <w:shd w:val="clear" w:color="auto" w:fill="4C3B62" w:themeFill="accent4" w:themeFillShade="99"/>
@@ -11419,12 +11573,12 @@
       <w:tblStyleColBandSize w:val="1"/>
       <w:tblInd w:w="0" w:type="dxa"/>
       <w:tblBorders>
-        <w:top w:val="single" w:sz="24" w:space="0" w:color="F79646" w:themeColor="accent6"/>
-        <w:left w:val="single" w:sz="4" w:space="0" w:color="4BACC6" w:themeColor="accent5"/>
-        <w:bottom w:val="single" w:sz="4" w:space="0" w:color="4BACC6" w:themeColor="accent5"/>
-        <w:right w:val="single" w:sz="4" w:space="0" w:color="4BACC6" w:themeColor="accent5"/>
-        <w:insideH w:val="single" w:sz="4" w:space="0" w:color="FFFFFF" w:themeColor="background1"/>
-        <w:insideV w:val="single" w:sz="4" w:space="0" w:color="FFFFFF" w:themeColor="background1"/>
+        <w:top w:val="single" w:color="F79646" w:themeColor="accent6" w:sz="24" w:space="0"/>
+        <w:left w:val="single" w:color="4BACC6" w:themeColor="accent5" w:sz="4" w:space="0"/>
+        <w:bottom w:val="single" w:color="4BACC6" w:themeColor="accent5" w:sz="4" w:space="0"/>
+        <w:right w:val="single" w:color="4BACC6" w:themeColor="accent5" w:sz="4" w:space="0"/>
+        <w:insideH w:val="single" w:color="FFFFFF" w:themeColor="background1" w:sz="4" w:space="0"/>
+        <w:insideV w:val="single" w:color="FFFFFF" w:themeColor="background1" w:sz="4" w:space="0"/>
       </w:tblBorders>
       <w:tblCellMar>
         <w:top w:w="0" w:type="dxa"/>
@@ -11446,7 +11600,7 @@
         <w:tcBorders>
           <w:top w:val="nil"/>
           <w:left w:val="nil"/>
-          <w:bottom w:val="single" w:sz="24" w:space="0" w:color="F79646" w:themeColor="accent6"/>
+          <w:bottom w:val="single" w:color="F79646" w:themeColor="accent6" w:sz="24" w:space="0"/>
           <w:right w:val="nil"/>
           <w:insideH w:val="nil"/>
           <w:insideV w:val="nil"/>
@@ -11463,7 +11617,7 @@
       <w:tblPr/>
       <w:tcPr>
         <w:tcBorders>
-          <w:top w:val="single" w:sz="6" w:space="0" w:color="FFFFFF" w:themeColor="background1"/>
+          <w:top w:val="single" w:color="FFFFFF" w:themeColor="background1" w:sz="6" w:space="0"/>
         </w:tcBorders>
         <w:shd w:val="clear" w:color="auto" w:fill="276A7C" w:themeFill="accent5" w:themeFillShade="99"/>
       </w:tcPr>
@@ -11479,7 +11633,7 @@
           <w:left w:val="nil"/>
           <w:bottom w:val="nil"/>
           <w:right w:val="nil"/>
-          <w:insideH w:val="single" w:sz="4" w:space="0" w:color="276A7C" w:themeColor="accent5" w:themeShade="99"/>
+          <w:insideH w:val="single" w:color="276A7C" w:themeColor="accent5" w:themeShade="99" w:sz="4" w:space="0"/>
           <w:insideV w:val="nil"/>
         </w:tcBorders>
         <w:shd w:val="clear" w:color="auto" w:fill="276A7C" w:themeFill="accent5" w:themeFillShade="99"/>
@@ -11541,12 +11695,12 @@
       <w:tblStyleColBandSize w:val="1"/>
       <w:tblInd w:w="0" w:type="dxa"/>
       <w:tblBorders>
-        <w:top w:val="single" w:sz="24" w:space="0" w:color="4BACC6" w:themeColor="accent5"/>
-        <w:left w:val="single" w:sz="4" w:space="0" w:color="F79646" w:themeColor="accent6"/>
-        <w:bottom w:val="single" w:sz="4" w:space="0" w:color="F79646" w:themeColor="accent6"/>
-        <w:right w:val="single" w:sz="4" w:space="0" w:color="F79646" w:themeColor="accent6"/>
-        <w:insideH w:val="single" w:sz="4" w:space="0" w:color="FFFFFF" w:themeColor="background1"/>
-        <w:insideV w:val="single" w:sz="4" w:space="0" w:color="FFFFFF" w:themeColor="background1"/>
+        <w:top w:val="single" w:color="4BACC6" w:themeColor="accent5" w:sz="24" w:space="0"/>
+        <w:left w:val="single" w:color="F79646" w:themeColor="accent6" w:sz="4" w:space="0"/>
+        <w:bottom w:val="single" w:color="F79646" w:themeColor="accent6" w:sz="4" w:space="0"/>
+        <w:right w:val="single" w:color="F79646" w:themeColor="accent6" w:sz="4" w:space="0"/>
+        <w:insideH w:val="single" w:color="FFFFFF" w:themeColor="background1" w:sz="4" w:space="0"/>
+        <w:insideV w:val="single" w:color="FFFFFF" w:themeColor="background1" w:sz="4" w:space="0"/>
       </w:tblBorders>
       <w:tblCellMar>
         <w:top w:w="0" w:type="dxa"/>
@@ -11568,7 +11722,7 @@
         <w:tcBorders>
           <w:top w:val="nil"/>
           <w:left w:val="nil"/>
-          <w:bottom w:val="single" w:sz="24" w:space="0" w:color="4BACC6" w:themeColor="accent5"/>
+          <w:bottom w:val="single" w:color="4BACC6" w:themeColor="accent5" w:sz="24" w:space="0"/>
           <w:right w:val="nil"/>
           <w:insideH w:val="nil"/>
           <w:insideV w:val="nil"/>
@@ -11585,7 +11739,7 @@
       <w:tblPr/>
       <w:tcPr>
         <w:tcBorders>
-          <w:top w:val="single" w:sz="6" w:space="0" w:color="FFFFFF" w:themeColor="background1"/>
+          <w:top w:val="single" w:color="FFFFFF" w:themeColor="background1" w:sz="6" w:space="0"/>
         </w:tcBorders>
         <w:shd w:val="clear" w:color="auto" w:fill="B65608" w:themeFill="accent6" w:themeFillShade="99"/>
       </w:tcPr>
@@ -11601,7 +11755,7 @@
           <w:left w:val="nil"/>
           <w:bottom w:val="nil"/>
           <w:right w:val="nil"/>
-          <w:insideH w:val="single" w:sz="4" w:space="0" w:color="B65608" w:themeColor="accent6" w:themeShade="99"/>
+          <w:insideH w:val="single" w:color="B65608" w:themeColor="accent6" w:themeShade="99" w:sz="4" w:space="0"/>
           <w:insideV w:val="nil"/>
         </w:tcBorders>
         <w:shd w:val="clear" w:color="auto" w:fill="B65608" w:themeFill="accent6" w:themeFillShade="99"/>
@@ -11681,7 +11835,7 @@
       <w:tblPr/>
       <w:tcPr>
         <w:tcBorders>
-          <w:bottom w:val="single" w:sz="12" w:space="0" w:color="FFFFFF" w:themeColor="background1"/>
+          <w:bottom w:val="single" w:color="FFFFFF" w:themeColor="background1" w:sz="12" w:space="0"/>
         </w:tcBorders>
         <w:shd w:val="clear" w:color="auto" w:fill="9E3A38" w:themeFill="accent2" w:themeFillShade="CC"/>
       </w:tcPr>
@@ -11695,7 +11849,7 @@
       <w:tblPr/>
       <w:tcPr>
         <w:tcBorders>
-          <w:top w:val="single" w:sz="12" w:space="0" w:color="000000" w:themeColor="text1"/>
+          <w:top w:val="single" w:color="000000" w:themeColor="text1" w:sz="12" w:space="0"/>
         </w:tcBorders>
         <w:shd w:val="clear" w:color="auto" w:fill="FFFFFF" w:themeFill="background1"/>
       </w:tcPr>
@@ -11767,7 +11921,7 @@
       <w:tblPr/>
       <w:tcPr>
         <w:tcBorders>
-          <w:bottom w:val="single" w:sz="12" w:space="0" w:color="FFFFFF" w:themeColor="background1"/>
+          <w:bottom w:val="single" w:color="FFFFFF" w:themeColor="background1" w:sz="12" w:space="0"/>
         </w:tcBorders>
         <w:shd w:val="clear" w:color="auto" w:fill="9E3A38" w:themeFill="accent2" w:themeFillShade="CC"/>
       </w:tcPr>
@@ -11781,7 +11935,7 @@
       <w:tblPr/>
       <w:tcPr>
         <w:tcBorders>
-          <w:top w:val="single" w:sz="12" w:space="0" w:color="000000" w:themeColor="text1"/>
+          <w:top w:val="single" w:color="000000" w:themeColor="text1" w:sz="12" w:space="0"/>
         </w:tcBorders>
         <w:shd w:val="clear" w:color="auto" w:fill="FFFFFF" w:themeFill="background1"/>
       </w:tcPr>
@@ -11853,7 +12007,7 @@
       <w:tblPr/>
       <w:tcPr>
         <w:tcBorders>
-          <w:bottom w:val="single" w:sz="12" w:space="0" w:color="FFFFFF" w:themeColor="background1"/>
+          <w:bottom w:val="single" w:color="FFFFFF" w:themeColor="background1" w:sz="12" w:space="0"/>
         </w:tcBorders>
         <w:shd w:val="clear" w:color="auto" w:fill="9E3A38" w:themeFill="accent2" w:themeFillShade="CC"/>
       </w:tcPr>
@@ -11867,7 +12021,7 @@
       <w:tblPr/>
       <w:tcPr>
         <w:tcBorders>
-          <w:top w:val="single" w:sz="12" w:space="0" w:color="000000" w:themeColor="text1"/>
+          <w:top w:val="single" w:color="000000" w:themeColor="text1" w:sz="12" w:space="0"/>
         </w:tcBorders>
         <w:shd w:val="clear" w:color="auto" w:fill="FFFFFF" w:themeFill="background1"/>
       </w:tcPr>
@@ -11939,7 +12093,7 @@
       <w:tblPr/>
       <w:tcPr>
         <w:tcBorders>
-          <w:bottom w:val="single" w:sz="12" w:space="0" w:color="FFFFFF" w:themeColor="background1"/>
+          <w:bottom w:val="single" w:color="FFFFFF" w:themeColor="background1" w:sz="12" w:space="0"/>
         </w:tcBorders>
         <w:shd w:val="clear" w:color="auto" w:fill="664E82" w:themeFill="accent4" w:themeFillShade="CC"/>
       </w:tcPr>
@@ -11953,7 +12107,7 @@
       <w:tblPr/>
       <w:tcPr>
         <w:tcBorders>
-          <w:top w:val="single" w:sz="12" w:space="0" w:color="000000" w:themeColor="text1"/>
+          <w:top w:val="single" w:color="000000" w:themeColor="text1" w:sz="12" w:space="0"/>
         </w:tcBorders>
         <w:shd w:val="clear" w:color="auto" w:fill="FFFFFF" w:themeFill="background1"/>
       </w:tcPr>
@@ -12025,7 +12179,7 @@
       <w:tblPr/>
       <w:tcPr>
         <w:tcBorders>
-          <w:bottom w:val="single" w:sz="12" w:space="0" w:color="FFFFFF" w:themeColor="background1"/>
+          <w:bottom w:val="single" w:color="FFFFFF" w:themeColor="background1" w:sz="12" w:space="0"/>
         </w:tcBorders>
         <w:shd w:val="clear" w:color="auto" w:fill="7E9C40" w:themeFill="accent3" w:themeFillShade="CC"/>
       </w:tcPr>
@@ -12039,7 +12193,7 @@
       <w:tblPr/>
       <w:tcPr>
         <w:tcBorders>
-          <w:top w:val="single" w:sz="12" w:space="0" w:color="000000" w:themeColor="text1"/>
+          <w:top w:val="single" w:color="000000" w:themeColor="text1" w:sz="12" w:space="0"/>
         </w:tcBorders>
         <w:shd w:val="clear" w:color="auto" w:fill="FFFFFF" w:themeFill="background1"/>
       </w:tcPr>
@@ -12111,7 +12265,7 @@
       <w:tblPr/>
       <w:tcPr>
         <w:tcBorders>
-          <w:bottom w:val="single" w:sz="12" w:space="0" w:color="FFFFFF" w:themeColor="background1"/>
+          <w:bottom w:val="single" w:color="FFFFFF" w:themeColor="background1" w:sz="12" w:space="0"/>
         </w:tcBorders>
         <w:shd w:val="clear" w:color="auto" w:fill="F2730A" w:themeFill="accent6" w:themeFillShade="CC"/>
       </w:tcPr>
@@ -12125,7 +12279,7 @@
       <w:tblPr/>
       <w:tcPr>
         <w:tcBorders>
-          <w:top w:val="single" w:sz="12" w:space="0" w:color="000000" w:themeColor="text1"/>
+          <w:top w:val="single" w:color="000000" w:themeColor="text1" w:sz="12" w:space="0"/>
         </w:tcBorders>
         <w:shd w:val="clear" w:color="auto" w:fill="FFFFFF" w:themeFill="background1"/>
       </w:tcPr>
@@ -12197,7 +12351,7 @@
       <w:tblPr/>
       <w:tcPr>
         <w:tcBorders>
-          <w:bottom w:val="single" w:sz="12" w:space="0" w:color="FFFFFF" w:themeColor="background1"/>
+          <w:bottom w:val="single" w:color="FFFFFF" w:themeColor="background1" w:sz="12" w:space="0"/>
         </w:tcBorders>
         <w:shd w:val="clear" w:color="auto" w:fill="348DA5" w:themeFill="accent5" w:themeFillShade="CC"/>
       </w:tcPr>
@@ -12211,7 +12365,7 @@
       <w:tblPr/>
       <w:tcPr>
         <w:tcBorders>
-          <w:top w:val="single" w:sz="12" w:space="0" w:color="000000" w:themeColor="text1"/>
+          <w:top w:val="single" w:color="000000" w:themeColor="text1" w:sz="12" w:space="0"/>
         </w:tcBorders>
         <w:shd w:val="clear" w:color="auto" w:fill="FFFFFF" w:themeFill="background1"/>
       </w:tcPr>
@@ -12265,7 +12419,7 @@
       <w:tblStyleColBandSize w:val="1"/>
       <w:tblInd w:w="0" w:type="dxa"/>
       <w:tblBorders>
-        <w:insideH w:val="single" w:sz="4" w:space="0" w:color="FFFFFF" w:themeColor="background1"/>
+        <w:insideH w:val="single" w:color="FFFFFF" w:themeColor="background1" w:sz="4" w:space="0"/>
       </w:tblBorders>
       <w:tblCellMar>
         <w:top w:w="0" w:type="dxa"/>
@@ -12345,7 +12499,7 @@
       <w:tblStyleColBandSize w:val="1"/>
       <w:tblInd w:w="0" w:type="dxa"/>
       <w:tblBorders>
-        <w:insideH w:val="single" w:sz="4" w:space="0" w:color="FFFFFF" w:themeColor="background1"/>
+        <w:insideH w:val="single" w:color="FFFFFF" w:themeColor="background1" w:sz="4" w:space="0"/>
       </w:tblBorders>
       <w:tblCellMar>
         <w:top w:w="0" w:type="dxa"/>
@@ -12425,7 +12579,7 @@
       <w:tblStyleColBandSize w:val="1"/>
       <w:tblInd w:w="0" w:type="dxa"/>
       <w:tblBorders>
-        <w:insideH w:val="single" w:sz="4" w:space="0" w:color="FFFFFF" w:themeColor="background1"/>
+        <w:insideH w:val="single" w:color="FFFFFF" w:themeColor="background1" w:sz="4" w:space="0"/>
       </w:tblBorders>
       <w:tblCellMar>
         <w:top w:w="0" w:type="dxa"/>
@@ -12505,7 +12659,7 @@
       <w:tblStyleColBandSize w:val="1"/>
       <w:tblInd w:w="0" w:type="dxa"/>
       <w:tblBorders>
-        <w:insideH w:val="single" w:sz="4" w:space="0" w:color="FFFFFF" w:themeColor="background1"/>
+        <w:insideH w:val="single" w:color="FFFFFF" w:themeColor="background1" w:sz="4" w:space="0"/>
       </w:tblBorders>
       <w:tblCellMar>
         <w:top w:w="0" w:type="dxa"/>
@@ -12585,7 +12739,7 @@
       <w:tblStyleColBandSize w:val="1"/>
       <w:tblInd w:w="0" w:type="dxa"/>
       <w:tblBorders>
-        <w:insideH w:val="single" w:sz="4" w:space="0" w:color="FFFFFF" w:themeColor="background1"/>
+        <w:insideH w:val="single" w:color="FFFFFF" w:themeColor="background1" w:sz="4" w:space="0"/>
       </w:tblBorders>
       <w:tblCellMar>
         <w:top w:w="0" w:type="dxa"/>
@@ -12665,7 +12819,7 @@
       <w:tblStyleColBandSize w:val="1"/>
       <w:tblInd w:w="0" w:type="dxa"/>
       <w:tblBorders>
-        <w:insideH w:val="single" w:sz="4" w:space="0" w:color="FFFFFF" w:themeColor="background1"/>
+        <w:insideH w:val="single" w:color="FFFFFF" w:themeColor="background1" w:sz="4" w:space="0"/>
       </w:tblBorders>
       <w:tblCellMar>
         <w:top w:w="0" w:type="dxa"/>
@@ -12745,7 +12899,7 @@
       <w:tblStyleColBandSize w:val="1"/>
       <w:tblInd w:w="0" w:type="dxa"/>
       <w:tblBorders>
-        <w:insideH w:val="single" w:sz="4" w:space="0" w:color="FFFFFF" w:themeColor="background1"/>
+        <w:insideH w:val="single" w:color="FFFFFF" w:themeColor="background1" w:sz="4" w:space="0"/>
       </w:tblBorders>
       <w:tblCellMar>
         <w:top w:w="0" w:type="dxa"/>

--- a/docs/实际报告/最终版/同学B个人实习报告.docx
+++ b/docs/实际报告/最终版/同学B个人实习报告.docx
@@ -9,9 +9,10 @@
       </w:pPr>
       <w:r>
         <w:rPr>
-          <w:rFonts w:ascii="Times New Roman" w:hAnsi="Times New Roman" w:eastAsia="宋体"/>
+          <w:rFonts w:ascii="黑体" w:hAnsi="黑体" w:eastAsia="黑体"/>
           <w:b/>
-          <w:sz w:val="48"/>
+          <w:color w:val="000000"/>
+          <w:sz w:val="52"/>
         </w:rPr>
         <w:t>《地理信息系统开发实习》报告</w:t>
       </w:r>
@@ -23,9 +24,10 @@
       </w:pPr>
       <w:r>
         <w:rPr>
-          <w:rFonts w:ascii="Times New Roman" w:hAnsi="Times New Roman" w:eastAsia="宋体"/>
-          <w:b w:val="0"/>
-          <w:sz w:val="32"/>
+          <w:rFonts w:ascii="黑体" w:hAnsi="黑体" w:eastAsia="黑体"/>
+          <w:b/>
+          <w:color w:val="000000"/>
+          <w:sz w:val="30"/>
         </w:rPr>
         <w:t>地信2023级</w:t>
       </w:r>
@@ -37,9 +39,10 @@
       </w:pPr>
       <w:r>
         <w:rPr>
-          <w:rFonts w:ascii="Times New Roman" w:hAnsi="Times New Roman" w:eastAsia="宋体"/>
+          <w:rFonts w:ascii="楷体" w:hAnsi="楷体" w:eastAsia="楷体"/>
           <w:b w:val="0"/>
-          <w:sz w:val="28"/>
+          <w:color w:val="000000"/>
+          <w:sz w:val="30"/>
         </w:rPr>
         <w:t>专    业：          地理信息科学</w:t>
       </w:r>
@@ -51,9 +54,10 @@
       </w:pPr>
       <w:r>
         <w:rPr>
-          <w:rFonts w:ascii="Times New Roman" w:hAnsi="Times New Roman" w:eastAsia="宋体"/>
+          <w:rFonts w:ascii="楷体" w:hAnsi="楷体" w:eastAsia="楷体"/>
           <w:b w:val="0"/>
-          <w:sz w:val="28"/>
+          <w:color w:val="000000"/>
+          <w:sz w:val="30"/>
         </w:rPr>
         <w:t>班    级：       地理信息科学2023-1班</w:t>
       </w:r>
@@ -65,9 +69,10 @@
       </w:pPr>
       <w:r>
         <w:rPr>
-          <w:rFonts w:ascii="Times New Roman" w:hAnsi="Times New Roman" w:eastAsia="宋体"/>
+          <w:rFonts w:ascii="楷体" w:hAnsi="楷体" w:eastAsia="楷体"/>
           <w:b w:val="0"/>
-          <w:sz w:val="28"/>
+          <w:color w:val="000000"/>
+          <w:sz w:val="30"/>
         </w:rPr>
         <w:t>姓    名：             __________</w:t>
       </w:r>
@@ -79,9 +84,10 @@
       </w:pPr>
       <w:r>
         <w:rPr>
-          <w:rFonts w:ascii="Times New Roman" w:hAnsi="Times New Roman" w:eastAsia="宋体"/>
+          <w:rFonts w:ascii="楷体" w:hAnsi="楷体" w:eastAsia="楷体"/>
           <w:b w:val="0"/>
-          <w:sz w:val="28"/>
+          <w:color w:val="000000"/>
+          <w:sz w:val="30"/>
         </w:rPr>
         <w:t>学    号：             __________</w:t>
       </w:r>
@@ -93,9 +99,10 @@
       </w:pPr>
       <w:r>
         <w:rPr>
-          <w:rFonts w:ascii="Times New Roman" w:hAnsi="Times New Roman" w:eastAsia="宋体"/>
+          <w:rFonts w:ascii="楷体" w:hAnsi="楷体" w:eastAsia="楷体"/>
           <w:b w:val="0"/>
-          <w:sz w:val="28"/>
+          <w:color w:val="000000"/>
+          <w:sz w:val="30"/>
         </w:rPr>
         <w:t>组    长：             李兴俊</w:t>
       </w:r>
@@ -107,9 +114,10 @@
       </w:pPr>
       <w:r>
         <w:rPr>
-          <w:rFonts w:ascii="Times New Roman" w:hAnsi="Times New Roman" w:eastAsia="宋体"/>
+          <w:rFonts w:ascii="楷体" w:hAnsi="楷体" w:eastAsia="楷体"/>
           <w:b/>
-          <w:sz w:val="32"/>
+          <w:color w:val="000000"/>
+          <w:sz w:val="30"/>
         </w:rPr>
         <w:t>中国矿业大学环境与测绘学院</w:t>
       </w:r>
@@ -121,9 +129,10 @@
       </w:pPr>
       <w:r>
         <w:rPr>
-          <w:rFonts w:ascii="Times New Roman" w:hAnsi="Times New Roman" w:eastAsia="宋体"/>
+          <w:rFonts w:ascii="楷体" w:hAnsi="楷体" w:eastAsia="楷体"/>
           <w:b w:val="0"/>
-          <w:sz w:val="28"/>
+          <w:color w:val="000000"/>
+          <w:sz w:val="30"/>
         </w:rPr>
         <w:t>2026.06</w:t>
       </w:r>
@@ -135,182 +144,316 @@
     </w:p>
     <w:p>
       <w:pPr>
-        <w:pStyle w:val="Heading1"/>
+        <w:pStyle w:val="ReportHeading1"/>
+        <w:spacing w:before="120" w:after="120"/>
+        <w:jc w:val="left"/>
+        <w:outlineLvl w:val="0"/>
       </w:pPr>
       <w:r>
         <w:rPr>
+          <w:rFonts w:ascii="黑体" w:hAnsi="黑体" w:eastAsia="黑体"/>
+          <w:b/>
           <w:color w:val="000000"/>
+          <w:sz w:val="28"/>
         </w:rPr>
         <w:t>1 实验过程</w:t>
       </w:r>
     </w:p>
     <w:p>
       <w:pPr>
+        <w:pStyle w:val="ReportBody"/>
+        <w:spacing w:line="360" w:lineRule="auto"/>
         <w:ind w:firstLine="475"/>
+        <w:jc w:val="both"/>
       </w:pPr>
       <w:r>
+        <w:rPr>
+          <w:rFonts w:ascii="宋体" w:hAnsi="宋体" w:eastAsia="宋体"/>
+          <w:color w:val="000000"/>
+          <w:sz w:val="21"/>
+        </w:rPr>
         <w:t>本轮地理信息系统设计与开发实习围绕徐州市城市内涝监测与应急管理展开。项目采用双人协作、前后端分离和接口契约优先的开发方式，从需求梳理、数据建模、接口实现、联调测试到容器化验收形成了完整的软件工程流程。</w:t>
       </w:r>
     </w:p>
     <w:p>
       <w:pPr>
+        <w:pStyle w:val="ReportBody"/>
+        <w:spacing w:line="360" w:lineRule="auto"/>
         <w:ind w:firstLine="475"/>
+        <w:jc w:val="both"/>
       </w:pPr>
       <w:r>
+        <w:rPr>
+          <w:rFonts w:ascii="宋体" w:hAnsi="宋体" w:eastAsia="宋体"/>
+          <w:color w:val="000000"/>
+          <w:sz w:val="21"/>
+        </w:rPr>
         <w:t>作为项目组的后端工程师，我主要负责 Spring Boot 业务服务、Spring Security/JWT 权限体系、PostgreSQL/PostGIS 数据模型、监测预警、应急工单状态机、公众上报与附件安全、WebSocket/STOMP 实时消息和自动化测试。项目后期，我进一步完成了 Admin 专属后台管理中心所需的数据接口与业务闭环，使后端能力能够在统一管理页面中直观展示。</w:t>
       </w:r>
     </w:p>
     <w:p>
       <w:pPr>
+        <w:pStyle w:val="ReportBody"/>
+        <w:spacing w:line="360" w:lineRule="auto"/>
         <w:ind w:firstLine="475"/>
+        <w:jc w:val="both"/>
       </w:pPr>
       <w:r>
+        <w:rPr>
+          <w:rFonts w:ascii="宋体" w:hAnsi="宋体" w:eastAsia="宋体"/>
+          <w:color w:val="000000"/>
+          <w:sz w:val="21"/>
+        </w:rPr>
         <w:t>整个实习过程可划分为以下四个阶段：</w:t>
       </w:r>
     </w:p>
     <w:p>
       <w:pPr>
-        <w:pStyle w:val="ListBullet"/>
+        <w:pStyle w:val="ReportBody"/>
         <w:spacing w:line="360" w:lineRule="auto"/>
+        <w:jc w:val="both"/>
       </w:pPr>
       <w:r>
+        <w:rPr>
+          <w:rFonts w:ascii="宋体" w:hAnsi="宋体" w:eastAsia="宋体"/>
+          <w:color w:val="000000"/>
+          <w:sz w:val="21"/>
+        </w:rPr>
         <w:t>需求分析与接口契约阶段（第1周）：与前端成员共同划分地图工作台、空间查询、监测预警、应急调度、公众上报和系统管理六大模块，明确 REST 接口、权限边界、状态枚举和 STOMP 主题。</w:t>
       </w:r>
     </w:p>
     <w:p>
       <w:pPr>
-        <w:pStyle w:val="ListBullet"/>
+        <w:pStyle w:val="ReportBody"/>
         <w:spacing w:line="360" w:lineRule="auto"/>
+        <w:jc w:val="both"/>
       </w:pPr>
       <w:r>
+        <w:rPr>
+          <w:rFonts w:ascii="宋体" w:hAnsi="宋体" w:eastAsia="宋体"/>
+          <w:color w:val="000000"/>
+          <w:sz w:val="21"/>
+        </w:rPr>
         <w:t>数据模型与基础服务阶段（第2-3周）：使用 Flyway V1-V4 建立用户角色、监测站点、监测数据、预警、应急资源、工单、附件、日志及空间图层等表，统一采用 WGS84/EPSG:4326，并建立 GiST 索引和业务约束。</w:t>
       </w:r>
     </w:p>
     <w:p>
       <w:pPr>
-        <w:pStyle w:val="ListBullet"/>
+        <w:pStyle w:val="ReportBody"/>
         <w:spacing w:line="360" w:lineRule="auto"/>
+        <w:jc w:val="both"/>
       </w:pPr>
       <w:r>
+        <w:rPr>
+          <w:rFonts w:ascii="宋体" w:hAnsi="宋体" w:eastAsia="宋体"/>
+          <w:color w:val="000000"/>
+          <w:sz w:val="21"/>
+        </w:rPr>
         <w:t>核心业务与安全控制阶段（第4-5周）：实现 JWT 登录、三级角色权限、空间联合查询、监测阈值预警、公众上报、工单派发与状态流转，通过事务行锁和部分唯一索引保证并发派单一致性。</w:t>
       </w:r>
     </w:p>
     <w:p>
       <w:pPr>
-        <w:pStyle w:val="ListBullet"/>
+        <w:pStyle w:val="ReportBody"/>
         <w:spacing w:line="360" w:lineRule="auto"/>
+        <w:jc w:val="both"/>
       </w:pPr>
       <w:r>
+        <w:rPr>
+          <w:rFonts w:ascii="宋体" w:hAnsi="宋体" w:eastAsia="宋体"/>
+          <w:color w:val="000000"/>
+          <w:sz w:val="21"/>
+        </w:rPr>
         <w:t>联调、后台管理与质量保障阶段（第6-8周）：完成 STOMP 实时推送、OpenAPI、操作审计和附件校验，配合前端接入 Admin 专属后台管理中心，并通过 50 项后端自动化测试和完整容器环境验收。</w:t>
       </w:r>
     </w:p>
     <w:p>
       <w:pPr>
-        <w:pStyle w:val="Heading1"/>
+        <w:pStyle w:val="ReportHeading1"/>
+        <w:spacing w:before="120" w:after="120"/>
+        <w:jc w:val="left"/>
+        <w:outlineLvl w:val="0"/>
       </w:pPr>
       <w:r>
         <w:rPr>
+          <w:rFonts w:ascii="黑体" w:hAnsi="黑体" w:eastAsia="黑体"/>
+          <w:b/>
           <w:color w:val="000000"/>
+          <w:sz w:val="28"/>
         </w:rPr>
         <w:t>2 个人工作介绍</w:t>
       </w:r>
     </w:p>
     <w:p>
       <w:pPr>
+        <w:pStyle w:val="ReportBody"/>
+        <w:spacing w:line="360" w:lineRule="auto"/>
         <w:ind w:firstLine="475"/>
+        <w:jc w:val="both"/>
       </w:pPr>
       <w:r>
+        <w:rPr>
+          <w:rFonts w:ascii="宋体" w:hAnsi="宋体" w:eastAsia="宋体"/>
+          <w:color w:val="000000"/>
+          <w:sz w:val="21"/>
+        </w:rPr>
         <w:t>在此次《地理信息系统开发实习》中，我作为后端与数据服务负责人，主要承担并完成以下工作职责：</w:t>
       </w:r>
     </w:p>
     <w:p>
       <w:pPr>
-        <w:pStyle w:val="ListBullet"/>
+        <w:pStyle w:val="ReportBody"/>
         <w:spacing w:line="360" w:lineRule="auto"/>
+        <w:jc w:val="both"/>
       </w:pPr>
       <w:r>
+        <w:rPr>
+          <w:rFonts w:ascii="宋体" w:hAnsi="宋体" w:eastAsia="宋体"/>
+          <w:color w:val="000000"/>
+          <w:sz w:val="21"/>
+        </w:rPr>
         <w:t>【后端分层与接口契约】采用 Controller、Service、Mapper、Entity/DTO 分层组织 Spring Boot 工程，使用统一响应、参数校验、全局异常处理和 OpenAPI 文档维护稳定接口；</w:t>
       </w:r>
     </w:p>
     <w:p>
       <w:pPr>
-        <w:pStyle w:val="ListBullet"/>
+        <w:pStyle w:val="ReportBody"/>
         <w:spacing w:line="360" w:lineRule="auto"/>
+        <w:jc w:val="both"/>
       </w:pPr>
       <w:r>
+        <w:rPr>
+          <w:rFonts w:ascii="宋体" w:hAnsi="宋体" w:eastAsia="宋体"/>
+          <w:color w:val="000000"/>
+          <w:sz w:val="21"/>
+        </w:rPr>
         <w:t>【PostGIS 数据与空间服务】设计 Flyway 迁移、空间字段、GiST 索引和约束，使用参数化 ST_Intersects 完成空间与属性联合检索，并实现 GeoJSON 图层校验入库；</w:t>
       </w:r>
     </w:p>
     <w:p>
       <w:pPr>
-        <w:pStyle w:val="ListBullet"/>
+        <w:pStyle w:val="ReportBody"/>
         <w:spacing w:line="360" w:lineRule="auto"/>
+        <w:jc w:val="both"/>
       </w:pPr>
       <w:r>
+        <w:rPr>
+          <w:rFonts w:ascii="宋体" w:hAnsi="宋体" w:eastAsia="宋体"/>
+          <w:color w:val="000000"/>
+          <w:sz w:val="21"/>
+        </w:rPr>
         <w:t>【监测预警与实时消息】定时生成水位、雨量和流量数据，根据配置阈值创建预警，完成确认、驳回、发布、撤销状态机及 STOMP 广播；</w:t>
       </w:r>
     </w:p>
     <w:p>
       <w:pPr>
-        <w:pStyle w:val="ListBullet"/>
+        <w:pStyle w:val="ReportBody"/>
         <w:spacing w:line="360" w:lineRule="auto"/>
+        <w:jc w:val="both"/>
       </w:pPr>
       <w:r>
+        <w:rPr>
+          <w:rFonts w:ascii="宋体" w:hAnsi="宋体" w:eastAsia="宋体"/>
+          <w:color w:val="000000"/>
+          <w:sz w:val="21"/>
+        </w:rPr>
         <w:t>【工单、公众上报与并发控制】统一内部工单和公众上报，提供追踪码、附件、状态历史和资源释放，使用事务行锁防止资源重复派发；</w:t>
       </w:r>
     </w:p>
     <w:p>
       <w:pPr>
-        <w:pStyle w:val="ListBullet"/>
+        <w:pStyle w:val="ReportBody"/>
         <w:spacing w:line="360" w:lineRule="auto"/>
+        <w:jc w:val="both"/>
       </w:pPr>
       <w:r>
+        <w:rPr>
+          <w:rFonts w:ascii="宋体" w:hAnsi="宋体" w:eastAsia="宋体"/>
+          <w:color w:val="000000"/>
+          <w:sz w:val="21"/>
+        </w:rPr>
         <w:t>【权限审计与后台管理】实现 ADMIN、OPERATOR、VIEWER 三级权限、用户启停、阈值配置和操作日志，为 Admin 专属后台管理中心提供真实数据与管理操作接口；</w:t>
       </w:r>
     </w:p>
     <w:p>
       <w:pPr>
-        <w:pStyle w:val="Heading1"/>
+        <w:pStyle w:val="ReportHeading1"/>
+        <w:spacing w:before="120" w:after="120"/>
+        <w:jc w:val="left"/>
+        <w:outlineLvl w:val="0"/>
       </w:pPr>
       <w:r>
         <w:rPr>
+          <w:rFonts w:ascii="黑体" w:hAnsi="黑体" w:eastAsia="黑体"/>
+          <w:b/>
           <w:color w:val="000000"/>
+          <w:sz w:val="28"/>
         </w:rPr>
         <w:t>3 具体工作</w:t>
       </w:r>
     </w:p>
     <w:p>
       <w:pPr>
+        <w:pStyle w:val="ReportBody"/>
+        <w:spacing w:line="360" w:lineRule="auto"/>
         <w:ind w:firstLine="475"/>
+        <w:jc w:val="both"/>
       </w:pPr>
       <w:r>
+        <w:rPr>
+          <w:rFonts w:ascii="宋体" w:hAnsi="宋体" w:eastAsia="宋体"/>
+          <w:color w:val="000000"/>
+          <w:sz w:val="21"/>
+        </w:rPr>
         <w:t>以下从后端架构、空间数据、监测预警、工单业务和系统管理五个方面说明本人完成的核心工作。</w:t>
       </w:r>
     </w:p>
     <w:p>
       <w:pPr>
-        <w:pStyle w:val="Heading2"/>
+        <w:pStyle w:val="ReportHeading2"/>
+        <w:spacing w:before="60" w:after="60"/>
+        <w:jc w:val="left"/>
+        <w:outlineLvl w:val="1"/>
       </w:pPr>
       <w:r>
         <w:rPr>
+          <w:rFonts w:ascii="黑体" w:hAnsi="黑体" w:eastAsia="黑体"/>
+          <w:b/>
           <w:color w:val="000000"/>
+          <w:sz w:val="24"/>
         </w:rPr>
         <w:t>3.1 Spring Boot 分层架构与统一接口</w:t>
       </w:r>
     </w:p>
     <w:p>
       <w:pPr>
+        <w:pStyle w:val="ReportBody"/>
+        <w:spacing w:line="360" w:lineRule="auto"/>
         <w:ind w:firstLine="475"/>
+        <w:jc w:val="both"/>
       </w:pPr>
       <w:r>
+        <w:rPr>
+          <w:rFonts w:ascii="宋体" w:hAnsi="宋体" w:eastAsia="宋体"/>
+          <w:color w:val="000000"/>
+          <w:sz w:val="21"/>
+        </w:rPr>
         <w:t>后端以 Spring Boot 3 为基础，按 Controller、Service、Mapper 和 Entity/DTO 分层。接口统一使用 Result 返回结构，并通过 Jakarta Validation 与全局异常处理器形成一致的成功、参数错误、权限不足和业务冲突语义。SpringDoc 在运行时生成 OpenAPI，便于前后端联调和答辩验证。</w:t>
       </w:r>
     </w:p>
     <w:p>
       <w:pPr>
+        <w:pStyle w:val="ReportBody"/>
+        <w:spacing w:line="360" w:lineRule="auto"/>
         <w:ind w:firstLine="475"/>
+        <w:jc w:val="both"/>
       </w:pPr>
       <w:r>
+        <w:rPr>
+          <w:rFonts w:ascii="宋体" w:hAnsi="宋体" w:eastAsia="宋体"/>
+          <w:color w:val="000000"/>
+          <w:sz w:val="21"/>
+        </w:rPr>
         <w:t>认证采用 Spring Security、BCrypt 和 JWT。服务端在每次请求及 STOMP CONNECT 阶段重新校验用户状态和角色，避免停用账号继续使用旧 Token；同时拒绝客户端向业务主题发送消息，防止伪造监测、预警或工单事件。</w:t>
       </w:r>
     </w:p>
@@ -356,41 +499,66 @@
     </w:p>
     <w:p>
       <w:pPr>
+        <w:pStyle w:val="FigureTableCaption"/>
         <w:keepNext w:val="0"/>
-        <w:spacing w:after="120"/>
+        <w:spacing w:before="60" w:after="120"/>
         <w:jc w:val="center"/>
       </w:pPr>
       <w:r>
         <w:rPr>
-          <w:sz w:val="20"/>
+          <w:rFonts w:ascii="宋体" w:hAnsi="宋体" w:eastAsia="宋体"/>
+          <w:color w:val="000000"/>
+          <w:sz w:val="18"/>
         </w:rPr>
         <w:t>图 3-1 系统总体架构与后端服务位置</w:t>
       </w:r>
     </w:p>
     <w:p>
       <w:pPr>
-        <w:pStyle w:val="Heading2"/>
+        <w:pStyle w:val="ReportHeading2"/>
+        <w:spacing w:before="60" w:after="60"/>
+        <w:jc w:val="left"/>
+        <w:outlineLvl w:val="1"/>
       </w:pPr>
       <w:r>
         <w:rPr>
+          <w:rFonts w:ascii="黑体" w:hAnsi="黑体" w:eastAsia="黑体"/>
+          <w:b/>
           <w:color w:val="000000"/>
+          <w:sz w:val="24"/>
         </w:rPr>
         <w:t>3.2 PostGIS 数据模型与空间服务</w:t>
       </w:r>
     </w:p>
     <w:p>
       <w:pPr>
+        <w:pStyle w:val="ReportBody"/>
+        <w:spacing w:line="360" w:lineRule="auto"/>
         <w:ind w:firstLine="475"/>
+        <w:jc w:val="both"/>
       </w:pPr>
       <w:r>
+        <w:rPr>
+          <w:rFonts w:ascii="宋体" w:hAnsi="宋体" w:eastAsia="宋体"/>
+          <w:color w:val="000000"/>
+          <w:sz w:val="21"/>
+        </w:rPr>
         <w:t>数据库使用 Flyway V1-V4 管理用户角色、系统配置、操作日志、监测站点、监测数据、预警、应急资源、工单、附件、状态历史、空间图层和设施数据。所有业务几何统一使用 WGS84/EPSG:4326，并在主要空间字段上建立 GiST 索引。</w:t>
       </w:r>
     </w:p>
     <w:p>
       <w:pPr>
+        <w:pStyle w:val="ReportBody"/>
+        <w:spacing w:line="360" w:lineRule="auto"/>
         <w:ind w:firstLine="475"/>
+        <w:jc w:val="both"/>
       </w:pPr>
       <w:r>
+        <w:rPr>
+          <w:rFonts w:ascii="宋体" w:hAnsi="宋体" w:eastAsia="宋体"/>
+          <w:color w:val="000000"/>
+          <w:sz w:val="21"/>
+        </w:rPr>
         <w:t>空间查询接口接收前端提交的 GeoJSON 几何和属性条件，完成结构与合法性校验后，以参数化 SQL 调用 ST_Intersects，并返回 FeatureCollection。图层导入同时校验坐标维度、闭合环、拓扑有效性、要素和坐标数量，保证事务内完整入库或整体回滚。</w:t>
       </w:r>
     </w:p>
@@ -436,68 +604,115 @@
     </w:p>
     <w:p>
       <w:pPr>
+        <w:pStyle w:val="FigureTableCaption"/>
         <w:keepNext w:val="0"/>
-        <w:spacing w:after="120"/>
+        <w:spacing w:before="60" w:after="120"/>
         <w:jc w:val="center"/>
       </w:pPr>
       <w:r>
         <w:rPr>
-          <w:sz w:val="20"/>
+          <w:rFonts w:ascii="宋体" w:hAnsi="宋体" w:eastAsia="宋体"/>
+          <w:color w:val="000000"/>
+          <w:sz w:val="18"/>
         </w:rPr>
         <w:t>图 3-2 核心业务数据 ER 关系图</w:t>
       </w:r>
     </w:p>
     <w:p>
       <w:pPr>
-        <w:pStyle w:val="Heading2"/>
+        <w:pStyle w:val="ReportHeading2"/>
+        <w:spacing w:before="60" w:after="60"/>
+        <w:jc w:val="left"/>
+        <w:outlineLvl w:val="1"/>
       </w:pPr>
       <w:r>
         <w:rPr>
+          <w:rFonts w:ascii="黑体" w:hAnsi="黑体" w:eastAsia="黑体"/>
+          <w:b/>
           <w:color w:val="000000"/>
+          <w:sz w:val="24"/>
         </w:rPr>
         <w:t>3.3 监测数据与风险预警状态机</w:t>
       </w:r>
     </w:p>
     <w:p>
       <w:pPr>
+        <w:pStyle w:val="ReportBody"/>
+        <w:spacing w:line="360" w:lineRule="auto"/>
         <w:ind w:firstLine="475"/>
+        <w:jc w:val="both"/>
       </w:pPr>
       <w:r>
+        <w:rPr>
+          <w:rFonts w:ascii="宋体" w:hAnsi="宋体" w:eastAsia="宋体"/>
+          <w:color w:val="000000"/>
+          <w:sz w:val="21"/>
+        </w:rPr>
         <w:t>系统通过定时任务生成水位、雨量和流量模拟数据，写入 monitor_data 后向 /topic/monitor 推送。WarningDetector 读取系统阈值配置，识别异常并创建 PENDING 预警，使模拟数据能够完整验证采集、存储、判断和实时通知链路。</w:t>
       </w:r>
     </w:p>
     <w:p>
       <w:pPr>
+        <w:pStyle w:val="ReportBody"/>
+        <w:spacing w:line="360" w:lineRule="auto"/>
         <w:ind w:firstLine="475"/>
+        <w:jc w:val="both"/>
       </w:pPr>
       <w:r>
+        <w:rPr>
+          <w:rFonts w:ascii="宋体" w:hAnsi="宋体" w:eastAsia="宋体"/>
+          <w:color w:val="000000"/>
+          <w:sz w:val="21"/>
+        </w:rPr>
         <w:t>预警支持 PENDING、CONFIRMED、REJECTED、PUBLISHED、REVOKED 状态流转，同时提供分页查询、统计和时间线接口。每次状态变化记录操作者和时间，并在事务成功后向 /topic/warning 广播。</w:t>
       </w:r>
     </w:p>
     <w:p>
       <w:pPr>
-        <w:pStyle w:val="Heading2"/>
+        <w:pStyle w:val="ReportHeading2"/>
+        <w:spacing w:before="60" w:after="60"/>
+        <w:jc w:val="left"/>
+        <w:outlineLvl w:val="1"/>
       </w:pPr>
       <w:r>
         <w:rPr>
+          <w:rFonts w:ascii="黑体" w:hAnsi="黑体" w:eastAsia="黑体"/>
+          <w:b/>
           <w:color w:val="000000"/>
+          <w:sz w:val="24"/>
         </w:rPr>
         <w:t>3.4 应急工单、公众上报与并发控制</w:t>
       </w:r>
     </w:p>
     <w:p>
       <w:pPr>
+        <w:pStyle w:val="ReportBody"/>
+        <w:spacing w:line="360" w:lineRule="auto"/>
         <w:ind w:firstLine="475"/>
+        <w:jc w:val="both"/>
       </w:pPr>
       <w:r>
+        <w:rPr>
+          <w:rFonts w:ascii="宋体" w:hAnsi="宋体" w:eastAsia="宋体"/>
+          <w:color w:val="000000"/>
+          <w:sz w:val="21"/>
+        </w:rPr>
         <w:t>工单统一记录优先级、位置、状态、指派资源、抵达时间、处理结果、附件和历史。派单时对工单与资源执行行锁，校验工单待处理、资源可用且类型匹配后，同时更新工单和资源状态；数据库部分唯一索引进一步阻止同一资源被多个活动工单占用。</w:t>
       </w:r>
     </w:p>
     <w:p>
       <w:pPr>
+        <w:pStyle w:val="ReportBody"/>
+        <w:spacing w:line="360" w:lineRule="auto"/>
         <w:ind w:firstLine="475"/>
+        <w:jc w:val="both"/>
       </w:pPr>
       <w:r>
+        <w:rPr>
+          <w:rFonts w:ascii="宋体" w:hAnsi="宋体" w:eastAsia="宋体"/>
+          <w:color w:val="000000"/>
+          <w:sz w:val="21"/>
+        </w:rPr>
         <w:t>公众无需登录即可提交积水位置、深度、描述和图片。后端生成 FR-... 追踪码，并对 Data URL、MIME、文件签名、大小、像素和图片数量进行校验。完成或拒绝工单时释放资源，事务提交后再广播状态，保证数据库与多客户端视图一致。</w:t>
       </w:r>
     </w:p>
@@ -543,68 +758,111 @@
     </w:p>
     <w:p>
       <w:pPr>
+        <w:pStyle w:val="FigureTableCaption"/>
         <w:keepNext w:val="0"/>
-        <w:spacing w:after="120"/>
+        <w:spacing w:before="60" w:after="120"/>
         <w:jc w:val="center"/>
       </w:pPr>
       <w:r>
         <w:rPr>
-          <w:sz w:val="20"/>
+          <w:rFonts w:ascii="宋体" w:hAnsi="宋体" w:eastAsia="宋体"/>
+          <w:color w:val="000000"/>
+          <w:sz w:val="18"/>
         </w:rPr>
         <w:t>图 3-3 应急派单事务与冲突回滚流程</w:t>
       </w:r>
     </w:p>
     <w:p>
       <w:pPr>
-        <w:pStyle w:val="Heading2"/>
+        <w:pStyle w:val="ReportHeading2"/>
+        <w:spacing w:before="60" w:after="60"/>
+        <w:jc w:val="left"/>
+        <w:outlineLvl w:val="1"/>
       </w:pPr>
       <w:r>
         <w:rPr>
+          <w:rFonts w:ascii="黑体" w:hAnsi="黑体" w:eastAsia="黑体"/>
+          <w:b/>
           <w:color w:val="000000"/>
+          <w:sz w:val="24"/>
         </w:rPr>
         <w:t>3.5 Admin 专属后台管理中心与审计</w:t>
       </w:r>
     </w:p>
     <w:p>
       <w:pPr>
+        <w:pStyle w:val="ReportBody"/>
+        <w:spacing w:line="360" w:lineRule="auto"/>
         <w:ind w:firstLine="475"/>
+        <w:jc w:val="both"/>
       </w:pPr>
       <w:r>
+        <w:rPr>
+          <w:rFonts w:ascii="宋体" w:hAnsi="宋体" w:eastAsia="宋体"/>
+          <w:color w:val="000000"/>
+          <w:sz w:val="21"/>
+        </w:rPr>
         <w:t>为增强后端成果的可见性，系统新增 Admin 专属后台管理中心。入口仅在 ROLE_ADMIN 登录后显示，页面直接调用现有用户、预警、站点、资源、配置和日志接口，不使用前端模拟数据。</w:t>
       </w:r>
     </w:p>
     <w:p>
       <w:pPr>
+        <w:pStyle w:val="ReportBody"/>
+        <w:spacing w:line="360" w:lineRule="auto"/>
         <w:ind w:firstLine="475"/>
+        <w:jc w:val="both"/>
       </w:pPr>
       <w:r>
+        <w:rPr>
+          <w:rFonts w:ascii="宋体" w:hAnsi="宋体" w:eastAsia="宋体"/>
+          <w:color w:val="000000"/>
+          <w:sz w:val="21"/>
+        </w:rPr>
         <w:t>后台管理中心主要能力如下：</w:t>
       </w:r>
     </w:p>
     <w:p>
       <w:pPr>
-        <w:pStyle w:val="ListBullet"/>
+        <w:pStyle w:val="ReportBody"/>
         <w:spacing w:line="360" w:lineRule="auto"/>
+        <w:jc w:val="both"/>
       </w:pPr>
       <w:r>
+        <w:rPr>
+          <w:rFonts w:ascii="宋体" w:hAnsi="宋体" w:eastAsia="宋体"/>
+          <w:color w:val="000000"/>
+          <w:sz w:val="21"/>
+        </w:rPr>
         <w:t>【管理概览与预警处置】汇总用户、预警、站点和资源数量，展示待处置预警及最近操作，并支持确认、驳回、发布和撤销；</w:t>
       </w:r>
     </w:p>
     <w:p>
       <w:pPr>
-        <w:pStyle w:val="ListBullet"/>
+        <w:pStyle w:val="ReportBody"/>
         <w:spacing w:line="360" w:lineRule="auto"/>
+        <w:jc w:val="both"/>
       </w:pPr>
       <w:r>
+        <w:rPr>
+          <w:rFonts w:ascii="宋体" w:hAnsi="宋体" w:eastAsia="宋体"/>
+          <w:color w:val="000000"/>
+          <w:sz w:val="21"/>
+        </w:rPr>
         <w:t>【用户、站点、资源与阈值】支持用户检索和启停，统一查看监测站点与应急资源，并维护水位、降雨预警及危险阈值；</w:t>
       </w:r>
     </w:p>
     <w:p>
       <w:pPr>
-        <w:pStyle w:val="ListBullet"/>
+        <w:pStyle w:val="ReportBody"/>
         <w:spacing w:line="360" w:lineRule="auto"/>
+        <w:jc w:val="both"/>
       </w:pPr>
       <w:r>
+        <w:rPr>
+          <w:rFonts w:ascii="宋体" w:hAnsi="宋体" w:eastAsia="宋体"/>
+          <w:color w:val="000000"/>
+          <w:sz w:val="21"/>
+        </w:rPr>
         <w:t>【权限与审计闭环】前端仅向管理员展示入口，后端仍执行 ADMIN 权限校验；所有关键管理变更通过 AOP 写入 sys_log，可在审计日志页追溯。</w:t>
       </w:r>
     </w:p>
@@ -650,13 +908,16 @@
     </w:p>
     <w:p>
       <w:pPr>
+        <w:pStyle w:val="FigureTableCaption"/>
         <w:keepNext w:val="0"/>
-        <w:spacing w:after="120"/>
+        <w:spacing w:before="60" w:after="120"/>
         <w:jc w:val="center"/>
       </w:pPr>
       <w:r>
         <w:rPr>
-          <w:sz w:val="20"/>
+          <w:rFonts w:ascii="宋体" w:hAnsi="宋体" w:eastAsia="宋体"/>
+          <w:color w:val="000000"/>
+          <w:sz w:val="18"/>
         </w:rPr>
         <w:t>图 3-4 Admin 专属后台管理中心</w:t>
       </w:r>
@@ -703,38 +964,47 @@
     </w:p>
     <w:p>
       <w:pPr>
+        <w:pStyle w:val="FigureTableCaption"/>
         <w:keepNext w:val="0"/>
-        <w:spacing w:after="120"/>
+        <w:spacing w:before="60" w:after="120"/>
         <w:jc w:val="center"/>
       </w:pPr>
       <w:r>
         <w:rPr>
-          <w:sz w:val="20"/>
+          <w:rFonts w:ascii="宋体" w:hAnsi="宋体" w:eastAsia="宋体"/>
+          <w:color w:val="000000"/>
+          <w:sz w:val="18"/>
         </w:rPr>
         <w:t>图 3-5 系统六大功能模块</w:t>
       </w:r>
     </w:p>
     <w:p>
-      <w:pPr/>
+      <w:pPr>
+        <w:pStyle w:val="CodeTitle"/>
+        <w:spacing w:before="120" w:after="60"/>
+        <w:jc w:val="left"/>
+      </w:pPr>
       <w:r>
         <w:rPr>
-          <w:rFonts w:ascii="宋体" w:hAnsi="宋体" w:eastAsia="宋体"/>
+          <w:rFonts w:ascii="黑体" w:hAnsi="黑体" w:eastAsia="黑体"/>
           <w:b/>
           <w:color w:val="000000"/>
-          <w:sz w:val="24"/>
+          <w:sz w:val="21"/>
         </w:rPr>
         <w:t xml:space="preserve">关键代码 1：监测数据预警生成</w:t>
       </w:r>
     </w:p>
     <w:p>
       <w:pPr>
-        <w:spacing w:line="300" w:lineRule="auto"/>
+        <w:pStyle w:val="CodeBlock"/>
+        <w:spacing w:after="120" w:line="300" w:lineRule="auto"/>
+        <w:jc w:val="left"/>
       </w:pPr>
       <w:r>
         <w:rPr>
           <w:rFonts w:ascii="宋体" w:hAnsi="宋体" w:eastAsia="宋体"/>
           <w:color w:val="000000"/>
-          <w:sz w:val="20"/>
+          <w:sz w:val="18"/>
         </w:rPr>
         <w:t xml:space="preserve">public WarningRecord detectAndCreate(MonitorData data) {</w:t>
         <w:br/>
@@ -754,26 +1024,32 @@
       </w:r>
     </w:p>
     <w:p>
-      <w:pPr/>
+      <w:pPr>
+        <w:pStyle w:val="CodeTitle"/>
+        <w:spacing w:before="120" w:after="60"/>
+        <w:jc w:val="left"/>
+      </w:pPr>
       <w:r>
         <w:rPr>
-          <w:rFonts w:ascii="宋体" w:hAnsi="宋体" w:eastAsia="宋体"/>
+          <w:rFonts w:ascii="黑体" w:hAnsi="黑体" w:eastAsia="黑体"/>
           <w:b/>
           <w:color w:val="000000"/>
-          <w:sz w:val="24"/>
+          <w:sz w:val="21"/>
         </w:rPr>
         <w:t xml:space="preserve">关键代码 2：管理员账号启停保护</w:t>
       </w:r>
     </w:p>
     <w:p>
       <w:pPr>
-        <w:spacing w:line="300" w:lineRule="auto"/>
+        <w:pStyle w:val="CodeBlock"/>
+        <w:spacing w:after="120" w:line="300" w:lineRule="auto"/>
+        <w:jc w:val="left"/>
       </w:pPr>
       <w:r>
         <w:rPr>
           <w:rFonts w:ascii="宋体" w:hAnsi="宋体" w:eastAsia="宋体"/>
           <w:color w:val="000000"/>
-          <w:sz w:val="20"/>
+          <w:sz w:val="18"/>
         </w:rPr>
         <w:t xml:space="preserve">@Transactional</w:t>
         <w:br/>
@@ -801,26 +1077,32 @@
       </w:r>
     </w:p>
     <w:p>
-      <w:pPr/>
+      <w:pPr>
+        <w:pStyle w:val="CodeTitle"/>
+        <w:spacing w:before="120" w:after="60"/>
+        <w:jc w:val="left"/>
+      </w:pPr>
       <w:r>
         <w:rPr>
-          <w:rFonts w:ascii="宋体" w:hAnsi="宋体" w:eastAsia="宋体"/>
+          <w:rFonts w:ascii="黑体" w:hAnsi="黑体" w:eastAsia="黑体"/>
           <w:b/>
           <w:color w:val="000000"/>
-          <w:sz w:val="24"/>
+          <w:sz w:val="21"/>
         </w:rPr>
         <w:t xml:space="preserve">关键代码 3：PostGIS 空间相交查询</w:t>
       </w:r>
     </w:p>
     <w:p>
       <w:pPr>
-        <w:spacing w:line="300" w:lineRule="auto"/>
+        <w:pStyle w:val="CodeBlock"/>
+        <w:spacing w:after="120" w:line="300" w:lineRule="auto"/>
+        <w:jc w:val="left"/>
       </w:pPr>
       <w:r>
         <w:rPr>
           <w:rFonts w:ascii="宋体" w:hAnsi="宋体" w:eastAsia="宋体"/>
           <w:color w:val="000000"/>
-          <w:sz w:val="20"/>
+          <w:sz w:val="18"/>
         </w:rPr>
         <w:t xml:space="preserve">SELECT sf.id, sf.name, ST_AsGeoJSON(sf.geom) AS geom_json</w:t>
         <w:br/>
@@ -843,47 +1125,79 @@
     </w:p>
     <w:p>
       <w:pPr>
-        <w:pStyle w:val="Heading1"/>
+        <w:pStyle w:val="ReportHeading1"/>
+        <w:spacing w:before="120" w:after="120"/>
+        <w:jc w:val="left"/>
+        <w:outlineLvl w:val="0"/>
       </w:pPr>
       <w:r>
         <w:rPr>
+          <w:rFonts w:ascii="黑体" w:hAnsi="黑体" w:eastAsia="黑体"/>
+          <w:b/>
           <w:color w:val="000000"/>
+          <w:sz w:val="28"/>
         </w:rPr>
         <w:t>4 总结</w:t>
       </w:r>
     </w:p>
     <w:p>
       <w:pPr>
+        <w:pStyle w:val="ReportBody"/>
+        <w:spacing w:line="360" w:lineRule="auto"/>
         <w:ind w:firstLine="475"/>
+        <w:jc w:val="both"/>
       </w:pPr>
       <w:r>
+        <w:rPr>
+          <w:rFonts w:ascii="宋体" w:hAnsi="宋体" w:eastAsia="宋体"/>
+          <w:color w:val="000000"/>
+          <w:sz w:val="21"/>
+        </w:rPr>
         <w:t>本次实习使我完成了从数据库建模、后端接口、权限安全、业务状态机到自动化测试和管理界面联调的完整实践，主要收获如下：</w:t>
       </w:r>
     </w:p>
     <w:p>
       <w:pPr>
-        <w:pStyle w:val="ListBullet"/>
+        <w:pStyle w:val="ReportBody"/>
         <w:spacing w:line="360" w:lineRule="auto"/>
+        <w:jc w:val="both"/>
       </w:pPr>
       <w:r>
+        <w:rPr>
+          <w:rFonts w:ascii="宋体" w:hAnsi="宋体" w:eastAsia="宋体"/>
+          <w:color w:val="000000"/>
+          <w:sz w:val="21"/>
+        </w:rPr>
         <w:t>掌握了 PostGIS 空间数据建模与服务方法。通过统一坐标系、空间索引、参数化查询和图层事务入库，理解了关系业务数据与空间几何协同设计的关键边界。</w:t>
       </w:r>
     </w:p>
     <w:p>
       <w:pPr>
-        <w:pStyle w:val="ListBullet"/>
+        <w:pStyle w:val="ReportBody"/>
         <w:spacing w:line="360" w:lineRule="auto"/>
+        <w:jc w:val="both"/>
       </w:pPr>
       <w:r>
+        <w:rPr>
+          <w:rFonts w:ascii="宋体" w:hAnsi="宋体" w:eastAsia="宋体"/>
+          <w:color w:val="000000"/>
+          <w:sz w:val="21"/>
+        </w:rPr>
         <w:t>深化了业务一致性与安全控制能力。通过 JWT、三级角色、事务行锁、唯一约束、提交后广播和附件校验，能够从接口、业务和数据库多个层次保证系统可靠性。</w:t>
       </w:r>
     </w:p>
     <w:p>
       <w:pPr>
-        <w:pStyle w:val="ListBullet"/>
+        <w:pStyle w:val="ReportBody"/>
         <w:spacing w:line="360" w:lineRule="auto"/>
+        <w:jc w:val="both"/>
       </w:pPr>
       <w:r>
+        <w:rPr>
+          <w:rFonts w:ascii="宋体" w:hAnsi="宋体" w:eastAsia="宋体"/>
+          <w:color w:val="000000"/>
+          <w:sz w:val="21"/>
+        </w:rPr>
         <w:t>提升了可测试、可维护和可展示的工程意识。50 项自动化测试覆盖核心服务，新建 Admin 后台管理中心将后端预警、配置、用户和审计能力转化为可直接验证的操作界面。</w:t>
       </w:r>
     </w:p>
@@ -12962,6 +13276,97 @@
         <w:shd w:val="clear" w:color="auto" w:fill="FBCAA2" w:themeFill="accent6" w:themeFillTint="7F"/>
       </w:tcPr>
     </w:tblStylePr>
+  </w:style>
+  <w:style w:type="paragraph" w:styleId="ReportBody" w:customStyle="true">
+    <w:name w:val="报告正文"/>
+    <w:basedOn w:val="Normal"/>
+    <w:pPr>
+      <w:widowControl xmlns:w="http://schemas.openxmlformats.org/wordprocessingml/2006/main" w:val="0"/>
+      <w:spacing w:line="360" w:lineRule="auto"/>
+      <w:jc w:val="both"/>
+    </w:pPr>
+    <w:rPr>
+      <w:rFonts w:ascii="宋体" w:hAnsi="宋体" w:eastAsia="宋体"/>
+      <w:color w:val="000000"/>
+      <w:sz w:val="21"/>
+    </w:rPr>
+  </w:style>
+  <w:style w:type="paragraph" w:styleId="ReportHeading1" w:customStyle="true">
+    <w:name w:val="报告一级标题"/>
+    <w:basedOn w:val="Normal"/>
+    <w:pPr>
+      <w:keepNext xmlns:w="http://schemas.openxmlformats.org/wordprocessingml/2006/main" w:val="1"/>
+      <w:keepLines xmlns:w="http://schemas.openxmlformats.org/wordprocessingml/2006/main" w:val="1"/>
+      <w:spacing w:before="120" w:after="120"/>
+      <w:jc w:val="left"/>
+      <w:outlineLvl xmlns:w="http://schemas.openxmlformats.org/wordprocessingml/2006/main" w:val="0"/>
+    </w:pPr>
+    <w:rPr>
+      <w:rFonts w:ascii="黑体" w:hAnsi="黑体" w:eastAsia="黑体"/>
+      <w:b/>
+      <w:color w:val="000000"/>
+      <w:sz w:val="28"/>
+    </w:rPr>
+  </w:style>
+  <w:style w:type="paragraph" w:styleId="ReportHeading2" w:customStyle="true">
+    <w:name w:val="报告二级标题"/>
+    <w:basedOn w:val="Normal"/>
+    <w:pPr>
+      <w:keepNext xmlns:w="http://schemas.openxmlformats.org/wordprocessingml/2006/main" w:val="1"/>
+      <w:keepLines xmlns:w="http://schemas.openxmlformats.org/wordprocessingml/2006/main" w:val="1"/>
+      <w:spacing w:before="60" w:after="60"/>
+      <w:jc w:val="left"/>
+      <w:outlineLvl xmlns:w="http://schemas.openxmlformats.org/wordprocessingml/2006/main" w:val="1"/>
+    </w:pPr>
+    <w:rPr>
+      <w:rFonts w:ascii="黑体" w:hAnsi="黑体" w:eastAsia="黑体"/>
+      <w:b/>
+      <w:color w:val="000000"/>
+      <w:sz w:val="24"/>
+    </w:rPr>
+  </w:style>
+  <w:style w:type="paragraph" w:styleId="FigureTableCaption" w:customStyle="true">
+    <w:name w:val="图表题注"/>
+    <w:basedOn w:val="Normal"/>
+    <w:pPr>
+      <w:keepLines xmlns:w="http://schemas.openxmlformats.org/wordprocessingml/2006/main" w:val="1"/>
+      <w:spacing w:before="60" w:after="120"/>
+      <w:jc w:val="center"/>
+    </w:pPr>
+    <w:rPr>
+      <w:rFonts w:ascii="宋体" w:hAnsi="宋体" w:eastAsia="宋体"/>
+      <w:color w:val="000000"/>
+      <w:sz w:val="18"/>
+    </w:rPr>
+  </w:style>
+  <w:style w:type="paragraph" w:styleId="CodeTitle" w:customStyle="true">
+    <w:name w:val="代码标题"/>
+    <w:basedOn w:val="Normal"/>
+    <w:pPr>
+      <w:keepNext xmlns:w="http://schemas.openxmlformats.org/wordprocessingml/2006/main" w:val="1"/>
+      <w:spacing w:before="120" w:after="60"/>
+      <w:jc w:val="left"/>
+    </w:pPr>
+    <w:rPr>
+      <w:rFonts w:ascii="黑体" w:hAnsi="黑体" w:eastAsia="黑体"/>
+      <w:b/>
+      <w:color w:val="000000"/>
+      <w:sz w:val="21"/>
+    </w:rPr>
+  </w:style>
+  <w:style w:type="paragraph" w:styleId="CodeBlock" w:customStyle="true">
+    <w:name w:val="代码正文"/>
+    <w:basedOn w:val="Normal"/>
+    <w:pPr>
+      <w:keepLines xmlns:w="http://schemas.openxmlformats.org/wordprocessingml/2006/main" w:val="1"/>
+      <w:spacing w:before="0" w:after="120" w:line="300" w:lineRule="auto"/>
+      <w:jc w:val="left"/>
+    </w:pPr>
+    <w:rPr>
+      <w:rFonts w:ascii="宋体" w:hAnsi="宋体" w:eastAsia="宋体"/>
+      <w:color w:val="000000"/>
+      <w:sz w:val="18"/>
+    </w:rPr>
   </w:style>
 </w:styles>
 </file>

--- a/docs/实际报告/最终版/同学B个人实习报告.docx
+++ b/docs/实际报告/最终版/同学B个人实习报告.docx
@@ -1,139 +1,76 @@
 
 <file path=word/document.xml><?xml version="1.0" encoding="utf-8"?>
 <w:document xmlns:a="http://schemas.openxmlformats.org/drawingml/2006/main" xmlns:pic="http://schemas.openxmlformats.org/drawingml/2006/picture" xmlns:wpc="http://schemas.microsoft.com/office/word/2010/wordprocessingCanvas" xmlns:mo="http://schemas.microsoft.com/office/mac/office/2008/main" xmlns:mc="http://schemas.openxmlformats.org/markup-compatibility/2006" xmlns:mv="urn:schemas-microsoft-com:mac:vml" xmlns:o="urn:schemas-microsoft-com:office:office" xmlns:r="http://schemas.openxmlformats.org/officeDocument/2006/relationships" xmlns:m="http://schemas.openxmlformats.org/officeDocument/2006/math" xmlns:v="urn:schemas-microsoft-com:vml" xmlns:wp14="http://schemas.microsoft.com/office/word/2010/wordprocessingDrawing" xmlns:wp="http://schemas.openxmlformats.org/drawingml/2006/wordprocessingDrawing" xmlns:w10="urn:schemas-microsoft-com:office:word" xmlns:w="http://schemas.openxmlformats.org/wordprocessingml/2006/main" xmlns:w14="http://schemas.microsoft.com/office/word/2010/wordml" xmlns:wpg="http://schemas.microsoft.com/office/word/2010/wordprocessingGroup" xmlns:wpi="http://schemas.microsoft.com/office/word/2010/wordprocessingInk" xmlns:wne="http://schemas.microsoft.com/office/word/2006/wordml" xmlns:wps="http://schemas.microsoft.com/office/word/2010/wordprocessingShape" mc:Ignorable="w14 wp14">
-  <w:body>
+  <w:body xmlns:a="http://schemas.openxmlformats.org/drawingml/2006/main" xmlns:pic="http://schemas.openxmlformats.org/drawingml/2006/picture" xmlns:wpc="http://schemas.microsoft.com/office/word/2010/wordprocessingCanvas" xmlns:mo="http://schemas.microsoft.com/office/mac/office/2008/main" xmlns:mc="http://schemas.openxmlformats.org/markup-compatibility/2006" xmlns:mv="urn:schemas-microsoft-com:mac:vml" xmlns:o="urn:schemas-microsoft-com:office:office" xmlns:r="http://schemas.openxmlformats.org/officeDocument/2006/relationships" xmlns:m="http://schemas.openxmlformats.org/officeDocument/2006/math" xmlns:v="urn:schemas-microsoft-com:vml" xmlns:wp14="http://schemas.microsoft.com/office/word/2010/wordprocessingDrawing" xmlns:wp="http://schemas.openxmlformats.org/drawingml/2006/wordprocessingDrawing" xmlns:w10="urn:schemas-microsoft-com:office:word" xmlns:w="http://schemas.openxmlformats.org/wordprocessingml/2006/main" xmlns:w14="http://schemas.microsoft.com/office/word/2010/wordml" xmlns:wpg="http://schemas.microsoft.com/office/word/2010/wordprocessingGroup" xmlns:wpi="http://schemas.microsoft.com/office/word/2010/wordprocessingInk" xmlns:wne="http://schemas.microsoft.com/office/word/2006/wordml" xmlns:wps="http://schemas.microsoft.com/office/word/2010/wordprocessingShape">
     <w:p>
       <w:pPr>
-        <w:spacing w:before="720" w:after="200"/>
-        <w:jc w:val="center"/>
+        <w:pStyle w:val="CoverTitle"/>
       </w:pPr>
       <w:r>
-        <w:rPr>
-          <w:rFonts w:ascii="黑体" w:hAnsi="黑体" w:eastAsia="黑体"/>
-          <w:b/>
-          <w:color w:val="000000"/>
-          <w:sz w:val="52"/>
-        </w:rPr>
         <w:t>《地理信息系统开发实习》报告</w:t>
       </w:r>
     </w:p>
     <w:p>
       <w:pPr>
-        <w:spacing w:before="0" w:after="1600"/>
-        <w:jc w:val="center"/>
+        <w:pStyle w:val="CoverSubtitle"/>
       </w:pPr>
       <w:r>
-        <w:rPr>
-          <w:rFonts w:ascii="黑体" w:hAnsi="黑体" w:eastAsia="黑体"/>
-          <w:b/>
-          <w:color w:val="000000"/>
-          <w:sz w:val="30"/>
-        </w:rPr>
         <w:t>地信2023级</w:t>
       </w:r>
     </w:p>
     <w:p>
       <w:pPr>
-        <w:spacing w:before="200" w:after="0"/>
-        <w:jc w:val="center"/>
+        <w:pStyle w:val="CoverInfo"/>
       </w:pPr>
       <w:r>
-        <w:rPr>
-          <w:rFonts w:ascii="楷体" w:hAnsi="楷体" w:eastAsia="楷体"/>
-          <w:b w:val="0"/>
-          <w:color w:val="000000"/>
-          <w:sz w:val="30"/>
-        </w:rPr>
         <w:t>专    业：          地理信息科学</w:t>
       </w:r>
     </w:p>
     <w:p>
       <w:pPr>
-        <w:spacing w:before="200" w:after="0"/>
-        <w:jc w:val="center"/>
+        <w:pStyle w:val="CoverInfo"/>
       </w:pPr>
       <w:r>
-        <w:rPr>
-          <w:rFonts w:ascii="楷体" w:hAnsi="楷体" w:eastAsia="楷体"/>
-          <w:b w:val="0"/>
-          <w:color w:val="000000"/>
-          <w:sz w:val="30"/>
-        </w:rPr>
         <w:t>班    级：       地理信息科学2023-1班</w:t>
       </w:r>
     </w:p>
     <w:p>
       <w:pPr>
-        <w:spacing w:before="200" w:after="0"/>
-        <w:jc w:val="center"/>
+        <w:pStyle w:val="CoverInfo"/>
       </w:pPr>
       <w:r>
-        <w:rPr>
-          <w:rFonts w:ascii="楷体" w:hAnsi="楷体" w:eastAsia="楷体"/>
-          <w:b w:val="0"/>
-          <w:color w:val="000000"/>
-          <w:sz w:val="30"/>
-        </w:rPr>
         <w:t>姓    名：             __________</w:t>
       </w:r>
     </w:p>
     <w:p>
       <w:pPr>
-        <w:spacing w:before="200" w:after="0"/>
-        <w:jc w:val="center"/>
+        <w:pStyle w:val="CoverInfo"/>
       </w:pPr>
       <w:r>
-        <w:rPr>
-          <w:rFonts w:ascii="楷体" w:hAnsi="楷体" w:eastAsia="楷体"/>
-          <w:b w:val="0"/>
-          <w:color w:val="000000"/>
-          <w:sz w:val="30"/>
-        </w:rPr>
         <w:t>学    号：             __________</w:t>
       </w:r>
     </w:p>
     <w:p>
       <w:pPr>
-        <w:spacing w:before="200" w:after="0"/>
-        <w:jc w:val="center"/>
+        <w:pStyle w:val="CoverInfo"/>
       </w:pPr>
       <w:r>
-        <w:rPr>
-          <w:rFonts w:ascii="楷体" w:hAnsi="楷体" w:eastAsia="楷体"/>
-          <w:b w:val="0"/>
-          <w:color w:val="000000"/>
-          <w:sz w:val="30"/>
-        </w:rPr>
         <w:t>组    长：             李兴俊</w:t>
       </w:r>
     </w:p>
     <w:p>
       <w:pPr>
-        <w:spacing w:before="2000" w:after="160"/>
-        <w:jc w:val="center"/>
+        <w:pStyle w:val="CoverInfo"/>
       </w:pPr>
       <w:r>
-        <w:rPr>
-          <w:rFonts w:ascii="楷体" w:hAnsi="楷体" w:eastAsia="楷体"/>
-          <w:b/>
-          <w:color w:val="000000"/>
-          <w:sz w:val="30"/>
-        </w:rPr>
         <w:t>中国矿业大学环境与测绘学院</w:t>
       </w:r>
     </w:p>
     <w:p>
       <w:pPr>
-        <w:spacing w:before="0" w:after="0"/>
-        <w:jc w:val="center"/>
+        <w:pStyle w:val="CoverInfo"/>
       </w:pPr>
       <w:r>
-        <w:rPr>
-          <w:rFonts w:ascii="楷体" w:hAnsi="楷体" w:eastAsia="楷体"/>
-          <w:b w:val="0"/>
-          <w:color w:val="000000"/>
-          <w:sz w:val="30"/>
-        </w:rPr>
         <w:t>2026.06</w:t>
       </w:r>
     </w:p>
@@ -144,316 +81,161 @@
     </w:p>
     <w:p>
       <w:pPr>
-        <w:pStyle w:val="ReportHeading1"/>
-        <w:spacing w:before="120" w:after="120"/>
-        <w:jc w:val="left"/>
-        <w:outlineLvl w:val="0"/>
+        <w:pStyle w:val="Heading1"/>
       </w:pPr>
       <w:r>
-        <w:rPr>
-          <w:rFonts w:ascii="黑体" w:hAnsi="黑体" w:eastAsia="黑体"/>
-          <w:b/>
-          <w:color w:val="000000"/>
-          <w:sz w:val="28"/>
-        </w:rPr>
         <w:t>1 实验过程</w:t>
       </w:r>
     </w:p>
     <w:p>
       <w:pPr>
-        <w:pStyle w:val="ReportBody"/>
-        <w:spacing w:line="360" w:lineRule="auto"/>
-        <w:ind w:firstLine="475"/>
-        <w:jc w:val="both"/>
+        <w:pStyle w:val="Normal"/>
       </w:pPr>
       <w:r>
-        <w:rPr>
-          <w:rFonts w:ascii="宋体" w:hAnsi="宋体" w:eastAsia="宋体"/>
-          <w:color w:val="000000"/>
-          <w:sz w:val="21"/>
-        </w:rPr>
         <w:t>本轮地理信息系统设计与开发实习围绕徐州市城市内涝监测与应急管理展开。项目采用双人协作、前后端分离和接口契约优先的开发方式，从需求梳理、数据建模、接口实现、联调测试到容器化验收形成了完整的软件工程流程。</w:t>
       </w:r>
     </w:p>
     <w:p>
       <w:pPr>
-        <w:pStyle w:val="ReportBody"/>
-        <w:spacing w:line="360" w:lineRule="auto"/>
-        <w:ind w:firstLine="475"/>
-        <w:jc w:val="both"/>
+        <w:pStyle w:val="Normal"/>
       </w:pPr>
       <w:r>
-        <w:rPr>
-          <w:rFonts w:ascii="宋体" w:hAnsi="宋体" w:eastAsia="宋体"/>
-          <w:color w:val="000000"/>
-          <w:sz w:val="21"/>
-        </w:rPr>
         <w:t>作为项目组的后端工程师，我主要负责 Spring Boot 业务服务、Spring Security/JWT 权限体系、PostgreSQL/PostGIS 数据模型、监测预警、应急工单状态机、公众上报与附件安全、WebSocket/STOMP 实时消息和自动化测试。项目后期，我进一步完成了 Admin 专属后台管理中心所需的数据接口与业务闭环，使后端能力能够在统一管理页面中直观展示。</w:t>
       </w:r>
     </w:p>
     <w:p>
       <w:pPr>
-        <w:pStyle w:val="ReportBody"/>
-        <w:spacing w:line="360" w:lineRule="auto"/>
-        <w:ind w:firstLine="475"/>
-        <w:jc w:val="both"/>
+        <w:pStyle w:val="Normal"/>
       </w:pPr>
       <w:r>
-        <w:rPr>
-          <w:rFonts w:ascii="宋体" w:hAnsi="宋体" w:eastAsia="宋体"/>
-          <w:color w:val="000000"/>
-          <w:sz w:val="21"/>
-        </w:rPr>
         <w:t>整个实习过程可划分为以下四个阶段：</w:t>
       </w:r>
     </w:p>
     <w:p>
       <w:pPr>
-        <w:pStyle w:val="ReportBody"/>
-        <w:spacing w:line="360" w:lineRule="auto"/>
-        <w:jc w:val="both"/>
+        <w:pStyle w:val="Normal"/>
       </w:pPr>
       <w:r>
-        <w:rPr>
-          <w:rFonts w:ascii="宋体" w:hAnsi="宋体" w:eastAsia="宋体"/>
-          <w:color w:val="000000"/>
-          <w:sz w:val="21"/>
-        </w:rPr>
         <w:t>需求分析与接口契约阶段（第1周）：与前端成员共同划分地图工作台、空间查询、监测预警、应急调度、公众上报和系统管理六大模块，明确 REST 接口、权限边界、状态枚举和 STOMP 主题。</w:t>
       </w:r>
     </w:p>
     <w:p>
       <w:pPr>
-        <w:pStyle w:val="ReportBody"/>
-        <w:spacing w:line="360" w:lineRule="auto"/>
-        <w:jc w:val="both"/>
+        <w:pStyle w:val="Normal"/>
       </w:pPr>
       <w:r>
-        <w:rPr>
-          <w:rFonts w:ascii="宋体" w:hAnsi="宋体" w:eastAsia="宋体"/>
-          <w:color w:val="000000"/>
-          <w:sz w:val="21"/>
-        </w:rPr>
         <w:t>数据模型与基础服务阶段（第2-3周）：使用 Flyway V1-V4 建立用户角色、监测站点、监测数据、预警、应急资源、工单、附件、日志及空间图层等表，统一采用 WGS84/EPSG:4326，并建立 GiST 索引和业务约束。</w:t>
       </w:r>
     </w:p>
     <w:p>
       <w:pPr>
-        <w:pStyle w:val="ReportBody"/>
-        <w:spacing w:line="360" w:lineRule="auto"/>
-        <w:jc w:val="both"/>
+        <w:pStyle w:val="Normal"/>
       </w:pPr>
       <w:r>
-        <w:rPr>
-          <w:rFonts w:ascii="宋体" w:hAnsi="宋体" w:eastAsia="宋体"/>
-          <w:color w:val="000000"/>
-          <w:sz w:val="21"/>
-        </w:rPr>
         <w:t>核心业务与安全控制阶段（第4-5周）：实现 JWT 登录、三级角色权限、空间联合查询、监测阈值预警、公众上报、工单派发与状态流转，通过事务行锁和部分唯一索引保证并发派单一致性。</w:t>
       </w:r>
     </w:p>
     <w:p>
       <w:pPr>
-        <w:pStyle w:val="ReportBody"/>
-        <w:spacing w:line="360" w:lineRule="auto"/>
-        <w:jc w:val="both"/>
+        <w:pStyle w:val="Normal"/>
       </w:pPr>
       <w:r>
-        <w:rPr>
-          <w:rFonts w:ascii="宋体" w:hAnsi="宋体" w:eastAsia="宋体"/>
-          <w:color w:val="000000"/>
-          <w:sz w:val="21"/>
-        </w:rPr>
         <w:t>联调、后台管理与质量保障阶段（第6-8周）：完成 STOMP 实时推送、OpenAPI、操作审计和附件校验，配合前端接入 Admin 专属后台管理中心，并通过 50 项后端自动化测试和完整容器环境验收。</w:t>
       </w:r>
     </w:p>
     <w:p>
       <w:pPr>
-        <w:pStyle w:val="ReportHeading1"/>
-        <w:spacing w:before="120" w:after="120"/>
-        <w:jc w:val="left"/>
-        <w:outlineLvl w:val="0"/>
+        <w:pStyle w:val="Heading1"/>
       </w:pPr>
       <w:r>
-        <w:rPr>
-          <w:rFonts w:ascii="黑体" w:hAnsi="黑体" w:eastAsia="黑体"/>
-          <w:b/>
-          <w:color w:val="000000"/>
-          <w:sz w:val="28"/>
-        </w:rPr>
         <w:t>2 个人工作介绍</w:t>
       </w:r>
     </w:p>
     <w:p>
       <w:pPr>
-        <w:pStyle w:val="ReportBody"/>
-        <w:spacing w:line="360" w:lineRule="auto"/>
-        <w:ind w:firstLine="475"/>
-        <w:jc w:val="both"/>
+        <w:pStyle w:val="Normal"/>
       </w:pPr>
       <w:r>
-        <w:rPr>
-          <w:rFonts w:ascii="宋体" w:hAnsi="宋体" w:eastAsia="宋体"/>
-          <w:color w:val="000000"/>
-          <w:sz w:val="21"/>
-        </w:rPr>
         <w:t>在此次《地理信息系统开发实习》中，我作为后端与数据服务负责人，主要承担并完成以下工作职责：</w:t>
       </w:r>
     </w:p>
     <w:p>
       <w:pPr>
-        <w:pStyle w:val="ReportBody"/>
-        <w:spacing w:line="360" w:lineRule="auto"/>
-        <w:jc w:val="both"/>
+        <w:pStyle w:val="Normal"/>
       </w:pPr>
       <w:r>
-        <w:rPr>
-          <w:rFonts w:ascii="宋体" w:hAnsi="宋体" w:eastAsia="宋体"/>
-          <w:color w:val="000000"/>
-          <w:sz w:val="21"/>
-        </w:rPr>
         <w:t>【后端分层与接口契约】采用 Controller、Service、Mapper、Entity/DTO 分层组织 Spring Boot 工程，使用统一响应、参数校验、全局异常处理和 OpenAPI 文档维护稳定接口；</w:t>
       </w:r>
     </w:p>
     <w:p>
       <w:pPr>
-        <w:pStyle w:val="ReportBody"/>
-        <w:spacing w:line="360" w:lineRule="auto"/>
-        <w:jc w:val="both"/>
+        <w:pStyle w:val="Normal"/>
       </w:pPr>
       <w:r>
-        <w:rPr>
-          <w:rFonts w:ascii="宋体" w:hAnsi="宋体" w:eastAsia="宋体"/>
-          <w:color w:val="000000"/>
-          <w:sz w:val="21"/>
-        </w:rPr>
         <w:t>【PostGIS 数据与空间服务】设计 Flyway 迁移、空间字段、GiST 索引和约束，使用参数化 ST_Intersects 完成空间与属性联合检索，并实现 GeoJSON 图层校验入库；</w:t>
       </w:r>
     </w:p>
     <w:p>
       <w:pPr>
-        <w:pStyle w:val="ReportBody"/>
-        <w:spacing w:line="360" w:lineRule="auto"/>
-        <w:jc w:val="both"/>
+        <w:pStyle w:val="Normal"/>
       </w:pPr>
       <w:r>
-        <w:rPr>
-          <w:rFonts w:ascii="宋体" w:hAnsi="宋体" w:eastAsia="宋体"/>
-          <w:color w:val="000000"/>
-          <w:sz w:val="21"/>
-        </w:rPr>
         <w:t>【监测预警与实时消息】定时生成水位、雨量和流量数据，根据配置阈值创建预警，完成确认、驳回、发布、撤销状态机及 STOMP 广播；</w:t>
       </w:r>
     </w:p>
     <w:p>
       <w:pPr>
-        <w:pStyle w:val="ReportBody"/>
-        <w:spacing w:line="360" w:lineRule="auto"/>
-        <w:jc w:val="both"/>
+        <w:pStyle w:val="Normal"/>
       </w:pPr>
       <w:r>
-        <w:rPr>
-          <w:rFonts w:ascii="宋体" w:hAnsi="宋体" w:eastAsia="宋体"/>
-          <w:color w:val="000000"/>
-          <w:sz w:val="21"/>
-        </w:rPr>
         <w:t>【工单、公众上报与并发控制】统一内部工单和公众上报，提供追踪码、附件、状态历史和资源释放，使用事务行锁防止资源重复派发；</w:t>
       </w:r>
     </w:p>
     <w:p>
       <w:pPr>
-        <w:pStyle w:val="ReportBody"/>
-        <w:spacing w:line="360" w:lineRule="auto"/>
-        <w:jc w:val="both"/>
+        <w:pStyle w:val="Normal"/>
       </w:pPr>
       <w:r>
-        <w:rPr>
-          <w:rFonts w:ascii="宋体" w:hAnsi="宋体" w:eastAsia="宋体"/>
-          <w:color w:val="000000"/>
-          <w:sz w:val="21"/>
-        </w:rPr>
         <w:t>【权限审计与后台管理】实现 ADMIN、OPERATOR、VIEWER 三级权限、用户启停、阈值配置和操作日志，为 Admin 专属后台管理中心提供真实数据与管理操作接口；</w:t>
       </w:r>
     </w:p>
     <w:p>
       <w:pPr>
-        <w:pStyle w:val="ReportHeading1"/>
-        <w:spacing w:before="120" w:after="120"/>
-        <w:jc w:val="left"/>
-        <w:outlineLvl w:val="0"/>
+        <w:pStyle w:val="Heading1"/>
       </w:pPr>
       <w:r>
-        <w:rPr>
-          <w:rFonts w:ascii="黑体" w:hAnsi="黑体" w:eastAsia="黑体"/>
-          <w:b/>
-          <w:color w:val="000000"/>
-          <w:sz w:val="28"/>
-        </w:rPr>
         <w:t>3 具体工作</w:t>
       </w:r>
     </w:p>
     <w:p>
       <w:pPr>
-        <w:pStyle w:val="ReportBody"/>
-        <w:spacing w:line="360" w:lineRule="auto"/>
-        <w:ind w:firstLine="475"/>
-        <w:jc w:val="both"/>
+        <w:pStyle w:val="Normal"/>
       </w:pPr>
       <w:r>
-        <w:rPr>
-          <w:rFonts w:ascii="宋体" w:hAnsi="宋体" w:eastAsia="宋体"/>
-          <w:color w:val="000000"/>
-          <w:sz w:val="21"/>
-        </w:rPr>
         <w:t>以下从后端架构、空间数据、监测预警、工单业务和系统管理五个方面说明本人完成的核心工作。</w:t>
       </w:r>
     </w:p>
     <w:p>
       <w:pPr>
-        <w:pStyle w:val="ReportHeading2"/>
-        <w:spacing w:before="60" w:after="60"/>
-        <w:jc w:val="left"/>
-        <w:outlineLvl w:val="1"/>
+        <w:pStyle w:val="Heading2"/>
       </w:pPr>
       <w:r>
-        <w:rPr>
-          <w:rFonts w:ascii="黑体" w:hAnsi="黑体" w:eastAsia="黑体"/>
-          <w:b/>
-          <w:color w:val="000000"/>
-          <w:sz w:val="24"/>
-        </w:rPr>
         <w:t>3.1 Spring Boot 分层架构与统一接口</w:t>
       </w:r>
     </w:p>
     <w:p>
       <w:pPr>
-        <w:pStyle w:val="ReportBody"/>
-        <w:spacing w:line="360" w:lineRule="auto"/>
-        <w:ind w:firstLine="475"/>
-        <w:jc w:val="both"/>
+        <w:pStyle w:val="Normal"/>
       </w:pPr>
       <w:r>
-        <w:rPr>
-          <w:rFonts w:ascii="宋体" w:hAnsi="宋体" w:eastAsia="宋体"/>
-          <w:color w:val="000000"/>
-          <w:sz w:val="21"/>
-        </w:rPr>
         <w:t>后端以 Spring Boot 3 为基础，按 Controller、Service、Mapper 和 Entity/DTO 分层。接口统一使用 Result 返回结构，并通过 Jakarta Validation 与全局异常处理器形成一致的成功、参数错误、权限不足和业务冲突语义。SpringDoc 在运行时生成 OpenAPI，便于前后端联调和答辩验证。</w:t>
       </w:r>
     </w:p>
     <w:p>
       <w:pPr>
-        <w:pStyle w:val="ReportBody"/>
-        <w:spacing w:line="360" w:lineRule="auto"/>
-        <w:ind w:firstLine="475"/>
-        <w:jc w:val="both"/>
+        <w:pStyle w:val="Normal"/>
       </w:pPr>
       <w:r>
-        <w:rPr>
-          <w:rFonts w:ascii="宋体" w:hAnsi="宋体" w:eastAsia="宋体"/>
-          <w:color w:val="000000"/>
-          <w:sz w:val="21"/>
-        </w:rPr>
         <w:t>认证采用 Spring Security、BCrypt 和 JWT。服务端在每次请求及 STOMP CONNECT 阶段重新校验用户状态和角色，避免停用账号继续使用旧 Token；同时拒绝客户端向业务主题发送消息，防止伪造监测、预警或工单事件。</w:t>
       </w:r>
     </w:p>
@@ -500,65 +282,32 @@
     <w:p>
       <w:pPr>
         <w:pStyle w:val="FigureTableCaption"/>
-        <w:keepNext w:val="0"/>
-        <w:spacing w:before="60" w:after="120"/>
-        <w:jc w:val="center"/>
       </w:pPr>
       <w:r>
-        <w:rPr>
-          <w:rFonts w:ascii="宋体" w:hAnsi="宋体" w:eastAsia="宋体"/>
-          <w:color w:val="000000"/>
-          <w:sz w:val="18"/>
-        </w:rPr>
         <w:t>图 3-1 系统总体架构与后端服务位置</w:t>
       </w:r>
     </w:p>
     <w:p>
       <w:pPr>
-        <w:pStyle w:val="ReportHeading2"/>
-        <w:spacing w:before="60" w:after="60"/>
-        <w:jc w:val="left"/>
-        <w:outlineLvl w:val="1"/>
+        <w:pStyle w:val="Heading2"/>
       </w:pPr>
       <w:r>
-        <w:rPr>
-          <w:rFonts w:ascii="黑体" w:hAnsi="黑体" w:eastAsia="黑体"/>
-          <w:b/>
-          <w:color w:val="000000"/>
-          <w:sz w:val="24"/>
-        </w:rPr>
         <w:t>3.2 PostGIS 数据模型与空间服务</w:t>
       </w:r>
     </w:p>
     <w:p>
       <w:pPr>
-        <w:pStyle w:val="ReportBody"/>
-        <w:spacing w:line="360" w:lineRule="auto"/>
-        <w:ind w:firstLine="475"/>
-        <w:jc w:val="both"/>
+        <w:pStyle w:val="Normal"/>
       </w:pPr>
       <w:r>
-        <w:rPr>
-          <w:rFonts w:ascii="宋体" w:hAnsi="宋体" w:eastAsia="宋体"/>
-          <w:color w:val="000000"/>
-          <w:sz w:val="21"/>
-        </w:rPr>
         <w:t>数据库使用 Flyway V1-V4 管理用户角色、系统配置、操作日志、监测站点、监测数据、预警、应急资源、工单、附件、状态历史、空间图层和设施数据。所有业务几何统一使用 WGS84/EPSG:4326，并在主要空间字段上建立 GiST 索引。</w:t>
       </w:r>
     </w:p>
     <w:p>
       <w:pPr>
-        <w:pStyle w:val="ReportBody"/>
-        <w:spacing w:line="360" w:lineRule="auto"/>
-        <w:ind w:firstLine="475"/>
-        <w:jc w:val="both"/>
+        <w:pStyle w:val="Normal"/>
       </w:pPr>
       <w:r>
-        <w:rPr>
-          <w:rFonts w:ascii="宋体" w:hAnsi="宋体" w:eastAsia="宋体"/>
-          <w:color w:val="000000"/>
-          <w:sz w:val="21"/>
-        </w:rPr>
         <w:t>空间查询接口接收前端提交的 GeoJSON 几何和属性条件，完成结构与合法性校验后，以参数化 SQL 调用 ST_Intersects，并返回 FeatureCollection。图层导入同时校验坐标维度、闭合环、拓扑有效性、要素和坐标数量，保证事务内完整入库或整体回滚。</w:t>
       </w:r>
     </w:p>
@@ -605,114 +354,56 @@
     <w:p>
       <w:pPr>
         <w:pStyle w:val="FigureTableCaption"/>
-        <w:keepNext w:val="0"/>
-        <w:spacing w:before="60" w:after="120"/>
-        <w:jc w:val="center"/>
       </w:pPr>
       <w:r>
-        <w:rPr>
-          <w:rFonts w:ascii="宋体" w:hAnsi="宋体" w:eastAsia="宋体"/>
-          <w:color w:val="000000"/>
-          <w:sz w:val="18"/>
-        </w:rPr>
         <w:t>图 3-2 核心业务数据 ER 关系图</w:t>
       </w:r>
     </w:p>
     <w:p>
       <w:pPr>
-        <w:pStyle w:val="ReportHeading2"/>
-        <w:spacing w:before="60" w:after="60"/>
-        <w:jc w:val="left"/>
-        <w:outlineLvl w:val="1"/>
+        <w:pStyle w:val="Heading2"/>
       </w:pPr>
       <w:r>
-        <w:rPr>
-          <w:rFonts w:ascii="黑体" w:hAnsi="黑体" w:eastAsia="黑体"/>
-          <w:b/>
-          <w:color w:val="000000"/>
-          <w:sz w:val="24"/>
-        </w:rPr>
         <w:t>3.3 监测数据与风险预警状态机</w:t>
       </w:r>
     </w:p>
     <w:p>
       <w:pPr>
-        <w:pStyle w:val="ReportBody"/>
-        <w:spacing w:line="360" w:lineRule="auto"/>
-        <w:ind w:firstLine="475"/>
-        <w:jc w:val="both"/>
+        <w:pStyle w:val="Normal"/>
       </w:pPr>
       <w:r>
-        <w:rPr>
-          <w:rFonts w:ascii="宋体" w:hAnsi="宋体" w:eastAsia="宋体"/>
-          <w:color w:val="000000"/>
-          <w:sz w:val="21"/>
-        </w:rPr>
         <w:t>系统通过定时任务生成水位、雨量和流量模拟数据，写入 monitor_data 后向 /topic/monitor 推送。WarningDetector 读取系统阈值配置，识别异常并创建 PENDING 预警，使模拟数据能够完整验证采集、存储、判断和实时通知链路。</w:t>
       </w:r>
     </w:p>
     <w:p>
       <w:pPr>
-        <w:pStyle w:val="ReportBody"/>
-        <w:spacing w:line="360" w:lineRule="auto"/>
-        <w:ind w:firstLine="475"/>
-        <w:jc w:val="both"/>
+        <w:pStyle w:val="Normal"/>
       </w:pPr>
       <w:r>
-        <w:rPr>
-          <w:rFonts w:ascii="宋体" w:hAnsi="宋体" w:eastAsia="宋体"/>
-          <w:color w:val="000000"/>
-          <w:sz w:val="21"/>
-        </w:rPr>
         <w:t>预警支持 PENDING、CONFIRMED、REJECTED、PUBLISHED、REVOKED 状态流转，同时提供分页查询、统计和时间线接口。每次状态变化记录操作者和时间，并在事务成功后向 /topic/warning 广播。</w:t>
       </w:r>
     </w:p>
     <w:p>
       <w:pPr>
-        <w:pStyle w:val="ReportHeading2"/>
-        <w:spacing w:before="60" w:after="60"/>
-        <w:jc w:val="left"/>
-        <w:outlineLvl w:val="1"/>
+        <w:pStyle w:val="Heading2"/>
       </w:pPr>
       <w:r>
-        <w:rPr>
-          <w:rFonts w:ascii="黑体" w:hAnsi="黑体" w:eastAsia="黑体"/>
-          <w:b/>
-          <w:color w:val="000000"/>
-          <w:sz w:val="24"/>
-        </w:rPr>
         <w:t>3.4 应急工单、公众上报与并发控制</w:t>
       </w:r>
     </w:p>
     <w:p>
       <w:pPr>
-        <w:pStyle w:val="ReportBody"/>
-        <w:spacing w:line="360" w:lineRule="auto"/>
-        <w:ind w:firstLine="475"/>
-        <w:jc w:val="both"/>
+        <w:pStyle w:val="Normal"/>
       </w:pPr>
       <w:r>
-        <w:rPr>
-          <w:rFonts w:ascii="宋体" w:hAnsi="宋体" w:eastAsia="宋体"/>
-          <w:color w:val="000000"/>
-          <w:sz w:val="21"/>
-        </w:rPr>
         <w:t>工单统一记录优先级、位置、状态、指派资源、抵达时间、处理结果、附件和历史。派单时对工单与资源执行行锁，校验工单待处理、资源可用且类型匹配后，同时更新工单和资源状态；数据库部分唯一索引进一步阻止同一资源被多个活动工单占用。</w:t>
       </w:r>
     </w:p>
     <w:p>
       <w:pPr>
-        <w:pStyle w:val="ReportBody"/>
-        <w:spacing w:line="360" w:lineRule="auto"/>
-        <w:ind w:firstLine="475"/>
-        <w:jc w:val="both"/>
+        <w:pStyle w:val="Normal"/>
       </w:pPr>
       <w:r>
-        <w:rPr>
-          <w:rFonts w:ascii="宋体" w:hAnsi="宋体" w:eastAsia="宋体"/>
-          <w:color w:val="000000"/>
-          <w:sz w:val="21"/>
-        </w:rPr>
         <w:t>公众无需登录即可提交积水位置、深度、描述和图片。后端生成 FR-... 追踪码，并对 Data URL、MIME、文件签名、大小、像素和图片数量进行校验。完成或拒绝工单时释放资源，事务提交后再广播状态，保证数据库与多客户端视图一致。</w:t>
       </w:r>
     </w:p>
@@ -759,110 +450,56 @@
     <w:p>
       <w:pPr>
         <w:pStyle w:val="FigureTableCaption"/>
-        <w:keepNext w:val="0"/>
-        <w:spacing w:before="60" w:after="120"/>
-        <w:jc w:val="center"/>
       </w:pPr>
       <w:r>
-        <w:rPr>
-          <w:rFonts w:ascii="宋体" w:hAnsi="宋体" w:eastAsia="宋体"/>
-          <w:color w:val="000000"/>
-          <w:sz w:val="18"/>
-        </w:rPr>
         <w:t>图 3-3 应急派单事务与冲突回滚流程</w:t>
       </w:r>
     </w:p>
     <w:p>
       <w:pPr>
-        <w:pStyle w:val="ReportHeading2"/>
-        <w:spacing w:before="60" w:after="60"/>
-        <w:jc w:val="left"/>
-        <w:outlineLvl w:val="1"/>
+        <w:pStyle w:val="Heading2"/>
       </w:pPr>
       <w:r>
-        <w:rPr>
-          <w:rFonts w:ascii="黑体" w:hAnsi="黑体" w:eastAsia="黑体"/>
-          <w:b/>
-          <w:color w:val="000000"/>
-          <w:sz w:val="24"/>
-        </w:rPr>
         <w:t>3.5 Admin 专属后台管理中心与审计</w:t>
       </w:r>
     </w:p>
     <w:p>
       <w:pPr>
-        <w:pStyle w:val="ReportBody"/>
-        <w:spacing w:line="360" w:lineRule="auto"/>
-        <w:ind w:firstLine="475"/>
-        <w:jc w:val="both"/>
+        <w:pStyle w:val="Normal"/>
       </w:pPr>
       <w:r>
-        <w:rPr>
-          <w:rFonts w:ascii="宋体" w:hAnsi="宋体" w:eastAsia="宋体"/>
-          <w:color w:val="000000"/>
-          <w:sz w:val="21"/>
-        </w:rPr>
         <w:t>为增强后端成果的可见性，系统新增 Admin 专属后台管理中心。入口仅在 ROLE_ADMIN 登录后显示，页面直接调用现有用户、预警、站点、资源、配置和日志接口，不使用前端模拟数据。</w:t>
       </w:r>
     </w:p>
     <w:p>
       <w:pPr>
-        <w:pStyle w:val="ReportBody"/>
-        <w:spacing w:line="360" w:lineRule="auto"/>
-        <w:ind w:firstLine="475"/>
-        <w:jc w:val="both"/>
+        <w:pStyle w:val="Normal"/>
       </w:pPr>
       <w:r>
-        <w:rPr>
-          <w:rFonts w:ascii="宋体" w:hAnsi="宋体" w:eastAsia="宋体"/>
-          <w:color w:val="000000"/>
-          <w:sz w:val="21"/>
-        </w:rPr>
         <w:t>后台管理中心主要能力如下：</w:t>
       </w:r>
     </w:p>
     <w:p>
       <w:pPr>
-        <w:pStyle w:val="ReportBody"/>
-        <w:spacing w:line="360" w:lineRule="auto"/>
-        <w:jc w:val="both"/>
+        <w:pStyle w:val="Normal"/>
       </w:pPr>
       <w:r>
-        <w:rPr>
-          <w:rFonts w:ascii="宋体" w:hAnsi="宋体" w:eastAsia="宋体"/>
-          <w:color w:val="000000"/>
-          <w:sz w:val="21"/>
-        </w:rPr>
         <w:t>【管理概览与预警处置】汇总用户、预警、站点和资源数量，展示待处置预警及最近操作，并支持确认、驳回、发布和撤销；</w:t>
       </w:r>
     </w:p>
     <w:p>
       <w:pPr>
-        <w:pStyle w:val="ReportBody"/>
-        <w:spacing w:line="360" w:lineRule="auto"/>
-        <w:jc w:val="both"/>
+        <w:pStyle w:val="Normal"/>
       </w:pPr>
       <w:r>
-        <w:rPr>
-          <w:rFonts w:ascii="宋体" w:hAnsi="宋体" w:eastAsia="宋体"/>
-          <w:color w:val="000000"/>
-          <w:sz w:val="21"/>
-        </w:rPr>
         <w:t>【用户、站点、资源与阈值】支持用户检索和启停，统一查看监测站点与应急资源，并维护水位、降雨预警及危险阈值；</w:t>
       </w:r>
     </w:p>
     <w:p>
       <w:pPr>
-        <w:pStyle w:val="ReportBody"/>
-        <w:spacing w:line="360" w:lineRule="auto"/>
-        <w:jc w:val="both"/>
+        <w:pStyle w:val="Normal"/>
       </w:pPr>
       <w:r>
-        <w:rPr>
-          <w:rFonts w:ascii="宋体" w:hAnsi="宋体" w:eastAsia="宋体"/>
-          <w:color w:val="000000"/>
-          <w:sz w:val="21"/>
-        </w:rPr>
         <w:t>【权限与审计闭环】前端仅向管理员展示入口，后端仍执行 ADMIN 权限校验；所有关键管理变更通过 AOP 写入 sys_log，可在审计日志页追溯。</w:t>
       </w:r>
     </w:p>
@@ -909,16 +546,8 @@
     <w:p>
       <w:pPr>
         <w:pStyle w:val="FigureTableCaption"/>
-        <w:keepNext w:val="0"/>
-        <w:spacing w:before="60" w:after="120"/>
-        <w:jc w:val="center"/>
       </w:pPr>
       <w:r>
-        <w:rPr>
-          <w:rFonts w:ascii="宋体" w:hAnsi="宋体" w:eastAsia="宋体"/>
-          <w:color w:val="000000"/>
-          <w:sz w:val="18"/>
-        </w:rPr>
         <w:t>图 3-4 Admin 专属后台管理中心</w:t>
       </w:r>
     </w:p>
@@ -965,47 +594,24 @@
     <w:p>
       <w:pPr>
         <w:pStyle w:val="FigureTableCaption"/>
-        <w:keepNext w:val="0"/>
-        <w:spacing w:before="60" w:after="120"/>
-        <w:jc w:val="center"/>
       </w:pPr>
       <w:r>
-        <w:rPr>
-          <w:rFonts w:ascii="宋体" w:hAnsi="宋体" w:eastAsia="宋体"/>
-          <w:color w:val="000000"/>
-          <w:sz w:val="18"/>
-        </w:rPr>
         <w:t>图 3-5 系统六大功能模块</w:t>
       </w:r>
     </w:p>
     <w:p>
       <w:pPr>
-        <w:pStyle w:val="CodeTitle"/>
-        <w:spacing w:before="120" w:after="60"/>
-        <w:jc w:val="left"/>
+        <w:pStyle w:val="Heading2"/>
       </w:pPr>
       <w:r>
-        <w:rPr>
-          <w:rFonts w:ascii="黑体" w:hAnsi="黑体" w:eastAsia="黑体"/>
-          <w:b/>
-          <w:color w:val="000000"/>
-          <w:sz w:val="21"/>
-        </w:rPr>
         <w:t xml:space="preserve">关键代码 1：监测数据预警生成</w:t>
       </w:r>
     </w:p>
     <w:p>
       <w:pPr>
-        <w:pStyle w:val="CodeBlock"/>
-        <w:spacing w:after="120" w:line="300" w:lineRule="auto"/>
-        <w:jc w:val="left"/>
+        <w:pStyle w:val="Normal"/>
       </w:pPr>
       <w:r>
-        <w:rPr>
-          <w:rFonts w:ascii="宋体" w:hAnsi="宋体" w:eastAsia="宋体"/>
-          <w:color w:val="000000"/>
-          <w:sz w:val="18"/>
-        </w:rPr>
         <w:t xml:space="preserve">public WarningRecord detectAndCreate(MonitorData data) {</w:t>
         <w:br/>
         <w:t xml:space="preserve">    if (data.getWarningLevel() == null || data.getWarningLevel() &lt; 1) return null;</w:t>
@@ -1025,32 +631,17 @@
     </w:p>
     <w:p>
       <w:pPr>
-        <w:pStyle w:val="CodeTitle"/>
-        <w:spacing w:before="120" w:after="60"/>
-        <w:jc w:val="left"/>
+        <w:pStyle w:val="Heading2"/>
       </w:pPr>
       <w:r>
-        <w:rPr>
-          <w:rFonts w:ascii="黑体" w:hAnsi="黑体" w:eastAsia="黑体"/>
-          <w:b/>
-          <w:color w:val="000000"/>
-          <w:sz w:val="21"/>
-        </w:rPr>
         <w:t xml:space="preserve">关键代码 2：管理员账号启停保护</w:t>
       </w:r>
     </w:p>
     <w:p>
       <w:pPr>
-        <w:pStyle w:val="CodeBlock"/>
-        <w:spacing w:after="120" w:line="300" w:lineRule="auto"/>
-        <w:jc w:val="left"/>
+        <w:pStyle w:val="Normal"/>
       </w:pPr>
       <w:r>
-        <w:rPr>
-          <w:rFonts w:ascii="宋体" w:hAnsi="宋体" w:eastAsia="宋体"/>
-          <w:color w:val="000000"/>
-          <w:sz w:val="18"/>
-        </w:rPr>
         <w:t xml:space="preserve">@Transactional</w:t>
         <w:br/>
         <w:t xml:space="preserve">public void setEnabled(Long userId, boolean enabled, Long currentUserId) {</w:t>
@@ -1078,32 +669,17 @@
     </w:p>
     <w:p>
       <w:pPr>
-        <w:pStyle w:val="CodeTitle"/>
-        <w:spacing w:before="120" w:after="60"/>
-        <w:jc w:val="left"/>
+        <w:pStyle w:val="Heading2"/>
       </w:pPr>
       <w:r>
-        <w:rPr>
-          <w:rFonts w:ascii="黑体" w:hAnsi="黑体" w:eastAsia="黑体"/>
-          <w:b/>
-          <w:color w:val="000000"/>
-          <w:sz w:val="21"/>
-        </w:rPr>
         <w:t xml:space="preserve">关键代码 3：PostGIS 空间相交查询</w:t>
       </w:r>
     </w:p>
     <w:p>
       <w:pPr>
-        <w:pStyle w:val="CodeBlock"/>
-        <w:spacing w:after="120" w:line="300" w:lineRule="auto"/>
-        <w:jc w:val="left"/>
+        <w:pStyle w:val="Normal"/>
       </w:pPr>
       <w:r>
-        <w:rPr>
-          <w:rFonts w:ascii="宋体" w:hAnsi="宋体" w:eastAsia="宋体"/>
-          <w:color w:val="000000"/>
-          <w:sz w:val="18"/>
-        </w:rPr>
         <w:t xml:space="preserve">SELECT sf.id, sf.name, ST_AsGeoJSON(sf.geom) AS geom_json</w:t>
         <w:br/>
         <w:t xml:space="preserve">FROM spatial_facility sf</w:t>
@@ -1125,79 +701,41 @@
     </w:p>
     <w:p>
       <w:pPr>
-        <w:pStyle w:val="ReportHeading1"/>
-        <w:spacing w:before="120" w:after="120"/>
-        <w:jc w:val="left"/>
-        <w:outlineLvl w:val="0"/>
+        <w:pStyle w:val="Heading1"/>
       </w:pPr>
       <w:r>
-        <w:rPr>
-          <w:rFonts w:ascii="黑体" w:hAnsi="黑体" w:eastAsia="黑体"/>
-          <w:b/>
-          <w:color w:val="000000"/>
-          <w:sz w:val="28"/>
-        </w:rPr>
         <w:t>4 总结</w:t>
       </w:r>
     </w:p>
     <w:p>
       <w:pPr>
-        <w:pStyle w:val="ReportBody"/>
-        <w:spacing w:line="360" w:lineRule="auto"/>
-        <w:ind w:firstLine="475"/>
-        <w:jc w:val="both"/>
+        <w:pStyle w:val="Normal"/>
       </w:pPr>
       <w:r>
-        <w:rPr>
-          <w:rFonts w:ascii="宋体" w:hAnsi="宋体" w:eastAsia="宋体"/>
-          <w:color w:val="000000"/>
-          <w:sz w:val="21"/>
-        </w:rPr>
         <w:t>本次实习使我完成了从数据库建模、后端接口、权限安全、业务状态机到自动化测试和管理界面联调的完整实践，主要收获如下：</w:t>
       </w:r>
     </w:p>
     <w:p>
       <w:pPr>
-        <w:pStyle w:val="ReportBody"/>
-        <w:spacing w:line="360" w:lineRule="auto"/>
-        <w:jc w:val="both"/>
+        <w:pStyle w:val="Normal"/>
       </w:pPr>
       <w:r>
-        <w:rPr>
-          <w:rFonts w:ascii="宋体" w:hAnsi="宋体" w:eastAsia="宋体"/>
-          <w:color w:val="000000"/>
-          <w:sz w:val="21"/>
-        </w:rPr>
         <w:t>掌握了 PostGIS 空间数据建模与服务方法。通过统一坐标系、空间索引、参数化查询和图层事务入库，理解了关系业务数据与空间几何协同设计的关键边界。</w:t>
       </w:r>
     </w:p>
     <w:p>
       <w:pPr>
-        <w:pStyle w:val="ReportBody"/>
-        <w:spacing w:line="360" w:lineRule="auto"/>
-        <w:jc w:val="both"/>
+        <w:pStyle w:val="Normal"/>
       </w:pPr>
       <w:r>
-        <w:rPr>
-          <w:rFonts w:ascii="宋体" w:hAnsi="宋体" w:eastAsia="宋体"/>
-          <w:color w:val="000000"/>
-          <w:sz w:val="21"/>
-        </w:rPr>
         <w:t>深化了业务一致性与安全控制能力。通过 JWT、三级角色、事务行锁、唯一约束、提交后广播和附件校验，能够从接口、业务和数据库多个层次保证系统可靠性。</w:t>
       </w:r>
     </w:p>
     <w:p>
       <w:pPr>
-        <w:pStyle w:val="ReportBody"/>
-        <w:spacing w:line="360" w:lineRule="auto"/>
-        <w:jc w:val="both"/>
+        <w:pStyle w:val="Normal"/>
       </w:pPr>
       <w:r>
-        <w:rPr>
-          <w:rFonts w:ascii="宋体" w:hAnsi="宋体" w:eastAsia="宋体"/>
-          <w:color w:val="000000"/>
-          <w:sz w:val="21"/>
-        </w:rPr>
         <w:t>提升了可测试、可维护和可展示的工程意识。50 项自动化测试覆盖核心服务，新建 Admin 后台管理中心将后端预警、配置、用户和审计能力转化为可直接验证的操作界面。</w:t>
       </w:r>
     </w:p>
@@ -1588,11 +1126,14 @@
     <w:qFormat/>
     <w:rsid w:val="00FC693F"/>
     <w:pPr>
+      <w:widowControl w:val="false"/>
       <w:spacing w:after="0" w:line="360" w:lineRule="auto"/>
+      <w:jc w:val="both"/>
     </w:pPr>
     <w:rPr>
-      <w:rFonts w:ascii="Times New Roman" w:hAnsi="Times New Roman" w:eastAsia="宋体"/>
-      <w:sz w:val="24"/>
+      <w:rFonts w:ascii="宋体" w:hAnsi="宋体" w:eastAsia="宋体"/>
+      <w:color w:val="000000"/>
+      <w:sz w:val="21"/>
     </w:rPr>
   </w:style>
   <w:style w:type="paragraph" w:styleId="Header">
@@ -1650,15 +1191,16 @@
     <w:pPr>
       <w:keepNext/>
       <w:keepLines/>
-      <w:spacing w:before="240" w:after="120"/>
-      <w:outlineLvl w:val="0"/>
+      <w:spacing w:before="120" w:after="120"/>
+      <w:jc w:val="left"/>
+      <w:outlineLvl xmlns:w="http://schemas.openxmlformats.org/wordprocessingml/2006/main" w:val="0"/>
     </w:pPr>
     <w:rPr>
-      <w:rFonts w:ascii="Times New Roman" w:hAnsi="Times New Roman" w:eastAsia="黑体" w:asciiTheme="majorHAnsi" w:hAnsiTheme="majorHAnsi" w:eastAsiaTheme="majorEastAsia" w:cstheme="majorBidi"/>
+      <w:rFonts w:ascii="黑体" w:hAnsi="黑体" w:eastAsia="黑体" w:asciiTheme="majorHAnsi" w:hAnsiTheme="majorHAnsi" w:eastAsiaTheme="majorEastAsia" w:cstheme="majorBidi"/>
       <w:b/>
       <w:bCs/>
-      <w:color w:val="365F91" w:themeColor="accent1" w:themeShade="BF"/>
-      <w:sz w:val="32"/>
+      <w:color w:val="000000"/>
+      <w:sz w:val="28"/>
       <w:szCs w:val="28"/>
     </w:rPr>
   </w:style>
@@ -1674,15 +1216,16 @@
     <w:pPr>
       <w:keepNext/>
       <w:keepLines/>
-      <w:spacing w:before="240" w:after="120"/>
-      <w:outlineLvl w:val="1"/>
+      <w:spacing w:before="60" w:after="60"/>
+      <w:jc w:val="left"/>
+      <w:outlineLvl xmlns:w="http://schemas.openxmlformats.org/wordprocessingml/2006/main" w:val="1"/>
     </w:pPr>
     <w:rPr>
-      <w:rFonts w:ascii="Times New Roman" w:hAnsi="Times New Roman" w:eastAsia="黑体" w:asciiTheme="majorHAnsi" w:hAnsiTheme="majorHAnsi" w:eastAsiaTheme="majorEastAsia" w:cstheme="majorBidi"/>
+      <w:rFonts w:ascii="黑体" w:hAnsi="黑体" w:eastAsia="黑体" w:asciiTheme="majorHAnsi" w:hAnsiTheme="majorHAnsi" w:eastAsiaTheme="majorEastAsia" w:cstheme="majorBidi"/>
       <w:b/>
       <w:bCs/>
-      <w:color w:val="4F81BD" w:themeColor="accent1"/>
-      <w:sz w:val="28"/>
+      <w:color w:val="000000"/>
+      <w:sz w:val="24"/>
       <w:szCs w:val="26"/>
     </w:rPr>
   </w:style>
@@ -13366,6 +12909,64 @@
       <w:rFonts w:ascii="宋体" w:hAnsi="宋体" w:eastAsia="宋体"/>
       <w:color w:val="000000"/>
       <w:sz w:val="18"/>
+    </w:rPr>
+  </w:style>
+  <w:style w:type="paragraph" w:styleId="System.Collections.Hashtable.id" w:customStyle="true">
+    <w:name w:val="System.Collections.Hashtable.name"/>
+    <w:basedOn w:val="Normal"/>
+    <w:pPr>
+      <w:jc w:val="center"/>
+    </w:pPr>
+    <w:rPr>
+      <w:rFonts w:ascii="黑体" w:hAnsi="黑体" w:eastAsia="黑体"/>
+      <w:b/>
+      <w:color w:val="000000"/>
+      <w:sz w:val="52"/>
+    </w:rPr>
+  </w:style>
+  <w:style w:type="paragraph" w:styleId="CoverSubtitle" w:customStyle="true">
+    <w:name w:val="封面副标题"/>
+    <w:basedOn w:val="Normal"/>
+    <w:next w:val="CoverInfo"/>
+    <w:pPr>
+      <w:keepNext/>
+      <w:spacing w:after="1200"/>
+      <w:jc w:val="center"/>
+    </w:pPr>
+    <w:rPr>
+      <w:rFonts w:ascii="黑体" w:hAnsi="黑体" w:eastAsia="黑体"/>
+      <w:color w:val="000000"/>
+      <w:sz w:val="32"/>
+    </w:rPr>
+  </w:style>
+  <w:style w:type="paragraph" w:styleId="CoverInfo" w:customStyle="true">
+    <w:name w:val="封面信息"/>
+    <w:basedOn w:val="Normal"/>
+    <w:next w:val="CoverInfo"/>
+    <w:pPr>
+      <w:spacing w:after="160"/>
+      <w:jc w:val="center"/>
+    </w:pPr>
+    <w:rPr>
+      <w:rFonts w:ascii="宋体" w:hAnsi="宋体" w:eastAsia="宋体"/>
+      <w:color w:val="000000"/>
+      <w:sz w:val="28"/>
+    </w:rPr>
+  </w:style>
+  <w:style w:type="paragraph" w:styleId="CoverTitle" w:customStyle="true">
+    <w:name w:val="封面标题"/>
+    <w:basedOn w:val="Normal"/>
+    <w:next w:val="CoverSubtitle"/>
+    <w:pPr>
+      <w:keepNext xmlns:w="http://schemas.openxmlformats.org/wordprocessingml/2006/main" w:val="1"/>
+      <w:spacing w:before="960" w:after="240"/>
+      <w:jc w:val="center"/>
+    </w:pPr>
+    <w:rPr>
+      <w:rFonts w:ascii="黑体" w:hAnsi="黑体" w:eastAsia="黑体"/>
+      <w:b/>
+      <w:color w:val="000000"/>
+      <w:sz w:val="52"/>
     </w:rPr>
   </w:style>
 </w:styles>
